--- a/documentation/DujmovAndela-diplomski.docx
+++ b/documentation/DujmovAndela-diplomski.docx
@@ -548,39 +548,7 @@
           <w:sz w:val="28"/>
           <w:szCs w:val="28"/>
         </w:rPr>
-        <w:t xml:space="preserve">Split, </w:t>
-      </w:r>
-      <w:r>
-        <w:rPr>
-          <w:rFonts w:cs="Times New Roman"/>
-          <w:sz w:val="28"/>
-          <w:szCs w:val="28"/>
-        </w:rPr>
-        <w:t>lipanj</w:t>
-      </w:r>
-      <w:r>
-        <w:rPr>
-          <w:rFonts w:cs="Times New Roman"/>
-          <w:sz w:val="28"/>
-          <w:szCs w:val="28"/>
-        </w:rPr>
-        <w:t xml:space="preserve"> </w:t>
-      </w:r>
-      <w:r>
-        <w:rPr>
-          <w:rFonts w:cs="Times New Roman"/>
-          <w:sz w:val="28"/>
-          <w:szCs w:val="28"/>
-        </w:rPr>
-        <w:t>2026</w:t>
-      </w:r>
-      <w:r>
-        <w:rPr>
-          <w:rFonts w:cs="Times New Roman"/>
-          <w:sz w:val="28"/>
-          <w:szCs w:val="28"/>
-        </w:rPr>
-        <w:t>.</w:t>
+        <w:t>Split, lipanj 2026.</w:t>
       </w:r>
       <w:r>
         <w:rPr/>
@@ -790,16 +758,7 @@
           <w:sz w:val="32"/>
           <w:szCs w:val="32"/>
         </w:rPr>
-        <w:t>Na</w:t>
-      </w:r>
-      <w:r>
-        <w:rPr>
-          <w:rFonts w:cs="Times New Roman"/>
-          <w:color w:val="000000" w:themeColor="text1"/>
-          <w:sz w:val="32"/>
-          <w:szCs w:val="32"/>
-        </w:rPr>
-        <w:t>predno prospajanje u računalnim mrežama</w:t>
+        <w:t>Napredno prospajanje u računalnim mrežama</w:t>
       </w:r>
     </w:p>
     <w:p>
@@ -985,14 +944,6 @@
           <w:szCs w:val="28"/>
         </w:rPr>
         <w:tab/>
-      </w:r>
-      <w:r>
-        <w:rPr>
-          <w:rFonts w:cs="Times New Roman"/>
-          <w:color w:val="000000" w:themeColor="text1"/>
-          <w:sz w:val="28"/>
-          <w:szCs w:val="28"/>
-        </w:rPr>
         <w:t>Anđela Dujmov</w:t>
       </w:r>
     </w:p>
@@ -1294,39 +1245,7 @@
           <w:sz w:val="28"/>
           <w:szCs w:val="28"/>
         </w:rPr>
-        <w:t xml:space="preserve">Split, </w:t>
-      </w:r>
-      <w:r>
-        <w:rPr>
-          <w:rFonts w:cs="Times New Roman"/>
-          <w:sz w:val="28"/>
-          <w:szCs w:val="28"/>
-        </w:rPr>
-        <w:t>lipanj</w:t>
-      </w:r>
-      <w:r>
-        <w:rPr>
-          <w:rFonts w:cs="Times New Roman"/>
-          <w:sz w:val="28"/>
-          <w:szCs w:val="28"/>
-        </w:rPr>
-        <w:t xml:space="preserve"> </w:t>
-      </w:r>
-      <w:r>
-        <w:rPr>
-          <w:rFonts w:cs="Times New Roman"/>
-          <w:sz w:val="28"/>
-          <w:szCs w:val="28"/>
-        </w:rPr>
-        <w:t>2026</w:t>
-      </w:r>
-      <w:r>
-        <w:rPr>
-          <w:rFonts w:cs="Times New Roman"/>
-          <w:sz w:val="28"/>
-          <w:szCs w:val="28"/>
-        </w:rPr>
-        <w:t>.</w:t>
+        <w:t>Split, lipanj 2026.</w:t>
       </w:r>
     </w:p>
     <w:p>
@@ -1380,6 +1299,7 @@
             <w:rPr>
               <w:webHidden/>
               <w:rStyle w:val="IndexLink"/>
+              <w:vanish w:val="false"/>
             </w:rPr>
             <w:instrText> TOC \z \o "1-3" \u \h</w:instrText>
           </w:r>
@@ -1387,6 +1307,7 @@
             <w:rPr>
               <w:webHidden/>
               <w:rStyle w:val="IndexLink"/>
+              <w:vanish w:val="false"/>
             </w:rPr>
             <w:fldChar w:fldCharType="separate"/>
           </w:r>
@@ -1394,13 +1315,6 @@
             <w:r>
               <w:rPr>
                 <w:webHidden/>
-                <w:rStyle w:val="IndexLink"/>
-              </w:rPr>
-              <w:t>Sažetak</w:t>
-            </w:r>
-            <w:r>
-              <w:rPr>
-                <w:webHidden/>
               </w:rPr>
               <w:fldChar w:fldCharType="begin"/>
             </w:r>
@@ -1418,9 +1332,11 @@
             </w:r>
             <w:r>
               <w:rPr>
+                <w:webHidden/>
                 <w:rStyle w:val="IndexLink"/>
                 <w:vanish w:val="false"/>
               </w:rPr>
+              <w:t>Sažetak</w:t>
               <w:tab/>
               <w:t>1</w:t>
             </w:r>
@@ -1449,6 +1365,7 @@
               <w:rPr>
                 <w:webHidden/>
                 <w:rStyle w:val="IndexLink"/>
+                <w:vanish w:val="false"/>
               </w:rPr>
               <w:t>1.</w:t>
             </w:r>
@@ -1520,6 +1437,7 @@
               <w:rPr>
                 <w:webHidden/>
                 <w:rStyle w:val="IndexLink"/>
+                <w:vanish w:val="false"/>
               </w:rPr>
               <w:t>2.</w:t>
             </w:r>
@@ -1593,6 +1511,7 @@
               <w:rPr>
                 <w:webHidden/>
                 <w:rStyle w:val="IndexLink"/>
+                <w:vanish w:val="false"/>
               </w:rPr>
               <w:t>2.1.</w:t>
             </w:r>
@@ -1666,6 +1585,7 @@
               <w:rPr>
                 <w:webHidden/>
                 <w:rStyle w:val="IndexLink"/>
+                <w:vanish w:val="false"/>
               </w:rPr>
               <w:t>2.1.1.</w:t>
             </w:r>
@@ -1740,6 +1660,7 @@
               <w:rPr>
                 <w:webHidden/>
                 <w:rStyle w:val="IndexLink"/>
+                <w:vanish w:val="false"/>
               </w:rPr>
               <w:t>2.1.2.</w:t>
             </w:r>
@@ -1813,6 +1734,7 @@
               <w:rPr>
                 <w:webHidden/>
                 <w:rStyle w:val="IndexLink"/>
+                <w:vanish w:val="false"/>
               </w:rPr>
               <w:t>2.2.</w:t>
             </w:r>
@@ -1885,6 +1807,7 @@
               <w:rPr>
                 <w:webHidden/>
                 <w:rStyle w:val="IndexLink"/>
+                <w:vanish w:val="false"/>
               </w:rPr>
               <w:t>2.3.</w:t>
             </w:r>
@@ -1955,6 +1878,7 @@
               <w:rPr>
                 <w:webHidden/>
                 <w:rStyle w:val="IndexLink"/>
+                <w:vanish w:val="false"/>
               </w:rPr>
               <w:t>3.</w:t>
             </w:r>
@@ -2028,6 +1952,7 @@
               <w:rPr>
                 <w:webHidden/>
                 <w:rStyle w:val="IndexLink"/>
+                <w:vanish w:val="false"/>
               </w:rPr>
               <w:t>3.1.</w:t>
             </w:r>
@@ -2100,6 +2025,7 @@
               <w:rPr>
                 <w:webHidden/>
                 <w:rStyle w:val="IndexLink"/>
+                <w:vanish w:val="false"/>
               </w:rPr>
               <w:t>3.2.</w:t>
             </w:r>
@@ -2173,6 +2099,7 @@
               <w:rPr>
                 <w:webHidden/>
                 <w:rStyle w:val="IndexLink"/>
+                <w:vanish w:val="false"/>
               </w:rPr>
               <w:t>3.2.1.</w:t>
             </w:r>
@@ -2247,6 +2174,7 @@
               <w:rPr>
                 <w:webHidden/>
                 <w:rStyle w:val="IndexLink"/>
+                <w:vanish w:val="false"/>
               </w:rPr>
               <w:t>3.2.2.</w:t>
             </w:r>
@@ -2320,6 +2248,7 @@
               <w:rPr>
                 <w:webHidden/>
                 <w:rStyle w:val="IndexLink"/>
+                <w:vanish w:val="false"/>
               </w:rPr>
               <w:t>3.3.</w:t>
             </w:r>
@@ -2392,6 +2321,7 @@
               <w:rPr>
                 <w:webHidden/>
                 <w:rStyle w:val="IndexLink"/>
+                <w:vanish w:val="false"/>
               </w:rPr>
               <w:t>3.4.</w:t>
             </w:r>
@@ -2464,6 +2394,7 @@
               <w:rPr>
                 <w:webHidden/>
                 <w:rStyle w:val="IndexLink"/>
+                <w:vanish w:val="false"/>
               </w:rPr>
               <w:t>3.5.</w:t>
             </w:r>
@@ -2534,6 +2465,7 @@
               <w:rPr>
                 <w:webHidden/>
                 <w:rStyle w:val="IndexLink"/>
+                <w:vanish w:val="false"/>
               </w:rPr>
               <w:t>4.</w:t>
             </w:r>
@@ -2607,6 +2539,7 @@
               <w:rPr>
                 <w:webHidden/>
                 <w:rStyle w:val="IndexLink"/>
+                <w:vanish w:val="false"/>
               </w:rPr>
               <w:t>4.1.</w:t>
             </w:r>
@@ -2679,6 +2612,7 @@
               <w:rPr>
                 <w:webHidden/>
                 <w:rStyle w:val="IndexLink"/>
+                <w:vanish w:val="false"/>
               </w:rPr>
               <w:t>4.2.</w:t>
             </w:r>
@@ -2751,6 +2685,7 @@
               <w:rPr>
                 <w:webHidden/>
                 <w:rStyle w:val="IndexLink"/>
+                <w:vanish w:val="false"/>
               </w:rPr>
               <w:t>4.3.</w:t>
             </w:r>
@@ -2821,6 +2756,7 @@
               <w:rPr>
                 <w:webHidden/>
                 <w:rStyle w:val="IndexLink"/>
+                <w:vanish w:val="false"/>
               </w:rPr>
               <w:t>5.</w:t>
             </w:r>
@@ -2891,13 +2827,6 @@
             <w:r>
               <w:rPr>
                 <w:webHidden/>
-                <w:rStyle w:val="IndexLink"/>
-              </w:rPr>
-              <w:t>Literatura</w:t>
-            </w:r>
-            <w:r>
-              <w:rPr>
-                <w:webHidden/>
               </w:rPr>
               <w:fldChar w:fldCharType="begin"/>
             </w:r>
@@ -2915,9 +2844,11 @@
             </w:r>
             <w:r>
               <w:rPr>
+                <w:webHidden/>
                 <w:rStyle w:val="IndexLink"/>
                 <w:vanish w:val="false"/>
               </w:rPr>
+              <w:t>Literatura</w:t>
               <w:tab/>
               <w:t>15</w:t>
             </w:r>
@@ -2945,13 +2876,6 @@
             <w:r>
               <w:rPr>
                 <w:webHidden/>
-                <w:rStyle w:val="IndexLink"/>
-              </w:rPr>
-              <w:t>Dodatak</w:t>
-            </w:r>
-            <w:r>
-              <w:rPr>
-                <w:webHidden/>
               </w:rPr>
               <w:fldChar w:fldCharType="begin"/>
             </w:r>
@@ -2969,9 +2893,11 @@
             </w:r>
             <w:r>
               <w:rPr>
+                <w:webHidden/>
                 <w:rStyle w:val="IndexLink"/>
                 <w:vanish w:val="false"/>
               </w:rPr>
+              <w:t>Dodatak</w:t>
               <w:tab/>
               <w:t>16</w:t>
             </w:r>
@@ -3189,7 +3115,9 @@
         </w:rPr>
       </w:pPr>
       <w:r>
-        <w:rPr/>
+        <w:rPr>
+          <w:lang w:val="en-US"/>
+        </w:rPr>
       </w:r>
     </w:p>
     <w:p>
@@ -3268,12 +3196,42 @@
     </w:p>
     <w:p>
       <w:pPr>
+        <w:pStyle w:val="Heading2"/>
+        <w:numPr>
+          <w:ilvl w:val="1"/>
+          <w:numId w:val="2"/>
+        </w:numPr>
+        <w:spacing w:before="480" w:after="280"/>
+        <w:rPr/>
+      </w:pPr>
+      <w:r>
+        <w:rPr/>
+        <w:t>Zašto je mrežna sigurnost važna</w:t>
+      </w:r>
+    </w:p>
+    <w:p>
+      <w:pPr>
         <w:pStyle w:val="TextBody"/>
         <w:rPr/>
       </w:pPr>
       <w:r>
         <w:rPr/>
-        <w:t>Ubrzani razvoj informacijskih i komunikacijskih tehnologija, praćen intenzivnom digitalizacijom poslovnih procesa, značajno je promijenio način funkcioniranja suvremenih organizacija. Sve veća zastupljenost cloud usluga, mobilnih uređaja i rada na daljinu dovela je do postupnog nestajanja tradicionalno jasno definiranih mrežnih granica. Posljedično, sigurnosni izazovi postaju složeniji, a postojeći modeli zaštite sve manje učinkoviti u suočavanju s dinamičnim i sofisticiranim kibernetičkim prijetnjama.</w:t>
+        <w:t>Ubrzani razvoj informacijskih i komunikacijskih tehnologija, praćen intenzivnom digitalizacijom poslovnih procesa, značajno je promijenio način funkcioniranja suvremenih organizacija. Sve veća zastupljenost cloud usluga, mobilnih uređaja te rada na daljinu dovela je do postupnog nestajanja tradicionalno jasno definiranih mrežnih granica. Kao posljedica toga, sigurnosni izazovi postaju sve složeniji, a organizacije su izloženije raznovrsnim i sofisticiranim kibernetičkim prijetnjama.</w:t>
+      </w:r>
+    </w:p>
+    <w:p>
+      <w:pPr>
+        <w:pStyle w:val="Heading2"/>
+        <w:numPr>
+          <w:ilvl w:val="1"/>
+          <w:numId w:val="2"/>
+        </w:numPr>
+        <w:spacing w:before="480" w:after="280"/>
+        <w:rPr/>
+      </w:pPr>
+      <w:r>
+        <w:rPr/>
+        <w:t>Problemi modernih sustava</w:t>
       </w:r>
     </w:p>
     <w:p>
@@ -3283,7 +3241,23 @@
       </w:pPr>
       <w:r>
         <w:rPr/>
-        <w:t>Tradicionalni pristupi sigurnosti informacijskih sustava uvelike se oslanjaju na koncept mrežnog perimetra te pretpostavku povjerenja prema korisnicima i uređajima unutar tog okruženja. Međutim, takav model sve teže odgovara na zahtjeve suvremenog digitalnog okruženja, u kojem pristup resursima često nadilazi fizičke i logičke granice organizacije. U tom kontekstu razvija se koncept Zero Trust Network Security, koji predstavlja temeljni zaokret u razumijevanju i implementaciji sigurnosnih mehanizama.</w:t>
+        <w:t>Suvremeni informacijski sustavi temelje se na distribuiranim arhitekturama poput cloud okruženja, mikroservisa i orkestracijskih platformi kao što je Kubernetes. Iako takvi pristupi omogućuju veću skalabilnost i fleksibilnost, istovremeno uvode dodatnu kompleksnost u upravljanju sigurnošću. Dinamična priroda ovih sustava, česte promjene konfiguracija i velik broj međusobno povezanih komponenti otežavaju implementaciju tradicionalnih sigurnosnih mehanizama te povećavaju potencijalnu površinu napada.</w:t>
+      </w:r>
+    </w:p>
+    <w:p>
+      <w:pPr>
+        <w:pStyle w:val="Heading2"/>
+        <w:numPr>
+          <w:ilvl w:val="1"/>
+          <w:numId w:val="2"/>
+        </w:numPr>
+        <w:spacing w:before="480" w:after="280"/>
+        <w:ind w:hanging="0"/>
+        <w:rPr/>
+      </w:pPr>
+      <w:r>
+        <w:rPr/>
+        <w:t>Cilj rada</w:t>
       </w:r>
     </w:p>
     <w:p>
@@ -3293,17 +3267,17 @@
       </w:pPr>
       <w:r>
         <w:rPr/>
-        <w:t>Zero Trust pristup polazi od pretpostavke da se nijednom korisniku, uređaju ili sustavu ne može vjerovati bez prethodne i kontinuirane provjere, neovisno o njihovoj lokaciji. Naglasak se pritom stavlja na strogu kontrolu pristupa, višeslojnu autentifikaciju, načelo najmanjih privilegija te stalni nadzor i analizu aktivnosti unutar sustava. Takav pristup omogućuje smanjenje rizika od neovlaštenog pristupa i potencijalnih sigurnosnih incidenata.</w:t>
-      </w:r>
-    </w:p>
-    <w:p>
-      <w:pPr>
-        <w:pStyle w:val="TextBody"/>
-        <w:rPr/>
-      </w:pPr>
-      <w:r>
-        <w:rPr/>
-        <w:t>Svrha ovog rada je sustavno prikazati temeljna obilježja i načela Zero Trust modela te analizirati njegovu primjenjivost u suvremenim informacijskim sustavima. Posebna pozornost posvetit će se prednostima i izazovima implementacije ovog pristupa, kao i njegovoj ulozi u unapređenju ukupne razine sigurnosti organizacija u uvjetima sve izraženije digitalne transformacije.</w:t>
+        <w:t>Cilj ovog rada je sustavno prikazati temeljna načela i karakteristike Zero Trust modela te analizirati njegovu primjenjivost u suvremenim informacijskim sustavima. Rad će obuhvatiti pregled ključnih sigurnosnih koncepata, kao i usporedbu s tradicionalnim pristupima mrežnoj sigurnosti.</w:t>
+      </w:r>
+      <w:r>
+        <w:rPr>
+          <w:rStyle w:val="StrongEmphasis"/>
+        </w:rPr>
+        <w:t xml:space="preserve"> </w:t>
+      </w:r>
+      <w:r>
+        <w:rPr/>
+        <w:t>U praktičnom dijelu rada demonstrirat će se implementacija Zero Trust pristupa u modernom okruženju temeljenom na mikroservisnoj arhitekturi. Poseban naglasak stavit će se na primjenu autentifikacijskih i autorizacijskih mehanizama, segmentaciju mreže te nadzor komunikacije između servisa, s ciljem smanjenja sigurnosnih rizika i povećanja otpornosti sustava.</w:t>
       </w:r>
     </w:p>
     <w:p>
@@ -3340,31 +3314,23 @@
         <w:spacing w:before="480" w:after="280"/>
         <w:rPr/>
       </w:pPr>
-      <w:bookmarkStart w:id="2" w:name="_Toc213706371"/>
-      <w:r>
-        <w:rPr/>
-        <w:t>Tehnologije/Teoretska podloga</w:t>
-      </w:r>
-      <w:bookmarkEnd w:id="2"/>
-    </w:p>
-    <w:p>
-      <w:pPr>
-        <w:pStyle w:val="Normal"/>
-        <w:rPr/>
-      </w:pPr>
-      <w:r>
-        <w:rPr/>
-        <w:t xml:space="preserve">Lorem ipsum dolor sit amet consectetur adipiscing elit. Quisque faucibus ex sapien vitae pellentesque sem placerat. In id cursus mi pretium tellus duis convallis. Tempus leo eu aenean sed diam urna tempor. Pulvinar vivamus fringilla lacus nec metus bibendum egestas. Iaculis massa nisl malesuada lacinia integer nunc posuere link </w:t>
-      </w:r>
-      <w:r>
-        <w:rPr>
-          <w:rStyle w:val="LinkoviChar"/>
-        </w:rPr>
-        <w:t>https://www.oss.unist.hr</w:t>
-      </w:r>
-      <w:r>
-        <w:rPr/>
-        <w:t>. Ut hendrerit semper vel class aptent taciti sociosqu. Ad litora torquent per conubia nostra inceptos himenaeos.</w:t>
+      <w:r>
+        <w:rPr/>
+        <w:t xml:space="preserve"> </w:t>
+      </w:r>
+      <w:r>
+        <w:rPr/>
+        <w:t>Tehnologije</w:t>
+      </w:r>
+    </w:p>
+    <w:p>
+      <w:pPr>
+        <w:pStyle w:val="Normal"/>
+        <w:rPr/>
+      </w:pPr>
+      <w:r>
+        <w:rPr/>
+        <w:t>U okviru praktičnog dijela rada korišten je skup suvremenih tehnologija koje omogućuju implementaciju i demonstraciju Zero Trust pristupa u distribuiranom sustavu. Odabrane tehnologije obuhvaćaju orkestraciju kontejnera, razvoj aplikacijskih servisa, upravljanje mrežnim prometom te implementaciju sigurnosnih mehanizama unutar mikroservisne arhitekture.</w:t>
       </w:r>
     </w:p>
     <w:p>
@@ -3376,45 +3342,83 @@
         </w:numPr>
         <w:rPr/>
       </w:pPr>
-      <w:bookmarkStart w:id="3" w:name="_Toc213706372"/>
-      <w:r>
-        <w:rPr/>
-        <w:t>Podpoglavlje</w:t>
+      <w:bookmarkStart w:id="2" w:name="_Toc213706372"/>
+      <w:r>
+        <w:rPr/>
+        <w:t>J</w:t>
+      </w:r>
+      <w:bookmarkEnd w:id="2"/>
+      <w:r>
+        <w:rPr/>
+        <w:t xml:space="preserve">ava </w:t>
+      </w:r>
+    </w:p>
+    <w:p>
+      <w:pPr>
+        <w:pStyle w:val="Normal"/>
+        <w:rPr/>
+      </w:pPr>
+      <w:r>
+        <w:rPr/>
+        <w:t>Java je objektno orijentirani programski jezik opće namjene koji se široko koristi u razvoju poslovnih i distribuiranih aplikacij</w:t>
+      </w:r>
+      <w:r>
+        <w:rPr/>
+        <w:t xml:space="preserve">a, </w:t>
+      </w:r>
+      <w:r>
+        <w:rPr/>
+        <w:t>poznata po svojoj portabilnosti, što omogućuje pokretanje aplikacija na različitim platformama putem Java Virtual Machin</w:t>
+      </w:r>
+      <w:r>
+        <w:rPr/>
+        <w:t xml:space="preserve">e (JVM). </w:t>
+      </w:r>
+      <w:r>
+        <w:rPr/>
+        <w:t>Zahvaljujući snažnom ekosustavu, bogatim bibliotekama i dugogodišnjoj stabilnosti, Java je čest izbor za razvoj backend sustava i mikroservisnih arhitektura. Njena robusnost, sigurnosne mogućnosti i podrška za višedretveno programiranje čine je pogodnom za izgradnju skalabilnih i pouzdanih aplikacija u suvremenim informacijskim sustavima.</w:t>
+      </w:r>
+    </w:p>
+    <w:p>
+      <w:pPr>
+        <w:pStyle w:val="Heading2"/>
+        <w:numPr>
+          <w:ilvl w:val="1"/>
+          <w:numId w:val="2"/>
+        </w:numPr>
+        <w:rPr/>
+      </w:pPr>
+      <w:bookmarkStart w:id="3" w:name="_Toc213706375"/>
+      <w:r>
+        <w:rPr/>
+        <w:t>K</w:t>
       </w:r>
       <w:bookmarkEnd w:id="3"/>
-    </w:p>
-    <w:p>
-      <w:pPr>
-        <w:pStyle w:val="Normal"/>
-        <w:rPr/>
-      </w:pPr>
-      <w:r>
-        <w:rPr/>
-        <w:t xml:space="preserve">Lorem ipsum dolor sit amet consectetur adipiscing elit. Quisque faucibus ex sapien vitae pellentesque sem placerat. In id cursus mi pretium tellus duis convallis staza </w:t>
-      </w:r>
-      <w:r>
-        <w:rPr>
-          <w:rStyle w:val="VarijableChar"/>
-        </w:rPr>
-        <w:t>C:\Users\User</w:t>
-      </w:r>
-      <w:r>
-        <w:rPr/>
-        <w:t>. Tempus leo eu aenean sed diam urna tempor. Pulvinar vivamus fringilla lacus nec metus bibendum egestas. Iaculis massa nisl malesuada lacinia integer nunc posuere. Ut hendrerit semper vel class aptent taciti sociosqu (slika 1). Ad litora torquent per conubia nostra inceptos himenaeos.</w:t>
-      </w:r>
-    </w:p>
-    <w:p>
-      <w:pPr>
-        <w:pStyle w:val="Slika"/>
+      <w:r>
+        <w:rPr/>
+        <w:t>ubernetes</w:t>
+      </w:r>
+    </w:p>
+    <w:p>
+      <w:pPr>
+        <w:pStyle w:val="Normal"/>
         <w:rPr/>
       </w:pPr>
       <w:r>
         <w:rPr/>
         <w:drawing>
-          <wp:inline distT="0" distB="0" distL="0" distR="0">
-            <wp:extent cx="3200400" cy="2667000"/>
+          <wp:anchor behindDoc="0" distT="0" distB="0" distL="0" distR="0" simplePos="0" locked="0" layoutInCell="1" allowOverlap="1" relativeHeight="2">
+            <wp:simplePos x="0" y="0"/>
+            <wp:positionH relativeFrom="column">
+              <wp:posOffset>534670</wp:posOffset>
+            </wp:positionH>
+            <wp:positionV relativeFrom="paragraph">
+              <wp:posOffset>24765</wp:posOffset>
+            </wp:positionV>
+            <wp:extent cx="4316095" cy="2943860"/>
             <wp:effectExtent l="0" t="0" r="0" b="0"/>
-            <wp:docPr id="1" name="Picture 1" descr="A grey text with black text&#10;&#10;AI-generated content may be incorrect."/>
+            <wp:wrapSquare wrapText="largest"/>
+            <wp:docPr id="1" name="Image3" descr=""/>
             <wp:cNvGraphicFramePr>
               <a:graphicFrameLocks xmlns:a="http://schemas.openxmlformats.org/drawingml/2006/main" noChangeAspect="1"/>
             </wp:cNvGraphicFramePr>
@@ -3422,7 +3426,7 @@
               <a:graphicData uri="http://schemas.openxmlformats.org/drawingml/2006/picture">
                 <pic:pic xmlns:pic="http://schemas.openxmlformats.org/drawingml/2006/picture">
                   <pic:nvPicPr>
-                    <pic:cNvPr id="1" name="Picture 1" descr="A grey text with black text&#10;&#10;AI-generated content may be incorrect."/>
+                    <pic:cNvPr id="1" name="Image3" descr=""/>
                     <pic:cNvPicPr>
                       <a:picLocks noChangeAspect="1" noChangeArrowheads="1"/>
                     </pic:cNvPicPr>
@@ -3436,7 +3440,7 @@
                   <pic:spPr bwMode="auto">
                     <a:xfrm>
                       <a:off x="0" y="0"/>
-                      <a:ext cx="3200400" cy="2667000"/>
+                      <a:ext cx="4316095" cy="2943860"/>
                     </a:xfrm>
                     <a:prstGeom prst="rect">
                       <a:avLst/>
@@ -3445,35 +3449,55 @@
                 </pic:pic>
               </a:graphicData>
             </a:graphic>
-          </wp:inline>
+          </wp:anchor>
         </w:drawing>
       </w:r>
     </w:p>
     <w:p>
       <w:pPr>
-        <w:pStyle w:val="Slika"/>
-        <w:rPr/>
-      </w:pPr>
-      <w:r>
-        <w:rPr>
-          <w:b/>
-          <w:bCs/>
-        </w:rPr>
-        <w:t>Slika 1</w:t>
-      </w:r>
-      <w:r>
-        <w:rPr/>
-        <w:t>: Naziv slike</w:t>
-      </w:r>
-    </w:p>
-    <w:p>
-      <w:pPr>
-        <w:pStyle w:val="Normal"/>
-        <w:rPr/>
-      </w:pPr>
-      <w:r>
-        <w:rPr/>
-        <w:t>Lorem ipsum dolor sit amet consectetur adipiscing elit. Quisque faucibus ex sapien vitae pellentesque sem placerat. In id cursus mi pretium tellus duis convallis. Tempus leo eu aenean sed diam urna tempor. Pulvinar vivamus fringilla lacus nec metus bibendum egestas. Iaculis massa nisl malesuada lacinia integer nunc posuere. Ut hendrerit semper vel class aptent taciti sociosqu. Ad litora torquent per conubia nostra inceptos himenaeos.</w:t>
+        <w:pStyle w:val="Normal"/>
+        <w:rPr/>
+      </w:pPr>
+      <w:r>
+        <w:rPr/>
+      </w:r>
+    </w:p>
+    <w:p>
+      <w:pPr>
+        <w:pStyle w:val="Normal"/>
+        <w:rPr/>
+      </w:pPr>
+      <w:r>
+        <w:rPr/>
+      </w:r>
+    </w:p>
+    <w:p>
+      <w:pPr>
+        <w:pStyle w:val="Normal"/>
+        <w:rPr/>
+      </w:pPr>
+      <w:r>
+        <w:rPr/>
+      </w:r>
+    </w:p>
+    <w:p>
+      <w:pPr>
+        <w:pStyle w:val="Normal"/>
+        <w:rPr/>
+      </w:pPr>
+      <w:r>
+        <w:rPr/>
+        <w:t>Kubernetes je open-source platforma za orkestraciju kontejnera koja omogućuje automatizirano upravljanje, skaliranje i implementaciju aplikacija u distribuiranim sustavima. Izvorno razvijen od strane Google, Kubernetes je danas jedan od najvažnijih alata u modernom DevOps okruženju.</w:t>
+      </w:r>
+    </w:p>
+    <w:p>
+      <w:pPr>
+        <w:pStyle w:val="Normal"/>
+        <w:rPr/>
+      </w:pPr>
+      <w:r>
+        <w:rPr/>
+        <w:t>Osnovna funkcionalnost Kubernetes platforme uključuje upravljanje kontejnerima, automatsko skaliranje aplikacija, balansiranje opterećenja te osiguravanje visoke dostupnosti sustava. Aplikacije se izvršavaju unutar tzv. podova (pods), koji predstavljaju najmanju jedinicu deploya, dok se komunikacija i upravljanje resursima odvijaju kroz definirane servise i kontrolere.</w:t>
       </w:r>
     </w:p>
     <w:p>
@@ -3485,56 +3509,52 @@
         </w:numPr>
         <w:rPr/>
       </w:pPr>
-      <w:bookmarkStart w:id="4" w:name="_Toc213706373"/>
-      <w:r>
-        <w:rPr/>
-        <w:t>Podpoglavlje</w:t>
-      </w:r>
-      <w:bookmarkEnd w:id="4"/>
-    </w:p>
-    <w:p>
-      <w:pPr>
-        <w:pStyle w:val="Normal"/>
-        <w:rPr/>
-      </w:pPr>
-      <w:r>
-        <w:rPr/>
-        <w:t>Lorem ipsum dolor sit amet consectetur adipiscing elit. Quisque faucibus ex sapien vitae pellentesque sem placerat. In id cursus mi pretium tellus duis convallis. Tempus leo eu aenean sed diam urna tempor. Pulvinar vivamus fringilla lacus nec metus bibendum egestas. Iaculis massa nisl malesuada lacinia integer nunc posuere. Ut hendrerit semper vel class aptent taciti sociosqu. Ad litora torquent per conubia nostra inceptos himenaeos.</w:t>
-      </w:r>
-    </w:p>
-    <w:p>
-      <w:pPr>
-        <w:pStyle w:val="Heading3"/>
-        <w:numPr>
-          <w:ilvl w:val="2"/>
-          <w:numId w:val="2"/>
-        </w:numPr>
-        <w:rPr/>
-      </w:pPr>
-      <w:bookmarkStart w:id="5" w:name="_Toc213706374"/>
-      <w:r>
-        <w:rPr/>
-        <w:t>Podpoglavlje</w:t>
-      </w:r>
-      <w:bookmarkEnd w:id="5"/>
-    </w:p>
-    <w:p>
-      <w:pPr>
-        <w:pStyle w:val="Normal"/>
-        <w:rPr/>
-      </w:pPr>
-      <w:r>
-        <w:rPr/>
-        <w:t>Lorem ipsum dolor sit amet consectetur adipiscing elit. Quisque faucibus ex sapien vitae pellentesque sem placerat. In id cursus mi pretium tellus duis convallis. Tempus leo eu aenean sed diam urna tempor. Pulvinar vivamus fringilla lacus nec metus bibendum egestas. Iaculis massa nisl malesuada lacinia integer nunc posuere. Ut hendrerit semper vel class aptent taciti sociosqu. Ad litora torquent per conubia nostra inceptos himenaeos.</w:t>
-      </w:r>
-    </w:p>
-    <w:p>
-      <w:pPr>
-        <w:pStyle w:val="Normal"/>
-        <w:rPr/>
-      </w:pPr>
-      <w:r>
-        <w:rPr/>
+      <w:r>
+        <w:rPr/>
+        <w:t>Minikube</w:t>
+      </w:r>
+    </w:p>
+    <w:p>
+      <w:pPr>
+        <w:pStyle w:val="TextBody"/>
+        <w:spacing w:lineRule="auto" w:line="360"/>
+        <w:rPr/>
+      </w:pPr>
+      <w:r>
+        <w:rPr/>
+        <w:t>Minikube je alat koji omogućuje lokalno pokretanje Kubernetes klastera na jednoj fizičkoj ili virtualnoj mašini. Namijenjen je prvenstveno za razvoj, testiranje i edukaciju, jer omogućuje korisnicima da implementiraju i analiziraju ponašanje Kubernetes okruženja bez potrebe za složenom i distribuiranom infrastrukturom.</w:t>
+      </w:r>
+    </w:p>
+    <w:p>
+      <w:pPr>
+        <w:pStyle w:val="TextBody"/>
+        <w:spacing w:lineRule="auto" w:line="360"/>
+        <w:rPr/>
+      </w:pPr>
+      <w:r>
+        <w:rPr/>
+        <w:t xml:space="preserve">Klaster u kontekstu Kubernetesa predstavlja skup međusobno povezanih računalnih čvorova (engl. </w:t>
+      </w:r>
+      <w:r>
+        <w:rPr>
+          <w:rStyle w:val="Emphasis"/>
+        </w:rPr>
+        <w:t>nodes</w:t>
+      </w:r>
+      <w:r>
+        <w:rPr/>
+        <w:t>) koji zajedno čine jedinstveno okruženje za izvršavanje i upravljanje kontejnerskim aplikacijama. Svaki klaster sastoji se od upravljačkog dijela (control plane), koji je zadužen za donošenje odluka i upravljanje resursima, te radnih čvorova (worker nodes), na kojima se izvršavaju aplikacije unutar tzv. podova (pods).</w:t>
+      </w:r>
+    </w:p>
+    <w:p>
+      <w:pPr>
+        <w:pStyle w:val="TextBody"/>
+        <w:spacing w:lineRule="auto" w:line="360"/>
+        <w:rPr/>
+      </w:pPr>
+      <w:r>
+        <w:rPr/>
+        <w:t>Minikube implementira ovakav klaster u pojednostavljenom obliku, pri čemu se sve komponente izvode na jednom čvoru. Time se omogućuje realistično testiranje konfiguracija, mrežnih pravila i sigurnosnih mehanizama, što je posebno korisno u kontekstu razvoja i validacije Zero Trust pristupa.</w:t>
       </w:r>
     </w:p>
     <w:p>
@@ -3546,41 +3566,37 @@
         </w:numPr>
         <w:rPr/>
       </w:pPr>
-      <w:bookmarkStart w:id="6" w:name="_Toc213706375"/>
-      <w:r>
-        <w:rPr/>
-        <w:t>Podpoglavlje</w:t>
-      </w:r>
-      <w:bookmarkEnd w:id="6"/>
-    </w:p>
-    <w:p>
-      <w:pPr>
-        <w:pStyle w:val="Normal"/>
-        <w:rPr/>
-      </w:pPr>
-      <w:r>
-        <w:rPr/>
-        <w:t>Lorem ipsum dolor sit amet consectetur adipiscing elit. Quisque faucibus ex sapien vitae pellentesque sem placerat. In id cursus mi pretium tellus duis convallis. Tempus leo eu aenean sed diam urna tempor. Pulvinar vivamus fringilla lacus nec metus bibendum egestas. Iaculis massa nisl malesuada lacinia integer nunc posuere. Ut hendrerit semper vel class aptent taciti sociosqu. Ad litora torquent per conubia nostra inceptos himenaeos.</w:t>
-      </w:r>
-    </w:p>
-    <w:p>
-      <w:pPr>
-        <w:pStyle w:val="Normal"/>
-        <w:rPr/>
-      </w:pPr>
-      <w:r>
-        <w:rPr/>
-        <w:t>Lorem ipsum dolor sit amet consectetur adipiscing elit. Quisque faucibus ex sapien vitae pellentesque sem placerat. In id cursus mi pretium tellus duis convallis. Tempus leo eu aenean sed diam urna tempor. Pulvinar vivamus fringilla lacus nec metus bibendum egestas. Iaculis massa nisl malesuada lacinia integer nunc posuere. Ut hendrerit semper vel class aptent taciti sociosqu. Ad litora torquent per conubia nostra inceptos himenaeos.</w:t>
-      </w:r>
-    </w:p>
-    <w:p>
-      <w:pPr>
-        <w:pStyle w:val="Normal"/>
-        <w:rPr/>
-      </w:pPr>
-      <w:r>
-        <w:rPr/>
-        <w:t>Lorem ipsum dolor sit amet consectetur adipiscing elit. Quisque faucibus ex sapien vitae pellentesque sem placerat. In id cursus mi pretium tellus duis convallis. Tempus leo eu aenean sed diam urna tempor. Pulvinar vivamus fringilla lacus nec metus bibendum egestas. Iaculis massa nisl malesuada lacinia integer nunc posuere. Ut hendrerit semper vel class aptent taciti sociosqu. Ad litora torquent per conubia nostra inceptos himenaeos.</w:t>
+      <w:bookmarkStart w:id="4" w:name="_Toc213706376"/>
+      <w:r>
+        <w:rPr/>
+        <w:t>S</w:t>
+      </w:r>
+      <w:bookmarkEnd w:id="4"/>
+      <w:r>
+        <w:rPr/>
+        <w:t>ervice Mesh</w:t>
+      </w:r>
+    </w:p>
+    <w:p>
+      <w:pPr>
+        <w:pStyle w:val="TextBody"/>
+        <w:spacing w:lineRule="auto" w:line="360"/>
+        <w:rPr/>
+      </w:pPr>
+      <w:r>
+        <w:rPr/>
+        <w:t>Service Mesh predstavlja infrastrukturni sloj unutar mikroservisne arhitekture koji je zadužen za upravljanje komunikacijom između servisa. Njegova osnovna svrha je omogućiti sigurnu, pouzdanu i kontroliranu razmjenu podataka između distribuiranih komponenti sustava, bez potrebe za implementacijom tih funkcionalnosti unutar same aplikacijske logike.</w:t>
+      </w:r>
+    </w:p>
+    <w:p>
+      <w:pPr>
+        <w:pStyle w:val="TextBody"/>
+        <w:spacing w:lineRule="auto" w:line="360"/>
+        <w:rPr/>
+      </w:pPr>
+      <w:r>
+        <w:rPr/>
+        <w:t>S obzirom na njegovu složenost i značaj u kontekstu modernih distribuiranih sustava, service mesh će u okviru ovog rada biti obrađen kao zasebna tematska cjelina. U ovom poglavlju daje se samo kratki pregled njegove uloge, dok će se detaljna analiza arhitekture, principa rada i primjene u sigurnosnim modelima, uključujući Zero Trust pristup, razmatrati u zasebnom poglavlju.</w:t>
       </w:r>
     </w:p>
     <w:p>
@@ -3590,28 +3606,6 @@
           <w:ilvl w:val="1"/>
           <w:numId w:val="2"/>
         </w:numPr>
-        <w:rPr/>
-      </w:pPr>
-      <w:bookmarkStart w:id="7" w:name="_Toc213706376"/>
-      <w:r>
-        <w:rPr/>
-        <w:t>Podpoglavlje</w:t>
-      </w:r>
-      <w:bookmarkEnd w:id="7"/>
-    </w:p>
-    <w:p>
-      <w:pPr>
-        <w:pStyle w:val="Normal"/>
-        <w:rPr/>
-      </w:pPr>
-      <w:r>
-        <w:rPr/>
-        <w:t>Lorem ipsum dolor sit amet consectetur adipiscing elit. Quisque faucibus ex sapien vitae pellentesque sem placerat. In id cursus mi pretium tellus duis convallis. Tempus leo eu aenean sed diam urna tempor. Pulvinar vivamus fringilla lacus nec metus bibendum egestas. Iaculis massa nisl malesuada lacinia integer nunc posuere. Ut hendrerit semper vel class aptent taciti sociosqu. Ad litora torquent per conubia nostra inceptos himenaeos.</w:t>
-      </w:r>
-    </w:p>
-    <w:p>
-      <w:pPr>
-        <w:pStyle w:val="Normal"/>
         <w:spacing w:lineRule="auto" w:line="259" w:before="0" w:after="160"/>
         <w:ind w:hanging="0"/>
         <w:jc w:val="left"/>
@@ -3619,87 +3613,214 @@
           <w:rFonts w:ascii="Arial" w:hAnsi="Arial" w:eastAsia="等线 Light" w:cs="Times New Roman" w:cstheme="majorBidi" w:eastAsiaTheme="majorEastAsia"/>
           <w:b/>
           <w:b/>
-          <w:sz w:val="36"/>
-          <w:szCs w:val="40"/>
-        </w:rPr>
-      </w:pPr>
-      <w:r>
-        <w:rPr>
-          <w:rFonts w:eastAsia="等线 Light" w:cs="Times New Roman" w:cstheme="majorBidi" w:eastAsiaTheme="majorEastAsia" w:ascii="Arial" w:hAnsi="Arial"/>
+          <w:sz w:val="28"/>
+          <w:szCs w:val="28"/>
+        </w:rPr>
+      </w:pPr>
+      <w:bookmarkStart w:id="5" w:name="_Toc2137063762"/>
+      <w:r>
+        <w:rPr>
+          <w:rFonts w:eastAsia="等线 Light" w:cs="Times New Roman" w:cstheme="majorBidi" w:eastAsiaTheme="majorEastAsia"/>
           <w:b/>
-          <w:sz w:val="36"/>
-          <w:szCs w:val="40"/>
-        </w:rPr>
-      </w:r>
-      <w:r>
-        <w:br w:type="page"/>
-      </w:r>
-    </w:p>
-    <w:p>
-      <w:pPr>
-        <w:pStyle w:val="Heading1"/>
-        <w:numPr>
-          <w:ilvl w:val="0"/>
-          <w:numId w:val="2"/>
-        </w:numPr>
-        <w:spacing w:before="480" w:after="280"/>
-        <w:rPr/>
-      </w:pPr>
-      <w:bookmarkStart w:id="8" w:name="_Toc213706377"/>
-      <w:r>
-        <w:rPr/>
-        <w:t>Prikaz praktičnog dijela</w:t>
-      </w:r>
-      <w:bookmarkEnd w:id="8"/>
-    </w:p>
-    <w:p>
-      <w:pPr>
-        <w:pStyle w:val="Normal"/>
-        <w:rPr/>
-      </w:pPr>
-      <w:r>
-        <w:rPr/>
-        <w:t>Lorem ipsum dolor sit amet consectetur adipiscing elit. Quisque faucibus ex sapien vitae pellentesque sem placerat. In id cursus mi pretium tellus duis convallis. Tempus leo eu aenean sed diam urna tempor. Pulvinar vivamus fringilla lacus nec metus bibendum egestas. Iaculis massa nisl malesuada lacinia integer nunc posuere. Ut hendrerit semper vel class aptent taciti sociosqu. Ad litora torquent per conubia nostra inceptos himenaeos.</w:t>
-      </w:r>
-    </w:p>
-    <w:p>
-      <w:pPr>
-        <w:pStyle w:val="Heading2"/>
-        <w:numPr>
-          <w:ilvl w:val="1"/>
-          <w:numId w:val="2"/>
-        </w:numPr>
-        <w:rPr/>
-      </w:pPr>
-      <w:bookmarkStart w:id="9" w:name="_Toc213706378"/>
-      <w:r>
-        <w:rPr/>
-        <w:t>Podpoglavlje</w:t>
-      </w:r>
-      <w:bookmarkEnd w:id="9"/>
-    </w:p>
-    <w:p>
-      <w:pPr>
-        <w:pStyle w:val="Normal"/>
-        <w:rPr/>
-      </w:pPr>
-      <w:r>
-        <w:rPr/>
-        <w:t>Lorem ipsum dolor sit amet consectetur adipiscing elit. Quisque faucibus ex sapien vitae pellentesque sem placerat. In id cursus mi pretium tellus duis convallis. Tempus leo eu aenean sed diam urna tempor. Pulvinar vivamus fringilla lacus nec metus bibendum egestas. Iaculis massa nisl malesuada lacinia integer nunc posuere. Ut hendrerit semper vel class aptent taciti sociosqu. Ad litora torquent per conubia nostra inceptos himenaeos (slika 2).</w:t>
-      </w:r>
-    </w:p>
-    <w:p>
-      <w:pPr>
-        <w:pStyle w:val="Slika"/>
-        <w:rPr/>
-      </w:pPr>
-      <w:r>
-        <w:rPr/>
+          <w:sz w:val="28"/>
+          <w:szCs w:val="28"/>
+        </w:rPr>
+        <w:t>N</w:t>
+      </w:r>
+      <w:bookmarkEnd w:id="5"/>
+      <w:r>
+        <w:rPr>
+          <w:rFonts w:eastAsia="等线 Light" w:cs="Times New Roman" w:cstheme="majorBidi" w:eastAsiaTheme="majorEastAsia"/>
+          <w:b/>
+          <w:sz w:val="28"/>
+          <w:szCs w:val="28"/>
+        </w:rPr>
+        <w:t>ginx</w:t>
+      </w:r>
+    </w:p>
+    <w:p>
+      <w:pPr>
+        <w:pStyle w:val="TextBody"/>
+        <w:spacing w:lineRule="auto" w:line="360" w:before="0" w:after="160"/>
+        <w:ind w:hanging="0"/>
+        <w:jc w:val="left"/>
+        <w:rPr/>
+      </w:pPr>
+      <w:r>
+        <w:rPr>
+          <w:rFonts w:eastAsia="等线 Light" w:cs="Times New Roman" w:ascii="Times New Roman" w:hAnsi="Times New Roman" w:cstheme="majorBidi" w:eastAsiaTheme="majorEastAsia"/>
+          <w:b w:val="false"/>
+          <w:bCs w:val="false"/>
+          <w:sz w:val="24"/>
+          <w:szCs w:val="24"/>
+          <w:u w:val="none"/>
+        </w:rPr>
+        <w:tab/>
+        <w:t>NGINX je visoko performantni web poslužitelj i reverse proxy server koji se široko koristi u modernim mrežnim i distribuiranim arhitekturama. Osnovna funkcija NGINX-a je obrada i usmjeravanje HTTP/HTTPS zahtjeva prema odgovarajućim backend servisima, uz učinkovito upravljanje opterećenjem i resursima sustava.</w:t>
+      </w:r>
+    </w:p>
+    <w:p>
+      <w:pPr>
+        <w:pStyle w:val="TextBody"/>
+        <w:spacing w:lineRule="auto" w:line="360"/>
+        <w:rPr/>
+      </w:pPr>
+      <w:r>
+        <w:rPr/>
+        <w:t>NGINX podržava implementaciju sigurnosnih mehanizama kao što su TLS terminacija, kontrola pristupa te filtriranje zahtjeva, što ga čini važnom komponentom u arhitekturama koje se temelje na distribuiranim servisima i Zero Trust principima.</w:t>
+      </w:r>
+    </w:p>
+    <w:p>
+      <w:pPr>
+        <w:pStyle w:val="TextBody"/>
+        <w:spacing w:lineRule="auto" w:line="360"/>
+        <w:rPr/>
+      </w:pPr>
+      <w:r>
+        <w:rPr/>
+        <w:t>U okviru ovog rada, NGINX se koristi kao ključna infrastrukturalna komponenta za upravljanje mrežnim prometom i izlaganje servisa, dok će se njegova detaljna konfiguracija i implementacija prikazati u praktičnom dijelu rada.</w:t>
+      </w:r>
+    </w:p>
+    <w:p>
+      <w:pPr>
+        <w:pStyle w:val="Normal"/>
+        <w:spacing w:lineRule="auto" w:line="259" w:before="0" w:after="160"/>
+        <w:ind w:hanging="0"/>
+        <w:jc w:val="left"/>
+        <w:rPr/>
+      </w:pPr>
+      <w:r>
+        <w:rPr/>
+        <mc:AlternateContent>
+          <mc:Choice Requires="wps">
+            <w:drawing>
+              <wp:anchor behindDoc="0" distT="0" distB="0" distL="0" distR="0" simplePos="0" locked="0" layoutInCell="1" allowOverlap="1" relativeHeight="6">
+                <wp:simplePos x="0" y="0"/>
+                <wp:positionH relativeFrom="column">
+                  <wp:posOffset>1715770</wp:posOffset>
+                </wp:positionH>
+                <wp:positionV relativeFrom="paragraph">
+                  <wp:posOffset>3444875</wp:posOffset>
+                </wp:positionV>
+                <wp:extent cx="2350135" cy="343535"/>
+                <wp:effectExtent l="0" t="0" r="0" b="0"/>
+                <wp:wrapNone/>
+                <wp:docPr id="2" name="Shape1"/>
+                <a:graphic xmlns:a="http://schemas.openxmlformats.org/drawingml/2006/main">
+                  <a:graphicData uri="http://schemas.microsoft.com/office/word/2010/wordprocessingShape">
+                    <wps:wsp>
+                      <wps:cNvSpPr txBox="1"/>
+                      <wps:spPr>
+                        <a:xfrm>
+                          <a:off x="0" y="0"/>
+                          <a:ext cx="2349360" cy="343080"/>
+                        </a:xfrm>
+                        <a:prstGeom prst="rect">
+                          <a:avLst/>
+                        </a:prstGeom>
+                        <a:noFill/>
+                        <a:ln>
+                          <a:noFill/>
+                        </a:ln>
+                      </wps:spPr>
+                      <wps:txbx>
+                        <w:txbxContent>
+                          <w:p>
+                            <w:pPr>
+                              <w:overflowPunct w:val="false"/>
+                              <w:spacing w:before="0" w:after="0" w:lineRule="auto" w:line="240"/>
+                              <w:ind w:hanging="0"/>
+                              <w:jc w:val="center"/>
+                              <w:rPr/>
+                            </w:pPr>
+                            <w:r>
+                              <w:rPr>
+                                <w:b/>
+                                <w:bCs/>
+                                <w:sz w:val="24"/>
+                                <w:rFonts w:asciiTheme="minorHAnsi" w:cstheme="minorBidi" w:eastAsiaTheme="minorHAnsi" w:hAnsiTheme="minorHAnsi" w:ascii="Times New Roman" w:hAnsi="Times New Roman"/>
+                                <w14:ligatures w14:val="standardContextual"/>
+                              </w:rPr>
+                              <w:t>Slika 1:</w:t>
+                            </w:r>
+                            <w:r>
+                              <w:rPr>
+                                <w:sz w:val="24"/>
+                                <w:rFonts w:asciiTheme="minorHAnsi" w:cstheme="minorBidi" w:eastAsiaTheme="minorHAnsi" w:hAnsiTheme="minorHAnsi" w:ascii="Times New Roman" w:hAnsi="Times New Roman"/>
+                                <w14:ligatures w14:val="standardContextual"/>
+                              </w:rPr>
+                              <w:t xml:space="preserve"> NGINX model</w:t>
+                            </w:r>
+                          </w:p>
+                        </w:txbxContent>
+                      </wps:txbx>
+                      <wps:bodyPr wrap="square" lIns="0" rIns="0" tIns="0" bIns="0">
+                        <a:spAutoFit/>
+                      </wps:bodyPr>
+                    </wps:wsp>
+                  </a:graphicData>
+                </a:graphic>
+              </wp:anchor>
+            </w:drawing>
+          </mc:Choice>
+          <mc:Fallback>
+            <w:pict>
+              <v:shapetype id="_x0000_t202" coordsize="21600,21600" o:spt="202" path="m,l,21600l21600,21600l21600,xe">
+                <v:stroke joinstyle="miter"/>
+                <v:path gradientshapeok="t" o:connecttype="rect"/>
+              </v:shapetype>
+              <v:shape id="shape_0" ID="Shape1" stroked="f" style="position:absolute;margin-left:135.1pt;margin-top:271.25pt;width:184.95pt;height:26.95pt" type="shapetype_202">
+                <v:textbox>
+                  <w:txbxContent>
+                    <w:p>
+                      <w:pPr>
+                        <w:overflowPunct w:val="false"/>
+                        <w:spacing w:before="0" w:after="0" w:lineRule="auto" w:line="240"/>
+                        <w:ind w:hanging="0"/>
+                        <w:jc w:val="center"/>
+                        <w:rPr/>
+                      </w:pPr>
+                      <w:r>
+                        <w:rPr>
+                          <w:b/>
+                          <w:bCs/>
+                          <w:sz w:val="24"/>
+                          <w:rFonts w:asciiTheme="minorHAnsi" w:cstheme="minorBidi" w:eastAsiaTheme="minorHAnsi" w:hAnsiTheme="minorHAnsi" w:ascii="Times New Roman" w:hAnsi="Times New Roman"/>
+                          <w14:ligatures w14:val="standardContextual"/>
+                        </w:rPr>
+                        <w:t>Slika 1:</w:t>
+                      </w:r>
+                      <w:r>
+                        <w:rPr>
+                          <w:sz w:val="24"/>
+                          <w:rFonts w:asciiTheme="minorHAnsi" w:cstheme="minorBidi" w:eastAsiaTheme="minorHAnsi" w:hAnsiTheme="minorHAnsi" w:ascii="Times New Roman" w:hAnsi="Times New Roman"/>
+                          <w14:ligatures w14:val="standardContextual"/>
+                        </w:rPr>
+                        <w:t xml:space="preserve"> NGINX model</w:t>
+                      </w:r>
+                    </w:p>
+                  </w:txbxContent>
+                </v:textbox>
+                <w10:wrap type="square"/>
+                <v:fill o:detectmouseclick="t" on="false"/>
+                <v:stroke color="black" joinstyle="round" endcap="flat"/>
+              </v:shape>
+            </w:pict>
+          </mc:Fallback>
+        </mc:AlternateContent>
         <w:drawing>
-          <wp:inline distT="0" distB="0" distL="0" distR="0">
-            <wp:extent cx="3200400" cy="2667000"/>
+          <wp:anchor behindDoc="0" distT="0" distB="0" distL="0" distR="0" simplePos="0" locked="0" layoutInCell="1" allowOverlap="1" relativeHeight="5">
+            <wp:simplePos x="0" y="0"/>
+            <wp:positionH relativeFrom="column">
+              <wp:posOffset>1382395</wp:posOffset>
+            </wp:positionH>
+            <wp:positionV relativeFrom="paragraph">
+              <wp:posOffset>381000</wp:posOffset>
+            </wp:positionV>
+            <wp:extent cx="2865120" cy="2865120"/>
             <wp:effectExtent l="0" t="0" r="0" b="0"/>
-            <wp:docPr id="2" name="Image1" descr="A grey text with black text&#10;&#10;AI-generated content may be incorrect."/>
+            <wp:wrapSquare wrapText="largest"/>
+            <wp:docPr id="3" name="Image5" descr=""/>
             <wp:cNvGraphicFramePr>
               <a:graphicFrameLocks xmlns:a="http://schemas.openxmlformats.org/drawingml/2006/main" noChangeAspect="1"/>
             </wp:cNvGraphicFramePr>
@@ -3707,7 +3828,7 @@
               <a:graphicData uri="http://schemas.openxmlformats.org/drawingml/2006/picture">
                 <pic:pic xmlns:pic="http://schemas.openxmlformats.org/drawingml/2006/picture">
                   <pic:nvPicPr>
-                    <pic:cNvPr id="2" name="Image1" descr="A grey text with black text&#10;&#10;AI-generated content may be incorrect."/>
+                    <pic:cNvPr id="3" name="Image5" descr=""/>
                     <pic:cNvPicPr>
                       <a:picLocks noChangeAspect="1" noChangeArrowheads="1"/>
                     </pic:cNvPicPr>
@@ -3721,7 +3842,7 @@
                   <pic:spPr bwMode="auto">
                     <a:xfrm>
                       <a:off x="0" y="0"/>
-                      <a:ext cx="3200400" cy="2667000"/>
+                      <a:ext cx="2865120" cy="2865120"/>
                     </a:xfrm>
                     <a:prstGeom prst="rect">
                       <a:avLst/>
@@ -3730,45 +3851,42 @@
                 </pic:pic>
               </a:graphicData>
             </a:graphic>
-          </wp:inline>
+          </wp:anchor>
         </w:drawing>
       </w:r>
-    </w:p>
-    <w:p>
-      <w:pPr>
-        <w:pStyle w:val="Slika"/>
-        <w:rPr/>
-      </w:pPr>
-      <w:r>
-        <w:rPr>
-          <w:b/>
-          <w:bCs/>
-        </w:rPr>
-        <w:t>Slika 2</w:t>
-      </w:r>
-      <w:r>
-        <w:rPr/>
-        <w:t>: Naziv slike</w:t>
-      </w:r>
-    </w:p>
-    <w:p>
-      <w:pPr>
-        <w:pStyle w:val="Normal"/>
-        <w:rPr/>
-      </w:pPr>
-      <w:r>
-        <w:rPr/>
-        <w:t>Lorem ipsum dolor sit amet consectetur adipiscing elit. Quisque faucibus ex sapien vitae pellentesque sem placerat. In id cursus mi pretium tellus duis convallis. Tempus leo eu aenean sed diam urna tempor. Pulvinar vivamus fringilla lacus nec metus bibendum egestas. Iaculis massa nisl malesuada lacinia integer nunc posuere. Ut hendrerit semper vel class aptent taciti sociosqu. Ad litora torquent per conubia nostra inceptos himenaeos.</w:t>
-      </w:r>
-    </w:p>
-    <w:p>
-      <w:pPr>
-        <w:pStyle w:val="Normal"/>
-        <w:rPr/>
-      </w:pPr>
-      <w:r>
-        <w:rPr/>
-        <w:t>Lorem ipsum dolor sit amet consectetur adipiscing elit. Quisque faucibus ex sapien vitae pellentesque sem placerat. In id cursus mi pretium tellus duis convallis. Tempus leo eu aenean sed diam urna tempor. Pulvinar vivamus fringilla lacus nec metus bibendum egestas. Iaculis massa nisl malesuada lacinia integer nunc posuere. Ut hendrerit semper vel class aptent taciti sociosqu. Ad litora torquent per conubia nostra inceptos himenaeos.</w:t>
+      <w:r>
+        <w:br w:type="page"/>
+      </w:r>
+    </w:p>
+    <w:p>
+      <w:pPr>
+        <w:pStyle w:val="Heading1"/>
+        <w:numPr>
+          <w:ilvl w:val="0"/>
+          <w:numId w:val="2"/>
+        </w:numPr>
+        <w:spacing w:before="480" w:after="280"/>
+        <w:rPr/>
+      </w:pPr>
+      <w:bookmarkStart w:id="6" w:name="_Toc213706377"/>
+      <w:r>
+        <w:rPr/>
+        <w:t xml:space="preserve"> </w:t>
+      </w:r>
+      <w:bookmarkEnd w:id="6"/>
+      <w:r>
+        <w:rPr/>
+        <w:t>Evolucija mrežne sigurnosti</w:t>
+      </w:r>
+    </w:p>
+    <w:p>
+      <w:pPr>
+        <w:pStyle w:val="Normal"/>
+        <w:rPr/>
+      </w:pPr>
+      <w:r>
+        <w:rPr/>
+        <w:t>Razvoj mrežne sigurnosti usko je povezan s promjenama u arhitekturi informacijskih sustava i načinu korištenja digitalnih resursa. Od centraliziranih i statičnih mrežnih okruženja, sigurnosni modeli evoluirali su prema distribuiranim, dinamičnim i visoko povezanima sustavima, što je dovelo do potrebe za novim pristupima zaštiti podataka i infrastrukture.</w:t>
       </w:r>
     </w:p>
     <w:p>
@@ -3780,45 +3898,48 @@
         </w:numPr>
         <w:rPr/>
       </w:pPr>
-      <w:bookmarkStart w:id="10" w:name="_Toc213706379"/>
-      <w:r>
-        <w:rPr/>
-        <w:t>Podpoglavlje</w:t>
-      </w:r>
-      <w:bookmarkEnd w:id="10"/>
-    </w:p>
-    <w:p>
-      <w:pPr>
-        <w:pStyle w:val="Normal"/>
-        <w:rPr/>
-      </w:pPr>
-      <w:r>
-        <w:rPr/>
-        <w:t>Lorem ipsum dolor sit amet consectetur adipiscing elit. Quisque faucibus ex sapien vitae pellentesque sem placerat. In id cursus mi pretium tellus duis convallis. Tempus leo eu aenean sed diam urna tempor. Pulvinar vivamus fringilla lacus nec metus bibendum egestas. Iaculis massa nisl malesuada lacinia integer nunc posuere. Ut hendrerit semper vel class aptent taciti sociosqu. Ad litora torquent per conubia nostra inceptos himenaeos.</w:t>
-      </w:r>
-    </w:p>
-    <w:p>
-      <w:pPr>
-        <w:pStyle w:val="Normal"/>
-        <w:rPr/>
-      </w:pPr>
-      <w:r>
-        <w:rPr/>
-        <w:t>Lorem ipsum dolor sit amet consectetur adipiscing elit. Quisque faucibus ex sapien vitae pellentesque sem placerat. In id cursus mi pretium tellus duis convallis. Tempus leo eu aenean sed diam urna tempor (slika 3). Pulvinar vivamus fringilla lacus nec metus bibendum egestas. Iaculis massa nisl malesuada lacinia integer nunc posuere. Ut hendrerit semper vel class aptent taciti sociosqu. Ad litora torquent per conubia nostra inceptos himenaeos.</w:t>
+      <w:bookmarkStart w:id="7" w:name="_Toc213706378"/>
+      <w:r>
+        <w:rPr/>
+        <w:t>T</w:t>
+      </w:r>
+      <w:bookmarkEnd w:id="7"/>
+      <w:r>
+        <w:rPr/>
+        <w:t>radicionalni model</w:t>
+      </w:r>
+    </w:p>
+    <w:p>
+      <w:pPr>
+        <w:pStyle w:val="Normal"/>
+        <w:spacing w:lineRule="auto" w:line="360"/>
+        <w:rPr/>
+      </w:pPr>
+      <w:r>
+        <w:rPr/>
+        <w:t>Tradicionalni model mrežne sigurnosti, često opisan kao “castle-and-moat” pristup, temelji se na konceptu perimetarske zaštite informacijskog sustava. U takvom modelu sigurnosni mehanizmi, poput vatrozida i VPN rješenja, koncentrirani su na granici mreže s ciljem sprječavanja neovlaštenog pristupa iz vanjskih izvora, dok se unutar mreže pretpostavlja implicitno povjerenje u korisnike, uređaje i servise.</w:t>
       </w:r>
     </w:p>
     <w:p>
       <w:pPr>
         <w:pStyle w:val="Slika"/>
-        <w:rPr/>
-      </w:pPr>
-      <w:r>
-        <w:rPr/>
+        <w:spacing w:lineRule="auto" w:line="360"/>
+        <w:rPr/>
+      </w:pPr>
+      <w:r>
         <w:drawing>
-          <wp:inline distT="0" distB="0" distL="0" distR="0">
-            <wp:extent cx="3200400" cy="2667000"/>
+          <wp:anchor behindDoc="0" distT="0" distB="0" distL="0" distR="0" simplePos="0" locked="0" layoutInCell="1" allowOverlap="1" relativeHeight="3">
+            <wp:simplePos x="0" y="0"/>
+            <wp:positionH relativeFrom="column">
+              <wp:posOffset>186690</wp:posOffset>
+            </wp:positionH>
+            <wp:positionV relativeFrom="paragraph">
+              <wp:posOffset>221615</wp:posOffset>
+            </wp:positionV>
+            <wp:extent cx="5429250" cy="2540000"/>
             <wp:effectExtent l="0" t="0" r="0" b="0"/>
-            <wp:docPr id="3" name="Image2" descr="A grey text with black text&#10;&#10;AI-generated content may be incorrect."/>
+            <wp:wrapSquare wrapText="largest"/>
+            <wp:docPr id="4" name="Image4" descr=""/>
             <wp:cNvGraphicFramePr>
               <a:graphicFrameLocks xmlns:a="http://schemas.openxmlformats.org/drawingml/2006/main" noChangeAspect="1"/>
             </wp:cNvGraphicFramePr>
@@ -3826,7 +3947,7 @@
               <a:graphicData uri="http://schemas.openxmlformats.org/drawingml/2006/picture">
                 <pic:pic xmlns:pic="http://schemas.openxmlformats.org/drawingml/2006/picture">
                   <pic:nvPicPr>
-                    <pic:cNvPr id="3" name="Image2" descr="A grey text with black text&#10;&#10;AI-generated content may be incorrect."/>
+                    <pic:cNvPr id="4" name="Image4" descr=""/>
                     <pic:cNvPicPr>
                       <a:picLocks noChangeAspect="1" noChangeArrowheads="1"/>
                     </pic:cNvPicPr>
@@ -3840,7 +3961,7 @@
                   <pic:spPr bwMode="auto">
                     <a:xfrm>
                       <a:off x="0" y="0"/>
-                      <a:ext cx="3200400" cy="2667000"/>
+                      <a:ext cx="5429250" cy="2540000"/>
                     </a:xfrm>
                     <a:prstGeom prst="rect">
                       <a:avLst/>
@@ -3849,35 +3970,454 @@
                 </pic:pic>
               </a:graphicData>
             </a:graphic>
-          </wp:inline>
+          </wp:anchor>
         </w:drawing>
       </w:r>
-    </w:p>
-    <w:p>
-      <w:pPr>
-        <w:pStyle w:val="Slika"/>
-        <w:rPr/>
-      </w:pPr>
       <w:r>
         <w:rPr>
           <w:b/>
           <w:bCs/>
         </w:rPr>
+        <w:t>Slika 2</w:t>
+      </w:r>
+      <w:r>
+        <w:rPr/>
+        <w:t xml:space="preserve">: </w:t>
+      </w:r>
+      <w:r>
+        <w:rPr/>
+        <w:t>Tradicionalni  model mrezne sigurnosti</w:t>
+      </w:r>
+    </w:p>
+    <w:p>
+      <w:pPr>
+        <w:pStyle w:val="TextBody"/>
+        <w:spacing w:lineRule="auto" w:line="360"/>
+        <w:rPr/>
+      </w:pPr>
+      <w:r>
+        <w:rPr/>
+        <w:t xml:space="preserve">Klasični model mrežne sigurnosti (vidi Sliku </w:t>
+      </w:r>
+      <w:r>
+        <w:rPr/>
+        <w:t>2</w:t>
+      </w:r>
+      <w:r>
+        <w:rPr/>
+        <w:t>) prvenstveno se oslanja na zaštitu granica ili pristupnih točaka mreže. Za pristup zaštićenoj mreži, entitet (bilo korisnik ili sustav) mora pružiti neki oblik autentifikacije. Nakon uspješne autentifikacije, entitetu je omogućeno kretanje kroz sva mrežna područja koja su mu dodijeljena, u skladu s unaprijed definiranom sigurnosnom politikom mreže.</w:t>
+      </w:r>
+    </w:p>
+    <w:p>
+      <w:pPr>
+        <w:pStyle w:val="TextBody"/>
+        <w:spacing w:lineRule="auto" w:line="360"/>
+        <w:rPr/>
+      </w:pPr>
+      <w:r>
+        <w:rPr/>
+        <w:t>Ovaj sigurnosni model može biti odgovarajući za zaštitu mreža koje ne sadrže osjetljive informacije. Međutim, većina organizacija danas pohranjuje različite vrste osjetljivih podataka, poput osobnih podataka korisnika, medicinske dokumentacije pacijenata, poslovnih tajni, poreznih evidencija i pravnih dokumenata, među ostalim.</w:t>
+      </w:r>
+    </w:p>
+    <w:p>
+      <w:pPr>
+        <w:pStyle w:val="Heading2"/>
+        <w:numPr>
+          <w:ilvl w:val="1"/>
+          <w:numId w:val="2"/>
+        </w:numPr>
+        <w:rPr/>
+      </w:pPr>
+      <w:bookmarkStart w:id="8" w:name="_Toc213706379"/>
+      <w:bookmarkEnd w:id="8"/>
+      <w:r>
+        <w:rPr/>
+        <w:t>Cloud i mikroservisi</w:t>
+      </w:r>
+    </w:p>
+    <w:p>
+      <w:pPr>
+        <w:pStyle w:val="Normal"/>
+        <w:rPr/>
+      </w:pPr>
+      <w:r>
+        <w:rPr/>
+        <w:t>Razvoj cloud računarstva i mikroservisnih arhitektura predstavlja jednu od ključnih promjena u modernim informacijskim sustavima, s izravnim utjecajem na sigurnosne modele i načine upravljanja aplikacijama. Cloud okruženja omogućuju isporuku računalnih resursa (poslužitelji, pohrana, baze podataka i aplikacijske usluge) putem interneta, uz visoku razinu skalabilnosti, fleksibilnosti i dostupnosti.</w:t>
+      </w:r>
+    </w:p>
+    <w:p>
+      <w:pPr>
+        <w:pStyle w:val="TextBody"/>
+        <w:spacing w:lineRule="auto" w:line="360"/>
+        <w:rPr/>
+      </w:pPr>
+      <w:r>
+        <w:rPr/>
+        <w:t>U takvom modelu resursi više nisu vezani uz fizičku infrastrukturu unutar organizacije, već se distribuiraju kroz različite pružatelje usluga i geografske lokacije. To uvodi dinamičnost u infrastrukturu, gdje se resursi mogu automatski skalirati, premještati i rekonfigurirati ovisno o opterećenju i poslovnim zahtjevima.</w:t>
+      </w:r>
+    </w:p>
+    <w:p>
+      <w:pPr>
+        <w:pStyle w:val="Normal"/>
+        <w:spacing w:lineRule="auto" w:line="360"/>
+        <w:rPr/>
+      </w:pPr>
+      <w:r>
+        <w:rPr/>
+        <w:drawing>
+          <wp:anchor behindDoc="0" distT="0" distB="0" distL="0" distR="0" simplePos="0" locked="0" layoutInCell="1" allowOverlap="1" relativeHeight="4">
+            <wp:simplePos x="0" y="0"/>
+            <wp:positionH relativeFrom="column">
+              <wp:posOffset>934720</wp:posOffset>
+            </wp:positionH>
+            <wp:positionV relativeFrom="paragraph">
+              <wp:posOffset>31115</wp:posOffset>
+            </wp:positionV>
+            <wp:extent cx="3677285" cy="3385820"/>
+            <wp:effectExtent l="0" t="0" r="0" b="0"/>
+            <wp:wrapNone/>
+            <wp:docPr id="5" name="Image1" descr=""/>
+            <wp:cNvGraphicFramePr>
+              <a:graphicFrameLocks xmlns:a="http://schemas.openxmlformats.org/drawingml/2006/main" noChangeAspect="1"/>
+            </wp:cNvGraphicFramePr>
+            <a:graphic xmlns:a="http://schemas.openxmlformats.org/drawingml/2006/main">
+              <a:graphicData uri="http://schemas.openxmlformats.org/drawingml/2006/picture">
+                <pic:pic xmlns:pic="http://schemas.openxmlformats.org/drawingml/2006/picture">
+                  <pic:nvPicPr>
+                    <pic:cNvPr id="5" name="Image1" descr=""/>
+                    <pic:cNvPicPr>
+                      <a:picLocks noChangeAspect="1" noChangeArrowheads="1"/>
+                    </pic:cNvPicPr>
+                  </pic:nvPicPr>
+                  <pic:blipFill>
+                    <a:blip r:embed="rId8"/>
+                    <a:stretch>
+                      <a:fillRect/>
+                    </a:stretch>
+                  </pic:blipFill>
+                  <pic:spPr bwMode="auto">
+                    <a:xfrm>
+                      <a:off x="0" y="0"/>
+                      <a:ext cx="3677285" cy="3385820"/>
+                    </a:xfrm>
+                    <a:prstGeom prst="rect">
+                      <a:avLst/>
+                    </a:prstGeom>
+                  </pic:spPr>
+                </pic:pic>
+              </a:graphicData>
+            </a:graphic>
+          </wp:anchor>
+        </w:drawing>
+      </w:r>
+    </w:p>
+    <w:p>
+      <w:pPr>
+        <w:pStyle w:val="Normal"/>
+        <w:rPr/>
+      </w:pPr>
+      <w:r>
+        <w:rPr/>
+      </w:r>
+    </w:p>
+    <w:p>
+      <w:pPr>
+        <w:pStyle w:val="Normal"/>
+        <w:rPr/>
+      </w:pPr>
+      <w:r>
+        <w:rPr/>
+      </w:r>
+    </w:p>
+    <w:p>
+      <w:pPr>
+        <w:pStyle w:val="Normal"/>
+        <w:rPr/>
+      </w:pPr>
+      <w:r>
+        <w:rPr/>
+      </w:r>
+    </w:p>
+    <w:p>
+      <w:pPr>
+        <w:pStyle w:val="Normal"/>
+        <w:rPr/>
+      </w:pPr>
+      <w:r>
+        <w:rPr/>
+      </w:r>
+    </w:p>
+    <w:p>
+      <w:pPr>
+        <w:pStyle w:val="Normal"/>
+        <w:rPr/>
+      </w:pPr>
+      <w:r>
+        <w:rPr/>
+      </w:r>
+    </w:p>
+    <w:p>
+      <w:pPr>
+        <w:pStyle w:val="Normal"/>
+        <w:rPr/>
+      </w:pPr>
+      <w:r>
+        <w:rPr/>
+      </w:r>
+    </w:p>
+    <w:p>
+      <w:pPr>
+        <w:pStyle w:val="Normal"/>
+        <w:rPr/>
+      </w:pPr>
+      <w:r>
+        <w:rPr/>
+      </w:r>
+    </w:p>
+    <w:p>
+      <w:pPr>
+        <w:pStyle w:val="Slika"/>
+        <w:rPr/>
+      </w:pPr>
+      <w:r>
+        <w:rPr>
+          <w:b/>
+          <w:bCs/>
+        </w:rPr>
         <w:t>Slika 3</w:t>
       </w:r>
       <w:r>
         <w:rPr/>
-        <w:t>: Naziv slike</w:t>
-      </w:r>
-    </w:p>
-    <w:p>
-      <w:pPr>
-        <w:pStyle w:val="Normal"/>
-        <w:rPr/>
-      </w:pPr>
-      <w:r>
-        <w:rPr/>
-        <w:t>Lorem ipsum dolor sit amet consectetur adipiscing elit. Quisque faucibus ex sapien vitae pellentesque sem placerat. In id cursus mi pretium tellus duis convallis. Tempus leo eu aenean sed diam urna tempor. Pulvinar vivamus fringilla lacus nec metus bibendum egestas. Iaculis massa nisl malesuada lacinia integer nunc posuere. Ut hendrerit semper vel class aptent taciti sociosqu. Ad litora torquent per conubia nostra inceptos himenaeos.</w:t>
+        <w:t xml:space="preserve">: </w:t>
+      </w:r>
+      <w:r>
+        <w:rPr/>
+        <w:t>Arhitektura cloud okruženja</w:t>
+      </w:r>
+    </w:p>
+    <w:p>
+      <w:pPr>
+        <w:pStyle w:val="Normal"/>
+        <w:rPr/>
+      </w:pPr>
+      <w:r>
+        <w:rPr/>
+        <w:t>Paralelno s razvojem clouda, sve veću primjenu imaju mikroservisne arhitekture, koje aplikacije razlažu na skup manjih, neovisnih servisa. Svaki mikroservis obavlja specifičnu funkcionalnost i komunicira s drugim servisima putem mrežnih protokola, najčešće REST ili gRPC sučelja. Ovakav pristup omogućuje veću modularnost, lakše održavanje i neovisno skaliranje pojedinih komponenti sustava.</w:t>
+      </w:r>
+    </w:p>
+    <w:p>
+      <w:pPr>
+        <w:pStyle w:val="Slika"/>
+        <w:rPr/>
+      </w:pPr>
+      <w:r>
+        <w:rPr/>
+        <w:drawing>
+          <wp:anchor behindDoc="0" distT="0" distB="0" distL="0" distR="0" simplePos="0" locked="0" layoutInCell="1" allowOverlap="1" relativeHeight="7">
+            <wp:simplePos x="0" y="0"/>
+            <wp:positionH relativeFrom="column">
+              <wp:align>center</wp:align>
+            </wp:positionH>
+            <wp:positionV relativeFrom="paragraph">
+              <wp:posOffset>635</wp:posOffset>
+            </wp:positionV>
+            <wp:extent cx="5158105" cy="2805430"/>
+            <wp:effectExtent l="0" t="0" r="0" b="0"/>
+            <wp:wrapSquare wrapText="largest"/>
+            <wp:docPr id="6" name="Image2" descr=""/>
+            <wp:cNvGraphicFramePr>
+              <a:graphicFrameLocks xmlns:a="http://schemas.openxmlformats.org/drawingml/2006/main" noChangeAspect="1"/>
+            </wp:cNvGraphicFramePr>
+            <a:graphic xmlns:a="http://schemas.openxmlformats.org/drawingml/2006/main">
+              <a:graphicData uri="http://schemas.openxmlformats.org/drawingml/2006/picture">
+                <pic:pic xmlns:pic="http://schemas.openxmlformats.org/drawingml/2006/picture">
+                  <pic:nvPicPr>
+                    <pic:cNvPr id="6" name="Image2" descr=""/>
+                    <pic:cNvPicPr>
+                      <a:picLocks noChangeAspect="1" noChangeArrowheads="1"/>
+                    </pic:cNvPicPr>
+                  </pic:nvPicPr>
+                  <pic:blipFill>
+                    <a:blip r:embed="rId9"/>
+                    <a:stretch>
+                      <a:fillRect/>
+                    </a:stretch>
+                  </pic:blipFill>
+                  <pic:spPr bwMode="auto">
+                    <a:xfrm>
+                      <a:off x="0" y="0"/>
+                      <a:ext cx="5158105" cy="2805430"/>
+                    </a:xfrm>
+                    <a:prstGeom prst="rect">
+                      <a:avLst/>
+                    </a:prstGeom>
+                  </pic:spPr>
+                </pic:pic>
+              </a:graphicData>
+            </a:graphic>
+          </wp:anchor>
+        </w:drawing>
+      </w:r>
+    </w:p>
+    <w:p>
+      <w:pPr>
+        <w:pStyle w:val="Slika"/>
+        <w:rPr/>
+      </w:pPr>
+      <w:r>
+        <w:rPr>
+          <w:b/>
+          <w:bCs/>
+        </w:rPr>
+        <w:t xml:space="preserve">Slika </w:t>
+      </w:r>
+      <w:r>
+        <w:rPr>
+          <w:b/>
+          <w:bCs/>
+        </w:rPr>
+        <w:t>4</w:t>
+      </w:r>
+      <w:r>
+        <w:rPr/>
+        <w:t xml:space="preserve">: </w:t>
+      </w:r>
+      <w:r>
+        <w:rPr/>
+        <w:t>Mikroservisna arhitektura</w:t>
+      </w:r>
+    </w:p>
+    <w:p>
+      <w:pPr>
+        <w:pStyle w:val="Normal"/>
+        <w:rPr/>
+      </w:pPr>
+      <w:r>
+        <w:rPr/>
+        <w:t>Microservi</w:t>
+      </w:r>
+      <w:r>
+        <w:rPr/>
+        <w:t>sna</w:t>
+      </w:r>
+      <w:r>
+        <w:rPr/>
+        <w:t xml:space="preserve"> </w:t>
+      </w:r>
+      <w:r>
+        <w:rPr/>
+        <w:t>arhitektura</w:t>
+      </w:r>
+      <w:r>
+        <w:rPr/>
+        <w:t xml:space="preserve"> donosi značajne prednosti u pogledu agilnosti razvoja i otpornosti sustava, ali istovremeno povećava kompleksnost mrežne komunikacije i sigurnosnog upravljanja. Za razliku od monolitne arhitekture, gdje je cjelokupna aplikacijska logika implementirana unutar jedinstvenog sustava i izvršava se kao jedna cjelina, mikroservisna arhitektura razdvaja funkcionalnosti u više neovisnih servisa koji komuniciraju putem mreže. Monolitni pristup pojednostavljuje upravljanje sigurnošću jer se komunikacija odvija unutar istog procesa ili kontroliranog okruženja, dok mikroservisna arhitektura uvodi distribuiranu komunikaciju koja zahtijeva dodatne mehanizme zaštite, autentifikacije i nadzora.</w:t>
+      </w:r>
+    </w:p>
+    <w:p>
+      <w:pPr>
+        <w:pStyle w:val="Heading3"/>
+        <w:numPr>
+          <w:ilvl w:val="0"/>
+          <w:numId w:val="0"/>
+        </w:numPr>
+        <w:ind w:left="907" w:hanging="0"/>
+        <w:rPr/>
+      </w:pPr>
+      <w:r>
+        <w:rPr/>
+      </w:r>
+    </w:p>
+    <w:p>
+      <w:pPr>
+        <w:pStyle w:val="Heading3"/>
+        <w:numPr>
+          <w:ilvl w:val="0"/>
+          <w:numId w:val="0"/>
+        </w:numPr>
+        <w:ind w:left="907" w:hanging="0"/>
+        <w:rPr/>
+      </w:pPr>
+      <w:r>
+        <w:rPr/>
+      </w:r>
+    </w:p>
+    <w:p>
+      <w:pPr>
+        <w:pStyle w:val="Normal"/>
+        <w:ind w:hanging="0"/>
+        <w:rPr/>
+      </w:pPr>
+      <w:r>
+        <w:rPr/>
+      </w:r>
+    </w:p>
+    <w:p>
+      <w:pPr>
+        <w:pStyle w:val="Normal"/>
+        <w:ind w:hanging="0"/>
+        <w:rPr/>
+      </w:pPr>
+      <w:r>
+        <w:rPr/>
+      </w:r>
+    </w:p>
+    <w:p>
+      <w:pPr>
+        <w:pStyle w:val="Normal"/>
+        <w:rPr/>
+      </w:pPr>
+      <w:r>
+        <w:rPr/>
+      </w:r>
+    </w:p>
+    <w:p>
+      <w:pPr>
+        <w:pStyle w:val="Heading2"/>
+        <w:numPr>
+          <w:ilvl w:val="1"/>
+          <w:numId w:val="2"/>
+        </w:numPr>
+        <w:rPr/>
+      </w:pPr>
+      <w:bookmarkStart w:id="9" w:name="_Toc213706382"/>
+      <w:r>
+        <w:rPr/>
+        <w:t>L</w:t>
+      </w:r>
+      <w:bookmarkEnd w:id="9"/>
+      <w:r>
+        <w:rPr/>
+        <w:t>ateralno kretanje napadača</w:t>
+      </w:r>
+    </w:p>
+    <w:p>
+      <w:pPr>
+        <w:pStyle w:val="TextBody"/>
+        <w:spacing w:lineRule="auto" w:line="360"/>
+        <w:rPr/>
+      </w:pPr>
+      <w:r>
+        <w:rPr/>
+        <w:t>Lateralno kretanje predstavlja tehniku koju napadači koriste nakon početnog kompromitiranja sustava, s ciljem širenja pristupa unutar mrežnog okruženja.</w:t>
+      </w:r>
+    </w:p>
+    <w:p>
+      <w:pPr>
+        <w:pStyle w:val="TextBody"/>
+        <w:spacing w:lineRule="auto" w:line="360"/>
+        <w:rPr/>
+      </w:pPr>
+      <w:r>
+        <w:rPr/>
+        <w:t xml:space="preserve">Ovaj proces </w:t>
+      </w:r>
+      <w:r>
+        <w:rPr/>
+        <w:t xml:space="preserve">se </w:t>
+      </w:r>
+      <w:r>
+        <w:rPr/>
+        <w:t>obično odvija kroz tri osnovne faze: izviđanje (reconnaissance, prikupljanje vjerodajnica i eskalaciju privilegija te konačno ostvarivanje pristupa dodatnim računalima unutar mreže.</w:t>
       </w:r>
     </w:p>
     <w:p>
@@ -3887,23 +4427,31 @@
           <w:ilvl w:val="2"/>
           <w:numId w:val="2"/>
         </w:numPr>
-        <w:rPr/>
-      </w:pPr>
-      <w:bookmarkStart w:id="11" w:name="_Toc213706380"/>
-      <w:r>
-        <w:rPr/>
-        <w:t>Podpoglavlje</w:t>
-      </w:r>
-      <w:bookmarkEnd w:id="11"/>
-    </w:p>
-    <w:p>
-      <w:pPr>
-        <w:pStyle w:val="Normal"/>
-        <w:rPr/>
-      </w:pPr>
-      <w:r>
-        <w:rPr/>
-        <w:t>Lorem ipsum dolor sit amet consectetur adipiscing elit. Quisque faucibus ex sapien vitae pellentesque sem placerat. In id cursus mi pretium tellus duis convallis. Tempus leo eu aenean sed diam urna tempor. Pulvinar vivamus fringilla lacus nec metus bibendum egestas. Iaculis massa nisl malesuada lacinia integer nunc posuere. Ut hendrerit semper vel class aptent taciti sociosqu. Ad litora torquent per conubia nostra inceptos himenaeos.</w:t>
+        <w:spacing w:lineRule="auto" w:line="360"/>
+        <w:rPr/>
+      </w:pPr>
+      <w:r>
+        <w:rPr/>
+        <w:t>Izviđanje</w:t>
+      </w:r>
+    </w:p>
+    <w:p>
+      <w:pPr>
+        <w:pStyle w:val="Normal"/>
+        <w:spacing w:lineRule="auto" w:line="360"/>
+        <w:rPr/>
+      </w:pPr>
+      <w:r>
+        <w:rPr/>
+        <w:t xml:space="preserve">U fazi izviđanja napadač analizira mrežno okruženje kako bi prikupio informacije o strukturama sustava, korisnicima i uređajima. Cilj ove faze je razumijevanje topologije mreže, identifikacija kritičnih resursa te prikupljanje tehničkih informacija poput mrežnih konfiguracija, aktivnih veza i dostupnih sustava. U ovoj fazi često se koriste i ugrađeni alati operacijskog sustava, poput mrežnih dijagnostičkih naredbi i administrativnih alata </w:t>
+      </w:r>
+      <w:r>
+        <w:rPr/>
+        <w:t>(kao Netstat, IPConfig/IFConfig, PowerShell)</w:t>
+      </w:r>
+      <w:r>
+        <w:rPr/>
+        <w:t>, kako bi se izbjegla detekcija.</w:t>
       </w:r>
     </w:p>
     <w:p>
@@ -3913,32 +4461,60 @@
           <w:ilvl w:val="2"/>
           <w:numId w:val="2"/>
         </w:numPr>
-        <w:rPr/>
-      </w:pPr>
-      <w:bookmarkStart w:id="12" w:name="_Toc213706381"/>
-      <w:r>
-        <w:rPr/>
-        <w:t>Podpoglavlje</w:t>
-      </w:r>
-      <w:bookmarkEnd w:id="12"/>
-    </w:p>
-    <w:p>
-      <w:pPr>
-        <w:pStyle w:val="Normal"/>
-        <w:rPr/>
-      </w:pPr>
-      <w:r>
-        <w:rPr/>
-        <w:t>Lorem ipsum dolor sit amet consectetur adipiscing elit. Quisque faucibus ex sapien vitae pellentesque sem placerat. In id cursus mi pretium tellus duis convallis. Tempus leo eu aenean sed diam urna tempor. Pulvinar vivamus fringilla lacus nec metus bibendum egestas. Iaculis massa nisl malesuada lacinia integer nunc posuere. Ut hendrerit semper vel class aptent taciti sociosqu. Ad litora torquent per conubia nostra inceptos himenaeos.</w:t>
-      </w:r>
-    </w:p>
-    <w:p>
-      <w:pPr>
-        <w:pStyle w:val="Normal"/>
-        <w:rPr/>
-      </w:pPr>
-      <w:r>
-        <w:rPr/>
+        <w:spacing w:lineRule="auto" w:line="360"/>
+        <w:rPr/>
+      </w:pPr>
+      <w:r>
+        <w:rPr/>
+        <w:t>Prikupljanje vjerodajnica i eskalacija privilegija</w:t>
+      </w:r>
+    </w:p>
+    <w:p>
+      <w:pPr>
+        <w:pStyle w:val="Normal"/>
+        <w:spacing w:lineRule="auto" w:line="360"/>
+        <w:rPr/>
+      </w:pPr>
+      <w:r>
+        <w:rPr/>
+        <w:t>Napadači nastoje doći do valjanih korisničkih podataka kako bi se autentificirali kao legitimni korisnici sustava. To se može postići različitim tehnikama, uključujući socijalni inženjering, krađu hashiranih lozinki, zlouporabu autentifikacijskih tokena te kompromitaciju memorije sustava. Nakon dobivanja vjerodajnica, napadač može eskalirati privilegije i proširiti svoj pristup unutar mreže.</w:t>
+      </w:r>
+    </w:p>
+    <w:p>
+      <w:pPr>
+        <w:pStyle w:val="Heading3"/>
+        <w:numPr>
+          <w:ilvl w:val="2"/>
+          <w:numId w:val="2"/>
+        </w:numPr>
+        <w:spacing w:lineRule="auto" w:line="360"/>
+        <w:rPr/>
+      </w:pPr>
+      <w:r>
+        <w:rPr/>
+        <w:t>Eskalacija privilegija</w:t>
+      </w:r>
+    </w:p>
+    <w:p>
+      <w:pPr>
+        <w:pStyle w:val="Normal"/>
+        <w:spacing w:lineRule="auto" w:line="360"/>
+        <w:rPr/>
+      </w:pPr>
+      <w:r>
+        <w:rPr/>
+        <w:t>U završnoj fazi napadač koristi dobivene pristupne podatke za kretanje kroz mrežu i kompromitaciju dodatnih sustava, sve dok ne dođe do željenih podataka ili kritičnih resursa. Ovakvo ponašanje često je teško detektirati jer se može maskirati kao legitimna mrežna aktivnost, posebno kada se koriste ugrađeni administrativni alati i valjane korisničke sesije.</w:t>
+      </w:r>
+    </w:p>
+    <w:p>
+      <w:pPr>
+        <w:pStyle w:val="TextBody"/>
+        <w:spacing w:lineRule="auto" w:line="360"/>
+        <w:rPr/>
+      </w:pPr>
+      <w:r>
+        <w:rPr/>
+        <w:t>Zbog sve veće kompleksnosti modernih mreža i korištenja distribuiranih sustava, lateralno kretanje predstavlja jednu od ključnih faza u razvoju kibernetičkog napada te značajan izazov za sigurnosne mehanizme.</w:t>
       </w:r>
     </w:p>
     <w:p>
@@ -3950,143 +4526,16 @@
         </w:numPr>
         <w:rPr/>
       </w:pPr>
-      <w:bookmarkStart w:id="13" w:name="_Toc213706382"/>
-      <w:r>
-        <w:rPr/>
-        <w:t>Podpoglavlje</w:t>
-      </w:r>
-      <w:bookmarkEnd w:id="13"/>
-    </w:p>
-    <w:p>
-      <w:pPr>
-        <w:pStyle w:val="Normal"/>
-        <w:rPr/>
-      </w:pPr>
-      <w:r>
-        <w:rPr/>
-        <w:t xml:space="preserve">Lorem ipsum dolor sit amet consectetur adipiscing elit. Quisque faucibus ex sapien vitae pellentesque sem placerat. In id cursus mi pretium tellus duis convallis. Tempus leo eu aenean sed diam urna tempor. Pulvinar </w:t>
-      </w:r>
-      <w:r>
-        <w:rPr>
-          <w:rStyle w:val="VarijableChar"/>
-        </w:rPr>
-        <w:t>vivamus</w:t>
-      </w:r>
-      <w:r>
-        <w:rPr/>
-        <w:t xml:space="preserve"> fringilla lacus nec metus bibendum egestas. Iaculis massa nisl malesuada lacinia integer nunc posuere. Ut </w:t>
-      </w:r>
-      <w:r>
-        <w:rPr>
-          <w:rStyle w:val="VarijableChar"/>
-        </w:rPr>
-        <w:t>hendrerit</w:t>
-      </w:r>
-      <w:r>
-        <w:rPr/>
-        <w:t xml:space="preserve"> semper vel class aptent taciti sociosqu. Ad litora torquent per conubia nostra inceptos himenaeos, ispis 1.</w:t>
-      </w:r>
-    </w:p>
-    <w:p>
-      <w:pPr>
-        <w:pStyle w:val="Ispiskoda"/>
-        <w:rPr/>
-      </w:pPr>
-      <w:r>
-        <w:rPr/>
-        <w:t>main( ) {</w:t>
-      </w:r>
-    </w:p>
-    <w:p>
-      <w:pPr>
-        <w:pStyle w:val="Ispiskoda"/>
-        <w:rPr/>
-      </w:pPr>
-      <w:r>
-        <w:rPr/>
-        <w:t xml:space="preserve">        </w:t>
-      </w:r>
-      <w:r>
-        <w:rPr/>
-        <w:t>printf("hello, world");</w:t>
-      </w:r>
-    </w:p>
-    <w:p>
-      <w:pPr>
-        <w:pStyle w:val="Ispiskoda"/>
-        <w:rPr/>
-      </w:pPr>
-      <w:r>
-        <w:rPr/>
-        <w:t>}</w:t>
-      </w:r>
-    </w:p>
-    <w:p>
-      <w:pPr>
-        <w:pStyle w:val="Ispiscaption"/>
-        <w:rPr>
-          <w:b w:val="false"/>
-          <w:b w:val="false"/>
-          <w:bCs/>
-        </w:rPr>
-      </w:pPr>
-      <w:r>
-        <w:rPr/>
-        <w:t>Ispis 1</w:t>
-      </w:r>
-      <w:r>
-        <w:rPr>
-          <w:b w:val="false"/>
-          <w:bCs/>
-        </w:rPr>
-        <w:t>: Naziv koda</w:t>
-      </w:r>
-    </w:p>
-    <w:p>
-      <w:pPr>
-        <w:pStyle w:val="Normal"/>
-        <w:rPr/>
-      </w:pPr>
-      <w:r>
-        <w:rPr/>
-        <w:t>Lorem ipsum dolor sit amet consectetur adipiscing elit. Quisque faucibus ex sapien vitae pellentesque sem placerat. In id cursus mi pretium tellus duis convallis. Tempus leo eu aenean sed diam urna tempor. Pulvinar vivamus fringilla lacus nec metus bibendum egestas. Iaculis massa nisl malesuada lacinia integer nunc posuere. Ut hendrerit semper vel class aptent taciti sociosqu. Ad litora torquent per conubia nostra inceptos himenaeos.</w:t>
-      </w:r>
-    </w:p>
-    <w:p>
-      <w:pPr>
-        <w:pStyle w:val="Normal"/>
-        <w:rPr/>
-      </w:pPr>
-      <w:r>
-        <w:rPr/>
-        <w:t>Lorem ipsum dolor sit amet consectetur adipiscing elit. Quisque faucibus ex sapien vitae pellentesque sem placerat. In id cursus mi pretium tellus duis convallis. Tempus leo eu aenean sed diam urna tempor. Pulvinar vivamus fringilla lacus nec metus bibendum egestas. Iaculis massa nisl malesuada lacinia integer nunc posuere. Ut hendrerit semper vel class aptent taciti sociosqu. Ad litora torquent per conubia nostra inceptos himenaeos.</w:t>
-      </w:r>
-    </w:p>
-    <w:p>
-      <w:pPr>
-        <w:pStyle w:val="Normal"/>
-        <w:rPr/>
-      </w:pPr>
-      <w:r>
-        <w:rPr/>
-        <w:t>Lorem ipsum dolor sit amet consectetur adipiscing elit. Quisque faucibus ex sapien vitae pellentesque sem placerat. In id cursus mi pretium tellus duis convallis. Tempus leo eu aenean sed diam urna tempor. Pulvinar vivamus fringilla lacus nec metus bibendum egestas. Iaculis massa nisl malesuada lacinia integer nunc posuere. Ut hendrerit semper vel class aptent taciti sociosqu. Ad litora torquent per conubia nostra inceptos himenaeos.</w:t>
-      </w:r>
-    </w:p>
-    <w:p>
-      <w:pPr>
-        <w:pStyle w:val="Heading2"/>
-        <w:numPr>
-          <w:ilvl w:val="1"/>
-          <w:numId w:val="2"/>
-        </w:numPr>
-        <w:rPr/>
-      </w:pPr>
-      <w:bookmarkStart w:id="14" w:name="_Toc213706383"/>
-      <w:r>
-        <w:rPr/>
-        <w:t>Podpoglavlje</w:t>
-      </w:r>
-      <w:bookmarkEnd w:id="14"/>
+      <w:bookmarkStart w:id="10" w:name="_Toc213706383"/>
+      <w:bookmarkEnd w:id="10"/>
+      <w:r>
+        <w:rPr/>
+        <w:t>N</w:t>
+      </w:r>
+      <w:r>
+        <w:rPr/>
+        <w:t>astanak Zero Trust modela</w:t>
+      </w:r>
     </w:p>
     <w:p>
       <w:pPr>
@@ -4436,85 +4885,6 @@
         <w:rPr/>
         <w:t>Lorem ipsum dolor sit amet consectetur adipiscing elit. Quisque faucibus ex sapien vitae pellentesque sem placerat. In id cursus mi pretium tellus duis convallis. Tempus leo eu aenean sed diam urna tempor. Pulvinar vivamus fringilla lacus nec metus bibendum egestas. Iaculis massa nisl malesuada lacinia integer nunc posuere. Ut hendrerit semper vel class aptent taciti sociosqu. Ad litora torquent per conubia nostra inceptos himenaeos.</w:t>
       </w:r>
-    </w:p>
-    <w:p>
-      <w:pPr>
-        <w:pStyle w:val="Heading2"/>
-        <w:numPr>
-          <w:ilvl w:val="1"/>
-          <w:numId w:val="2"/>
-        </w:numPr>
-        <w:rPr/>
-      </w:pPr>
-      <w:bookmarkStart w:id="15" w:name="_Toc213706384"/>
-      <w:r>
-        <w:rPr/>
-        <w:t>Podpoglavlje</w:t>
-      </w:r>
-      <w:bookmarkEnd w:id="15"/>
-    </w:p>
-    <w:p>
-      <w:pPr>
-        <w:pStyle w:val="Normal"/>
-        <w:rPr/>
-      </w:pPr>
-      <w:r>
-        <w:rPr/>
-        <w:t>Lorem ipsum dolor sit amet consectetur adipiscing elit. Quisque faucibus ex sapien vitae pellentesque sem placerat. In id cursus mi pretium tellus duis convallis. Tempus leo eu aenean sed diam urna tempor. Pulvinar vivamus fringilla lacus nec metus bibendum egestas. Iaculis massa nisl malesuada lacinia integer nunc posuere. Ut hendrerit semper vel class aptent taciti sociosqu. Ad litora torquent per conubia nostra inceptos himenaeos.</w:t>
-      </w:r>
-    </w:p>
-    <w:p>
-      <w:pPr>
-        <w:pStyle w:val="Normal"/>
-        <w:rPr/>
-      </w:pPr>
-      <w:r>
-        <w:rPr/>
-        <w:t>Lorem ipsum dolor sit amet consectetur adipiscing elit. Quisque faucibus ex sapien vitae pellentesque sem placerat. In id cursus mi pretium tellus duis convallis. Tempus leo eu aenean sed diam urna tempor. Pulvinar vivamus fringilla lacus nec metus bibendum egestas. Iaculis massa nisl malesuada lacinia integer nunc posuere. Ut hendrerit semper vel class aptent taciti sociosqu. Ad litora torquent per conubia nostra inceptos himenaeos.</w:t>
-      </w:r>
-    </w:p>
-    <w:p>
-      <w:pPr>
-        <w:pStyle w:val="Normal"/>
-        <w:rPr/>
-      </w:pPr>
-      <w:r>
-        <w:rPr/>
-        <w:t>Lorem ipsum dolor sit amet consectetur adipiscing elit. Quisque faucibus ex sapien vitae pellentesque sem placerat. In id cursus mi pretium tellus duis convallis. Tempus leo eu aenean sed diam urna tempor. Pulvinar vivamus fringilla lacus nec metus bibendum egestas. Iaculis massa nisl malesuada lacinia integer nunc posuere. Ut hendrerit semper vel class aptent taciti sociosqu. Ad litora torquent per conubia nostra inceptos himenaeos.</w:t>
-      </w:r>
-    </w:p>
-    <w:p>
-      <w:pPr>
-        <w:pStyle w:val="Normal"/>
-        <w:rPr/>
-      </w:pPr>
-      <w:r>
-        <w:rPr/>
-        <w:t>Lorem ipsum dolor sit amet consectetur adipiscing elit. Quisque faucibus ex sapien vitae pellentesque sem placerat. In id cursus mi pretium tellus duis convallis. Tempus leo eu aenean sed diam urna tempor. Pulvinar vivamus fringilla lacus nec metus bibendum egestas. Iaculis massa nisl malesuada lacinia integer nunc posuere. Ut hendrerit semper vel class aptent taciti sociosqu. Ad litora torquent per conubia nostra inceptos himenaeos.</w:t>
-      </w:r>
-    </w:p>
-    <w:p>
-      <w:pPr>
-        <w:pStyle w:val="Normal"/>
-        <w:spacing w:lineRule="auto" w:line="259" w:before="0" w:after="160"/>
-        <w:ind w:hanging="0"/>
-        <w:jc w:val="left"/>
-        <w:rPr>
-          <w:rFonts w:ascii="Arial" w:hAnsi="Arial" w:eastAsia="等线 Light" w:cs="Times New Roman" w:cstheme="majorBidi" w:eastAsiaTheme="majorEastAsia"/>
-          <w:b/>
-          <w:b/>
-          <w:sz w:val="36"/>
-          <w:szCs w:val="40"/>
-        </w:rPr>
-      </w:pPr>
-      <w:r>
-        <w:rPr>
-          <w:rFonts w:eastAsia="等线 Light" w:cs="Times New Roman" w:cstheme="majorBidi" w:eastAsiaTheme="majorEastAsia" w:ascii="Arial" w:hAnsi="Arial"/>
-          <w:b/>
-          <w:sz w:val="36"/>
-          <w:szCs w:val="40"/>
-        </w:rPr>
-      </w:r>
       <w:r>
         <w:br w:type="page"/>
       </w:r>
@@ -4529,12 +4899,16 @@
         <w:spacing w:before="480" w:after="280"/>
         <w:rPr/>
       </w:pPr>
-      <w:bookmarkStart w:id="16" w:name="_Toc213706385"/>
-      <w:r>
-        <w:rPr/>
-        <w:t>Još jedan dio o praktičnom radu</w:t>
-      </w:r>
-      <w:bookmarkEnd w:id="16"/>
+      <w:bookmarkStart w:id="11" w:name="_Toc213706385"/>
+      <w:r>
+        <w:rPr/>
+        <w:t>K</w:t>
+      </w:r>
+      <w:bookmarkEnd w:id="11"/>
+      <w:r>
+        <w:rPr/>
+        <w:t>ubernetes</w:t>
+      </w:r>
     </w:p>
     <w:p>
       <w:pPr>
@@ -4575,12 +4949,16 @@
         </w:numPr>
         <w:rPr/>
       </w:pPr>
-      <w:bookmarkStart w:id="17" w:name="_Toc213706386"/>
-      <w:r>
-        <w:rPr/>
-        <w:t>Podpoglavlje</w:t>
-      </w:r>
-      <w:bookmarkEnd w:id="17"/>
+      <w:bookmarkStart w:id="12" w:name="_Toc213706386"/>
+      <w:r>
+        <w:rPr/>
+        <w:t>O</w:t>
+      </w:r>
+      <w:bookmarkEnd w:id="12"/>
+      <w:r>
+        <w:rPr/>
+        <w:t>snove Kubernetes arhitekture</w:t>
+      </w:r>
     </w:p>
     <w:p>
       <w:pPr>
@@ -4651,12 +5029,16 @@
         </w:numPr>
         <w:rPr/>
       </w:pPr>
-      <w:bookmarkStart w:id="18" w:name="_Toc213706387"/>
-      <w:r>
-        <w:rPr/>
-        <w:t>Podpoglavlje</w:t>
-      </w:r>
-      <w:bookmarkEnd w:id="18"/>
+      <w:bookmarkStart w:id="13" w:name="_Toc213706387"/>
+      <w:r>
+        <w:rPr/>
+        <w:t>S</w:t>
+      </w:r>
+      <w:bookmarkEnd w:id="13"/>
+      <w:r>
+        <w:rPr/>
+        <w:t>igurnosni izazovi</w:t>
+      </w:r>
     </w:p>
     <w:p>
       <w:pPr>
@@ -4697,63 +5079,1187 @@
         </w:numPr>
         <w:rPr/>
       </w:pPr>
-      <w:bookmarkStart w:id="19" w:name="_Toc213706388"/>
-      <w:r>
-        <w:rPr/>
-        <w:t>Podpoglavlje</w:t>
-      </w:r>
-      <w:bookmarkEnd w:id="19"/>
-    </w:p>
-    <w:p>
-      <w:pPr>
-        <w:pStyle w:val="Normal"/>
-        <w:rPr/>
-      </w:pPr>
-      <w:r>
-        <w:rPr/>
-        <w:t>Lorem ipsum dolor sit amet consectetur adipiscing elit. Quisque faucibus ex sapien vitae pellentesque sem placerat. In id cursus mi pretium tellus duis convallis. Tempus leo eu aenean sed diam urna tempor. Pulvinar vivamus fringilla lacus nec metus bibendum egestas. Iaculis massa nisl malesuada lacinia integer nunc posuere. Ut hendrerit semper vel class aptent taciti sociosqu. Ad litora torquent per conubia nostra inceptos himenaeos.</w:t>
-      </w:r>
-    </w:p>
-    <w:p>
-      <w:pPr>
-        <w:pStyle w:val="Normal"/>
-        <w:rPr/>
-      </w:pPr>
-      <w:r>
-        <w:rPr/>
-        <w:t>Lorem ipsum dolor sit amet consectetur adipiscing elit. Quisque faucibus ex sapien vitae pellentesque sem placerat. In id cursus mi pretium tellus duis convallis. Tempus leo eu aenean sed diam urna tempor. Pulvinar vivamus fringilla lacus nec metus bibendum egestas. Iaculis massa nisl malesuada lacinia integer nunc posuere. Ut hendrerit semper vel class aptent taciti sociosqu. Ad litora torquent per conubia nostra inceptos himenaeos.</w:t>
-      </w:r>
-    </w:p>
-    <w:p>
-      <w:pPr>
-        <w:pStyle w:val="Normal"/>
-        <w:rPr/>
-      </w:pPr>
-      <w:r>
-        <w:rPr/>
-        <w:t>Lorem ipsum dolor sit amet consectetur adipiscing elit. Quisque faucibus ex sapien vitae pellentesque sem placerat. In id cursus mi pretium tellus duis convallis. Tempus leo eu aenean sed diam urna tempor. Pulvinar vivamus fringilla lacus nec metus bibendum egestas. Iaculis massa nisl malesuada lacinia integer nunc posuere. Ut hendrerit semper vel class aptent taciti sociosqu. Ad litora torquent per conubia nostra inceptos himenaeos.</w:t>
-      </w:r>
-    </w:p>
-    <w:p>
-      <w:pPr>
-        <w:pStyle w:val="Normal"/>
-        <w:rPr/>
-      </w:pPr>
-      <w:r>
-        <w:rPr/>
-        <w:t>Lorem ipsum dolor sit amet consectetur adipiscing elit. Quisque faucibus ex sapien vitae pellentesque sem placerat. In id cursus mi pretium tellus duis convallis. Tempus leo eu aenean sed diam urna tempor. Pulvinar vivamus fringilla lacus nec metus bibendum egestas. Iaculis massa nisl malesuada lacinia integer nunc posuere. Ut hendrerit semper vel class aptent taciti sociosqu. Ad litora torquent per conubia nostra inceptos himenaeos.</w:t>
-      </w:r>
-    </w:p>
-    <w:p>
-      <w:pPr>
-        <w:pStyle w:val="Normal"/>
+      <w:bookmarkStart w:id="14" w:name="_Toc213706388"/>
+      <w:r>
+        <w:rPr/>
+        <w:t>S</w:t>
+      </w:r>
+      <w:bookmarkEnd w:id="14"/>
+      <w:r>
+        <w:rPr/>
+        <w:t>igurnosni mehanizmi</w:t>
+      </w:r>
+    </w:p>
+    <w:p>
+      <w:pPr>
+        <w:pStyle w:val="Heading2"/>
+        <w:numPr>
+          <w:ilvl w:val="1"/>
+          <w:numId w:val="2"/>
+        </w:numPr>
         <w:spacing w:lineRule="auto" w:line="259" w:before="0" w:after="160"/>
         <w:ind w:hanging="0"/>
         <w:jc w:val="left"/>
         <w:rPr/>
       </w:pPr>
-      <w:r>
-        <w:rPr/>
+      <w:bookmarkStart w:id="15" w:name="_Toc2137063881"/>
+      <w:r>
+        <w:rPr/>
+        <w:t>P</w:t>
+      </w:r>
+      <w:bookmarkEnd w:id="15"/>
+      <w:r>
+        <w:rPr/>
+        <w:t>ogodnost za Zero Trust</w:t>
+      </w:r>
+    </w:p>
+    <w:p>
+      <w:pPr>
+        <w:pStyle w:val="Normal"/>
+        <w:spacing w:lineRule="auto" w:line="259" w:before="0" w:after="160"/>
+        <w:ind w:hanging="0"/>
+        <w:jc w:val="left"/>
+        <w:rPr/>
+      </w:pPr>
+      <w:r>
+        <w:rPr/>
+      </w:r>
+    </w:p>
+    <w:p>
+      <w:pPr>
+        <w:pStyle w:val="Normal"/>
+        <w:spacing w:lineRule="auto" w:line="259" w:before="0" w:after="160"/>
+        <w:ind w:hanging="0"/>
+        <w:jc w:val="left"/>
+        <w:rPr/>
+      </w:pPr>
+      <w:r>
+        <w:rPr/>
+      </w:r>
+    </w:p>
+    <w:p>
+      <w:pPr>
+        <w:pStyle w:val="Normal"/>
+        <w:spacing w:lineRule="auto" w:line="259" w:before="0" w:after="160"/>
+        <w:ind w:hanging="0"/>
+        <w:jc w:val="left"/>
+        <w:rPr/>
+      </w:pPr>
+      <w:r>
+        <w:rPr/>
+      </w:r>
+    </w:p>
+    <w:p>
+      <w:pPr>
+        <w:pStyle w:val="Normal"/>
+        <w:spacing w:lineRule="auto" w:line="259" w:before="0" w:after="160"/>
+        <w:ind w:hanging="0"/>
+        <w:jc w:val="left"/>
+        <w:rPr/>
+      </w:pPr>
+      <w:r>
+        <w:rPr/>
+      </w:r>
+    </w:p>
+    <w:p>
+      <w:pPr>
+        <w:pStyle w:val="Normal"/>
+        <w:spacing w:lineRule="auto" w:line="259" w:before="0" w:after="160"/>
+        <w:ind w:hanging="0"/>
+        <w:jc w:val="left"/>
+        <w:rPr/>
+      </w:pPr>
+      <w:r>
+        <w:rPr/>
+      </w:r>
+    </w:p>
+    <w:p>
+      <w:pPr>
+        <w:pStyle w:val="Normal"/>
+        <w:spacing w:lineRule="auto" w:line="259" w:before="0" w:after="160"/>
+        <w:ind w:hanging="0"/>
+        <w:jc w:val="left"/>
+        <w:rPr/>
+      </w:pPr>
+      <w:r>
+        <w:rPr/>
+      </w:r>
+    </w:p>
+    <w:p>
+      <w:pPr>
+        <w:pStyle w:val="Normal"/>
+        <w:spacing w:lineRule="auto" w:line="259" w:before="0" w:after="160"/>
+        <w:ind w:hanging="0"/>
+        <w:jc w:val="left"/>
+        <w:rPr/>
+      </w:pPr>
+      <w:r>
+        <w:rPr/>
+      </w:r>
+    </w:p>
+    <w:p>
+      <w:pPr>
+        <w:pStyle w:val="Normal"/>
+        <w:spacing w:lineRule="auto" w:line="259" w:before="0" w:after="160"/>
+        <w:ind w:hanging="0"/>
+        <w:jc w:val="left"/>
+        <w:rPr/>
+      </w:pPr>
+      <w:r>
+        <w:rPr/>
+      </w:r>
+    </w:p>
+    <w:p>
+      <w:pPr>
+        <w:pStyle w:val="Normal"/>
+        <w:spacing w:lineRule="auto" w:line="259" w:before="0" w:after="160"/>
+        <w:ind w:hanging="0"/>
+        <w:jc w:val="left"/>
+        <w:rPr/>
+      </w:pPr>
+      <w:r>
+        <w:rPr/>
+      </w:r>
+    </w:p>
+    <w:p>
+      <w:pPr>
+        <w:pStyle w:val="Normal"/>
+        <w:spacing w:lineRule="auto" w:line="259" w:before="0" w:after="160"/>
+        <w:ind w:hanging="0"/>
+        <w:jc w:val="left"/>
+        <w:rPr/>
+      </w:pPr>
+      <w:r>
+        <w:rPr/>
+      </w:r>
+    </w:p>
+    <w:p>
+      <w:pPr>
+        <w:pStyle w:val="Normal"/>
+        <w:spacing w:lineRule="auto" w:line="259" w:before="0" w:after="160"/>
+        <w:ind w:hanging="0"/>
+        <w:jc w:val="left"/>
+        <w:rPr/>
+      </w:pPr>
+      <w:r>
+        <w:rPr/>
+      </w:r>
+    </w:p>
+    <w:p>
+      <w:pPr>
+        <w:pStyle w:val="Normal"/>
+        <w:spacing w:lineRule="auto" w:line="259" w:before="0" w:after="160"/>
+        <w:ind w:hanging="0"/>
+        <w:jc w:val="left"/>
+        <w:rPr/>
+      </w:pPr>
+      <w:r>
+        <w:rPr/>
+      </w:r>
+    </w:p>
+    <w:p>
+      <w:pPr>
+        <w:pStyle w:val="Normal"/>
+        <w:spacing w:lineRule="auto" w:line="259" w:before="0" w:after="160"/>
+        <w:ind w:hanging="0"/>
+        <w:jc w:val="left"/>
+        <w:rPr/>
+      </w:pPr>
+      <w:r>
+        <w:rPr/>
+      </w:r>
+    </w:p>
+    <w:p>
+      <w:pPr>
+        <w:pStyle w:val="Normal"/>
+        <w:spacing w:lineRule="auto" w:line="259" w:before="0" w:after="160"/>
+        <w:ind w:hanging="0"/>
+        <w:jc w:val="left"/>
+        <w:rPr/>
+      </w:pPr>
+      <w:r>
+        <w:rPr/>
+      </w:r>
+    </w:p>
+    <w:p>
+      <w:pPr>
+        <w:pStyle w:val="Normal"/>
+        <w:spacing w:lineRule="auto" w:line="259" w:before="0" w:after="160"/>
+        <w:ind w:hanging="0"/>
+        <w:jc w:val="left"/>
+        <w:rPr/>
+      </w:pPr>
+      <w:r>
+        <w:rPr/>
+      </w:r>
+    </w:p>
+    <w:p>
+      <w:pPr>
+        <w:pStyle w:val="Normal"/>
+        <w:spacing w:lineRule="auto" w:line="259" w:before="0" w:after="160"/>
+        <w:ind w:hanging="0"/>
+        <w:jc w:val="left"/>
+        <w:rPr/>
+      </w:pPr>
+      <w:r>
+        <w:rPr/>
+      </w:r>
+    </w:p>
+    <w:p>
+      <w:pPr>
+        <w:pStyle w:val="Normal"/>
+        <w:spacing w:lineRule="auto" w:line="259" w:before="0" w:after="160"/>
+        <w:ind w:hanging="0"/>
+        <w:jc w:val="left"/>
+        <w:rPr/>
+      </w:pPr>
+      <w:r>
+        <w:rPr/>
+      </w:r>
+    </w:p>
+    <w:p>
+      <w:pPr>
+        <w:pStyle w:val="Normal"/>
+        <w:spacing w:lineRule="auto" w:line="259" w:before="0" w:after="160"/>
+        <w:ind w:hanging="0"/>
+        <w:jc w:val="left"/>
+        <w:rPr/>
+      </w:pPr>
+      <w:r>
+        <w:rPr/>
+      </w:r>
+    </w:p>
+    <w:p>
+      <w:pPr>
+        <w:pStyle w:val="Normal"/>
+        <w:spacing w:lineRule="auto" w:line="259" w:before="0" w:after="160"/>
+        <w:ind w:hanging="0"/>
+        <w:jc w:val="left"/>
+        <w:rPr/>
+      </w:pPr>
+      <w:r>
+        <w:rPr/>
+      </w:r>
+    </w:p>
+    <w:p>
+      <w:pPr>
+        <w:pStyle w:val="Normal"/>
+        <w:spacing w:lineRule="auto" w:line="259" w:before="0" w:after="160"/>
+        <w:ind w:hanging="0"/>
+        <w:jc w:val="left"/>
+        <w:rPr/>
+      </w:pPr>
+      <w:r>
+        <w:rPr/>
+      </w:r>
+      <w:r>
+        <w:br w:type="page"/>
+      </w:r>
+    </w:p>
+    <w:p>
+      <w:pPr>
+        <w:pStyle w:val="Heading1"/>
+        <w:numPr>
+          <w:ilvl w:val="0"/>
+          <w:numId w:val="2"/>
+        </w:numPr>
+        <w:spacing w:lineRule="auto" w:line="259" w:before="480" w:after="280"/>
+        <w:ind w:hanging="0"/>
+        <w:jc w:val="left"/>
+        <w:rPr/>
+      </w:pPr>
+      <w:r>
+        <w:rPr/>
+        <w:t>m</w:t>
+      </w:r>
+      <w:r>
+        <w:rPr/>
+        <w:t>TLS protokol</w:t>
+      </w:r>
+    </w:p>
+    <w:p>
+      <w:pPr>
+        <w:pStyle w:val="Heading2"/>
+        <w:numPr>
+          <w:ilvl w:val="1"/>
+          <w:numId w:val="2"/>
+        </w:numPr>
+        <w:spacing w:lineRule="auto" w:line="259" w:before="0" w:after="160"/>
+        <w:ind w:hanging="0"/>
+        <w:jc w:val="left"/>
+        <w:rPr/>
+      </w:pPr>
+      <w:r>
+        <w:rPr/>
+        <w:t>Š</w:t>
+      </w:r>
+      <w:r>
+        <w:rPr/>
+        <w:t>to je TLS</w:t>
+      </w:r>
+    </w:p>
+    <w:p>
+      <w:pPr>
+        <w:pStyle w:val="Heading2"/>
+        <w:numPr>
+          <w:ilvl w:val="1"/>
+          <w:numId w:val="2"/>
+        </w:numPr>
+        <w:spacing w:lineRule="auto" w:line="259" w:before="0" w:after="160"/>
+        <w:ind w:hanging="0"/>
+        <w:jc w:val="left"/>
+        <w:rPr/>
+      </w:pPr>
+      <w:r>
+        <w:rPr/>
+        <w:t>TLS vs mTLS</w:t>
+      </w:r>
+    </w:p>
+    <w:p>
+      <w:pPr>
+        <w:pStyle w:val="Heading2"/>
+        <w:numPr>
+          <w:ilvl w:val="1"/>
+          <w:numId w:val="2"/>
+        </w:numPr>
+        <w:spacing w:lineRule="auto" w:line="259" w:before="0" w:after="160"/>
+        <w:ind w:hanging="0"/>
+        <w:jc w:val="left"/>
+        <w:rPr/>
+      </w:pPr>
+      <w:r>
+        <w:rPr/>
+        <w:t xml:space="preserve">TLS </w:t>
+      </w:r>
+      <w:r>
+        <w:rPr/>
+        <w:t>handshake</w:t>
+      </w:r>
+    </w:p>
+    <w:p>
+      <w:pPr>
+        <w:pStyle w:val="Heading2"/>
+        <w:numPr>
+          <w:ilvl w:val="1"/>
+          <w:numId w:val="2"/>
+        </w:numPr>
+        <w:spacing w:lineRule="auto" w:line="259" w:before="0" w:after="160"/>
+        <w:ind w:hanging="0"/>
+        <w:jc w:val="left"/>
+        <w:rPr/>
+      </w:pPr>
+      <w:r>
+        <w:rPr/>
+        <w:t>Certifikati</w:t>
+      </w:r>
+      <w:r>
+        <w:br w:type="page"/>
+      </w:r>
+    </w:p>
+    <w:p>
+      <w:pPr>
+        <w:pStyle w:val="Heading1"/>
+        <w:numPr>
+          <w:ilvl w:val="0"/>
+          <w:numId w:val="2"/>
+        </w:numPr>
+        <w:spacing w:lineRule="auto" w:line="259" w:before="480" w:after="280"/>
+        <w:ind w:hanging="0"/>
+        <w:jc w:val="left"/>
+        <w:rPr/>
+      </w:pPr>
+      <w:r>
+        <w:rPr/>
+        <w:t>PKI infrastruktura</w:t>
+      </w:r>
+    </w:p>
+    <w:p>
+      <w:pPr>
+        <w:pStyle w:val="Heading2"/>
+        <w:numPr>
+          <w:ilvl w:val="1"/>
+          <w:numId w:val="2"/>
+        </w:numPr>
+        <w:spacing w:lineRule="auto" w:line="259" w:before="0" w:after="160"/>
+        <w:ind w:hanging="0"/>
+        <w:jc w:val="left"/>
+        <w:rPr/>
+      </w:pPr>
+      <w:r>
+        <w:rPr/>
+        <w:t>Š</w:t>
+      </w:r>
+      <w:r>
+        <w:rPr/>
+        <w:t xml:space="preserve">to je </w:t>
+      </w:r>
+      <w:r>
+        <w:rPr/>
+        <w:t>PKI</w:t>
+      </w:r>
+    </w:p>
+    <w:p>
+      <w:pPr>
+        <w:pStyle w:val="Heading2"/>
+        <w:numPr>
+          <w:ilvl w:val="1"/>
+          <w:numId w:val="2"/>
+        </w:numPr>
+        <w:spacing w:lineRule="auto" w:line="259" w:before="0" w:after="160"/>
+        <w:ind w:hanging="0"/>
+        <w:jc w:val="left"/>
+        <w:rPr/>
+      </w:pPr>
+      <w:r>
+        <w:rPr/>
+        <w:t>Certificate Authority</w:t>
+      </w:r>
+    </w:p>
+    <w:p>
+      <w:pPr>
+        <w:pStyle w:val="Heading2"/>
+        <w:numPr>
+          <w:ilvl w:val="1"/>
+          <w:numId w:val="2"/>
+        </w:numPr>
+        <w:spacing w:lineRule="auto" w:line="259" w:before="0" w:after="160"/>
+        <w:ind w:hanging="0"/>
+        <w:jc w:val="left"/>
+        <w:rPr/>
+      </w:pPr>
+      <w:r>
+        <w:rPr/>
+        <w:t>Izdavanje i rotacija certifikata</w:t>
+      </w:r>
+    </w:p>
+    <w:p>
+      <w:pPr>
+        <w:pStyle w:val="Heading2"/>
+        <w:numPr>
+          <w:ilvl w:val="1"/>
+          <w:numId w:val="2"/>
+        </w:numPr>
+        <w:spacing w:lineRule="auto" w:line="259" w:before="0" w:after="160"/>
+        <w:ind w:hanging="0"/>
+        <w:jc w:val="left"/>
+        <w:rPr/>
+      </w:pPr>
+      <w:r>
+        <w:rPr/>
+        <w:t xml:space="preserve">PKI u Kubernetesu </w:t>
+      </w:r>
+    </w:p>
+    <w:p>
+      <w:pPr>
+        <w:pStyle w:val="Heading2"/>
+        <w:numPr>
+          <w:ilvl w:val="1"/>
+          <w:numId w:val="2"/>
+        </w:numPr>
+        <w:spacing w:lineRule="auto" w:line="259" w:before="0" w:after="160"/>
+        <w:ind w:hanging="0"/>
+        <w:jc w:val="left"/>
+        <w:rPr/>
+      </w:pPr>
+      <w:r>
+        <w:rPr/>
+        <w:t>K</w:t>
+      </w:r>
+      <w:r>
+        <w:rPr/>
+        <w:t xml:space="preserve">ako </w:t>
+      </w:r>
+      <w:r>
+        <w:rPr/>
+        <w:t>s</w:t>
+      </w:r>
+      <w:r>
+        <w:rPr/>
+        <w:t>ervic</w:t>
+      </w:r>
+      <w:r>
+        <w:rPr/>
+        <w:t>e</w:t>
+      </w:r>
+      <w:r>
+        <w:rPr/>
+        <w:t xml:space="preserve"> mesh koristi PKI</w:t>
+      </w:r>
+    </w:p>
+    <w:p>
+      <w:pPr>
+        <w:pStyle w:val="Normal"/>
+        <w:spacing w:lineRule="auto" w:line="259" w:before="0" w:after="160"/>
+        <w:ind w:hanging="0"/>
+        <w:jc w:val="left"/>
+        <w:rPr/>
+      </w:pPr>
+      <w:r>
+        <w:rPr/>
+      </w:r>
+    </w:p>
+    <w:p>
+      <w:pPr>
+        <w:pStyle w:val="Normal"/>
+        <w:spacing w:lineRule="auto" w:line="259" w:before="0" w:after="160"/>
+        <w:ind w:hanging="0"/>
+        <w:jc w:val="left"/>
+        <w:rPr/>
+      </w:pPr>
+      <w:r>
+        <w:rPr/>
+      </w:r>
+    </w:p>
+    <w:p>
+      <w:pPr>
+        <w:pStyle w:val="Normal"/>
+        <w:spacing w:lineRule="auto" w:line="259" w:before="0" w:after="160"/>
+        <w:ind w:hanging="0"/>
+        <w:jc w:val="left"/>
+        <w:rPr/>
+      </w:pPr>
+      <w:r>
+        <w:rPr/>
+      </w:r>
+    </w:p>
+    <w:p>
+      <w:pPr>
+        <w:pStyle w:val="Normal"/>
+        <w:spacing w:lineRule="auto" w:line="259" w:before="0" w:after="160"/>
+        <w:ind w:hanging="0"/>
+        <w:jc w:val="left"/>
+        <w:rPr/>
+      </w:pPr>
+      <w:r>
+        <w:rPr/>
+      </w:r>
+    </w:p>
+    <w:p>
+      <w:pPr>
+        <w:pStyle w:val="Normal"/>
+        <w:spacing w:lineRule="auto" w:line="259" w:before="0" w:after="160"/>
+        <w:ind w:hanging="0"/>
+        <w:jc w:val="left"/>
+        <w:rPr/>
+      </w:pPr>
+      <w:r>
+        <w:rPr/>
+      </w:r>
+    </w:p>
+    <w:p>
+      <w:pPr>
+        <w:pStyle w:val="Normal"/>
+        <w:spacing w:lineRule="auto" w:line="259" w:before="0" w:after="160"/>
+        <w:ind w:hanging="0"/>
+        <w:jc w:val="left"/>
+        <w:rPr/>
+      </w:pPr>
+      <w:r>
+        <w:rPr/>
+      </w:r>
+    </w:p>
+    <w:p>
+      <w:pPr>
+        <w:pStyle w:val="Normal"/>
+        <w:spacing w:lineRule="auto" w:line="259" w:before="0" w:after="160"/>
+        <w:ind w:hanging="0"/>
+        <w:jc w:val="left"/>
+        <w:rPr/>
+      </w:pPr>
+      <w:r>
+        <w:rPr/>
+      </w:r>
+    </w:p>
+    <w:p>
+      <w:pPr>
+        <w:pStyle w:val="Normal"/>
+        <w:spacing w:lineRule="auto" w:line="259" w:before="0" w:after="160"/>
+        <w:ind w:hanging="0"/>
+        <w:jc w:val="left"/>
+        <w:rPr/>
+      </w:pPr>
+      <w:r>
+        <w:rPr/>
+      </w:r>
+    </w:p>
+    <w:p>
+      <w:pPr>
+        <w:pStyle w:val="Normal"/>
+        <w:spacing w:lineRule="auto" w:line="259" w:before="0" w:after="160"/>
+        <w:ind w:hanging="0"/>
+        <w:jc w:val="left"/>
+        <w:rPr/>
+      </w:pPr>
+      <w:r>
+        <w:rPr/>
+      </w:r>
+    </w:p>
+    <w:p>
+      <w:pPr>
+        <w:pStyle w:val="Normal"/>
+        <w:spacing w:lineRule="auto" w:line="259" w:before="0" w:after="160"/>
+        <w:ind w:hanging="0"/>
+        <w:jc w:val="left"/>
+        <w:rPr/>
+      </w:pPr>
+      <w:r>
+        <w:rPr/>
+      </w:r>
+    </w:p>
+    <w:p>
+      <w:pPr>
+        <w:pStyle w:val="Normal"/>
+        <w:spacing w:lineRule="auto" w:line="259" w:before="0" w:after="160"/>
+        <w:ind w:hanging="0"/>
+        <w:jc w:val="left"/>
+        <w:rPr/>
+      </w:pPr>
+      <w:r>
+        <w:rPr/>
+      </w:r>
+    </w:p>
+    <w:p>
+      <w:pPr>
+        <w:pStyle w:val="Normal"/>
+        <w:spacing w:lineRule="auto" w:line="259" w:before="0" w:after="160"/>
+        <w:ind w:hanging="0"/>
+        <w:jc w:val="left"/>
+        <w:rPr/>
+      </w:pPr>
+      <w:r>
+        <w:rPr/>
+      </w:r>
+    </w:p>
+    <w:p>
+      <w:pPr>
+        <w:pStyle w:val="Normal"/>
+        <w:spacing w:lineRule="auto" w:line="259" w:before="0" w:after="160"/>
+        <w:ind w:hanging="0"/>
+        <w:jc w:val="left"/>
+        <w:rPr/>
+      </w:pPr>
+      <w:r>
+        <w:rPr/>
+      </w:r>
+    </w:p>
+    <w:p>
+      <w:pPr>
+        <w:pStyle w:val="Normal"/>
+        <w:spacing w:lineRule="auto" w:line="259" w:before="0" w:after="160"/>
+        <w:ind w:hanging="0"/>
+        <w:jc w:val="left"/>
+        <w:rPr/>
+      </w:pPr>
+      <w:r>
+        <w:rPr/>
+      </w:r>
+    </w:p>
+    <w:p>
+      <w:pPr>
+        <w:pStyle w:val="Normal"/>
+        <w:spacing w:lineRule="auto" w:line="259" w:before="0" w:after="160"/>
+        <w:ind w:hanging="0"/>
+        <w:jc w:val="left"/>
+        <w:rPr/>
+      </w:pPr>
+      <w:r>
+        <w:rPr/>
+      </w:r>
+    </w:p>
+    <w:p>
+      <w:pPr>
+        <w:pStyle w:val="Normal"/>
+        <w:spacing w:lineRule="auto" w:line="259" w:before="0" w:after="160"/>
+        <w:ind w:hanging="0"/>
+        <w:jc w:val="left"/>
+        <w:rPr/>
+      </w:pPr>
+      <w:r>
+        <w:rPr/>
+      </w:r>
+    </w:p>
+    <w:p>
+      <w:pPr>
+        <w:pStyle w:val="Normal"/>
+        <w:spacing w:lineRule="auto" w:line="259" w:before="0" w:after="160"/>
+        <w:ind w:hanging="0"/>
+        <w:jc w:val="left"/>
+        <w:rPr/>
+      </w:pPr>
+      <w:r>
+        <w:rPr/>
+      </w:r>
+    </w:p>
+    <w:p>
+      <w:pPr>
+        <w:pStyle w:val="Normal"/>
+        <w:spacing w:lineRule="auto" w:line="259" w:before="0" w:after="160"/>
+        <w:ind w:hanging="0"/>
+        <w:jc w:val="left"/>
+        <w:rPr/>
+      </w:pPr>
+      <w:r>
+        <w:rPr/>
+      </w:r>
+    </w:p>
+    <w:p>
+      <w:pPr>
+        <w:pStyle w:val="Normal"/>
+        <w:spacing w:lineRule="auto" w:line="259" w:before="0" w:after="160"/>
+        <w:ind w:hanging="0"/>
+        <w:jc w:val="left"/>
+        <w:rPr/>
+      </w:pPr>
+      <w:r>
+        <w:rPr/>
+      </w:r>
+    </w:p>
+    <w:p>
+      <w:pPr>
+        <w:pStyle w:val="Normal"/>
+        <w:spacing w:lineRule="auto" w:line="259" w:before="0" w:after="160"/>
+        <w:ind w:hanging="0"/>
+        <w:jc w:val="left"/>
+        <w:rPr/>
+      </w:pPr>
+      <w:r>
+        <w:rPr/>
+      </w:r>
+    </w:p>
+    <w:p>
+      <w:pPr>
+        <w:pStyle w:val="Normal"/>
+        <w:spacing w:lineRule="auto" w:line="259" w:before="0" w:after="160"/>
+        <w:ind w:hanging="0"/>
+        <w:jc w:val="left"/>
+        <w:rPr/>
+      </w:pPr>
+      <w:r>
+        <w:rPr/>
+      </w:r>
+    </w:p>
+    <w:p>
+      <w:pPr>
+        <w:pStyle w:val="Normal"/>
+        <w:spacing w:lineRule="auto" w:line="259" w:before="0" w:after="160"/>
+        <w:ind w:hanging="0"/>
+        <w:jc w:val="left"/>
+        <w:rPr/>
+      </w:pPr>
+      <w:r>
+        <w:rPr/>
+      </w:r>
+      <w:r>
+        <w:br w:type="page"/>
+      </w:r>
+    </w:p>
+    <w:p>
+      <w:pPr>
+        <w:pStyle w:val="Heading1"/>
+        <w:numPr>
+          <w:ilvl w:val="0"/>
+          <w:numId w:val="2"/>
+        </w:numPr>
+        <w:spacing w:lineRule="auto" w:line="259" w:before="480" w:after="280"/>
+        <w:ind w:hanging="0"/>
+        <w:jc w:val="left"/>
+        <w:rPr/>
+      </w:pPr>
+      <w:r>
+        <w:rPr/>
+        <w:t>Service mesh</w:t>
+      </w:r>
+    </w:p>
+    <w:p>
+      <w:pPr>
+        <w:pStyle w:val="Heading2"/>
+        <w:numPr>
+          <w:ilvl w:val="1"/>
+          <w:numId w:val="2"/>
+        </w:numPr>
+        <w:spacing w:lineRule="auto" w:line="259" w:before="0" w:after="160"/>
+        <w:ind w:hanging="0"/>
+        <w:jc w:val="left"/>
+        <w:rPr/>
+      </w:pPr>
+      <w:r>
+        <w:rPr/>
+        <w:t>Š</w:t>
+      </w:r>
+      <w:r>
+        <w:rPr/>
+        <w:t xml:space="preserve">to je </w:t>
+      </w:r>
+      <w:r>
+        <w:rPr/>
+        <w:t>Service mesh</w:t>
+      </w:r>
+    </w:p>
+    <w:p>
+      <w:pPr>
+        <w:pStyle w:val="Heading2"/>
+        <w:numPr>
+          <w:ilvl w:val="1"/>
+          <w:numId w:val="2"/>
+        </w:numPr>
+        <w:spacing w:lineRule="auto" w:line="259" w:before="0" w:after="160"/>
+        <w:ind w:hanging="0"/>
+        <w:jc w:val="left"/>
+        <w:rPr/>
+      </w:pPr>
+      <w:r>
+        <w:rPr/>
+        <w:t>Sidecar proxy</w:t>
+      </w:r>
+    </w:p>
+    <w:p>
+      <w:pPr>
+        <w:pStyle w:val="Heading2"/>
+        <w:numPr>
+          <w:ilvl w:val="1"/>
+          <w:numId w:val="2"/>
+        </w:numPr>
+        <w:spacing w:lineRule="auto" w:line="259" w:before="0" w:after="160"/>
+        <w:ind w:hanging="0"/>
+        <w:jc w:val="left"/>
+        <w:rPr/>
+      </w:pPr>
+      <w:r>
+        <w:rPr/>
+        <w:t>K</w:t>
+      </w:r>
+      <w:r>
+        <w:rPr/>
+        <w:t xml:space="preserve">ontrolna i </w:t>
+      </w:r>
+      <w:r>
+        <w:rPr/>
+        <w:t>p</w:t>
+      </w:r>
+      <w:r>
+        <w:rPr/>
+        <w:t xml:space="preserve">odatkovna </w:t>
+      </w:r>
+      <w:r>
+        <w:rPr/>
+        <w:t>r</w:t>
+      </w:r>
+      <w:r>
+        <w:rPr/>
+        <w:t>avnina</w:t>
+      </w:r>
+    </w:p>
+    <w:p>
+      <w:pPr>
+        <w:pStyle w:val="Heading2"/>
+        <w:numPr>
+          <w:ilvl w:val="1"/>
+          <w:numId w:val="2"/>
+        </w:numPr>
+        <w:spacing w:lineRule="auto" w:line="259" w:before="0" w:after="160"/>
+        <w:ind w:hanging="0"/>
+        <w:jc w:val="left"/>
+        <w:rPr/>
+      </w:pPr>
+      <w:r>
+        <w:rPr/>
+        <w:t>Istio ili Linkerd</w:t>
+      </w:r>
+    </w:p>
+    <w:p>
+      <w:pPr>
+        <w:pStyle w:val="Normal"/>
+        <w:spacing w:lineRule="auto" w:line="259" w:before="0" w:after="160"/>
+        <w:ind w:hanging="0"/>
+        <w:jc w:val="left"/>
+        <w:rPr/>
+      </w:pPr>
+      <w:r>
+        <w:rPr/>
+      </w:r>
+    </w:p>
+    <w:p>
+      <w:pPr>
+        <w:pStyle w:val="Normal"/>
+        <w:spacing w:lineRule="auto" w:line="259" w:before="0" w:after="160"/>
+        <w:ind w:hanging="0"/>
+        <w:jc w:val="left"/>
+        <w:rPr/>
+      </w:pPr>
+      <w:r>
+        <w:rPr/>
+      </w:r>
+    </w:p>
+    <w:p>
+      <w:pPr>
+        <w:pStyle w:val="Normal"/>
+        <w:spacing w:lineRule="auto" w:line="259" w:before="0" w:after="160"/>
+        <w:ind w:hanging="0"/>
+        <w:jc w:val="left"/>
+        <w:rPr/>
+      </w:pPr>
+      <w:r>
+        <w:rPr/>
+      </w:r>
+    </w:p>
+    <w:p>
+      <w:pPr>
+        <w:pStyle w:val="Normal"/>
+        <w:spacing w:lineRule="auto" w:line="259" w:before="0" w:after="160"/>
+        <w:ind w:hanging="0"/>
+        <w:jc w:val="left"/>
+        <w:rPr/>
+      </w:pPr>
+      <w:r>
+        <w:rPr/>
+      </w:r>
+    </w:p>
+    <w:p>
+      <w:pPr>
+        <w:pStyle w:val="Normal"/>
+        <w:spacing w:lineRule="auto" w:line="259" w:before="0" w:after="160"/>
+        <w:ind w:hanging="0"/>
+        <w:jc w:val="left"/>
+        <w:rPr/>
+      </w:pPr>
+      <w:r>
+        <w:rPr/>
+      </w:r>
+    </w:p>
+    <w:p>
+      <w:pPr>
+        <w:pStyle w:val="Normal"/>
+        <w:spacing w:lineRule="auto" w:line="259" w:before="0" w:after="160"/>
+        <w:ind w:hanging="0"/>
+        <w:jc w:val="left"/>
+        <w:rPr/>
+      </w:pPr>
+      <w:r>
+        <w:rPr/>
+      </w:r>
+    </w:p>
+    <w:p>
+      <w:pPr>
+        <w:pStyle w:val="Normal"/>
+        <w:spacing w:lineRule="auto" w:line="259" w:before="0" w:after="160"/>
+        <w:ind w:hanging="0"/>
+        <w:jc w:val="left"/>
+        <w:rPr/>
+      </w:pPr>
+      <w:r>
+        <w:rPr/>
+      </w:r>
+    </w:p>
+    <w:p>
+      <w:pPr>
+        <w:pStyle w:val="Normal"/>
+        <w:spacing w:lineRule="auto" w:line="259" w:before="0" w:after="160"/>
+        <w:ind w:hanging="0"/>
+        <w:jc w:val="left"/>
+        <w:rPr/>
+      </w:pPr>
+      <w:r>
+        <w:rPr/>
+      </w:r>
+    </w:p>
+    <w:p>
+      <w:pPr>
+        <w:pStyle w:val="Normal"/>
+        <w:spacing w:lineRule="auto" w:line="259" w:before="0" w:after="160"/>
+        <w:ind w:hanging="0"/>
+        <w:jc w:val="left"/>
+        <w:rPr/>
+      </w:pPr>
+      <w:r>
+        <w:rPr/>
+      </w:r>
+    </w:p>
+    <w:p>
+      <w:pPr>
+        <w:pStyle w:val="Normal"/>
+        <w:spacing w:lineRule="auto" w:line="259" w:before="0" w:after="160"/>
+        <w:ind w:hanging="0"/>
+        <w:jc w:val="left"/>
+        <w:rPr/>
+      </w:pPr>
+      <w:r>
+        <w:rPr/>
+      </w:r>
+    </w:p>
+    <w:p>
+      <w:pPr>
+        <w:pStyle w:val="Normal"/>
+        <w:spacing w:lineRule="auto" w:line="259" w:before="0" w:after="160"/>
+        <w:ind w:hanging="0"/>
+        <w:jc w:val="left"/>
+        <w:rPr/>
+      </w:pPr>
+      <w:r>
+        <w:rPr/>
+      </w:r>
+    </w:p>
+    <w:p>
+      <w:pPr>
+        <w:pStyle w:val="Normal"/>
+        <w:spacing w:lineRule="auto" w:line="259" w:before="0" w:after="160"/>
+        <w:ind w:hanging="0"/>
+        <w:jc w:val="left"/>
+        <w:rPr/>
+      </w:pPr>
+      <w:r>
+        <w:rPr/>
+      </w:r>
+    </w:p>
+    <w:p>
+      <w:pPr>
+        <w:pStyle w:val="Normal"/>
+        <w:spacing w:lineRule="auto" w:line="259" w:before="0" w:after="160"/>
+        <w:ind w:hanging="0"/>
+        <w:jc w:val="left"/>
+        <w:rPr/>
+      </w:pPr>
+      <w:r>
+        <w:rPr/>
+      </w:r>
+    </w:p>
+    <w:p>
+      <w:pPr>
+        <w:pStyle w:val="Normal"/>
+        <w:spacing w:lineRule="auto" w:line="259" w:before="0" w:after="160"/>
+        <w:ind w:hanging="0"/>
+        <w:jc w:val="left"/>
+        <w:rPr/>
+      </w:pPr>
+      <w:r>
+        <w:rPr/>
+      </w:r>
+    </w:p>
+    <w:p>
+      <w:pPr>
+        <w:pStyle w:val="Normal"/>
+        <w:spacing w:lineRule="auto" w:line="259" w:before="0" w:after="160"/>
+        <w:ind w:hanging="0"/>
+        <w:jc w:val="left"/>
+        <w:rPr/>
+      </w:pPr>
+      <w:r>
+        <w:rPr/>
+      </w:r>
+    </w:p>
+    <w:p>
+      <w:pPr>
+        <w:pStyle w:val="Normal"/>
+        <w:spacing w:lineRule="auto" w:line="259" w:before="0" w:after="160"/>
+        <w:ind w:hanging="0"/>
+        <w:jc w:val="left"/>
+        <w:rPr/>
+      </w:pPr>
+      <w:r>
+        <w:rPr/>
+      </w:r>
+    </w:p>
+    <w:p>
+      <w:pPr>
+        <w:pStyle w:val="Normal"/>
+        <w:spacing w:lineRule="auto" w:line="259" w:before="0" w:after="160"/>
+        <w:ind w:hanging="0"/>
+        <w:jc w:val="left"/>
+        <w:rPr/>
+      </w:pPr>
+      <w:r>
+        <w:rPr/>
+      </w:r>
+    </w:p>
+    <w:p>
+      <w:pPr>
+        <w:pStyle w:val="Normal"/>
+        <w:spacing w:lineRule="auto" w:line="259" w:before="0" w:after="160"/>
+        <w:ind w:hanging="0"/>
+        <w:jc w:val="left"/>
+        <w:rPr/>
+      </w:pPr>
+      <w:r>
+        <w:rPr/>
+      </w:r>
+    </w:p>
+    <w:p>
+      <w:pPr>
+        <w:pStyle w:val="Normal"/>
+        <w:spacing w:lineRule="auto" w:line="259" w:before="0" w:after="160"/>
+        <w:ind w:hanging="0"/>
+        <w:jc w:val="left"/>
+        <w:rPr/>
+      </w:pPr>
+      <w:r>
+        <w:rPr/>
+      </w:r>
+    </w:p>
+    <w:p>
+      <w:pPr>
+        <w:pStyle w:val="Normal"/>
+        <w:spacing w:lineRule="auto" w:line="259" w:before="0" w:after="160"/>
+        <w:ind w:hanging="0"/>
+        <w:jc w:val="left"/>
+        <w:rPr/>
+      </w:pPr>
+      <w:r>
+        <w:rPr/>
+      </w:r>
+    </w:p>
+    <w:p>
+      <w:pPr>
+        <w:pStyle w:val="Normal"/>
+        <w:spacing w:lineRule="auto" w:line="259" w:before="0" w:after="160"/>
+        <w:ind w:hanging="0"/>
+        <w:jc w:val="left"/>
+        <w:rPr/>
+      </w:pPr>
+      <w:r>
+        <w:rPr/>
+      </w:r>
+    </w:p>
+    <w:p>
+      <w:pPr>
+        <w:pStyle w:val="Normal"/>
+        <w:spacing w:lineRule="auto" w:line="259" w:before="0" w:after="160"/>
+        <w:ind w:hanging="0"/>
+        <w:jc w:val="left"/>
+        <w:rPr/>
+      </w:pPr>
+      <w:r>
+        <w:rPr/>
+      </w:r>
+    </w:p>
+    <w:p>
+      <w:pPr>
+        <w:pStyle w:val="Normal"/>
+        <w:spacing w:lineRule="auto" w:line="259" w:before="0" w:after="160"/>
+        <w:ind w:hanging="0"/>
+        <w:jc w:val="left"/>
+        <w:rPr/>
+      </w:pPr>
+      <w:r>
+        <w:rPr/>
+      </w:r>
+      <w:r>
+        <w:br w:type="page"/>
+      </w:r>
+    </w:p>
+    <w:p>
+      <w:pPr>
+        <w:pStyle w:val="Heading1"/>
+        <w:numPr>
+          <w:ilvl w:val="0"/>
+          <w:numId w:val="2"/>
+        </w:numPr>
+        <w:spacing w:lineRule="auto" w:line="259" w:before="480" w:after="280"/>
+        <w:ind w:hanging="0"/>
+        <w:jc w:val="left"/>
+        <w:rPr/>
+      </w:pPr>
+      <w:r>
+        <w:rPr/>
+        <w:t>Implementacija</w:t>
       </w:r>
       <w:r>
         <w:br w:type="page"/>
@@ -4769,12 +6275,12 @@
         <w:spacing w:before="480" w:after="280"/>
         <w:rPr/>
       </w:pPr>
-      <w:bookmarkStart w:id="20" w:name="_Toc213706389"/>
+      <w:bookmarkStart w:id="16" w:name="_Toc213706389"/>
       <w:r>
         <w:rPr/>
         <w:t>Zaključak</w:t>
       </w:r>
-      <w:bookmarkEnd w:id="20"/>
+      <w:bookmarkEnd w:id="16"/>
     </w:p>
     <w:p>
       <w:pPr>
@@ -4842,12 +6348,12 @@
         <w:ind w:left="0" w:hanging="0"/>
         <w:rPr/>
       </w:pPr>
-      <w:bookmarkStart w:id="21" w:name="_Toc213706390"/>
+      <w:bookmarkStart w:id="17" w:name="_Toc213706390"/>
       <w:r>
         <w:rPr/>
         <w:t>Literatura</w:t>
       </w:r>
-      <w:bookmarkEnd w:id="21"/>
+      <w:bookmarkEnd w:id="17"/>
     </w:p>
     <w:p>
       <w:pPr>
@@ -4856,26 +6362,30 @@
           <w:ilvl w:val="0"/>
           <w:numId w:val="3"/>
         </w:numPr>
-        <w:spacing w:lineRule="auto" w:line="259" w:before="0" w:after="160"/>
+        <w:spacing w:lineRule="auto" w:line="276" w:before="0" w:after="160"/>
         <w:contextualSpacing/>
         <w:jc w:val="left"/>
         <w:rPr/>
       </w:pPr>
       <w:r>
         <w:rPr/>
-        <w:t>Prezime, Ime: „Naziv knjige“, izdavač, godina</w:t>
-      </w:r>
-    </w:p>
-    <w:p>
-      <w:pPr>
-        <w:pStyle w:val="Normal"/>
-        <w:spacing w:lineRule="auto" w:line="259" w:before="0" w:after="160"/>
-        <w:ind w:left="360" w:hanging="0"/>
-        <w:jc w:val="left"/>
-        <w:rPr/>
-      </w:pPr>
-      <w:r>
-        <w:rPr/>
+        <w:t xml:space="preserve">cybersecuritymagazine.com, </w:t>
+      </w:r>
+      <w:hyperlink r:id="rId10">
+        <w:r>
+          <w:rPr>
+            <w:rStyle w:val="InternetLink"/>
+          </w:rPr>
+          <w:t>https://cybersecurity-magazine.com/zero-trust-security-best-practices/</w:t>
+        </w:r>
+      </w:hyperlink>
+      <w:r>
+        <w:rPr/>
+        <w:t xml:space="preserve">, </w:t>
+      </w:r>
+      <w:r>
+        <w:rPr/>
+        <w:t>posjećeno 25.4.2026.</w:t>
       </w:r>
     </w:p>
     <w:p>
@@ -4885,55 +6395,190 @@
           <w:ilvl w:val="0"/>
           <w:numId w:val="3"/>
         </w:numPr>
-        <w:spacing w:lineRule="auto" w:line="259" w:before="0" w:after="160"/>
+        <w:spacing w:lineRule="auto" w:line="276" w:before="0" w:after="160"/>
         <w:contextualSpacing/>
         <w:jc w:val="left"/>
         <w:rPr/>
       </w:pPr>
-      <w:r>
-        <w:rPr/>
-        <w:t xml:space="preserve">Web stranica, </w:t>
-      </w:r>
-      <w:hyperlink r:id="rId8">
+      <w:hyperlink r:id="rId11">
         <w:r>
           <w:rPr>
-            <w:rStyle w:val="LinkoviChar"/>
+            <w:rStyle w:val="InternetLink"/>
           </w:rPr>
-          <w:t>https://link.do.stranice/staza</w:t>
+          <w:t>www.spiceworks.com</w:t>
         </w:r>
       </w:hyperlink>
       <w:r>
-        <w:rPr>
-          <w:rStyle w:val="LinkoviChar"/>
-        </w:rPr>
-        <w:t>,</w:t>
-      </w:r>
-      <w:r>
-        <w:rPr/>
-        <w:t xml:space="preserve"> posjećeno 1.1.2026.</w:t>
-      </w:r>
-    </w:p>
-    <w:p>
-      <w:pPr>
-        <w:pStyle w:val="Normal"/>
-        <w:spacing w:lineRule="auto" w:line="259" w:before="0" w:after="160"/>
-        <w:ind w:hanging="0"/>
-        <w:jc w:val="left"/>
-        <w:rPr>
-          <w:rFonts w:ascii="Arial" w:hAnsi="Arial" w:eastAsia="等线 Light" w:cs="Times New Roman" w:cstheme="majorBidi" w:eastAsiaTheme="majorEastAsia"/>
-          <w:b/>
-          <w:b/>
-          <w:sz w:val="36"/>
-          <w:szCs w:val="40"/>
-        </w:rPr>
-      </w:pPr>
-      <w:r>
-        <w:rPr>
-          <w:rFonts w:eastAsia="等线 Light" w:cs="Times New Roman" w:cstheme="majorBidi" w:eastAsiaTheme="majorEastAsia" w:ascii="Arial" w:hAnsi="Arial"/>
-          <w:b/>
-          <w:sz w:val="36"/>
-          <w:szCs w:val="40"/>
-        </w:rPr>
+        <w:rPr/>
+        <w:t xml:space="preserve">, </w:t>
+      </w:r>
+      <w:hyperlink r:id="rId12">
+        <w:r>
+          <w:rPr>
+            <w:rStyle w:val="InternetLink"/>
+          </w:rPr>
+          <w:t>https://www.spiceworks.com/software/what-is-cloud-computing/</w:t>
+        </w:r>
+      </w:hyperlink>
+      <w:r>
+        <w:rPr/>
+        <w:t>, posjećeno 26.4.2026.</w:t>
+      </w:r>
+    </w:p>
+    <w:p>
+      <w:pPr>
+        <w:pStyle w:val="ListParagraph"/>
+        <w:numPr>
+          <w:ilvl w:val="0"/>
+          <w:numId w:val="3"/>
+        </w:numPr>
+        <w:spacing w:lineRule="auto" w:line="276" w:before="0" w:after="160"/>
+        <w:contextualSpacing/>
+        <w:jc w:val="left"/>
+        <w:rPr/>
+      </w:pPr>
+      <w:hyperlink r:id="rId13">
+        <w:r>
+          <w:rPr>
+            <w:rStyle w:val="InternetLink"/>
+          </w:rPr>
+          <w:t>www.redhat.com</w:t>
+        </w:r>
+      </w:hyperlink>
+      <w:r>
+        <w:rPr/>
+        <w:t xml:space="preserve">, </w:t>
+      </w:r>
+      <w:hyperlink r:id="rId14">
+        <w:r>
+          <w:rPr>
+            <w:rStyle w:val="InternetLink"/>
+          </w:rPr>
+          <w:t>https://www.redhat.com/en/topics/microservices/what-are-microservices</w:t>
+        </w:r>
+      </w:hyperlink>
+      <w:r>
+        <w:rPr/>
+        <w:t xml:space="preserve">, </w:t>
+      </w:r>
+      <w:r>
+        <w:rPr/>
+        <w:t>posjećeno 26.4.2026.</w:t>
+      </w:r>
+    </w:p>
+    <w:p>
+      <w:pPr>
+        <w:pStyle w:val="ListParagraph"/>
+        <w:numPr>
+          <w:ilvl w:val="0"/>
+          <w:numId w:val="3"/>
+        </w:numPr>
+        <w:spacing w:lineRule="auto" w:line="276" w:before="0" w:after="160"/>
+        <w:contextualSpacing/>
+        <w:jc w:val="left"/>
+        <w:rPr/>
+      </w:pPr>
+      <w:hyperlink r:id="rId15">
+        <w:r>
+          <w:rPr>
+            <w:rStyle w:val="InternetLink"/>
+          </w:rPr>
+          <w:t>www.atlasian.com</w:t>
+        </w:r>
+      </w:hyperlink>
+      <w:r>
+        <w:rPr/>
+        <w:t xml:space="preserve">, </w:t>
+      </w:r>
+      <w:hyperlink r:id="rId16">
+        <w:r>
+          <w:rPr>
+            <w:rStyle w:val="InternetLink"/>
+          </w:rPr>
+          <w:t>https://www.atlassian.com/microservices/microservices-architecture/microservices-vs-monolith</w:t>
+        </w:r>
+      </w:hyperlink>
+      <w:r>
+        <w:rPr/>
+        <w:t xml:space="preserve">, </w:t>
+      </w:r>
+      <w:r>
+        <w:rPr/>
+        <w:t>posjećeno 24.6.2026.</w:t>
+      </w:r>
+    </w:p>
+    <w:p>
+      <w:pPr>
+        <w:pStyle w:val="ListParagraph"/>
+        <w:numPr>
+          <w:ilvl w:val="0"/>
+          <w:numId w:val="3"/>
+        </w:numPr>
+        <w:spacing w:lineRule="auto" w:line="276" w:before="0" w:after="160"/>
+        <w:contextualSpacing/>
+        <w:jc w:val="left"/>
+        <w:rPr/>
+      </w:pPr>
+      <w:r>
+        <w:rPr/>
+        <w:t xml:space="preserve">attack.mitre.com, </w:t>
+      </w:r>
+      <w:hyperlink r:id="rId17">
+        <w:r>
+          <w:rPr>
+            <w:rStyle w:val="InternetLink"/>
+          </w:rPr>
+          <w:t>https://attack.mitre.org/tactics/TA0008/</w:t>
+        </w:r>
+      </w:hyperlink>
+      <w:r>
+        <w:rPr/>
+        <w:t xml:space="preserve">, </w:t>
+      </w:r>
+      <w:r>
+        <w:rPr/>
+        <w:t>posjećeno 24.6.2026.</w:t>
+      </w:r>
+    </w:p>
+    <w:p>
+      <w:pPr>
+        <w:pStyle w:val="ListParagraph"/>
+        <w:numPr>
+          <w:ilvl w:val="0"/>
+          <w:numId w:val="3"/>
+        </w:numPr>
+        <w:spacing w:lineRule="auto" w:line="276" w:before="0" w:after="160"/>
+        <w:contextualSpacing/>
+        <w:jc w:val="left"/>
+        <w:rPr/>
+      </w:pPr>
+      <w:hyperlink r:id="rId18">
+        <w:r>
+          <w:rPr>
+            <w:rStyle w:val="InternetLink"/>
+          </w:rPr>
+          <w:t>www.crowdstrike.com</w:t>
+        </w:r>
+      </w:hyperlink>
+      <w:r>
+        <w:rPr/>
+        <w:t xml:space="preserve">, </w:t>
+      </w:r>
+      <w:hyperlink r:id="rId19">
+        <w:r>
+          <w:rPr>
+            <w:rStyle w:val="InternetLink"/>
+          </w:rPr>
+          <w:t>https://www.crowdstrike.com/en-us/cybersecurity-101/cyberattacks/lateral-movement/</w:t>
+        </w:r>
+      </w:hyperlink>
+      <w:r>
+        <w:rPr/>
+        <w:t xml:space="preserve">, </w:t>
+      </w:r>
+      <w:r>
+        <w:rPr/>
+        <w:t>posjećeno 24.6.2026.</w:t>
       </w:r>
       <w:r>
         <w:br w:type="page"/>
@@ -4950,12 +6595,12 @@
         <w:ind w:left="0" w:hanging="0"/>
         <w:rPr/>
       </w:pPr>
-      <w:bookmarkStart w:id="22" w:name="_Toc213706391"/>
+      <w:bookmarkStart w:id="18" w:name="_Toc213706391"/>
       <w:r>
         <w:rPr/>
         <w:t>Dodatak</w:t>
       </w:r>
-      <w:bookmarkEnd w:id="22"/>
+      <w:bookmarkEnd w:id="18"/>
     </w:p>
     <w:p>
       <w:pPr>
@@ -5170,8 +6815,8 @@
       </w:r>
     </w:p>
     <w:sectPr>
-      <w:headerReference w:type="default" r:id="rId9"/>
-      <w:footerReference w:type="default" r:id="rId10"/>
+      <w:headerReference w:type="default" r:id="rId20"/>
+      <w:footerReference w:type="default" r:id="rId21"/>
       <w:type w:val="nextPage"/>
       <w:pgSz w:w="11906" w:h="16838"/>
       <w:pgMar w:left="1701" w:right="1418" w:header="720" w:top="1418" w:footer="720" w:bottom="1701" w:gutter="0"/>
@@ -5192,7 +6837,7 @@
         <w:docPartGallery w:val="Page Numbers (Bottom of Page)"/>
         <w:docPartUnique w:val="true"/>
       </w:docPartObj>
-      <w:id w:val="1705587467"/>
+      <w:id w:val="1298758564"/>
     </w:sdtPr>
     <w:sdtContent>
       <w:p>
@@ -5227,7 +6872,7 @@
         <w:docPartGallery w:val="Page Numbers (Bottom of Page)"/>
         <w:docPartUnique w:val="true"/>
       </w:docPartObj>
-      <w:id w:val="1014112279"/>
+      <w:id w:val="1579733922"/>
     </w:sdtPr>
     <w:sdtContent>
       <w:p>
@@ -5250,7 +6895,7 @@
         </w:r>
         <w:r>
           <w:rPr/>
-          <w:t>19</w:t>
+          <w:t>23</w:t>
         </w:r>
         <w:r>
           <w:rPr/>
@@ -5360,6 +7005,7 @@
         </w:tabs>
         <w:ind w:left="907" w:hanging="907"/>
       </w:pPr>
+      <w:rPr/>
     </w:lvl>
     <w:lvl w:ilvl="3">
       <w:start w:val="1"/>
@@ -6073,6 +7719,7 @@
     <w:rsid w:val="00c81aba"/>
     <w:pPr>
       <w:widowControl/>
+      <w:suppressAutoHyphens w:val="true"/>
       <w:bidi w:val="0"/>
       <w:spacing w:lineRule="auto" w:line="360" w:before="240" w:after="0"/>
       <w:ind w:firstLine="567"/>
@@ -6743,6 +8390,19 @@
   </w:style>
   <w:style w:type="character" w:styleId="IndexLink">
     <w:name w:val="Index Link"/>
+    <w:qFormat/>
+    <w:rPr/>
+  </w:style>
+  <w:style w:type="character" w:styleId="StrongEmphasis">
+    <w:name w:val="Strong Emphasis"/>
+    <w:qFormat/>
+    <w:rPr>
+      <w:b/>
+      <w:bCs/>
+    </w:rPr>
+  </w:style>
+  <w:style w:type="character" w:styleId="NumberingSymbols">
+    <w:name w:val="Numbering Symbols"/>
     <w:qFormat/>
     <w:rPr/>
   </w:style>

--- a/documentation/DujmovAndela-diplomski.docx
+++ b/documentation/DujmovAndela-diplomski.docx
@@ -3184,7 +3184,7 @@
           <w:ilvl w:val="0"/>
           <w:numId w:val="2"/>
         </w:numPr>
-        <w:spacing w:before="480" w:after="280"/>
+        <w:spacing w:before="480" w:after="0"/>
         <w:rPr/>
       </w:pPr>
       <w:bookmarkStart w:id="1" w:name="_Toc213706370"/>
@@ -3252,7 +3252,7 @@
           <w:numId w:val="2"/>
         </w:numPr>
         <w:spacing w:before="480" w:after="280"/>
-        <w:ind w:hanging="0"/>
+        <w:ind w:left="397" w:hanging="0"/>
         <w:rPr/>
       </w:pPr>
       <w:r>
@@ -3360,23 +3360,7 @@
       </w:pPr>
       <w:r>
         <w:rPr/>
-        <w:t>Java je objektno orijentirani programski jezik opće namjene koji se široko koristi u razvoju poslovnih i distribuiranih aplikacij</w:t>
-      </w:r>
-      <w:r>
-        <w:rPr/>
-        <w:t xml:space="preserve">a, </w:t>
-      </w:r>
-      <w:r>
-        <w:rPr/>
-        <w:t>poznata po svojoj portabilnosti, što omogućuje pokretanje aplikacija na različitim platformama putem Java Virtual Machin</w:t>
-      </w:r>
-      <w:r>
-        <w:rPr/>
-        <w:t xml:space="preserve">e (JVM). </w:t>
-      </w:r>
-      <w:r>
-        <w:rPr/>
-        <w:t>Zahvaljujući snažnom ekosustavu, bogatim bibliotekama i dugogodišnjoj stabilnosti, Java je čest izbor za razvoj backend sustava i mikroservisnih arhitektura. Njena robusnost, sigurnosne mogućnosti i podrška za višedretveno programiranje čine je pogodnom za izgradnju skalabilnih i pouzdanih aplikacija u suvremenim informacijskim sustavima.</w:t>
+        <w:t>Java je objektno orijentirani programski jezik opće namjene koji se široko koristi u razvoju poslovnih i distribuiranih aplikacija, poznata po svojoj portabilnosti, što omogućuje pokretanje aplikacija na različitim platformama putem Java Virtual Machine (JVM). Zahvaljujući snažnom ekosustavu, bogatim bibliotekama i dugogodišnjoj stabilnosti, Java je čest izbor za razvoj backend sustava i mikroservisnih arhitektura. Njena robusnost, sigurnosne mogućnosti i podrška za višedretveno programiranje čine je pogodnom za izgradnju skalabilnih i pouzdanih aplikacija u suvremenim informacijskim sustavima.</w:t>
       </w:r>
     </w:p>
     <w:p>
@@ -3402,91 +3386,12 @@
     <w:p>
       <w:pPr>
         <w:pStyle w:val="Normal"/>
-        <w:rPr/>
-      </w:pPr>
-      <w:r>
-        <w:rPr/>
-        <w:drawing>
-          <wp:anchor behindDoc="0" distT="0" distB="0" distL="0" distR="0" simplePos="0" locked="0" layoutInCell="1" allowOverlap="1" relativeHeight="2">
-            <wp:simplePos x="0" y="0"/>
-            <wp:positionH relativeFrom="column">
-              <wp:posOffset>534670</wp:posOffset>
-            </wp:positionH>
-            <wp:positionV relativeFrom="paragraph">
-              <wp:posOffset>24765</wp:posOffset>
-            </wp:positionV>
-            <wp:extent cx="4316095" cy="2943860"/>
-            <wp:effectExtent l="0" t="0" r="0" b="0"/>
-            <wp:wrapSquare wrapText="largest"/>
-            <wp:docPr id="1" name="Image3" descr=""/>
-            <wp:cNvGraphicFramePr>
-              <a:graphicFrameLocks xmlns:a="http://schemas.openxmlformats.org/drawingml/2006/main" noChangeAspect="1"/>
-            </wp:cNvGraphicFramePr>
-            <a:graphic xmlns:a="http://schemas.openxmlformats.org/drawingml/2006/main">
-              <a:graphicData uri="http://schemas.openxmlformats.org/drawingml/2006/picture">
-                <pic:pic xmlns:pic="http://schemas.openxmlformats.org/drawingml/2006/picture">
-                  <pic:nvPicPr>
-                    <pic:cNvPr id="1" name="Image3" descr=""/>
-                    <pic:cNvPicPr>
-                      <a:picLocks noChangeAspect="1" noChangeArrowheads="1"/>
-                    </pic:cNvPicPr>
-                  </pic:nvPicPr>
-                  <pic:blipFill>
-                    <a:blip r:embed="rId5"/>
-                    <a:stretch>
-                      <a:fillRect/>
-                    </a:stretch>
-                  </pic:blipFill>
-                  <pic:spPr bwMode="auto">
-                    <a:xfrm>
-                      <a:off x="0" y="0"/>
-                      <a:ext cx="4316095" cy="2943860"/>
-                    </a:xfrm>
-                    <a:prstGeom prst="rect">
-                      <a:avLst/>
-                    </a:prstGeom>
-                  </pic:spPr>
-                </pic:pic>
-              </a:graphicData>
-            </a:graphic>
-          </wp:anchor>
-        </w:drawing>
-      </w:r>
-    </w:p>
-    <w:p>
-      <w:pPr>
-        <w:pStyle w:val="Normal"/>
-        <w:rPr/>
-      </w:pPr>
-      <w:r>
-        <w:rPr/>
-      </w:r>
-    </w:p>
-    <w:p>
-      <w:pPr>
-        <w:pStyle w:val="Normal"/>
-        <w:rPr/>
-      </w:pPr>
-      <w:r>
-        <w:rPr/>
-      </w:r>
-    </w:p>
-    <w:p>
-      <w:pPr>
-        <w:pStyle w:val="Normal"/>
-        <w:rPr/>
-      </w:pPr>
-      <w:r>
-        <w:rPr/>
-      </w:r>
-    </w:p>
-    <w:p>
-      <w:pPr>
-        <w:pStyle w:val="Normal"/>
-        <w:rPr/>
-      </w:pPr>
-      <w:r>
-        <w:rPr/>
+        <w:ind w:hanging="0"/>
+        <w:rPr/>
+      </w:pPr>
+      <w:r>
+        <w:rPr/>
+        <w:tab/>
         <w:t>Kubernetes je open-source platforma za orkestraciju kontejnera koja omogućuje automatizirano upravljanje, skaliranje i implementaciju aplikacija u distribuiranim sustavima. Izvorno razvijen od strane Google, Kubernetes je danas jedan od najvažnijih alata u modernom DevOps okruženju.</w:t>
       </w:r>
     </w:p>
@@ -3607,7 +3512,7 @@
           <w:numId w:val="2"/>
         </w:numPr>
         <w:spacing w:lineRule="auto" w:line="259" w:before="0" w:after="160"/>
-        <w:ind w:hanging="0"/>
+        <w:ind w:left="397" w:hanging="0"/>
         <w:jc w:val="left"/>
         <w:rPr>
           <w:rFonts w:ascii="Arial" w:hAnsi="Arial" w:eastAsia="等线 Light" w:cs="Times New Roman" w:cstheme="majorBidi" w:eastAsiaTheme="majorEastAsia"/>
@@ -3648,7 +3553,7 @@
       </w:pPr>
       <w:r>
         <w:rPr>
-          <w:rFonts w:eastAsia="等线 Light" w:cs="Times New Roman" w:ascii="Times New Roman" w:hAnsi="Times New Roman" w:cstheme="majorBidi" w:eastAsiaTheme="majorEastAsia"/>
+          <w:rFonts w:eastAsia="等线 Light" w:cs="Times New Roman" w:cstheme="majorBidi" w:eastAsiaTheme="majorEastAsia"/>
           <w:b w:val="false"/>
           <w:bCs w:val="false"/>
           <w:sz w:val="24"/>
@@ -3694,7 +3599,7 @@
         <mc:AlternateContent>
           <mc:Choice Requires="wps">
             <w:drawing>
-              <wp:anchor behindDoc="0" distT="0" distB="0" distL="0" distR="0" simplePos="0" locked="0" layoutInCell="1" allowOverlap="1" relativeHeight="6">
+              <wp:anchor behindDoc="0" distT="0" distB="0" distL="0" distR="0" simplePos="0" locked="0" layoutInCell="1" allowOverlap="1" relativeHeight="5">
                 <wp:simplePos x="0" y="0"/>
                 <wp:positionH relativeFrom="column">
                   <wp:posOffset>1715770</wp:posOffset>
@@ -3702,18 +3607,18 @@
                 <wp:positionV relativeFrom="paragraph">
                   <wp:posOffset>3444875</wp:posOffset>
                 </wp:positionV>
-                <wp:extent cx="2350135" cy="343535"/>
+                <wp:extent cx="2351405" cy="177165"/>
                 <wp:effectExtent l="0" t="0" r="0" b="0"/>
                 <wp:wrapNone/>
-                <wp:docPr id="2" name="Shape1"/>
+                <wp:docPr id="1" name="Shape1"/>
                 <a:graphic xmlns:a="http://schemas.openxmlformats.org/drawingml/2006/main">
                   <a:graphicData uri="http://schemas.microsoft.com/office/word/2010/wordprocessingShape">
                     <wps:wsp>
-                      <wps:cNvSpPr txBox="1"/>
+                      <wps:cNvSpPr/>
                       <wps:spPr>
                         <a:xfrm>
                           <a:off x="0" y="0"/>
-                          <a:ext cx="2349360" cy="343080"/>
+                          <a:ext cx="2350800" cy="176400"/>
                         </a:xfrm>
                         <a:prstGeom prst="rect">
                           <a:avLst/>
@@ -3723,30 +3628,41 @@
                           <a:noFill/>
                         </a:ln>
                       </wps:spPr>
+                      <wps:style>
+                        <a:lnRef idx="0"/>
+                        <a:fillRef idx="0"/>
+                        <a:effectRef idx="0"/>
+                        <a:fontRef idx="minor"/>
+                      </wps:style>
                       <wps:txbx>
                         <w:txbxContent>
                           <w:p>
                             <w:pPr>
+                              <w:pStyle w:val="FrameContents"/>
                               <w:overflowPunct w:val="false"/>
-                              <w:spacing w:before="0" w:after="0" w:lineRule="auto" w:line="240"/>
+                              <w:spacing w:lineRule="auto" w:line="240" w:before="0" w:after="0"/>
                               <w:ind w:hanging="0"/>
                               <w:jc w:val="center"/>
-                              <w:rPr/>
+                              <w:rPr>
+                                <w:color w:val="000000"/>
+                              </w:rPr>
                             </w:pPr>
                             <w:r>
                               <w:rPr>
+                                <w:rFonts w:eastAsia="Aptos" w:cs="Arial" w:ascii="Aptos" w:hAnsi="Aptos" w:asciiTheme="minorHAnsi" w:cstheme="minorBidi" w:eastAsiaTheme="minorHAnsi" w:hAnsiTheme="minorHAnsi"/>
                                 <w:b/>
                                 <w:bCs/>
+                                <w:color w:val="000000"/>
                                 <w:sz w:val="24"/>
-                                <w:rFonts w:asciiTheme="minorHAnsi" w:cstheme="minorBidi" w:eastAsiaTheme="minorHAnsi" w:hAnsiTheme="minorHAnsi" w:ascii="Times New Roman" w:hAnsi="Times New Roman"/>
                                 <w14:ligatures w14:val="standardContextual"/>
                               </w:rPr>
                               <w:t>Slika 1:</w:t>
                             </w:r>
                             <w:r>
                               <w:rPr>
+                                <w:rFonts w:eastAsia="Aptos" w:cs="Arial" w:ascii="Aptos" w:hAnsi="Aptos" w:asciiTheme="minorHAnsi" w:cstheme="minorBidi" w:eastAsiaTheme="minorHAnsi" w:hAnsiTheme="minorHAnsi"/>
+                                <w:color w:val="000000"/>
                                 <w:sz w:val="24"/>
-                                <w:rFonts w:asciiTheme="minorHAnsi" w:cstheme="minorBidi" w:eastAsiaTheme="minorHAnsi" w:hAnsiTheme="minorHAnsi" w:ascii="Times New Roman" w:hAnsi="Times New Roman"/>
                                 <w14:ligatures w14:val="standardContextual"/>
                               </w:rPr>
                               <w:t xml:space="preserve"> NGINX model</w:t>
@@ -3754,7 +3670,7 @@
                           </w:p>
                         </w:txbxContent>
                       </wps:txbx>
-                      <wps:bodyPr wrap="square" lIns="0" rIns="0" tIns="0" bIns="0">
+                      <wps:bodyPr lIns="0" rIns="0" tIns="0" bIns="0">
                         <a:spAutoFit/>
                       </wps:bodyPr>
                     </wps:wsp>
@@ -3765,35 +3681,39 @@
           </mc:Choice>
           <mc:Fallback>
             <w:pict>
-              <v:shapetype id="_x0000_t202" coordsize="21600,21600" o:spt="202" path="m,l,21600l21600,21600l21600,xe">
-                <v:stroke joinstyle="miter"/>
-                <v:path gradientshapeok="t" o:connecttype="rect"/>
-              </v:shapetype>
-              <v:shape id="shape_0" ID="Shape1" stroked="f" style="position:absolute;margin-left:135.1pt;margin-top:271.25pt;width:184.95pt;height:26.95pt" type="shapetype_202">
+              <v:rect id="shape_0" ID="Shape1" stroked="f" style="position:absolute;margin-left:135.1pt;margin-top:271.25pt;width:185.05pt;height:13.85pt">
+                <w10:wrap type="square"/>
+                <v:fill o:detectmouseclick="t" on="false"/>
+                <v:stroke color="#3465a4" joinstyle="round" endcap="flat"/>
                 <v:textbox>
                   <w:txbxContent>
                     <w:p>
                       <w:pPr>
+                        <w:pStyle w:val="FrameContents"/>
                         <w:overflowPunct w:val="false"/>
-                        <w:spacing w:before="0" w:after="0" w:lineRule="auto" w:line="240"/>
+                        <w:spacing w:lineRule="auto" w:line="240" w:before="0" w:after="0"/>
                         <w:ind w:hanging="0"/>
                         <w:jc w:val="center"/>
-                        <w:rPr/>
+                        <w:rPr>
+                          <w:color w:val="000000"/>
+                        </w:rPr>
                       </w:pPr>
                       <w:r>
                         <w:rPr>
+                          <w:rFonts w:eastAsia="Aptos" w:cs="Arial" w:ascii="Aptos" w:hAnsi="Aptos" w:asciiTheme="minorHAnsi" w:cstheme="minorBidi" w:eastAsiaTheme="minorHAnsi" w:hAnsiTheme="minorHAnsi"/>
                           <w:b/>
                           <w:bCs/>
+                          <w:color w:val="000000"/>
                           <w:sz w:val="24"/>
-                          <w:rFonts w:asciiTheme="minorHAnsi" w:cstheme="minorBidi" w:eastAsiaTheme="minorHAnsi" w:hAnsiTheme="minorHAnsi" w:ascii="Times New Roman" w:hAnsi="Times New Roman"/>
                           <w14:ligatures w14:val="standardContextual"/>
                         </w:rPr>
                         <w:t>Slika 1:</w:t>
                       </w:r>
                       <w:r>
                         <w:rPr>
+                          <w:rFonts w:eastAsia="Aptos" w:cs="Arial" w:ascii="Aptos" w:hAnsi="Aptos" w:asciiTheme="minorHAnsi" w:cstheme="minorBidi" w:eastAsiaTheme="minorHAnsi" w:hAnsiTheme="minorHAnsi"/>
+                          <w:color w:val="000000"/>
                           <w:sz w:val="24"/>
-                          <w:rFonts w:asciiTheme="minorHAnsi" w:cstheme="minorBidi" w:eastAsiaTheme="minorHAnsi" w:hAnsiTheme="minorHAnsi" w:ascii="Times New Roman" w:hAnsi="Times New Roman"/>
                           <w14:ligatures w14:val="standardContextual"/>
                         </w:rPr>
                         <w:t xml:space="preserve"> NGINX model</w:t>
@@ -3801,15 +3721,12 @@
                     </w:p>
                   </w:txbxContent>
                 </v:textbox>
-                <w10:wrap type="square"/>
-                <v:fill o:detectmouseclick="t" on="false"/>
-                <v:stroke color="black" joinstyle="round" endcap="flat"/>
-              </v:shape>
+              </v:rect>
             </w:pict>
           </mc:Fallback>
         </mc:AlternateContent>
         <w:drawing>
-          <wp:anchor behindDoc="0" distT="0" distB="0" distL="0" distR="0" simplePos="0" locked="0" layoutInCell="1" allowOverlap="1" relativeHeight="5">
+          <wp:anchor behindDoc="0" distT="0" distB="0" distL="0" distR="0" simplePos="0" locked="0" layoutInCell="1" allowOverlap="1" relativeHeight="4">
             <wp:simplePos x="0" y="0"/>
             <wp:positionH relativeFrom="column">
               <wp:posOffset>1382395</wp:posOffset>
@@ -3834,7 +3751,7 @@
                     </pic:cNvPicPr>
                   </pic:nvPicPr>
                   <pic:blipFill>
-                    <a:blip r:embed="rId6"/>
+                    <a:blip r:embed="rId5"/>
                     <a:stretch>
                       <a:fillRect/>
                     </a:stretch>
@@ -3928,7 +3845,7 @@
       </w:pPr>
       <w:r>
         <w:drawing>
-          <wp:anchor behindDoc="0" distT="0" distB="0" distL="0" distR="0" simplePos="0" locked="0" layoutInCell="1" allowOverlap="1" relativeHeight="3">
+          <wp:anchor behindDoc="0" distT="0" distB="0" distL="0" distR="0" simplePos="0" locked="0" layoutInCell="1" allowOverlap="1" relativeHeight="2">
             <wp:simplePos x="0" y="0"/>
             <wp:positionH relativeFrom="column">
               <wp:posOffset>186690</wp:posOffset>
@@ -3953,7 +3870,7 @@
                     </pic:cNvPicPr>
                   </pic:nvPicPr>
                   <pic:blipFill>
-                    <a:blip r:embed="rId7"/>
+                    <a:blip r:embed="rId6"/>
                     <a:stretch>
                       <a:fillRect/>
                     </a:stretch>
@@ -3978,15 +3895,18 @@
           <w:b/>
           <w:bCs/>
         </w:rPr>
-        <w:t>Slika 2</w:t>
-      </w:r>
-      <w:r>
-        <w:rPr/>
-        <w:t xml:space="preserve">: </w:t>
-      </w:r>
-      <w:r>
-        <w:rPr/>
-        <w:t>Tradicionalni  model mrezne sigurnosti</w:t>
+        <w:t>S</w:t>
+      </w:r>
+      <w:r>
+        <w:rPr>
+          <w:b/>
+          <w:bCs/>
+        </w:rPr>
+        <w:t>lika 2</w:t>
+      </w:r>
+      <w:r>
+        <w:rPr/>
+        <w:t>: Tradicionalni  model mrezne sigurnosti</w:t>
       </w:r>
     </w:p>
     <w:p>
@@ -3997,15 +3917,7 @@
       </w:pPr>
       <w:r>
         <w:rPr/>
-        <w:t xml:space="preserve">Klasični model mrežne sigurnosti (vidi Sliku </w:t>
-      </w:r>
-      <w:r>
-        <w:rPr/>
-        <w:t>2</w:t>
-      </w:r>
-      <w:r>
-        <w:rPr/>
-        <w:t>) prvenstveno se oslanja na zaštitu granica ili pristupnih točaka mreže. Za pristup zaštićenoj mreži, entitet (bilo korisnik ili sustav) mora pružiti neki oblik autentifikacije. Nakon uspješne autentifikacije, entitetu je omogućeno kretanje kroz sva mrežna područja koja su mu dodijeljena, u skladu s unaprijed definiranom sigurnosnom politikom mreže.</w:t>
+        <w:t>Klasični model mrežne sigurnosti (vidi Sliku 2) prvenstveno se oslanja na zaštitu granica ili pristupnih točaka mreže. Za pristup zaštićenoj mreži, entitet (bilo korisnik ili sustav) mora pružiti neki oblik autentifikacije. Nakon uspješne autentifikacije, entitetu je omogućeno kretanje kroz sva mrežna područja koja su mu dodijeljena, u skladu s unaprijed definiranom sigurnosnom politikom mreže.</w:t>
       </w:r>
     </w:p>
     <w:p>
@@ -4065,7 +3977,7 @@
       <w:r>
         <w:rPr/>
         <w:drawing>
-          <wp:anchor behindDoc="0" distT="0" distB="0" distL="0" distR="0" simplePos="0" locked="0" layoutInCell="1" allowOverlap="1" relativeHeight="4">
+          <wp:anchor behindDoc="0" distT="0" distB="0" distL="0" distR="0" simplePos="0" locked="0" layoutInCell="1" allowOverlap="1" relativeHeight="3">
             <wp:simplePos x="0" y="0"/>
             <wp:positionH relativeFrom="column">
               <wp:posOffset>934720</wp:posOffset>
@@ -4090,7 +4002,7 @@
                     </pic:cNvPicPr>
                   </pic:nvPicPr>
                   <pic:blipFill>
-                    <a:blip r:embed="rId8"/>
+                    <a:blip r:embed="rId7"/>
                     <a:stretch>
                       <a:fillRect/>
                     </a:stretch>
@@ -4188,11 +4100,7 @@
       </w:r>
       <w:r>
         <w:rPr/>
-        <w:t xml:space="preserve">: </w:t>
-      </w:r>
-      <w:r>
-        <w:rPr/>
-        <w:t>Arhitektura cloud okruženja</w:t>
+        <w:t>: Arhitektura cloud okruženja</w:t>
       </w:r>
     </w:p>
     <w:p>
@@ -4213,7 +4121,7 @@
       <w:r>
         <w:rPr/>
         <w:drawing>
-          <wp:anchor behindDoc="0" distT="0" distB="0" distL="0" distR="0" simplePos="0" locked="0" layoutInCell="1" allowOverlap="1" relativeHeight="7">
+          <wp:anchor behindDoc="0" distT="0" distB="0" distL="0" distR="0" simplePos="0" locked="0" layoutInCell="1" allowOverlap="1" relativeHeight="6">
             <wp:simplePos x="0" y="0"/>
             <wp:positionH relativeFrom="column">
               <wp:align>center</wp:align>
@@ -4238,7 +4146,7 @@
                     </pic:cNvPicPr>
                   </pic:nvPicPr>
                   <pic:blipFill>
-                    <a:blip r:embed="rId9"/>
+                    <a:blip r:embed="rId8"/>
                     <a:stretch>
                       <a:fillRect/>
                     </a:stretch>
@@ -4269,48 +4177,21 @@
           <w:b/>
           <w:bCs/>
         </w:rPr>
-        <w:t xml:space="preserve">Slika </w:t>
-      </w:r>
-      <w:r>
-        <w:rPr>
-          <w:b/>
-          <w:bCs/>
-        </w:rPr>
-        <w:t>4</w:t>
-      </w:r>
-      <w:r>
-        <w:rPr/>
-        <w:t xml:space="preserve">: </w:t>
-      </w:r>
-      <w:r>
-        <w:rPr/>
-        <w:t>Mikroservisna arhitektura</w:t>
-      </w:r>
-    </w:p>
-    <w:p>
-      <w:pPr>
-        <w:pStyle w:val="Normal"/>
-        <w:rPr/>
-      </w:pPr>
-      <w:r>
-        <w:rPr/>
-        <w:t>Microservi</w:t>
-      </w:r>
-      <w:r>
-        <w:rPr/>
-        <w:t>sna</w:t>
-      </w:r>
-      <w:r>
-        <w:rPr/>
-        <w:t xml:space="preserve"> </w:t>
-      </w:r>
-      <w:r>
-        <w:rPr/>
-        <w:t>arhitektura</w:t>
-      </w:r>
-      <w:r>
-        <w:rPr/>
-        <w:t xml:space="preserve"> donosi značajne prednosti u pogledu agilnosti razvoja i otpornosti sustava, ali istovremeno povećava kompleksnost mrežne komunikacije i sigurnosnog upravljanja. Za razliku od monolitne arhitekture, gdje je cjelokupna aplikacijska logika implementirana unutar jedinstvenog sustava i izvršava se kao jedna cjelina, mikroservisna arhitektura razdvaja funkcionalnosti u više neovisnih servisa koji komuniciraju putem mreže. Monolitni pristup pojednostavljuje upravljanje sigurnošću jer se komunikacija odvija unutar istog procesa ili kontroliranog okruženja, dok mikroservisna arhitektura uvodi distribuiranu komunikaciju koja zahtijeva dodatne mehanizme zaštite, autentifikacije i nadzora.</w:t>
+        <w:t>Slika 4</w:t>
+      </w:r>
+      <w:r>
+        <w:rPr/>
+        <w:t>: Mikroservisna arhitektura</w:t>
+      </w:r>
+    </w:p>
+    <w:p>
+      <w:pPr>
+        <w:pStyle w:val="Normal"/>
+        <w:rPr/>
+      </w:pPr>
+      <w:r>
+        <w:rPr/>
+        <w:t>Microservisna arhitektura donosi značajne prednosti u pogledu agilnosti razvoja i otpornosti sustava, ali istovremeno povećava kompleksnost mrežne komunikacije i sigurnosnog upravljanja. Za razliku od monolitne arhitekture, gdje je cjelokupna aplikacijska logika implementirana unutar jedinstvenog sustava i izvršava se kao jedna cjelina, mikroservisna arhitektura razdvaja funkcionalnosti u više neovisnih servisa koji komuniciraju putem mreže. Monolitni pristup pojednostavljuje upravljanje sigurnošću jer se komunikacija odvija unutar istog procesa ili kontroliranog okruženja, dok mikroservisna arhitektura uvodi distribuiranu komunikaciju koja zahtijeva dodatne mehanizme zaštite, autentifikacije i nadzora.</w:t>
       </w:r>
     </w:p>
     <w:p>
@@ -4409,15 +4290,7 @@
       </w:pPr>
       <w:r>
         <w:rPr/>
-        <w:t xml:space="preserve">Ovaj proces </w:t>
-      </w:r>
-      <w:r>
-        <w:rPr/>
-        <w:t xml:space="preserve">se </w:t>
-      </w:r>
-      <w:r>
-        <w:rPr/>
-        <w:t>obično odvija kroz tri osnovne faze: izviđanje (reconnaissance, prikupljanje vjerodajnica i eskalaciju privilegija te konačno ostvarivanje pristupa dodatnim računalima unutar mreže.</w:t>
+        <w:t>Ovaj proces se obično odvija kroz tri osnovne faze: izviđanje (reconnaissance, prikupljanje vjerodajnica i eskalaciju privilegija te konačno ostvarivanje pristupa dodatnim računalima unutar mreže.</w:t>
       </w:r>
     </w:p>
     <w:p>
@@ -4443,15 +4316,7 @@
       </w:pPr>
       <w:r>
         <w:rPr/>
-        <w:t xml:space="preserve">U fazi izviđanja napadač analizira mrežno okruženje kako bi prikupio informacije o strukturama sustava, korisnicima i uređajima. Cilj ove faze je razumijevanje topologije mreže, identifikacija kritičnih resursa te prikupljanje tehničkih informacija poput mrežnih konfiguracija, aktivnih veza i dostupnih sustava. U ovoj fazi često se koriste i ugrađeni alati operacijskog sustava, poput mrežnih dijagnostičkih naredbi i administrativnih alata </w:t>
-      </w:r>
-      <w:r>
-        <w:rPr/>
-        <w:t>(kao Netstat, IPConfig/IFConfig, PowerShell)</w:t>
-      </w:r>
-      <w:r>
-        <w:rPr/>
-        <w:t>, kako bi se izbjegla detekcija.</w:t>
+        <w:t>U fazi izviđanja napadač analizira mrežno okruženje kako bi prikupio informacije o strukturama sustava, korisnicima i uređajima. Cilj ove faze je razumijevanje topologije mreže, identifikacija kritičnih resursa te prikupljanje tehničkih informacija poput mrežnih konfiguracija, aktivnih veza i dostupnih sustava. U ovoj fazi često se koriste i ugrađeni alati operacijskog sustava, poput mrežnih dijagnostičkih naredbi i administrativnih alata (kao Netstat, IPConfig/IFConfig, PowerShell), kako bi se izbjegla detekcija.</w:t>
       </w:r>
     </w:p>
     <w:p>
@@ -4530,360 +4395,95 @@
       <w:bookmarkEnd w:id="10"/>
       <w:r>
         <w:rPr/>
-        <w:t>N</w:t>
-      </w:r>
-      <w:r>
-        <w:rPr/>
-        <w:t>astanak Zero Trust modela</w:t>
-      </w:r>
-    </w:p>
-    <w:p>
-      <w:pPr>
-        <w:pStyle w:val="Normal"/>
-        <w:rPr/>
-      </w:pPr>
-      <w:r>
-        <w:rPr/>
-        <w:t>Lorem ipsum dolor sit amet consectetur adipiscing elit. Quisque faucibus ex sapien vitae pellentesque sem placerat. In id cursus mi pretium tellus duis convallis. Tempus leo eu aenean sed diam urna tempor, ispis 2. Pulvinar vivamus fringilla lacus nec metus bibendum egestas. Iaculis massa nisl malesuada lacinia integer nunc posuere. Ut hendrerit semper vel class aptent taciti sociosqu. Ad litora torquent per conubia nostra inceptos himenaeos.</w:t>
-      </w:r>
-    </w:p>
-    <w:p>
-      <w:pPr>
-        <w:pStyle w:val="Ispiskoda"/>
-        <w:rPr/>
-      </w:pPr>
-      <w:r>
-        <w:rPr/>
-        <w:t>main( ) {</w:t>
-      </w:r>
-    </w:p>
-    <w:p>
-      <w:pPr>
-        <w:pStyle w:val="Ispiskoda"/>
-        <w:rPr/>
-      </w:pPr>
-      <w:r>
-        <w:rPr/>
-        <w:t xml:space="preserve">        </w:t>
-      </w:r>
-      <w:r>
-        <w:rPr/>
-        <w:t>printf("hello, world");</w:t>
-      </w:r>
-    </w:p>
-    <w:p>
-      <w:pPr>
-        <w:pStyle w:val="Ispiskoda"/>
-        <w:rPr/>
-      </w:pPr>
-      <w:r>
-        <w:rPr/>
-        <w:t>}</w:t>
-      </w:r>
-    </w:p>
-    <w:p>
-      <w:pPr>
-        <w:pStyle w:val="Ispiscaption"/>
-        <w:rPr>
+        <w:t>Nastanak Zero Trust modela</w:t>
+      </w:r>
+    </w:p>
+    <w:p>
+      <w:pPr>
+        <w:pStyle w:val="Normal"/>
+        <w:rPr/>
+      </w:pPr>
+      <w:r>
+        <w:rPr>
+          <w:rStyle w:val="StrongEmphasis"/>
           <w:b w:val="false"/>
-          <w:b w:val="false"/>
-          <w:bCs/>
-        </w:rPr>
-      </w:pPr>
-      <w:r>
-        <w:rPr/>
-        <w:t>Ispis 2</w:t>
-      </w:r>
-      <w:r>
-        <w:rPr>
-          <w:b w:val="false"/>
-          <w:bCs/>
-        </w:rPr>
-        <w:t>: Naziv koda</w:t>
-      </w:r>
-    </w:p>
-    <w:p>
-      <w:pPr>
-        <w:pStyle w:val="Normal"/>
-        <w:rPr/>
-      </w:pPr>
-      <w:r>
-        <w:rPr/>
-        <w:t>Lorem ipsum dolor sit amet consectetur adipiscing elit. Quisque faucibus ex sapien vitae pellentesque sem placerat. In id cursus mi pretium tellus duis convallis. Tempus leo eu aenean sed diam urna tempor. Pulvinar vivamus fringilla lacus nec metus bibendum egestas. Iaculis massa nisl malesuada lacinia integer nunc posuere (tablica 1). Ut hendrerit semper vel class aptent taciti sociosqu. Ad litora torquent per conubia nostra inceptos himenaeos.</w:t>
-      </w:r>
-    </w:p>
-    <w:p>
-      <w:pPr>
-        <w:pStyle w:val="Normal"/>
-        <w:jc w:val="center"/>
-        <w:rPr/>
-      </w:pPr>
-      <w:r>
-        <w:rPr>
-          <w:b/>
-          <w:bCs/>
-        </w:rPr>
-        <w:t>Tablica 1</w:t>
-      </w:r>
-      <w:r>
-        <w:rPr/>
-        <w:t>: Naziv tablice</w:t>
-      </w:r>
-    </w:p>
-    <w:tbl>
-      <w:tblPr>
-        <w:tblStyle w:val="TableGrid"/>
-        <w:tblW w:w="8778" w:type="dxa"/>
-        <w:jc w:val="left"/>
-        <w:tblInd w:w="0" w:type="dxa"/>
-        <w:tblCellMar>
-          <w:top w:w="0" w:type="dxa"/>
-          <w:left w:w="108" w:type="dxa"/>
-          <w:bottom w:w="0" w:type="dxa"/>
-          <w:right w:w="108" w:type="dxa"/>
-        </w:tblCellMar>
-        <w:tblLook w:val="04a0" w:noHBand="0" w:noVBand="1" w:firstColumn="1" w:lastRow="0" w:lastColumn="0" w:firstRow="1"/>
-      </w:tblPr>
-      <w:tblGrid>
-        <w:gridCol w:w="2926"/>
-        <w:gridCol w:w="2926"/>
-        <w:gridCol w:w="2926"/>
-      </w:tblGrid>
-      <w:tr>
-        <w:trPr/>
-        <w:tc>
-          <w:tcPr>
-            <w:tcW w:w="2926" w:type="dxa"/>
-            <w:tcBorders/>
-          </w:tcPr>
-          <w:p>
-            <w:pPr>
-              <w:pStyle w:val="Normal"/>
-              <w:spacing w:before="240" w:after="0"/>
-              <w:ind w:hanging="0"/>
-              <w:rPr/>
-            </w:pPr>
-            <w:r>
-              <w:rPr/>
-            </w:r>
-          </w:p>
-        </w:tc>
-        <w:tc>
-          <w:tcPr>
-            <w:tcW w:w="2926" w:type="dxa"/>
-            <w:tcBorders/>
-          </w:tcPr>
-          <w:p>
-            <w:pPr>
-              <w:pStyle w:val="Normal"/>
-              <w:spacing w:before="240" w:after="0"/>
-              <w:ind w:hanging="0"/>
-              <w:rPr/>
-            </w:pPr>
-            <w:r>
-              <w:rPr/>
-            </w:r>
-          </w:p>
-        </w:tc>
-        <w:tc>
-          <w:tcPr>
-            <w:tcW w:w="2926" w:type="dxa"/>
-            <w:tcBorders/>
-          </w:tcPr>
-          <w:p>
-            <w:pPr>
-              <w:pStyle w:val="Normal"/>
-              <w:spacing w:before="240" w:after="0"/>
-              <w:ind w:hanging="0"/>
-              <w:rPr/>
-            </w:pPr>
-            <w:r>
-              <w:rPr/>
-            </w:r>
-          </w:p>
-        </w:tc>
-      </w:tr>
-      <w:tr>
-        <w:trPr/>
-        <w:tc>
-          <w:tcPr>
-            <w:tcW w:w="2926" w:type="dxa"/>
-            <w:tcBorders/>
-          </w:tcPr>
-          <w:p>
-            <w:pPr>
-              <w:pStyle w:val="Normal"/>
-              <w:spacing w:before="240" w:after="0"/>
-              <w:ind w:hanging="0"/>
-              <w:rPr/>
-            </w:pPr>
-            <w:r>
-              <w:rPr/>
-            </w:r>
-          </w:p>
-        </w:tc>
-        <w:tc>
-          <w:tcPr>
-            <w:tcW w:w="2926" w:type="dxa"/>
-            <w:tcBorders/>
-          </w:tcPr>
-          <w:p>
-            <w:pPr>
-              <w:pStyle w:val="Normal"/>
-              <w:spacing w:before="240" w:after="0"/>
-              <w:ind w:hanging="0"/>
-              <w:rPr/>
-            </w:pPr>
-            <w:r>
-              <w:rPr/>
-            </w:r>
-          </w:p>
-        </w:tc>
-        <w:tc>
-          <w:tcPr>
-            <w:tcW w:w="2926" w:type="dxa"/>
-            <w:tcBorders/>
-          </w:tcPr>
-          <w:p>
-            <w:pPr>
-              <w:pStyle w:val="Normal"/>
-              <w:spacing w:before="240" w:after="0"/>
-              <w:ind w:hanging="0"/>
-              <w:rPr/>
-            </w:pPr>
-            <w:r>
-              <w:rPr/>
-            </w:r>
-          </w:p>
-        </w:tc>
-      </w:tr>
-      <w:tr>
-        <w:trPr/>
-        <w:tc>
-          <w:tcPr>
-            <w:tcW w:w="2926" w:type="dxa"/>
-            <w:tcBorders/>
-          </w:tcPr>
-          <w:p>
-            <w:pPr>
-              <w:pStyle w:val="Normal"/>
-              <w:spacing w:before="240" w:after="0"/>
-              <w:ind w:hanging="0"/>
-              <w:rPr/>
-            </w:pPr>
-            <w:r>
-              <w:rPr/>
-            </w:r>
-          </w:p>
-        </w:tc>
-        <w:tc>
-          <w:tcPr>
-            <w:tcW w:w="2926" w:type="dxa"/>
-            <w:tcBorders/>
-          </w:tcPr>
-          <w:p>
-            <w:pPr>
-              <w:pStyle w:val="Normal"/>
-              <w:spacing w:before="240" w:after="0"/>
-              <w:ind w:hanging="0"/>
-              <w:rPr/>
-            </w:pPr>
-            <w:r>
-              <w:rPr/>
-            </w:r>
-          </w:p>
-        </w:tc>
-        <w:tc>
-          <w:tcPr>
-            <w:tcW w:w="2926" w:type="dxa"/>
-            <w:tcBorders/>
-          </w:tcPr>
-          <w:p>
-            <w:pPr>
-              <w:pStyle w:val="Normal"/>
-              <w:spacing w:before="240" w:after="0"/>
-              <w:ind w:hanging="0"/>
-              <w:rPr/>
-            </w:pPr>
-            <w:r>
-              <w:rPr/>
-            </w:r>
-          </w:p>
-        </w:tc>
-      </w:tr>
-      <w:tr>
-        <w:trPr/>
-        <w:tc>
-          <w:tcPr>
-            <w:tcW w:w="2926" w:type="dxa"/>
-            <w:tcBorders/>
-          </w:tcPr>
-          <w:p>
-            <w:pPr>
-              <w:pStyle w:val="Normal"/>
-              <w:spacing w:before="240" w:after="0"/>
-              <w:ind w:hanging="0"/>
-              <w:rPr/>
-            </w:pPr>
-            <w:r>
-              <w:rPr/>
-            </w:r>
-          </w:p>
-        </w:tc>
-        <w:tc>
-          <w:tcPr>
-            <w:tcW w:w="2926" w:type="dxa"/>
-            <w:tcBorders/>
-          </w:tcPr>
-          <w:p>
-            <w:pPr>
-              <w:pStyle w:val="Normal"/>
-              <w:spacing w:before="240" w:after="0"/>
-              <w:ind w:hanging="0"/>
-              <w:rPr/>
-            </w:pPr>
-            <w:r>
-              <w:rPr/>
-            </w:r>
-          </w:p>
-        </w:tc>
-        <w:tc>
-          <w:tcPr>
-            <w:tcW w:w="2926" w:type="dxa"/>
-            <w:tcBorders/>
-          </w:tcPr>
-          <w:p>
-            <w:pPr>
-              <w:pStyle w:val="Normal"/>
-              <w:spacing w:before="240" w:after="0"/>
-              <w:ind w:hanging="0"/>
-              <w:rPr/>
-            </w:pPr>
-            <w:r>
-              <w:rPr/>
-            </w:r>
-          </w:p>
-        </w:tc>
-      </w:tr>
-    </w:tbl>
-    <w:p>
-      <w:pPr>
-        <w:pStyle w:val="Normal"/>
-        <w:rPr/>
-      </w:pPr>
-      <w:r>
-        <w:rPr/>
-        <w:t>Lorem ipsum dolor sit amet consectetur adipiscing elit. Quisque faucibus ex sapien vitae pellentesque sem placerat. In id cursus mi pretium tellus duis convallis. Tempus leo eu aenean sed diam urna tempor. Pulvinar vivamus fringilla lacus nec metus bibendum egestas. Iaculis massa nisl malesuada lacinia integer nunc posuere. Ut hendrerit semper vel class aptent taciti sociosqu. Ad litora torquent per conubia nostra inceptos himenaeos.</w:t>
-      </w:r>
-    </w:p>
-    <w:p>
-      <w:pPr>
-        <w:pStyle w:val="Normal"/>
-        <w:rPr/>
-      </w:pPr>
-      <w:r>
-        <w:rPr/>
-        <w:t>Lorem ipsum dolor sit amet consectetur adipiscing elit. Quisque faucibus ex sapien vitae pellentesque sem placerat. In id cursus mi pretium tellus duis convallis. Tempus leo eu aenean sed diam urna tempor. Pulvinar vivamus fringilla lacus nec metus bibendum egestas. Iaculis massa nisl malesuada lacinia integer nunc posuere. Ut hendrerit semper vel class aptent taciti sociosqu. Ad litora torquent per conubia nostra inceptos himenaeos.</w:t>
+          <w:bCs w:val="false"/>
+        </w:rPr>
+        <w:t>Zero Trust Security</w:t>
+      </w:r>
+      <w:r>
+        <w:rPr/>
+        <w:t xml:space="preserve"> je model kibernetičke sigurnosti koji polazi od pretpostavke da se nijedan korisnik, uređaj ili mreža ne može automatski smatrati pouzdanim čak ni unutar vlastite organizacije. Umjesto klasičnog pristupa gdje se “unutarnja mreža” smatra sigurnom, Zero Trust primjenjuje načelo: </w:t>
+      </w:r>
+      <w:r>
+        <w:rPr>
+          <w:rStyle w:val="Emphasis"/>
+        </w:rPr>
+        <w:t>“nikome ne vjeruj, uvijek provjeravaj”</w:t>
+      </w:r>
+      <w:r>
+        <w:rPr/>
+        <w:t xml:space="preserve">. Svaki pristup resursima mora biti eksplicitno autoriziran, verificiran i kontinuirano nadziran. </w:t>
+      </w:r>
+    </w:p>
+    <w:p>
+      <w:pPr>
+        <w:pStyle w:val="Normal"/>
+        <w:spacing w:lineRule="auto" w:line="360"/>
+        <w:rPr/>
+      </w:pPr>
+      <w:r>
+        <w:rPr/>
+        <w:t>Koncept se počeo razvijati početkom 2010-ih, kao odgovor na sve češće i sofisticiranije kibernetičke napade koji su zaobilazili tradicionalne obrane temeljene na “sigurnom perimetru”. U okviru Zero Trust pristupa naglasak se stavlja na više ključnih sigurnosnih principa, među kojima se posebno ističu načelo najmanjih privilegija, mikrosegmentacija mreže te kontinuirana provjera identiteta i konteksta pristupa. Umjesto statičnih pravila pristupa, odluke o autorizaciji donose se dinamički, uzimajući u obzir faktore poput lokacije korisnika, stanja uređaja, vremenskog konteksta i razine osjetljivosti resursa.</w:t>
+      </w:r>
+    </w:p>
+    <w:p>
+      <w:pPr>
+        <w:pStyle w:val="TextBody"/>
+        <w:spacing w:lineRule="auto" w:line="360"/>
+        <w:rPr/>
+      </w:pPr>
+      <w:r>
+        <w:rPr/>
+        <w:t>Dodatno, Zero Trust model uvodi koncept pretpostavke kompromitacije (assume breach), gdje se polazi od ideje da napadač već može biti prisutan unutar sustava. Iz tog razloga naglasak se premješta s prevencije na ograničavanje lateralnog kretanja napadača te brzo otkrivanje i reagiranje na sigurnosne incidente. Ovakav pristup značajno smanjuje mogućnost eskalacije privilegija i pristupa kritičnim sustavima unutar organizacije.</w:t>
+      </w:r>
+    </w:p>
+    <w:p>
+      <w:pPr>
+        <w:pStyle w:val="TextBody"/>
+        <w:spacing w:lineRule="auto" w:line="360"/>
+        <w:rPr/>
+      </w:pPr>
+      <w:r>
+        <w:rPr/>
+        <w:t xml:space="preserve">Razvoj cloud tehnologija, mikroservisnih arhitektura i </w:t>
+      </w:r>
+      <w:r>
+        <w:rPr>
+          <w:rFonts w:eastAsia="Aptos" w:cs="Arial" w:cstheme="minorBidi" w:eastAsiaTheme="minorHAnsi"/>
+          <w:color w:val="auto"/>
+          <w:kern w:val="0"/>
+          <w:sz w:val="24"/>
+          <w:szCs w:val="22"/>
+          <w:lang w:val="hr-HR" w:eastAsia="en-US" w:bidi="ar-SA"/>
+          <w14:ligatures w14:val="standardContextual"/>
+        </w:rPr>
+        <w:t>distribuiranih</w:t>
+      </w:r>
+      <w:r>
+        <w:rPr/>
+        <w:t xml:space="preserve"> sustava dodatno je ubrzao usvajanje Zero Trust modela, budući da tradicionalni perimetarski pristup više ne odgovara dinamičnoj prirodi modernih IT okruženja.</w:t>
+      </w:r>
+    </w:p>
+    <w:p>
+      <w:pPr>
+        <w:pStyle w:val="Normal"/>
+        <w:spacing w:lineRule="auto" w:line="360"/>
+        <w:ind w:hanging="0"/>
+        <w:rPr/>
+      </w:pPr>
+      <w:r>
+        <w:rPr/>
       </w:r>
       <w:r>
         <w:br w:type="page"/>
@@ -4967,6 +4567,60 @@
       </w:pPr>
       <w:r>
         <w:rPr/>
+        <w:drawing>
+          <wp:anchor behindDoc="0" distT="0" distB="0" distL="0" distR="0" simplePos="0" locked="0" layoutInCell="1" allowOverlap="1" relativeHeight="8">
+            <wp:simplePos x="0" y="0"/>
+            <wp:positionH relativeFrom="column">
+              <wp:posOffset>534670</wp:posOffset>
+            </wp:positionH>
+            <wp:positionV relativeFrom="paragraph">
+              <wp:posOffset>24765</wp:posOffset>
+            </wp:positionV>
+            <wp:extent cx="4316095" cy="2943860"/>
+            <wp:effectExtent l="0" t="0" r="0" b="0"/>
+            <wp:wrapSquare wrapText="largest"/>
+            <wp:docPr id="7" name="Image3" descr=""/>
+            <wp:cNvGraphicFramePr>
+              <a:graphicFrameLocks xmlns:a="http://schemas.openxmlformats.org/drawingml/2006/main" noChangeAspect="1"/>
+            </wp:cNvGraphicFramePr>
+            <a:graphic xmlns:a="http://schemas.openxmlformats.org/drawingml/2006/main">
+              <a:graphicData uri="http://schemas.openxmlformats.org/drawingml/2006/picture">
+                <pic:pic xmlns:pic="http://schemas.openxmlformats.org/drawingml/2006/picture">
+                  <pic:nvPicPr>
+                    <pic:cNvPr id="7" name="Image3" descr=""/>
+                    <pic:cNvPicPr>
+                      <a:picLocks noChangeAspect="1" noChangeArrowheads="1"/>
+                    </pic:cNvPicPr>
+                  </pic:nvPicPr>
+                  <pic:blipFill>
+                    <a:blip r:embed="rId9"/>
+                    <a:stretch>
+                      <a:fillRect/>
+                    </a:stretch>
+                  </pic:blipFill>
+                  <pic:spPr bwMode="auto">
+                    <a:xfrm>
+                      <a:off x="0" y="0"/>
+                      <a:ext cx="4316095" cy="2943860"/>
+                    </a:xfrm>
+                    <a:prstGeom prst="rect">
+                      <a:avLst/>
+                    </a:prstGeom>
+                  </pic:spPr>
+                </pic:pic>
+              </a:graphicData>
+            </a:graphic>
+          </wp:anchor>
+        </w:drawing>
+      </w:r>
+    </w:p>
+    <w:p>
+      <w:pPr>
+        <w:pStyle w:val="Normal"/>
+        <w:rPr/>
+      </w:pPr>
+      <w:r>
+        <w:rPr/>
         <w:t>Lorem ipsum dolor sit amet consectetur adipiscing elit. Quisque faucibus ex sapien vitae pellentesque sem placerat. In id cursus mi pretium tellus duis convallis. Tempus leo eu aenean sed diam urna tempor. Pulvinar vivamus fringilla lacus nec metus bibendum egestas. Iaculis massa nisl malesuada lacinia integer nunc posuere. Ut hendrerit semper vel class aptent taciti sociosqu. Ad litora torquent per conubia nostra inceptos himenaeos.</w:t>
       </w:r>
     </w:p>
@@ -5098,7 +4752,7 @@
           <w:numId w:val="2"/>
         </w:numPr>
         <w:spacing w:lineRule="auto" w:line="259" w:before="0" w:after="160"/>
-        <w:ind w:hanging="0"/>
+        <w:ind w:left="397" w:hanging="0"/>
         <w:jc w:val="left"/>
         <w:rPr/>
       </w:pPr>
@@ -5363,18 +5017,14 @@
           <w:ilvl w:val="0"/>
           <w:numId w:val="2"/>
         </w:numPr>
-        <w:spacing w:lineRule="auto" w:line="259" w:before="480" w:after="280"/>
-        <w:ind w:hanging="0"/>
-        <w:jc w:val="left"/>
-        <w:rPr/>
-      </w:pPr>
-      <w:r>
-        <w:rPr/>
-        <w:t>m</w:t>
-      </w:r>
-      <w:r>
-        <w:rPr/>
-        <w:t>TLS protokol</w:t>
+        <w:spacing w:lineRule="auto" w:line="259" w:before="480" w:after="0"/>
+        <w:ind w:left="360" w:hanging="0"/>
+        <w:jc w:val="left"/>
+        <w:rPr/>
+      </w:pPr>
+      <w:r>
+        <w:rPr/>
+        <w:t>mTLS protokol</w:t>
       </w:r>
     </w:p>
     <w:p>
@@ -5385,17 +5035,13 @@
           <w:numId w:val="2"/>
         </w:numPr>
         <w:spacing w:lineRule="auto" w:line="259" w:before="0" w:after="160"/>
-        <w:ind w:hanging="0"/>
-        <w:jc w:val="left"/>
-        <w:rPr/>
-      </w:pPr>
-      <w:r>
-        <w:rPr/>
-        <w:t>Š</w:t>
-      </w:r>
-      <w:r>
-        <w:rPr/>
-        <w:t>to je TLS</w:t>
+        <w:ind w:left="397" w:hanging="0"/>
+        <w:jc w:val="left"/>
+        <w:rPr/>
+      </w:pPr>
+      <w:r>
+        <w:rPr/>
+        <w:t>Što je TLS</w:t>
       </w:r>
     </w:p>
     <w:p>
@@ -5406,7 +5052,7 @@
           <w:numId w:val="2"/>
         </w:numPr>
         <w:spacing w:lineRule="auto" w:line="259" w:before="0" w:after="160"/>
-        <w:ind w:hanging="0"/>
+        <w:ind w:left="397" w:hanging="0"/>
         <w:jc w:val="left"/>
         <w:rPr/>
       </w:pPr>
@@ -5423,17 +5069,13 @@
           <w:numId w:val="2"/>
         </w:numPr>
         <w:spacing w:lineRule="auto" w:line="259" w:before="0" w:after="160"/>
-        <w:ind w:hanging="0"/>
-        <w:jc w:val="left"/>
-        <w:rPr/>
-      </w:pPr>
-      <w:r>
-        <w:rPr/>
-        <w:t xml:space="preserve">TLS </w:t>
-      </w:r>
-      <w:r>
-        <w:rPr/>
-        <w:t>handshake</w:t>
+        <w:ind w:left="397" w:hanging="0"/>
+        <w:jc w:val="left"/>
+        <w:rPr/>
+      </w:pPr>
+      <w:r>
+        <w:rPr/>
+        <w:t>TLS handshake</w:t>
       </w:r>
     </w:p>
     <w:p>
@@ -5444,7 +5086,7 @@
           <w:numId w:val="2"/>
         </w:numPr>
         <w:spacing w:lineRule="auto" w:line="259" w:before="0" w:after="160"/>
-        <w:ind w:hanging="0"/>
+        <w:ind w:left="397" w:hanging="0"/>
         <w:jc w:val="left"/>
         <w:rPr/>
       </w:pPr>
@@ -5463,8 +5105,8 @@
           <w:ilvl w:val="0"/>
           <w:numId w:val="2"/>
         </w:numPr>
-        <w:spacing w:lineRule="auto" w:line="259" w:before="480" w:after="280"/>
-        <w:ind w:hanging="0"/>
+        <w:spacing w:lineRule="auto" w:line="259" w:before="480" w:after="0"/>
+        <w:ind w:left="360" w:hanging="0"/>
         <w:jc w:val="left"/>
         <w:rPr/>
       </w:pPr>
@@ -5481,21 +5123,13 @@
           <w:numId w:val="2"/>
         </w:numPr>
         <w:spacing w:lineRule="auto" w:line="259" w:before="0" w:after="160"/>
-        <w:ind w:hanging="0"/>
-        <w:jc w:val="left"/>
-        <w:rPr/>
-      </w:pPr>
-      <w:r>
-        <w:rPr/>
-        <w:t>Š</w:t>
-      </w:r>
-      <w:r>
-        <w:rPr/>
-        <w:t xml:space="preserve">to je </w:t>
-      </w:r>
-      <w:r>
-        <w:rPr/>
-        <w:t>PKI</w:t>
+        <w:ind w:left="397" w:hanging="0"/>
+        <w:jc w:val="left"/>
+        <w:rPr/>
+      </w:pPr>
+      <w:r>
+        <w:rPr/>
+        <w:t>Što je PKI</w:t>
       </w:r>
     </w:p>
     <w:p>
@@ -5506,7 +5140,7 @@
           <w:numId w:val="2"/>
         </w:numPr>
         <w:spacing w:lineRule="auto" w:line="259" w:before="0" w:after="160"/>
-        <w:ind w:hanging="0"/>
+        <w:ind w:left="397" w:hanging="0"/>
         <w:jc w:val="left"/>
         <w:rPr/>
       </w:pPr>
@@ -5523,7 +5157,7 @@
           <w:numId w:val="2"/>
         </w:numPr>
         <w:spacing w:lineRule="auto" w:line="259" w:before="0" w:after="160"/>
-        <w:ind w:hanging="0"/>
+        <w:ind w:left="397" w:hanging="0"/>
         <w:jc w:val="left"/>
         <w:rPr/>
       </w:pPr>
@@ -5540,7 +5174,7 @@
           <w:numId w:val="2"/>
         </w:numPr>
         <w:spacing w:lineRule="auto" w:line="259" w:before="0" w:after="160"/>
-        <w:ind w:hanging="0"/>
+        <w:ind w:left="397" w:hanging="0"/>
         <w:jc w:val="left"/>
         <w:rPr/>
       </w:pPr>
@@ -5557,33 +5191,13 @@
           <w:numId w:val="2"/>
         </w:numPr>
         <w:spacing w:lineRule="auto" w:line="259" w:before="0" w:after="160"/>
-        <w:ind w:hanging="0"/>
-        <w:jc w:val="left"/>
-        <w:rPr/>
-      </w:pPr>
-      <w:r>
-        <w:rPr/>
-        <w:t>K</w:t>
-      </w:r>
-      <w:r>
-        <w:rPr/>
-        <w:t xml:space="preserve">ako </w:t>
-      </w:r>
-      <w:r>
-        <w:rPr/>
-        <w:t>s</w:t>
-      </w:r>
-      <w:r>
-        <w:rPr/>
-        <w:t>ervic</w:t>
-      </w:r>
-      <w:r>
-        <w:rPr/>
-        <w:t>e</w:t>
-      </w:r>
-      <w:r>
-        <w:rPr/>
-        <w:t xml:space="preserve"> mesh koristi PKI</w:t>
+        <w:ind w:left="397" w:hanging="0"/>
+        <w:jc w:val="left"/>
+        <w:rPr/>
+      </w:pPr>
+      <w:r>
+        <w:rPr/>
+        <w:t>Kako service mesh koristi PKI</w:t>
       </w:r>
     </w:p>
     <w:p>
@@ -5860,8 +5474,8 @@
           <w:ilvl w:val="0"/>
           <w:numId w:val="2"/>
         </w:numPr>
-        <w:spacing w:lineRule="auto" w:line="259" w:before="480" w:after="280"/>
-        <w:ind w:hanging="0"/>
+        <w:spacing w:lineRule="auto" w:line="259" w:before="480" w:after="0"/>
+        <w:ind w:left="360" w:hanging="0"/>
         <w:jc w:val="left"/>
         <w:rPr/>
       </w:pPr>
@@ -5878,21 +5492,13 @@
           <w:numId w:val="2"/>
         </w:numPr>
         <w:spacing w:lineRule="auto" w:line="259" w:before="0" w:after="160"/>
-        <w:ind w:hanging="0"/>
-        <w:jc w:val="left"/>
-        <w:rPr/>
-      </w:pPr>
-      <w:r>
-        <w:rPr/>
-        <w:t>Š</w:t>
-      </w:r>
-      <w:r>
-        <w:rPr/>
-        <w:t xml:space="preserve">to je </w:t>
-      </w:r>
-      <w:r>
-        <w:rPr/>
-        <w:t>Service mesh</w:t>
+        <w:ind w:left="397" w:hanging="0"/>
+        <w:jc w:val="left"/>
+        <w:rPr/>
+      </w:pPr>
+      <w:r>
+        <w:rPr/>
+        <w:t>Što je Service mesh</w:t>
       </w:r>
     </w:p>
     <w:p>
@@ -5903,7 +5509,7 @@
           <w:numId w:val="2"/>
         </w:numPr>
         <w:spacing w:lineRule="auto" w:line="259" w:before="0" w:after="160"/>
-        <w:ind w:hanging="0"/>
+        <w:ind w:left="397" w:hanging="0"/>
         <w:jc w:val="left"/>
         <w:rPr/>
       </w:pPr>
@@ -5920,33 +5526,13 @@
           <w:numId w:val="2"/>
         </w:numPr>
         <w:spacing w:lineRule="auto" w:line="259" w:before="0" w:after="160"/>
-        <w:ind w:hanging="0"/>
-        <w:jc w:val="left"/>
-        <w:rPr/>
-      </w:pPr>
-      <w:r>
-        <w:rPr/>
-        <w:t>K</w:t>
-      </w:r>
-      <w:r>
-        <w:rPr/>
-        <w:t xml:space="preserve">ontrolna i </w:t>
-      </w:r>
-      <w:r>
-        <w:rPr/>
-        <w:t>p</w:t>
-      </w:r>
-      <w:r>
-        <w:rPr/>
-        <w:t xml:space="preserve">odatkovna </w:t>
-      </w:r>
-      <w:r>
-        <w:rPr/>
-        <w:t>r</w:t>
-      </w:r>
-      <w:r>
-        <w:rPr/>
-        <w:t>avnina</w:t>
+        <w:ind w:left="397" w:hanging="0"/>
+        <w:jc w:val="left"/>
+        <w:rPr/>
+      </w:pPr>
+      <w:r>
+        <w:rPr/>
+        <w:t>Kontrolna i podatkovna ravnina</w:t>
       </w:r>
     </w:p>
     <w:p>
@@ -5957,7 +5543,7 @@
           <w:numId w:val="2"/>
         </w:numPr>
         <w:spacing w:lineRule="auto" w:line="259" w:before="0" w:after="160"/>
-        <w:ind w:hanging="0"/>
+        <w:ind w:left="397" w:hanging="0"/>
         <w:jc w:val="left"/>
         <w:rPr/>
       </w:pPr>
@@ -6252,8 +5838,8 @@
           <w:ilvl w:val="0"/>
           <w:numId w:val="2"/>
         </w:numPr>
-        <w:spacing w:lineRule="auto" w:line="259" w:before="480" w:after="280"/>
-        <w:ind w:hanging="0"/>
+        <w:spacing w:lineRule="auto" w:line="259" w:before="480" w:after="0"/>
+        <w:ind w:left="360" w:hanging="0"/>
         <w:jc w:val="left"/>
         <w:rPr/>
       </w:pPr>
@@ -6381,11 +5967,7 @@
       </w:hyperlink>
       <w:r>
         <w:rPr/>
-        <w:t xml:space="preserve">, </w:t>
-      </w:r>
-      <w:r>
-        <w:rPr/>
-        <w:t>posjećeno 25.4.2026.</w:t>
+        <w:t>, posjećeno 25.4.2026.</w:t>
       </w:r>
     </w:p>
     <w:p>
@@ -6459,11 +6041,7 @@
       </w:hyperlink>
       <w:r>
         <w:rPr/>
-        <w:t xml:space="preserve">, </w:t>
-      </w:r>
-      <w:r>
-        <w:rPr/>
-        <w:t>posjećeno 26.4.2026.</w:t>
+        <w:t>, posjećeno 26.4.2026.</w:t>
       </w:r>
     </w:p>
     <w:p>
@@ -6500,11 +6078,7 @@
       </w:hyperlink>
       <w:r>
         <w:rPr/>
-        <w:t xml:space="preserve">, </w:t>
-      </w:r>
-      <w:r>
-        <w:rPr/>
-        <w:t>posjećeno 24.6.2026.</w:t>
+        <w:t>, posjećeno 24.4.2026.</w:t>
       </w:r>
     </w:p>
     <w:p>
@@ -6533,11 +6107,7 @@
       </w:hyperlink>
       <w:r>
         <w:rPr/>
-        <w:t xml:space="preserve">, </w:t>
-      </w:r>
-      <w:r>
-        <w:rPr/>
-        <w:t>posjećeno 24.6.2026.</w:t>
+        <w:t>, posjećeno 24.6.2026.</w:t>
       </w:r>
     </w:p>
     <w:p>
@@ -6562,7 +6132,7 @@
       </w:hyperlink>
       <w:r>
         <w:rPr/>
-        <w:t xml:space="preserve">, </w:t>
+        <w:t xml:space="preserve">, posjećeno 24.4.2026. </w:t>
       </w:r>
       <w:hyperlink r:id="rId19">
         <w:r>
@@ -6574,11 +6144,81 @@
       </w:hyperlink>
       <w:r>
         <w:rPr/>
+        <w:t>, posjećeno 24.4.2026.</w:t>
+      </w:r>
+    </w:p>
+    <w:p>
+      <w:pPr>
+        <w:pStyle w:val="ListParagraph"/>
+        <w:numPr>
+          <w:ilvl w:val="0"/>
+          <w:numId w:val="3"/>
+        </w:numPr>
+        <w:spacing w:lineRule="auto" w:line="276" w:before="0" w:after="160"/>
+        <w:contextualSpacing/>
+        <w:jc w:val="left"/>
+        <w:rPr/>
+      </w:pPr>
+      <w:hyperlink r:id="rId20">
+        <w:r>
+          <w:rPr>
+            <w:rStyle w:val="InternetLink"/>
+          </w:rPr>
+          <w:t>www.veeam.com</w:t>
+        </w:r>
+      </w:hyperlink>
+      <w:r>
+        <w:rPr/>
         <w:t xml:space="preserve">, </w:t>
       </w:r>
-      <w:r>
-        <w:rPr/>
-        <w:t>posjećeno 24.6.2026.</w:t>
+      <w:hyperlink r:id="rId21">
+        <w:r>
+          <w:rPr>
+            <w:rStyle w:val="InternetLink"/>
+          </w:rPr>
+          <w:t>https://www.veeam.com/blog/zero-trust-security.html</w:t>
+        </w:r>
+      </w:hyperlink>
+      <w:r>
+        <w:rPr/>
+        <w:t>, posjećeno 15.5.2026,</w:t>
+      </w:r>
+    </w:p>
+    <w:p>
+      <w:pPr>
+        <w:pStyle w:val="ListParagraph"/>
+        <w:numPr>
+          <w:ilvl w:val="0"/>
+          <w:numId w:val="3"/>
+        </w:numPr>
+        <w:spacing w:lineRule="auto" w:line="276" w:before="0" w:after="160"/>
+        <w:contextualSpacing/>
+        <w:jc w:val="left"/>
+        <w:rPr/>
+      </w:pPr>
+      <w:hyperlink r:id="rId22">
+        <w:r>
+          <w:rPr>
+            <w:rStyle w:val="InternetLink"/>
+          </w:rPr>
+          <w:t>www.sciencedirect.com</w:t>
+        </w:r>
+      </w:hyperlink>
+      <w:r>
+        <w:rPr/>
+        <w:t xml:space="preserve">, </w:t>
+      </w:r>
+      <w:hyperlink r:id="rId23">
+        <w:r>
+          <w:rPr>
+            <w:rStyle w:val="InternetLink"/>
+          </w:rPr>
+          <w:t>https://www.sciencedirect.com/science/article/abs/pii/S0167404821002601</w:t>
+        </w:r>
+      </w:hyperlink>
+      <w:r>
+        <w:rPr/>
+        <w:t>, posjećeno 15.5.2026.</w:t>
       </w:r>
       <w:r>
         <w:br w:type="page"/>
@@ -6815,8 +6455,8 @@
       </w:r>
     </w:p>
     <w:sectPr>
-      <w:headerReference w:type="default" r:id="rId20"/>
-      <w:footerReference w:type="default" r:id="rId21"/>
+      <w:headerReference w:type="default" r:id="rId24"/>
+      <w:footerReference w:type="default" r:id="rId25"/>
       <w:type w:val="nextPage"/>
       <w:pgSz w:w="11906" w:h="16838"/>
       <w:pgMar w:left="1701" w:right="1418" w:header="720" w:top="1418" w:footer="720" w:bottom="1701" w:gutter="0"/>
@@ -6837,7 +6477,7 @@
         <w:docPartGallery w:val="Page Numbers (Bottom of Page)"/>
         <w:docPartUnique w:val="true"/>
       </w:docPartObj>
-      <w:id w:val="1298758564"/>
+      <w:id w:val="1235466611"/>
     </w:sdtPr>
     <w:sdtContent>
       <w:p>
@@ -6872,7 +6512,7 @@
         <w:docPartGallery w:val="Page Numbers (Bottom of Page)"/>
         <w:docPartUnique w:val="true"/>
       </w:docPartObj>
-      <w:id w:val="1579733922"/>
+      <w:id w:val="304523766"/>
     </w:sdtPr>
     <w:sdtContent>
       <w:p>
@@ -7005,7 +6645,6 @@
         </w:tabs>
         <w:ind w:left="907" w:hanging="907"/>
       </w:pPr>
-      <w:rPr/>
     </w:lvl>
     <w:lvl w:ilvl="3">
       <w:start w:val="1"/>
@@ -8827,6 +8466,13 @@
       <w:szCs w:val="12"/>
     </w:rPr>
   </w:style>
+  <w:style w:type="paragraph" w:styleId="FrameContents">
+    <w:name w:val="Frame Contents"/>
+    <w:basedOn w:val="Normal"/>
+    <w:qFormat/>
+    <w:pPr/>
+    <w:rPr/>
+  </w:style>
   <w:style w:type="numbering" w:styleId="NoList" w:default="1">
     <w:name w:val="No List"/>
     <w:uiPriority w:val="99"/>

--- a/documentation/DujmovAndela-diplomski.docx
+++ b/documentation/DujmovAndela-diplomski.docx
@@ -3184,7 +3184,7 @@
           <w:ilvl w:val="0"/>
           <w:numId w:val="2"/>
         </w:numPr>
-        <w:spacing w:before="480" w:after="0"/>
+        <w:spacing w:before="480" w:after="280"/>
         <w:rPr/>
       </w:pPr>
       <w:bookmarkStart w:id="1" w:name="_Toc213706370"/>
@@ -3252,7 +3252,7 @@
           <w:numId w:val="2"/>
         </w:numPr>
         <w:spacing w:before="480" w:after="280"/>
-        <w:ind w:left="397" w:hanging="0"/>
+        <w:ind w:hanging="0"/>
         <w:rPr/>
       </w:pPr>
       <w:r>
@@ -3360,7 +3360,23 @@
       </w:pPr>
       <w:r>
         <w:rPr/>
-        <w:t>Java je objektno orijentirani programski jezik opće namjene koji se široko koristi u razvoju poslovnih i distribuiranih aplikacija, poznata po svojoj portabilnosti, što omogućuje pokretanje aplikacija na različitim platformama putem Java Virtual Machine (JVM). Zahvaljujući snažnom ekosustavu, bogatim bibliotekama i dugogodišnjoj stabilnosti, Java je čest izbor za razvoj backend sustava i mikroservisnih arhitektura. Njena robusnost, sigurnosne mogućnosti i podrška za višedretveno programiranje čine je pogodnom za izgradnju skalabilnih i pouzdanih aplikacija u suvremenim informacijskim sustavima.</w:t>
+        <w:t>Java je objektno orijentirani programski jezik opće namjene koji se široko koristi u razvoju poslovnih i distribuiranih aplikacij</w:t>
+      </w:r>
+      <w:r>
+        <w:rPr/>
+        <w:t xml:space="preserve">a, </w:t>
+      </w:r>
+      <w:r>
+        <w:rPr/>
+        <w:t>poznata po svojoj portabilnosti, što omogućuje pokretanje aplikacija na različitim platformama putem Java Virtual Machin</w:t>
+      </w:r>
+      <w:r>
+        <w:rPr/>
+        <w:t xml:space="preserve">e (JVM). </w:t>
+      </w:r>
+      <w:r>
+        <w:rPr/>
+        <w:t>Zahvaljujući snažnom ekosustavu, bogatim bibliotekama i dugogodišnjoj stabilnosti, Java je čest izbor za razvoj backend sustava i mikroservisnih arhitektura. Njena robusnost, sigurnosne mogućnosti i podrška za višedretveno programiranje čine je pogodnom za izgradnju skalabilnih i pouzdanih aplikacija u suvremenim informacijskim sustavima.</w:t>
       </w:r>
     </w:p>
     <w:p>
@@ -3386,12 +3402,91 @@
     <w:p>
       <w:pPr>
         <w:pStyle w:val="Normal"/>
-        <w:ind w:hanging="0"/>
-        <w:rPr/>
-      </w:pPr>
-      <w:r>
-        <w:rPr/>
-        <w:tab/>
+        <w:rPr/>
+      </w:pPr>
+      <w:r>
+        <w:rPr/>
+        <w:drawing>
+          <wp:anchor behindDoc="0" distT="0" distB="0" distL="0" distR="0" simplePos="0" locked="0" layoutInCell="1" allowOverlap="1" relativeHeight="2">
+            <wp:simplePos x="0" y="0"/>
+            <wp:positionH relativeFrom="column">
+              <wp:posOffset>534670</wp:posOffset>
+            </wp:positionH>
+            <wp:positionV relativeFrom="paragraph">
+              <wp:posOffset>24765</wp:posOffset>
+            </wp:positionV>
+            <wp:extent cx="4316095" cy="2943860"/>
+            <wp:effectExtent l="0" t="0" r="0" b="0"/>
+            <wp:wrapSquare wrapText="largest"/>
+            <wp:docPr id="1" name="Image3" descr=""/>
+            <wp:cNvGraphicFramePr>
+              <a:graphicFrameLocks xmlns:a="http://schemas.openxmlformats.org/drawingml/2006/main" noChangeAspect="1"/>
+            </wp:cNvGraphicFramePr>
+            <a:graphic xmlns:a="http://schemas.openxmlformats.org/drawingml/2006/main">
+              <a:graphicData uri="http://schemas.openxmlformats.org/drawingml/2006/picture">
+                <pic:pic xmlns:pic="http://schemas.openxmlformats.org/drawingml/2006/picture">
+                  <pic:nvPicPr>
+                    <pic:cNvPr id="1" name="Image3" descr=""/>
+                    <pic:cNvPicPr>
+                      <a:picLocks noChangeAspect="1" noChangeArrowheads="1"/>
+                    </pic:cNvPicPr>
+                  </pic:nvPicPr>
+                  <pic:blipFill>
+                    <a:blip r:embed="rId5"/>
+                    <a:stretch>
+                      <a:fillRect/>
+                    </a:stretch>
+                  </pic:blipFill>
+                  <pic:spPr bwMode="auto">
+                    <a:xfrm>
+                      <a:off x="0" y="0"/>
+                      <a:ext cx="4316095" cy="2943860"/>
+                    </a:xfrm>
+                    <a:prstGeom prst="rect">
+                      <a:avLst/>
+                    </a:prstGeom>
+                  </pic:spPr>
+                </pic:pic>
+              </a:graphicData>
+            </a:graphic>
+          </wp:anchor>
+        </w:drawing>
+      </w:r>
+    </w:p>
+    <w:p>
+      <w:pPr>
+        <w:pStyle w:val="Normal"/>
+        <w:rPr/>
+      </w:pPr>
+      <w:r>
+        <w:rPr/>
+      </w:r>
+    </w:p>
+    <w:p>
+      <w:pPr>
+        <w:pStyle w:val="Normal"/>
+        <w:rPr/>
+      </w:pPr>
+      <w:r>
+        <w:rPr/>
+      </w:r>
+    </w:p>
+    <w:p>
+      <w:pPr>
+        <w:pStyle w:val="Normal"/>
+        <w:rPr/>
+      </w:pPr>
+      <w:r>
+        <w:rPr/>
+      </w:r>
+    </w:p>
+    <w:p>
+      <w:pPr>
+        <w:pStyle w:val="Normal"/>
+        <w:rPr/>
+      </w:pPr>
+      <w:r>
+        <w:rPr/>
         <w:t>Kubernetes je open-source platforma za orkestraciju kontejnera koja omogućuje automatizirano upravljanje, skaliranje i implementaciju aplikacija u distribuiranim sustavima. Izvorno razvijen od strane Google, Kubernetes je danas jedan od najvažnijih alata u modernom DevOps okruženju.</w:t>
       </w:r>
     </w:p>
@@ -3512,7 +3607,7 @@
           <w:numId w:val="2"/>
         </w:numPr>
         <w:spacing w:lineRule="auto" w:line="259" w:before="0" w:after="160"/>
-        <w:ind w:left="397" w:hanging="0"/>
+        <w:ind w:hanging="0"/>
         <w:jc w:val="left"/>
         <w:rPr>
           <w:rFonts w:ascii="Arial" w:hAnsi="Arial" w:eastAsia="等线 Light" w:cs="Times New Roman" w:cstheme="majorBidi" w:eastAsiaTheme="majorEastAsia"/>
@@ -3553,7 +3648,7 @@
       </w:pPr>
       <w:r>
         <w:rPr>
-          <w:rFonts w:eastAsia="等线 Light" w:cs="Times New Roman" w:cstheme="majorBidi" w:eastAsiaTheme="majorEastAsia"/>
+          <w:rFonts w:eastAsia="等线 Light" w:cs="Times New Roman" w:ascii="Times New Roman" w:hAnsi="Times New Roman" w:cstheme="majorBidi" w:eastAsiaTheme="majorEastAsia"/>
           <w:b w:val="false"/>
           <w:bCs w:val="false"/>
           <w:sz w:val="24"/>
@@ -3599,7 +3694,7 @@
         <mc:AlternateContent>
           <mc:Choice Requires="wps">
             <w:drawing>
-              <wp:anchor behindDoc="0" distT="0" distB="0" distL="0" distR="0" simplePos="0" locked="0" layoutInCell="1" allowOverlap="1" relativeHeight="5">
+              <wp:anchor behindDoc="0" distT="0" distB="0" distL="0" distR="0" simplePos="0" locked="0" layoutInCell="1" allowOverlap="1" relativeHeight="6">
                 <wp:simplePos x="0" y="0"/>
                 <wp:positionH relativeFrom="column">
                   <wp:posOffset>1715770</wp:posOffset>
@@ -3607,18 +3702,18 @@
                 <wp:positionV relativeFrom="paragraph">
                   <wp:posOffset>3444875</wp:posOffset>
                 </wp:positionV>
-                <wp:extent cx="2351405" cy="177165"/>
+                <wp:extent cx="2350135" cy="343535"/>
                 <wp:effectExtent l="0" t="0" r="0" b="0"/>
                 <wp:wrapNone/>
-                <wp:docPr id="1" name="Shape1"/>
+                <wp:docPr id="2" name="Shape1"/>
                 <a:graphic xmlns:a="http://schemas.openxmlformats.org/drawingml/2006/main">
                   <a:graphicData uri="http://schemas.microsoft.com/office/word/2010/wordprocessingShape">
                     <wps:wsp>
-                      <wps:cNvSpPr/>
+                      <wps:cNvSpPr txBox="1"/>
                       <wps:spPr>
                         <a:xfrm>
                           <a:off x="0" y="0"/>
-                          <a:ext cx="2350800" cy="176400"/>
+                          <a:ext cx="2349360" cy="343080"/>
                         </a:xfrm>
                         <a:prstGeom prst="rect">
                           <a:avLst/>
@@ -3628,41 +3723,30 @@
                           <a:noFill/>
                         </a:ln>
                       </wps:spPr>
-                      <wps:style>
-                        <a:lnRef idx="0"/>
-                        <a:fillRef idx="0"/>
-                        <a:effectRef idx="0"/>
-                        <a:fontRef idx="minor"/>
-                      </wps:style>
                       <wps:txbx>
                         <w:txbxContent>
                           <w:p>
                             <w:pPr>
-                              <w:pStyle w:val="FrameContents"/>
                               <w:overflowPunct w:val="false"/>
-                              <w:spacing w:lineRule="auto" w:line="240" w:before="0" w:after="0"/>
+                              <w:spacing w:before="0" w:after="0" w:lineRule="auto" w:line="240"/>
                               <w:ind w:hanging="0"/>
                               <w:jc w:val="center"/>
-                              <w:rPr>
-                                <w:color w:val="000000"/>
-                              </w:rPr>
+                              <w:rPr/>
                             </w:pPr>
                             <w:r>
                               <w:rPr>
-                                <w:rFonts w:eastAsia="Aptos" w:cs="Arial" w:ascii="Aptos" w:hAnsi="Aptos" w:asciiTheme="minorHAnsi" w:cstheme="minorBidi" w:eastAsiaTheme="minorHAnsi" w:hAnsiTheme="minorHAnsi"/>
                                 <w:b/>
                                 <w:bCs/>
-                                <w:color w:val="000000"/>
                                 <w:sz w:val="24"/>
+                                <w:rFonts w:asciiTheme="minorHAnsi" w:cstheme="minorBidi" w:eastAsiaTheme="minorHAnsi" w:hAnsiTheme="minorHAnsi" w:ascii="Times New Roman" w:hAnsi="Times New Roman"/>
                                 <w14:ligatures w14:val="standardContextual"/>
                               </w:rPr>
                               <w:t>Slika 1:</w:t>
                             </w:r>
                             <w:r>
                               <w:rPr>
-                                <w:rFonts w:eastAsia="Aptos" w:cs="Arial" w:ascii="Aptos" w:hAnsi="Aptos" w:asciiTheme="minorHAnsi" w:cstheme="minorBidi" w:eastAsiaTheme="minorHAnsi" w:hAnsiTheme="minorHAnsi"/>
-                                <w:color w:val="000000"/>
                                 <w:sz w:val="24"/>
+                                <w:rFonts w:asciiTheme="minorHAnsi" w:cstheme="minorBidi" w:eastAsiaTheme="minorHAnsi" w:hAnsiTheme="minorHAnsi" w:ascii="Times New Roman" w:hAnsi="Times New Roman"/>
                                 <w14:ligatures w14:val="standardContextual"/>
                               </w:rPr>
                               <w:t xml:space="preserve"> NGINX model</w:t>
@@ -3670,7 +3754,7 @@
                           </w:p>
                         </w:txbxContent>
                       </wps:txbx>
-                      <wps:bodyPr lIns="0" rIns="0" tIns="0" bIns="0">
+                      <wps:bodyPr wrap="square" lIns="0" rIns="0" tIns="0" bIns="0">
                         <a:spAutoFit/>
                       </wps:bodyPr>
                     </wps:wsp>
@@ -3681,39 +3765,35 @@
           </mc:Choice>
           <mc:Fallback>
             <w:pict>
-              <v:rect id="shape_0" ID="Shape1" stroked="f" style="position:absolute;margin-left:135.1pt;margin-top:271.25pt;width:185.05pt;height:13.85pt">
-                <w10:wrap type="square"/>
-                <v:fill o:detectmouseclick="t" on="false"/>
-                <v:stroke color="#3465a4" joinstyle="round" endcap="flat"/>
+              <v:shapetype id="_x0000_t202" coordsize="21600,21600" o:spt="202" path="m,l,21600l21600,21600l21600,xe">
+                <v:stroke joinstyle="miter"/>
+                <v:path gradientshapeok="t" o:connecttype="rect"/>
+              </v:shapetype>
+              <v:shape id="shape_0" ID="Shape1" stroked="f" style="position:absolute;margin-left:135.1pt;margin-top:271.25pt;width:184.95pt;height:26.95pt" type="shapetype_202">
                 <v:textbox>
                   <w:txbxContent>
                     <w:p>
                       <w:pPr>
-                        <w:pStyle w:val="FrameContents"/>
                         <w:overflowPunct w:val="false"/>
-                        <w:spacing w:lineRule="auto" w:line="240" w:before="0" w:after="0"/>
+                        <w:spacing w:before="0" w:after="0" w:lineRule="auto" w:line="240"/>
                         <w:ind w:hanging="0"/>
                         <w:jc w:val="center"/>
-                        <w:rPr>
-                          <w:color w:val="000000"/>
-                        </w:rPr>
+                        <w:rPr/>
                       </w:pPr>
                       <w:r>
                         <w:rPr>
-                          <w:rFonts w:eastAsia="Aptos" w:cs="Arial" w:ascii="Aptos" w:hAnsi="Aptos" w:asciiTheme="minorHAnsi" w:cstheme="minorBidi" w:eastAsiaTheme="minorHAnsi" w:hAnsiTheme="minorHAnsi"/>
                           <w:b/>
                           <w:bCs/>
-                          <w:color w:val="000000"/>
                           <w:sz w:val="24"/>
+                          <w:rFonts w:asciiTheme="minorHAnsi" w:cstheme="minorBidi" w:eastAsiaTheme="minorHAnsi" w:hAnsiTheme="minorHAnsi" w:ascii="Times New Roman" w:hAnsi="Times New Roman"/>
                           <w14:ligatures w14:val="standardContextual"/>
                         </w:rPr>
                         <w:t>Slika 1:</w:t>
                       </w:r>
                       <w:r>
                         <w:rPr>
-                          <w:rFonts w:eastAsia="Aptos" w:cs="Arial" w:ascii="Aptos" w:hAnsi="Aptos" w:asciiTheme="minorHAnsi" w:cstheme="minorBidi" w:eastAsiaTheme="minorHAnsi" w:hAnsiTheme="minorHAnsi"/>
-                          <w:color w:val="000000"/>
                           <w:sz w:val="24"/>
+                          <w:rFonts w:asciiTheme="minorHAnsi" w:cstheme="minorBidi" w:eastAsiaTheme="minorHAnsi" w:hAnsiTheme="minorHAnsi" w:ascii="Times New Roman" w:hAnsi="Times New Roman"/>
                           <w14:ligatures w14:val="standardContextual"/>
                         </w:rPr>
                         <w:t xml:space="preserve"> NGINX model</w:t>
@@ -3721,12 +3801,15 @@
                     </w:p>
                   </w:txbxContent>
                 </v:textbox>
-              </v:rect>
+                <w10:wrap type="square"/>
+                <v:fill o:detectmouseclick="t" on="false"/>
+                <v:stroke color="black" joinstyle="round" endcap="flat"/>
+              </v:shape>
             </w:pict>
           </mc:Fallback>
         </mc:AlternateContent>
         <w:drawing>
-          <wp:anchor behindDoc="0" distT="0" distB="0" distL="0" distR="0" simplePos="0" locked="0" layoutInCell="1" allowOverlap="1" relativeHeight="4">
+          <wp:anchor behindDoc="0" distT="0" distB="0" distL="0" distR="0" simplePos="0" locked="0" layoutInCell="1" allowOverlap="1" relativeHeight="5">
             <wp:simplePos x="0" y="0"/>
             <wp:positionH relativeFrom="column">
               <wp:posOffset>1382395</wp:posOffset>
@@ -3751,7 +3834,7 @@
                     </pic:cNvPicPr>
                   </pic:nvPicPr>
                   <pic:blipFill>
-                    <a:blip r:embed="rId5"/>
+                    <a:blip r:embed="rId6"/>
                     <a:stretch>
                       <a:fillRect/>
                     </a:stretch>
@@ -3845,7 +3928,7 @@
       </w:pPr>
       <w:r>
         <w:drawing>
-          <wp:anchor behindDoc="0" distT="0" distB="0" distL="0" distR="0" simplePos="0" locked="0" layoutInCell="1" allowOverlap="1" relativeHeight="2">
+          <wp:anchor behindDoc="0" distT="0" distB="0" distL="0" distR="0" simplePos="0" locked="0" layoutInCell="1" allowOverlap="1" relativeHeight="3">
             <wp:simplePos x="0" y="0"/>
             <wp:positionH relativeFrom="column">
               <wp:posOffset>186690</wp:posOffset>
@@ -3870,7 +3953,7 @@
                     </pic:cNvPicPr>
                   </pic:nvPicPr>
                   <pic:blipFill>
-                    <a:blip r:embed="rId6"/>
+                    <a:blip r:embed="rId7"/>
                     <a:stretch>
                       <a:fillRect/>
                     </a:stretch>
@@ -3895,18 +3978,15 @@
           <w:b/>
           <w:bCs/>
         </w:rPr>
-        <w:t>S</w:t>
-      </w:r>
-      <w:r>
-        <w:rPr>
-          <w:b/>
-          <w:bCs/>
-        </w:rPr>
-        <w:t>lika 2</w:t>
-      </w:r>
-      <w:r>
-        <w:rPr/>
-        <w:t>: Tradicionalni  model mrezne sigurnosti</w:t>
+        <w:t>Slika 2</w:t>
+      </w:r>
+      <w:r>
+        <w:rPr/>
+        <w:t xml:space="preserve">: </w:t>
+      </w:r>
+      <w:r>
+        <w:rPr/>
+        <w:t>Tradicionalni  model mrezne sigurnosti</w:t>
       </w:r>
     </w:p>
     <w:p>
@@ -3917,7 +3997,15 @@
       </w:pPr>
       <w:r>
         <w:rPr/>
-        <w:t>Klasični model mrežne sigurnosti (vidi Sliku 2) prvenstveno se oslanja na zaštitu granica ili pristupnih točaka mreže. Za pristup zaštićenoj mreži, entitet (bilo korisnik ili sustav) mora pružiti neki oblik autentifikacije. Nakon uspješne autentifikacije, entitetu je omogućeno kretanje kroz sva mrežna područja koja su mu dodijeljena, u skladu s unaprijed definiranom sigurnosnom politikom mreže.</w:t>
+        <w:t xml:space="preserve">Klasični model mrežne sigurnosti (vidi Sliku </w:t>
+      </w:r>
+      <w:r>
+        <w:rPr/>
+        <w:t>2</w:t>
+      </w:r>
+      <w:r>
+        <w:rPr/>
+        <w:t>) prvenstveno se oslanja na zaštitu granica ili pristupnih točaka mreže. Za pristup zaštićenoj mreži, entitet (bilo korisnik ili sustav) mora pružiti neki oblik autentifikacije. Nakon uspješne autentifikacije, entitetu je omogućeno kretanje kroz sva mrežna područja koja su mu dodijeljena, u skladu s unaprijed definiranom sigurnosnom politikom mreže.</w:t>
       </w:r>
     </w:p>
     <w:p>
@@ -3977,7 +4065,7 @@
       <w:r>
         <w:rPr/>
         <w:drawing>
-          <wp:anchor behindDoc="0" distT="0" distB="0" distL="0" distR="0" simplePos="0" locked="0" layoutInCell="1" allowOverlap="1" relativeHeight="3">
+          <wp:anchor behindDoc="0" distT="0" distB="0" distL="0" distR="0" simplePos="0" locked="0" layoutInCell="1" allowOverlap="1" relativeHeight="4">
             <wp:simplePos x="0" y="0"/>
             <wp:positionH relativeFrom="column">
               <wp:posOffset>934720</wp:posOffset>
@@ -4002,7 +4090,7 @@
                     </pic:cNvPicPr>
                   </pic:nvPicPr>
                   <pic:blipFill>
-                    <a:blip r:embed="rId7"/>
+                    <a:blip r:embed="rId8"/>
                     <a:stretch>
                       <a:fillRect/>
                     </a:stretch>
@@ -4100,7 +4188,11 @@
       </w:r>
       <w:r>
         <w:rPr/>
-        <w:t>: Arhitektura cloud okruženja</w:t>
+        <w:t xml:space="preserve">: </w:t>
+      </w:r>
+      <w:r>
+        <w:rPr/>
+        <w:t>Arhitektura cloud okruženja</w:t>
       </w:r>
     </w:p>
     <w:p>
@@ -4121,7 +4213,7 @@
       <w:r>
         <w:rPr/>
         <w:drawing>
-          <wp:anchor behindDoc="0" distT="0" distB="0" distL="0" distR="0" simplePos="0" locked="0" layoutInCell="1" allowOverlap="1" relativeHeight="6">
+          <wp:anchor behindDoc="0" distT="0" distB="0" distL="0" distR="0" simplePos="0" locked="0" layoutInCell="1" allowOverlap="1" relativeHeight="7">
             <wp:simplePos x="0" y="0"/>
             <wp:positionH relativeFrom="column">
               <wp:align>center</wp:align>
@@ -4146,7 +4238,7 @@
                     </pic:cNvPicPr>
                   </pic:nvPicPr>
                   <pic:blipFill>
-                    <a:blip r:embed="rId8"/>
+                    <a:blip r:embed="rId9"/>
                     <a:stretch>
                       <a:fillRect/>
                     </a:stretch>
@@ -4177,21 +4269,48 @@
           <w:b/>
           <w:bCs/>
         </w:rPr>
-        <w:t>Slika 4</w:t>
-      </w:r>
-      <w:r>
-        <w:rPr/>
-        <w:t>: Mikroservisna arhitektura</w:t>
-      </w:r>
-    </w:p>
-    <w:p>
-      <w:pPr>
-        <w:pStyle w:val="Normal"/>
-        <w:rPr/>
-      </w:pPr>
-      <w:r>
-        <w:rPr/>
-        <w:t>Microservisna arhitektura donosi značajne prednosti u pogledu agilnosti razvoja i otpornosti sustava, ali istovremeno povećava kompleksnost mrežne komunikacije i sigurnosnog upravljanja. Za razliku od monolitne arhitekture, gdje je cjelokupna aplikacijska logika implementirana unutar jedinstvenog sustava i izvršava se kao jedna cjelina, mikroservisna arhitektura razdvaja funkcionalnosti u više neovisnih servisa koji komuniciraju putem mreže. Monolitni pristup pojednostavljuje upravljanje sigurnošću jer se komunikacija odvija unutar istog procesa ili kontroliranog okruženja, dok mikroservisna arhitektura uvodi distribuiranu komunikaciju koja zahtijeva dodatne mehanizme zaštite, autentifikacije i nadzora.</w:t>
+        <w:t xml:space="preserve">Slika </w:t>
+      </w:r>
+      <w:r>
+        <w:rPr>
+          <w:b/>
+          <w:bCs/>
+        </w:rPr>
+        <w:t>4</w:t>
+      </w:r>
+      <w:r>
+        <w:rPr/>
+        <w:t xml:space="preserve">: </w:t>
+      </w:r>
+      <w:r>
+        <w:rPr/>
+        <w:t>Mikroservisna arhitektura</w:t>
+      </w:r>
+    </w:p>
+    <w:p>
+      <w:pPr>
+        <w:pStyle w:val="Normal"/>
+        <w:rPr/>
+      </w:pPr>
+      <w:r>
+        <w:rPr/>
+        <w:t>Microservi</w:t>
+      </w:r>
+      <w:r>
+        <w:rPr/>
+        <w:t>sna</w:t>
+      </w:r>
+      <w:r>
+        <w:rPr/>
+        <w:t xml:space="preserve"> </w:t>
+      </w:r>
+      <w:r>
+        <w:rPr/>
+        <w:t>arhitektura</w:t>
+      </w:r>
+      <w:r>
+        <w:rPr/>
+        <w:t xml:space="preserve"> donosi značajne prednosti u pogledu agilnosti razvoja i otpornosti sustava, ali istovremeno povećava kompleksnost mrežne komunikacije i sigurnosnog upravljanja. Za razliku od monolitne arhitekture, gdje je cjelokupna aplikacijska logika implementirana unutar jedinstvenog sustava i izvršava se kao jedna cjelina, mikroservisna arhitektura razdvaja funkcionalnosti u više neovisnih servisa koji komuniciraju putem mreže. Monolitni pristup pojednostavljuje upravljanje sigurnošću jer se komunikacija odvija unutar istog procesa ili kontroliranog okruženja, dok mikroservisna arhitektura uvodi distribuiranu komunikaciju koja zahtijeva dodatne mehanizme zaštite, autentifikacije i nadzora.</w:t>
       </w:r>
     </w:p>
     <w:p>
@@ -4290,7 +4409,15 @@
       </w:pPr>
       <w:r>
         <w:rPr/>
-        <w:t>Ovaj proces se obično odvija kroz tri osnovne faze: izviđanje (reconnaissance, prikupljanje vjerodajnica i eskalaciju privilegija te konačno ostvarivanje pristupa dodatnim računalima unutar mreže.</w:t>
+        <w:t xml:space="preserve">Ovaj proces </w:t>
+      </w:r>
+      <w:r>
+        <w:rPr/>
+        <w:t xml:space="preserve">se </w:t>
+      </w:r>
+      <w:r>
+        <w:rPr/>
+        <w:t>obično odvija kroz tri osnovne faze: izviđanje (reconnaissance, prikupljanje vjerodajnica i eskalaciju privilegija te konačno ostvarivanje pristupa dodatnim računalima unutar mreže.</w:t>
       </w:r>
     </w:p>
     <w:p>
@@ -4316,7 +4443,15 @@
       </w:pPr>
       <w:r>
         <w:rPr/>
-        <w:t>U fazi izviđanja napadač analizira mrežno okruženje kako bi prikupio informacije o strukturama sustava, korisnicima i uređajima. Cilj ove faze je razumijevanje topologije mreže, identifikacija kritičnih resursa te prikupljanje tehničkih informacija poput mrežnih konfiguracija, aktivnih veza i dostupnih sustava. U ovoj fazi često se koriste i ugrađeni alati operacijskog sustava, poput mrežnih dijagnostičkih naredbi i administrativnih alata (kao Netstat, IPConfig/IFConfig, PowerShell), kako bi se izbjegla detekcija.</w:t>
+        <w:t xml:space="preserve">U fazi izviđanja napadač analizira mrežno okruženje kako bi prikupio informacije o strukturama sustava, korisnicima i uređajima. Cilj ove faze je razumijevanje topologije mreže, identifikacija kritičnih resursa te prikupljanje tehničkih informacija poput mrežnih konfiguracija, aktivnih veza i dostupnih sustava. U ovoj fazi često se koriste i ugrađeni alati operacijskog sustava, poput mrežnih dijagnostičkih naredbi i administrativnih alata </w:t>
+      </w:r>
+      <w:r>
+        <w:rPr/>
+        <w:t>(kao Netstat, IPConfig/IFConfig, PowerShell)</w:t>
+      </w:r>
+      <w:r>
+        <w:rPr/>
+        <w:t>, kako bi se izbjegla detekcija.</w:t>
       </w:r>
     </w:p>
     <w:p>
@@ -4395,95 +4530,360 @@
       <w:bookmarkEnd w:id="10"/>
       <w:r>
         <w:rPr/>
-        <w:t>Nastanak Zero Trust modela</w:t>
-      </w:r>
-    </w:p>
-    <w:p>
-      <w:pPr>
-        <w:pStyle w:val="Normal"/>
-        <w:rPr/>
-      </w:pPr>
-      <w:r>
-        <w:rPr>
-          <w:rStyle w:val="StrongEmphasis"/>
+        <w:t>N</w:t>
+      </w:r>
+      <w:r>
+        <w:rPr/>
+        <w:t>astanak Zero Trust modela</w:t>
+      </w:r>
+    </w:p>
+    <w:p>
+      <w:pPr>
+        <w:pStyle w:val="Normal"/>
+        <w:rPr/>
+      </w:pPr>
+      <w:r>
+        <w:rPr/>
+        <w:t>Lorem ipsum dolor sit amet consectetur adipiscing elit. Quisque faucibus ex sapien vitae pellentesque sem placerat. In id cursus mi pretium tellus duis convallis. Tempus leo eu aenean sed diam urna tempor, ispis 2. Pulvinar vivamus fringilla lacus nec metus bibendum egestas. Iaculis massa nisl malesuada lacinia integer nunc posuere. Ut hendrerit semper vel class aptent taciti sociosqu. Ad litora torquent per conubia nostra inceptos himenaeos.</w:t>
+      </w:r>
+    </w:p>
+    <w:p>
+      <w:pPr>
+        <w:pStyle w:val="Ispiskoda"/>
+        <w:rPr/>
+      </w:pPr>
+      <w:r>
+        <w:rPr/>
+        <w:t>main( ) {</w:t>
+      </w:r>
+    </w:p>
+    <w:p>
+      <w:pPr>
+        <w:pStyle w:val="Ispiskoda"/>
+        <w:rPr/>
+      </w:pPr>
+      <w:r>
+        <w:rPr/>
+        <w:t xml:space="preserve">        </w:t>
+      </w:r>
+      <w:r>
+        <w:rPr/>
+        <w:t>printf("hello, world");</w:t>
+      </w:r>
+    </w:p>
+    <w:p>
+      <w:pPr>
+        <w:pStyle w:val="Ispiskoda"/>
+        <w:rPr/>
+      </w:pPr>
+      <w:r>
+        <w:rPr/>
+        <w:t>}</w:t>
+      </w:r>
+    </w:p>
+    <w:p>
+      <w:pPr>
+        <w:pStyle w:val="Ispiscaption"/>
+        <w:rPr>
           <w:b w:val="false"/>
-          <w:bCs w:val="false"/>
-        </w:rPr>
-        <w:t>Zero Trust Security</w:t>
-      </w:r>
-      <w:r>
-        <w:rPr/>
-        <w:t xml:space="preserve"> je model kibernetičke sigurnosti koji polazi od pretpostavke da se nijedan korisnik, uređaj ili mreža ne može automatski smatrati pouzdanim čak ni unutar vlastite organizacije. Umjesto klasičnog pristupa gdje se “unutarnja mreža” smatra sigurnom, Zero Trust primjenjuje načelo: </w:t>
-      </w:r>
-      <w:r>
-        <w:rPr>
-          <w:rStyle w:val="Emphasis"/>
-        </w:rPr>
-        <w:t>“nikome ne vjeruj, uvijek provjeravaj”</w:t>
-      </w:r>
-      <w:r>
-        <w:rPr/>
-        <w:t xml:space="preserve">. Svaki pristup resursima mora biti eksplicitno autoriziran, verificiran i kontinuirano nadziran. </w:t>
-      </w:r>
-    </w:p>
-    <w:p>
-      <w:pPr>
-        <w:pStyle w:val="Normal"/>
-        <w:spacing w:lineRule="auto" w:line="360"/>
-        <w:rPr/>
-      </w:pPr>
-      <w:r>
-        <w:rPr/>
-        <w:t>Koncept se počeo razvijati početkom 2010-ih, kao odgovor na sve češće i sofisticiranije kibernetičke napade koji su zaobilazili tradicionalne obrane temeljene na “sigurnom perimetru”. U okviru Zero Trust pristupa naglasak se stavlja na više ključnih sigurnosnih principa, među kojima se posebno ističu načelo najmanjih privilegija, mikrosegmentacija mreže te kontinuirana provjera identiteta i konteksta pristupa. Umjesto statičnih pravila pristupa, odluke o autorizaciji donose se dinamički, uzimajući u obzir faktore poput lokacije korisnika, stanja uređaja, vremenskog konteksta i razine osjetljivosti resursa.</w:t>
-      </w:r>
-    </w:p>
-    <w:p>
-      <w:pPr>
-        <w:pStyle w:val="TextBody"/>
-        <w:spacing w:lineRule="auto" w:line="360"/>
-        <w:rPr/>
-      </w:pPr>
-      <w:r>
-        <w:rPr/>
-        <w:t>Dodatno, Zero Trust model uvodi koncept pretpostavke kompromitacije (assume breach), gdje se polazi od ideje da napadač već može biti prisutan unutar sustava. Iz tog razloga naglasak se premješta s prevencije na ograničavanje lateralnog kretanja napadača te brzo otkrivanje i reagiranje na sigurnosne incidente. Ovakav pristup značajno smanjuje mogućnost eskalacije privilegija i pristupa kritičnim sustavima unutar organizacije.</w:t>
-      </w:r>
-    </w:p>
-    <w:p>
-      <w:pPr>
-        <w:pStyle w:val="TextBody"/>
-        <w:spacing w:lineRule="auto" w:line="360"/>
-        <w:rPr/>
-      </w:pPr>
-      <w:r>
-        <w:rPr/>
-        <w:t xml:space="preserve">Razvoj cloud tehnologija, mikroservisnih arhitektura i </w:t>
-      </w:r>
-      <w:r>
-        <w:rPr>
-          <w:rFonts w:eastAsia="Aptos" w:cs="Arial" w:cstheme="minorBidi" w:eastAsiaTheme="minorHAnsi"/>
-          <w:color w:val="auto"/>
-          <w:kern w:val="0"/>
-          <w:sz w:val="24"/>
-          <w:szCs w:val="22"/>
-          <w:lang w:val="hr-HR" w:eastAsia="en-US" w:bidi="ar-SA"/>
-          <w14:ligatures w14:val="standardContextual"/>
-        </w:rPr>
-        <w:t>distribuiranih</w:t>
-      </w:r>
-      <w:r>
-        <w:rPr/>
-        <w:t xml:space="preserve"> sustava dodatno je ubrzao usvajanje Zero Trust modela, budući da tradicionalni perimetarski pristup više ne odgovara dinamičnoj prirodi modernih IT okruženja.</w:t>
-      </w:r>
-    </w:p>
-    <w:p>
-      <w:pPr>
-        <w:pStyle w:val="Normal"/>
-        <w:spacing w:lineRule="auto" w:line="360"/>
-        <w:ind w:hanging="0"/>
-        <w:rPr/>
-      </w:pPr>
-      <w:r>
-        <w:rPr/>
+          <w:b w:val="false"/>
+          <w:bCs/>
+        </w:rPr>
+      </w:pPr>
+      <w:r>
+        <w:rPr/>
+        <w:t>Ispis 2</w:t>
+      </w:r>
+      <w:r>
+        <w:rPr>
+          <w:b w:val="false"/>
+          <w:bCs/>
+        </w:rPr>
+        <w:t>: Naziv koda</w:t>
+      </w:r>
+    </w:p>
+    <w:p>
+      <w:pPr>
+        <w:pStyle w:val="Normal"/>
+        <w:rPr/>
+      </w:pPr>
+      <w:r>
+        <w:rPr/>
+        <w:t>Lorem ipsum dolor sit amet consectetur adipiscing elit. Quisque faucibus ex sapien vitae pellentesque sem placerat. In id cursus mi pretium tellus duis convallis. Tempus leo eu aenean sed diam urna tempor. Pulvinar vivamus fringilla lacus nec metus bibendum egestas. Iaculis massa nisl malesuada lacinia integer nunc posuere (tablica 1). Ut hendrerit semper vel class aptent taciti sociosqu. Ad litora torquent per conubia nostra inceptos himenaeos.</w:t>
+      </w:r>
+    </w:p>
+    <w:p>
+      <w:pPr>
+        <w:pStyle w:val="Normal"/>
+        <w:jc w:val="center"/>
+        <w:rPr/>
+      </w:pPr>
+      <w:r>
+        <w:rPr>
+          <w:b/>
+          <w:bCs/>
+        </w:rPr>
+        <w:t>Tablica 1</w:t>
+      </w:r>
+      <w:r>
+        <w:rPr/>
+        <w:t>: Naziv tablice</w:t>
+      </w:r>
+    </w:p>
+    <w:tbl>
+      <w:tblPr>
+        <w:tblStyle w:val="TableGrid"/>
+        <w:tblW w:w="8778" w:type="dxa"/>
+        <w:jc w:val="left"/>
+        <w:tblInd w:w="0" w:type="dxa"/>
+        <w:tblCellMar>
+          <w:top w:w="0" w:type="dxa"/>
+          <w:left w:w="108" w:type="dxa"/>
+          <w:bottom w:w="0" w:type="dxa"/>
+          <w:right w:w="108" w:type="dxa"/>
+        </w:tblCellMar>
+        <w:tblLook w:val="04a0" w:noHBand="0" w:noVBand="1" w:firstColumn="1" w:lastRow="0" w:lastColumn="0" w:firstRow="1"/>
+      </w:tblPr>
+      <w:tblGrid>
+        <w:gridCol w:w="2926"/>
+        <w:gridCol w:w="2926"/>
+        <w:gridCol w:w="2926"/>
+      </w:tblGrid>
+      <w:tr>
+        <w:trPr/>
+        <w:tc>
+          <w:tcPr>
+            <w:tcW w:w="2926" w:type="dxa"/>
+            <w:tcBorders/>
+          </w:tcPr>
+          <w:p>
+            <w:pPr>
+              <w:pStyle w:val="Normal"/>
+              <w:spacing w:before="240" w:after="0"/>
+              <w:ind w:hanging="0"/>
+              <w:rPr/>
+            </w:pPr>
+            <w:r>
+              <w:rPr/>
+            </w:r>
+          </w:p>
+        </w:tc>
+        <w:tc>
+          <w:tcPr>
+            <w:tcW w:w="2926" w:type="dxa"/>
+            <w:tcBorders/>
+          </w:tcPr>
+          <w:p>
+            <w:pPr>
+              <w:pStyle w:val="Normal"/>
+              <w:spacing w:before="240" w:after="0"/>
+              <w:ind w:hanging="0"/>
+              <w:rPr/>
+            </w:pPr>
+            <w:r>
+              <w:rPr/>
+            </w:r>
+          </w:p>
+        </w:tc>
+        <w:tc>
+          <w:tcPr>
+            <w:tcW w:w="2926" w:type="dxa"/>
+            <w:tcBorders/>
+          </w:tcPr>
+          <w:p>
+            <w:pPr>
+              <w:pStyle w:val="Normal"/>
+              <w:spacing w:before="240" w:after="0"/>
+              <w:ind w:hanging="0"/>
+              <w:rPr/>
+            </w:pPr>
+            <w:r>
+              <w:rPr/>
+            </w:r>
+          </w:p>
+        </w:tc>
+      </w:tr>
+      <w:tr>
+        <w:trPr/>
+        <w:tc>
+          <w:tcPr>
+            <w:tcW w:w="2926" w:type="dxa"/>
+            <w:tcBorders/>
+          </w:tcPr>
+          <w:p>
+            <w:pPr>
+              <w:pStyle w:val="Normal"/>
+              <w:spacing w:before="240" w:after="0"/>
+              <w:ind w:hanging="0"/>
+              <w:rPr/>
+            </w:pPr>
+            <w:r>
+              <w:rPr/>
+            </w:r>
+          </w:p>
+        </w:tc>
+        <w:tc>
+          <w:tcPr>
+            <w:tcW w:w="2926" w:type="dxa"/>
+            <w:tcBorders/>
+          </w:tcPr>
+          <w:p>
+            <w:pPr>
+              <w:pStyle w:val="Normal"/>
+              <w:spacing w:before="240" w:after="0"/>
+              <w:ind w:hanging="0"/>
+              <w:rPr/>
+            </w:pPr>
+            <w:r>
+              <w:rPr/>
+            </w:r>
+          </w:p>
+        </w:tc>
+        <w:tc>
+          <w:tcPr>
+            <w:tcW w:w="2926" w:type="dxa"/>
+            <w:tcBorders/>
+          </w:tcPr>
+          <w:p>
+            <w:pPr>
+              <w:pStyle w:val="Normal"/>
+              <w:spacing w:before="240" w:after="0"/>
+              <w:ind w:hanging="0"/>
+              <w:rPr/>
+            </w:pPr>
+            <w:r>
+              <w:rPr/>
+            </w:r>
+          </w:p>
+        </w:tc>
+      </w:tr>
+      <w:tr>
+        <w:trPr/>
+        <w:tc>
+          <w:tcPr>
+            <w:tcW w:w="2926" w:type="dxa"/>
+            <w:tcBorders/>
+          </w:tcPr>
+          <w:p>
+            <w:pPr>
+              <w:pStyle w:val="Normal"/>
+              <w:spacing w:before="240" w:after="0"/>
+              <w:ind w:hanging="0"/>
+              <w:rPr/>
+            </w:pPr>
+            <w:r>
+              <w:rPr/>
+            </w:r>
+          </w:p>
+        </w:tc>
+        <w:tc>
+          <w:tcPr>
+            <w:tcW w:w="2926" w:type="dxa"/>
+            <w:tcBorders/>
+          </w:tcPr>
+          <w:p>
+            <w:pPr>
+              <w:pStyle w:val="Normal"/>
+              <w:spacing w:before="240" w:after="0"/>
+              <w:ind w:hanging="0"/>
+              <w:rPr/>
+            </w:pPr>
+            <w:r>
+              <w:rPr/>
+            </w:r>
+          </w:p>
+        </w:tc>
+        <w:tc>
+          <w:tcPr>
+            <w:tcW w:w="2926" w:type="dxa"/>
+            <w:tcBorders/>
+          </w:tcPr>
+          <w:p>
+            <w:pPr>
+              <w:pStyle w:val="Normal"/>
+              <w:spacing w:before="240" w:after="0"/>
+              <w:ind w:hanging="0"/>
+              <w:rPr/>
+            </w:pPr>
+            <w:r>
+              <w:rPr/>
+            </w:r>
+          </w:p>
+        </w:tc>
+      </w:tr>
+      <w:tr>
+        <w:trPr/>
+        <w:tc>
+          <w:tcPr>
+            <w:tcW w:w="2926" w:type="dxa"/>
+            <w:tcBorders/>
+          </w:tcPr>
+          <w:p>
+            <w:pPr>
+              <w:pStyle w:val="Normal"/>
+              <w:spacing w:before="240" w:after="0"/>
+              <w:ind w:hanging="0"/>
+              <w:rPr/>
+            </w:pPr>
+            <w:r>
+              <w:rPr/>
+            </w:r>
+          </w:p>
+        </w:tc>
+        <w:tc>
+          <w:tcPr>
+            <w:tcW w:w="2926" w:type="dxa"/>
+            <w:tcBorders/>
+          </w:tcPr>
+          <w:p>
+            <w:pPr>
+              <w:pStyle w:val="Normal"/>
+              <w:spacing w:before="240" w:after="0"/>
+              <w:ind w:hanging="0"/>
+              <w:rPr/>
+            </w:pPr>
+            <w:r>
+              <w:rPr/>
+            </w:r>
+          </w:p>
+        </w:tc>
+        <w:tc>
+          <w:tcPr>
+            <w:tcW w:w="2926" w:type="dxa"/>
+            <w:tcBorders/>
+          </w:tcPr>
+          <w:p>
+            <w:pPr>
+              <w:pStyle w:val="Normal"/>
+              <w:spacing w:before="240" w:after="0"/>
+              <w:ind w:hanging="0"/>
+              <w:rPr/>
+            </w:pPr>
+            <w:r>
+              <w:rPr/>
+            </w:r>
+          </w:p>
+        </w:tc>
+      </w:tr>
+    </w:tbl>
+    <w:p>
+      <w:pPr>
+        <w:pStyle w:val="Normal"/>
+        <w:rPr/>
+      </w:pPr>
+      <w:r>
+        <w:rPr/>
+        <w:t>Lorem ipsum dolor sit amet consectetur adipiscing elit. Quisque faucibus ex sapien vitae pellentesque sem placerat. In id cursus mi pretium tellus duis convallis. Tempus leo eu aenean sed diam urna tempor. Pulvinar vivamus fringilla lacus nec metus bibendum egestas. Iaculis massa nisl malesuada lacinia integer nunc posuere. Ut hendrerit semper vel class aptent taciti sociosqu. Ad litora torquent per conubia nostra inceptos himenaeos.</w:t>
+      </w:r>
+    </w:p>
+    <w:p>
+      <w:pPr>
+        <w:pStyle w:val="Normal"/>
+        <w:rPr/>
+      </w:pPr>
+      <w:r>
+        <w:rPr/>
+        <w:t>Lorem ipsum dolor sit amet consectetur adipiscing elit. Quisque faucibus ex sapien vitae pellentesque sem placerat. In id cursus mi pretium tellus duis convallis. Tempus leo eu aenean sed diam urna tempor. Pulvinar vivamus fringilla lacus nec metus bibendum egestas. Iaculis massa nisl malesuada lacinia integer nunc posuere. Ut hendrerit semper vel class aptent taciti sociosqu. Ad litora torquent per conubia nostra inceptos himenaeos.</w:t>
       </w:r>
       <w:r>
         <w:br w:type="page"/>
@@ -4567,60 +4967,6 @@
       </w:pPr>
       <w:r>
         <w:rPr/>
-        <w:drawing>
-          <wp:anchor behindDoc="0" distT="0" distB="0" distL="0" distR="0" simplePos="0" locked="0" layoutInCell="1" allowOverlap="1" relativeHeight="8">
-            <wp:simplePos x="0" y="0"/>
-            <wp:positionH relativeFrom="column">
-              <wp:posOffset>534670</wp:posOffset>
-            </wp:positionH>
-            <wp:positionV relativeFrom="paragraph">
-              <wp:posOffset>24765</wp:posOffset>
-            </wp:positionV>
-            <wp:extent cx="4316095" cy="2943860"/>
-            <wp:effectExtent l="0" t="0" r="0" b="0"/>
-            <wp:wrapSquare wrapText="largest"/>
-            <wp:docPr id="7" name="Image3" descr=""/>
-            <wp:cNvGraphicFramePr>
-              <a:graphicFrameLocks xmlns:a="http://schemas.openxmlformats.org/drawingml/2006/main" noChangeAspect="1"/>
-            </wp:cNvGraphicFramePr>
-            <a:graphic xmlns:a="http://schemas.openxmlformats.org/drawingml/2006/main">
-              <a:graphicData uri="http://schemas.openxmlformats.org/drawingml/2006/picture">
-                <pic:pic xmlns:pic="http://schemas.openxmlformats.org/drawingml/2006/picture">
-                  <pic:nvPicPr>
-                    <pic:cNvPr id="7" name="Image3" descr=""/>
-                    <pic:cNvPicPr>
-                      <a:picLocks noChangeAspect="1" noChangeArrowheads="1"/>
-                    </pic:cNvPicPr>
-                  </pic:nvPicPr>
-                  <pic:blipFill>
-                    <a:blip r:embed="rId9"/>
-                    <a:stretch>
-                      <a:fillRect/>
-                    </a:stretch>
-                  </pic:blipFill>
-                  <pic:spPr bwMode="auto">
-                    <a:xfrm>
-                      <a:off x="0" y="0"/>
-                      <a:ext cx="4316095" cy="2943860"/>
-                    </a:xfrm>
-                    <a:prstGeom prst="rect">
-                      <a:avLst/>
-                    </a:prstGeom>
-                  </pic:spPr>
-                </pic:pic>
-              </a:graphicData>
-            </a:graphic>
-          </wp:anchor>
-        </w:drawing>
-      </w:r>
-    </w:p>
-    <w:p>
-      <w:pPr>
-        <w:pStyle w:val="Normal"/>
-        <w:rPr/>
-      </w:pPr>
-      <w:r>
-        <w:rPr/>
         <w:t>Lorem ipsum dolor sit amet consectetur adipiscing elit. Quisque faucibus ex sapien vitae pellentesque sem placerat. In id cursus mi pretium tellus duis convallis. Tempus leo eu aenean sed diam urna tempor. Pulvinar vivamus fringilla lacus nec metus bibendum egestas. Iaculis massa nisl malesuada lacinia integer nunc posuere. Ut hendrerit semper vel class aptent taciti sociosqu. Ad litora torquent per conubia nostra inceptos himenaeos.</w:t>
       </w:r>
     </w:p>
@@ -4752,7 +5098,7 @@
           <w:numId w:val="2"/>
         </w:numPr>
         <w:spacing w:lineRule="auto" w:line="259" w:before="0" w:after="160"/>
-        <w:ind w:left="397" w:hanging="0"/>
+        <w:ind w:hanging="0"/>
         <w:jc w:val="left"/>
         <w:rPr/>
       </w:pPr>
@@ -5017,14 +5363,18 @@
           <w:ilvl w:val="0"/>
           <w:numId w:val="2"/>
         </w:numPr>
-        <w:spacing w:lineRule="auto" w:line="259" w:before="480" w:after="0"/>
-        <w:ind w:left="360" w:hanging="0"/>
-        <w:jc w:val="left"/>
-        <w:rPr/>
-      </w:pPr>
-      <w:r>
-        <w:rPr/>
-        <w:t>mTLS protokol</w:t>
+        <w:spacing w:lineRule="auto" w:line="259" w:before="480" w:after="280"/>
+        <w:ind w:hanging="0"/>
+        <w:jc w:val="left"/>
+        <w:rPr/>
+      </w:pPr>
+      <w:r>
+        <w:rPr/>
+        <w:t>m</w:t>
+      </w:r>
+      <w:r>
+        <w:rPr/>
+        <w:t>TLS protokol</w:t>
       </w:r>
     </w:p>
     <w:p>
@@ -5035,13 +5385,17 @@
           <w:numId w:val="2"/>
         </w:numPr>
         <w:spacing w:lineRule="auto" w:line="259" w:before="0" w:after="160"/>
-        <w:ind w:left="397" w:hanging="0"/>
-        <w:jc w:val="left"/>
-        <w:rPr/>
-      </w:pPr>
-      <w:r>
-        <w:rPr/>
-        <w:t>Što je TLS</w:t>
+        <w:ind w:hanging="0"/>
+        <w:jc w:val="left"/>
+        <w:rPr/>
+      </w:pPr>
+      <w:r>
+        <w:rPr/>
+        <w:t>Š</w:t>
+      </w:r>
+      <w:r>
+        <w:rPr/>
+        <w:t>to je TLS</w:t>
       </w:r>
     </w:p>
     <w:p>
@@ -5052,7 +5406,7 @@
           <w:numId w:val="2"/>
         </w:numPr>
         <w:spacing w:lineRule="auto" w:line="259" w:before="0" w:after="160"/>
-        <w:ind w:left="397" w:hanging="0"/>
+        <w:ind w:hanging="0"/>
         <w:jc w:val="left"/>
         <w:rPr/>
       </w:pPr>
@@ -5069,13 +5423,17 @@
           <w:numId w:val="2"/>
         </w:numPr>
         <w:spacing w:lineRule="auto" w:line="259" w:before="0" w:after="160"/>
-        <w:ind w:left="397" w:hanging="0"/>
-        <w:jc w:val="left"/>
-        <w:rPr/>
-      </w:pPr>
-      <w:r>
-        <w:rPr/>
-        <w:t>TLS handshake</w:t>
+        <w:ind w:hanging="0"/>
+        <w:jc w:val="left"/>
+        <w:rPr/>
+      </w:pPr>
+      <w:r>
+        <w:rPr/>
+        <w:t xml:space="preserve">TLS </w:t>
+      </w:r>
+      <w:r>
+        <w:rPr/>
+        <w:t>handshake</w:t>
       </w:r>
     </w:p>
     <w:p>
@@ -5086,7 +5444,7 @@
           <w:numId w:val="2"/>
         </w:numPr>
         <w:spacing w:lineRule="auto" w:line="259" w:before="0" w:after="160"/>
-        <w:ind w:left="397" w:hanging="0"/>
+        <w:ind w:hanging="0"/>
         <w:jc w:val="left"/>
         <w:rPr/>
       </w:pPr>
@@ -5105,8 +5463,8 @@
           <w:ilvl w:val="0"/>
           <w:numId w:val="2"/>
         </w:numPr>
-        <w:spacing w:lineRule="auto" w:line="259" w:before="480" w:after="0"/>
-        <w:ind w:left="360" w:hanging="0"/>
+        <w:spacing w:lineRule="auto" w:line="259" w:before="480" w:after="280"/>
+        <w:ind w:hanging="0"/>
         <w:jc w:val="left"/>
         <w:rPr/>
       </w:pPr>
@@ -5123,13 +5481,21 @@
           <w:numId w:val="2"/>
         </w:numPr>
         <w:spacing w:lineRule="auto" w:line="259" w:before="0" w:after="160"/>
-        <w:ind w:left="397" w:hanging="0"/>
-        <w:jc w:val="left"/>
-        <w:rPr/>
-      </w:pPr>
-      <w:r>
-        <w:rPr/>
-        <w:t>Što je PKI</w:t>
+        <w:ind w:hanging="0"/>
+        <w:jc w:val="left"/>
+        <w:rPr/>
+      </w:pPr>
+      <w:r>
+        <w:rPr/>
+        <w:t>Š</w:t>
+      </w:r>
+      <w:r>
+        <w:rPr/>
+        <w:t xml:space="preserve">to je </w:t>
+      </w:r>
+      <w:r>
+        <w:rPr/>
+        <w:t>PKI</w:t>
       </w:r>
     </w:p>
     <w:p>
@@ -5140,7 +5506,7 @@
           <w:numId w:val="2"/>
         </w:numPr>
         <w:spacing w:lineRule="auto" w:line="259" w:before="0" w:after="160"/>
-        <w:ind w:left="397" w:hanging="0"/>
+        <w:ind w:hanging="0"/>
         <w:jc w:val="left"/>
         <w:rPr/>
       </w:pPr>
@@ -5157,7 +5523,7 @@
           <w:numId w:val="2"/>
         </w:numPr>
         <w:spacing w:lineRule="auto" w:line="259" w:before="0" w:after="160"/>
-        <w:ind w:left="397" w:hanging="0"/>
+        <w:ind w:hanging="0"/>
         <w:jc w:val="left"/>
         <w:rPr/>
       </w:pPr>
@@ -5174,7 +5540,7 @@
           <w:numId w:val="2"/>
         </w:numPr>
         <w:spacing w:lineRule="auto" w:line="259" w:before="0" w:after="160"/>
-        <w:ind w:left="397" w:hanging="0"/>
+        <w:ind w:hanging="0"/>
         <w:jc w:val="left"/>
         <w:rPr/>
       </w:pPr>
@@ -5191,13 +5557,33 @@
           <w:numId w:val="2"/>
         </w:numPr>
         <w:spacing w:lineRule="auto" w:line="259" w:before="0" w:after="160"/>
-        <w:ind w:left="397" w:hanging="0"/>
-        <w:jc w:val="left"/>
-        <w:rPr/>
-      </w:pPr>
-      <w:r>
-        <w:rPr/>
-        <w:t>Kako service mesh koristi PKI</w:t>
+        <w:ind w:hanging="0"/>
+        <w:jc w:val="left"/>
+        <w:rPr/>
+      </w:pPr>
+      <w:r>
+        <w:rPr/>
+        <w:t>K</w:t>
+      </w:r>
+      <w:r>
+        <w:rPr/>
+        <w:t xml:space="preserve">ako </w:t>
+      </w:r>
+      <w:r>
+        <w:rPr/>
+        <w:t>s</w:t>
+      </w:r>
+      <w:r>
+        <w:rPr/>
+        <w:t>ervic</w:t>
+      </w:r>
+      <w:r>
+        <w:rPr/>
+        <w:t>e</w:t>
+      </w:r>
+      <w:r>
+        <w:rPr/>
+        <w:t xml:space="preserve"> mesh koristi PKI</w:t>
       </w:r>
     </w:p>
     <w:p>
@@ -5474,8 +5860,8 @@
           <w:ilvl w:val="0"/>
           <w:numId w:val="2"/>
         </w:numPr>
-        <w:spacing w:lineRule="auto" w:line="259" w:before="480" w:after="0"/>
-        <w:ind w:left="360" w:hanging="0"/>
+        <w:spacing w:lineRule="auto" w:line="259" w:before="480" w:after="280"/>
+        <w:ind w:hanging="0"/>
         <w:jc w:val="left"/>
         <w:rPr/>
       </w:pPr>
@@ -5492,13 +5878,21 @@
           <w:numId w:val="2"/>
         </w:numPr>
         <w:spacing w:lineRule="auto" w:line="259" w:before="0" w:after="160"/>
-        <w:ind w:left="397" w:hanging="0"/>
-        <w:jc w:val="left"/>
-        <w:rPr/>
-      </w:pPr>
-      <w:r>
-        <w:rPr/>
-        <w:t>Što je Service mesh</w:t>
+        <w:ind w:hanging="0"/>
+        <w:jc w:val="left"/>
+        <w:rPr/>
+      </w:pPr>
+      <w:r>
+        <w:rPr/>
+        <w:t>Š</w:t>
+      </w:r>
+      <w:r>
+        <w:rPr/>
+        <w:t xml:space="preserve">to je </w:t>
+      </w:r>
+      <w:r>
+        <w:rPr/>
+        <w:t>Service mesh</w:t>
       </w:r>
     </w:p>
     <w:p>
@@ -5509,7 +5903,7 @@
           <w:numId w:val="2"/>
         </w:numPr>
         <w:spacing w:lineRule="auto" w:line="259" w:before="0" w:after="160"/>
-        <w:ind w:left="397" w:hanging="0"/>
+        <w:ind w:hanging="0"/>
         <w:jc w:val="left"/>
         <w:rPr/>
       </w:pPr>
@@ -5526,13 +5920,33 @@
           <w:numId w:val="2"/>
         </w:numPr>
         <w:spacing w:lineRule="auto" w:line="259" w:before="0" w:after="160"/>
-        <w:ind w:left="397" w:hanging="0"/>
-        <w:jc w:val="left"/>
-        <w:rPr/>
-      </w:pPr>
-      <w:r>
-        <w:rPr/>
-        <w:t>Kontrolna i podatkovna ravnina</w:t>
+        <w:ind w:hanging="0"/>
+        <w:jc w:val="left"/>
+        <w:rPr/>
+      </w:pPr>
+      <w:r>
+        <w:rPr/>
+        <w:t>K</w:t>
+      </w:r>
+      <w:r>
+        <w:rPr/>
+        <w:t xml:space="preserve">ontrolna i </w:t>
+      </w:r>
+      <w:r>
+        <w:rPr/>
+        <w:t>p</w:t>
+      </w:r>
+      <w:r>
+        <w:rPr/>
+        <w:t xml:space="preserve">odatkovna </w:t>
+      </w:r>
+      <w:r>
+        <w:rPr/>
+        <w:t>r</w:t>
+      </w:r>
+      <w:r>
+        <w:rPr/>
+        <w:t>avnina</w:t>
       </w:r>
     </w:p>
     <w:p>
@@ -5543,7 +5957,7 @@
           <w:numId w:val="2"/>
         </w:numPr>
         <w:spacing w:lineRule="auto" w:line="259" w:before="0" w:after="160"/>
-        <w:ind w:left="397" w:hanging="0"/>
+        <w:ind w:hanging="0"/>
         <w:jc w:val="left"/>
         <w:rPr/>
       </w:pPr>
@@ -5838,8 +6252,8 @@
           <w:ilvl w:val="0"/>
           <w:numId w:val="2"/>
         </w:numPr>
-        <w:spacing w:lineRule="auto" w:line="259" w:before="480" w:after="0"/>
-        <w:ind w:left="360" w:hanging="0"/>
+        <w:spacing w:lineRule="auto" w:line="259" w:before="480" w:after="280"/>
+        <w:ind w:hanging="0"/>
         <w:jc w:val="left"/>
         <w:rPr/>
       </w:pPr>
@@ -5967,7 +6381,11 @@
       </w:hyperlink>
       <w:r>
         <w:rPr/>
-        <w:t>, posjećeno 25.4.2026.</w:t>
+        <w:t xml:space="preserve">, </w:t>
+      </w:r>
+      <w:r>
+        <w:rPr/>
+        <w:t>posjećeno 25.4.2026.</w:t>
       </w:r>
     </w:p>
     <w:p>
@@ -6041,7 +6459,11 @@
       </w:hyperlink>
       <w:r>
         <w:rPr/>
-        <w:t>, posjećeno 26.4.2026.</w:t>
+        <w:t xml:space="preserve">, </w:t>
+      </w:r>
+      <w:r>
+        <w:rPr/>
+        <w:t>posjećeno 26.4.2026.</w:t>
       </w:r>
     </w:p>
     <w:p>
@@ -6078,7 +6500,11 @@
       </w:hyperlink>
       <w:r>
         <w:rPr/>
-        <w:t>, posjećeno 24.4.2026.</w:t>
+        <w:t xml:space="preserve">, </w:t>
+      </w:r>
+      <w:r>
+        <w:rPr/>
+        <w:t>posjećeno 24.6.2026.</w:t>
       </w:r>
     </w:p>
     <w:p>
@@ -6107,7 +6533,11 @@
       </w:hyperlink>
       <w:r>
         <w:rPr/>
-        <w:t>, posjećeno 24.6.2026.</w:t>
+        <w:t xml:space="preserve">, </w:t>
+      </w:r>
+      <w:r>
+        <w:rPr/>
+        <w:t>posjećeno 24.6.2026.</w:t>
       </w:r>
     </w:p>
     <w:p>
@@ -6132,7 +6562,7 @@
       </w:hyperlink>
       <w:r>
         <w:rPr/>
-        <w:t xml:space="preserve">, posjećeno 24.4.2026. </w:t>
+        <w:t xml:space="preserve">, </w:t>
       </w:r>
       <w:hyperlink r:id="rId19">
         <w:r>
@@ -6144,81 +6574,11 @@
       </w:hyperlink>
       <w:r>
         <w:rPr/>
-        <w:t>, posjećeno 24.4.2026.</w:t>
-      </w:r>
-    </w:p>
-    <w:p>
-      <w:pPr>
-        <w:pStyle w:val="ListParagraph"/>
-        <w:numPr>
-          <w:ilvl w:val="0"/>
-          <w:numId w:val="3"/>
-        </w:numPr>
-        <w:spacing w:lineRule="auto" w:line="276" w:before="0" w:after="160"/>
-        <w:contextualSpacing/>
-        <w:jc w:val="left"/>
-        <w:rPr/>
-      </w:pPr>
-      <w:hyperlink r:id="rId20">
-        <w:r>
-          <w:rPr>
-            <w:rStyle w:val="InternetLink"/>
-          </w:rPr>
-          <w:t>www.veeam.com</w:t>
-        </w:r>
-      </w:hyperlink>
-      <w:r>
-        <w:rPr/>
         <w:t xml:space="preserve">, </w:t>
       </w:r>
-      <w:hyperlink r:id="rId21">
-        <w:r>
-          <w:rPr>
-            <w:rStyle w:val="InternetLink"/>
-          </w:rPr>
-          <w:t>https://www.veeam.com/blog/zero-trust-security.html</w:t>
-        </w:r>
-      </w:hyperlink>
-      <w:r>
-        <w:rPr/>
-        <w:t>, posjećeno 15.5.2026,</w:t>
-      </w:r>
-    </w:p>
-    <w:p>
-      <w:pPr>
-        <w:pStyle w:val="ListParagraph"/>
-        <w:numPr>
-          <w:ilvl w:val="0"/>
-          <w:numId w:val="3"/>
-        </w:numPr>
-        <w:spacing w:lineRule="auto" w:line="276" w:before="0" w:after="160"/>
-        <w:contextualSpacing/>
-        <w:jc w:val="left"/>
-        <w:rPr/>
-      </w:pPr>
-      <w:hyperlink r:id="rId22">
-        <w:r>
-          <w:rPr>
-            <w:rStyle w:val="InternetLink"/>
-          </w:rPr>
-          <w:t>www.sciencedirect.com</w:t>
-        </w:r>
-      </w:hyperlink>
-      <w:r>
-        <w:rPr/>
-        <w:t xml:space="preserve">, </w:t>
-      </w:r>
-      <w:hyperlink r:id="rId23">
-        <w:r>
-          <w:rPr>
-            <w:rStyle w:val="InternetLink"/>
-          </w:rPr>
-          <w:t>https://www.sciencedirect.com/science/article/abs/pii/S0167404821002601</w:t>
-        </w:r>
-      </w:hyperlink>
-      <w:r>
-        <w:rPr/>
-        <w:t>, posjećeno 15.5.2026.</w:t>
+      <w:r>
+        <w:rPr/>
+        <w:t>posjećeno 24.6.2026.</w:t>
       </w:r>
       <w:r>
         <w:br w:type="page"/>
@@ -6455,8 +6815,8 @@
       </w:r>
     </w:p>
     <w:sectPr>
-      <w:headerReference w:type="default" r:id="rId24"/>
-      <w:footerReference w:type="default" r:id="rId25"/>
+      <w:headerReference w:type="default" r:id="rId20"/>
+      <w:footerReference w:type="default" r:id="rId21"/>
       <w:type w:val="nextPage"/>
       <w:pgSz w:w="11906" w:h="16838"/>
       <w:pgMar w:left="1701" w:right="1418" w:header="720" w:top="1418" w:footer="720" w:bottom="1701" w:gutter="0"/>
@@ -6477,7 +6837,7 @@
         <w:docPartGallery w:val="Page Numbers (Bottom of Page)"/>
         <w:docPartUnique w:val="true"/>
       </w:docPartObj>
-      <w:id w:val="1235466611"/>
+      <w:id w:val="1298758564"/>
     </w:sdtPr>
     <w:sdtContent>
       <w:p>
@@ -6512,7 +6872,7 @@
         <w:docPartGallery w:val="Page Numbers (Bottom of Page)"/>
         <w:docPartUnique w:val="true"/>
       </w:docPartObj>
-      <w:id w:val="304523766"/>
+      <w:id w:val="1579733922"/>
     </w:sdtPr>
     <w:sdtContent>
       <w:p>
@@ -6645,6 +7005,7 @@
         </w:tabs>
         <w:ind w:left="907" w:hanging="907"/>
       </w:pPr>
+      <w:rPr/>
     </w:lvl>
     <w:lvl w:ilvl="3">
       <w:start w:val="1"/>
@@ -8466,13 +8827,6 @@
       <w:szCs w:val="12"/>
     </w:rPr>
   </w:style>
-  <w:style w:type="paragraph" w:styleId="FrameContents">
-    <w:name w:val="Frame Contents"/>
-    <w:basedOn w:val="Normal"/>
-    <w:qFormat/>
-    <w:pPr/>
-    <w:rPr/>
-  </w:style>
   <w:style w:type="numbering" w:styleId="NoList" w:default="1">
     <w:name w:val="No List"/>
     <w:uiPriority w:val="99"/>

--- a/documentation/DujmovAndela-diplomski.docx
+++ b/documentation/DujmovAndela-diplomski.docx
@@ -3184,7 +3184,7 @@
           <w:ilvl w:val="0"/>
           <w:numId w:val="2"/>
         </w:numPr>
-        <w:spacing w:before="480" w:after="280"/>
+        <w:spacing w:before="480" w:after="0"/>
         <w:rPr/>
       </w:pPr>
       <w:bookmarkStart w:id="1" w:name="_Toc213706370"/>
@@ -3252,7 +3252,7 @@
           <w:numId w:val="2"/>
         </w:numPr>
         <w:spacing w:before="480" w:after="280"/>
-        <w:ind w:hanging="0"/>
+        <w:ind w:left="397" w:hanging="0"/>
         <w:rPr/>
       </w:pPr>
       <w:r>
@@ -3360,23 +3360,7 @@
       </w:pPr>
       <w:r>
         <w:rPr/>
-        <w:t>Java je objektno orijentirani programski jezik opće namjene koji se široko koristi u razvoju poslovnih i distribuiranih aplikacij</w:t>
-      </w:r>
-      <w:r>
-        <w:rPr/>
-        <w:t xml:space="preserve">a, </w:t>
-      </w:r>
-      <w:r>
-        <w:rPr/>
-        <w:t>poznata po svojoj portabilnosti, što omogućuje pokretanje aplikacija na različitim platformama putem Java Virtual Machin</w:t>
-      </w:r>
-      <w:r>
-        <w:rPr/>
-        <w:t xml:space="preserve">e (JVM). </w:t>
-      </w:r>
-      <w:r>
-        <w:rPr/>
-        <w:t>Zahvaljujući snažnom ekosustavu, bogatim bibliotekama i dugogodišnjoj stabilnosti, Java je čest izbor za razvoj backend sustava i mikroservisnih arhitektura. Njena robusnost, sigurnosne mogućnosti i podrška za višedretveno programiranje čine je pogodnom za izgradnju skalabilnih i pouzdanih aplikacija u suvremenim informacijskim sustavima.</w:t>
+        <w:t>Java je objektno orijentirani programski jezik opće namjene koji se široko koristi u razvoju poslovnih i distribuiranih aplikacija, poznata po svojoj portabilnosti, što omogućuje pokretanje aplikacija na različitim platformama putem Java Virtual Machine (JVM). Zahvaljujući snažnom ekosustavu, bogatim bibliotekama i dugogodišnjoj stabilnosti, Java je čest izbor za razvoj backend sustava i mikroservisnih arhitektura. Njena robusnost, sigurnosne mogućnosti i podrška za višedretveno programiranje čine je pogodnom za izgradnju skalabilnih i pouzdanih aplikacija u suvremenim informacijskim sustavima.</w:t>
       </w:r>
     </w:p>
     <w:p>
@@ -3607,7 +3591,7 @@
           <w:numId w:val="2"/>
         </w:numPr>
         <w:spacing w:lineRule="auto" w:line="259" w:before="0" w:after="160"/>
-        <w:ind w:hanging="0"/>
+        <w:ind w:left="397" w:hanging="0"/>
         <w:jc w:val="left"/>
         <w:rPr>
           <w:rFonts w:ascii="Arial" w:hAnsi="Arial" w:eastAsia="等线 Light" w:cs="Times New Roman" w:cstheme="majorBidi" w:eastAsiaTheme="majorEastAsia"/>
@@ -3648,7 +3632,7 @@
       </w:pPr>
       <w:r>
         <w:rPr>
-          <w:rFonts w:eastAsia="等线 Light" w:cs="Times New Roman" w:ascii="Times New Roman" w:hAnsi="Times New Roman" w:cstheme="majorBidi" w:eastAsiaTheme="majorEastAsia"/>
+          <w:rFonts w:eastAsia="等线 Light" w:cs="Times New Roman" w:cstheme="majorBidi" w:eastAsiaTheme="majorEastAsia"/>
           <w:b w:val="false"/>
           <w:bCs w:val="false"/>
           <w:sz w:val="24"/>
@@ -3702,18 +3686,18 @@
                 <wp:positionV relativeFrom="paragraph">
                   <wp:posOffset>3444875</wp:posOffset>
                 </wp:positionV>
-                <wp:extent cx="2350135" cy="343535"/>
+                <wp:extent cx="2350770" cy="177165"/>
                 <wp:effectExtent l="0" t="0" r="0" b="0"/>
                 <wp:wrapNone/>
                 <wp:docPr id="2" name="Shape1"/>
                 <a:graphic xmlns:a="http://schemas.openxmlformats.org/drawingml/2006/main">
                   <a:graphicData uri="http://schemas.microsoft.com/office/word/2010/wordprocessingShape">
                     <wps:wsp>
-                      <wps:cNvSpPr txBox="1"/>
+                      <wps:cNvSpPr/>
                       <wps:spPr>
                         <a:xfrm>
                           <a:off x="0" y="0"/>
-                          <a:ext cx="2349360" cy="343080"/>
+                          <a:ext cx="2350080" cy="176400"/>
                         </a:xfrm>
                         <a:prstGeom prst="rect">
                           <a:avLst/>
@@ -3723,30 +3707,37 @@
                           <a:noFill/>
                         </a:ln>
                       </wps:spPr>
+                      <wps:style>
+                        <a:lnRef idx="0"/>
+                        <a:fillRef idx="0"/>
+                        <a:effectRef idx="0"/>
+                        <a:fontRef idx="minor"/>
+                      </wps:style>
                       <wps:txbx>
                         <w:txbxContent>
                           <w:p>
                             <w:pPr>
-                              <w:overflowPunct w:val="false"/>
-                              <w:spacing w:before="0" w:after="0" w:lineRule="auto" w:line="240"/>
+                              <w:pStyle w:val="FrameContents"/>
+                              <w:overflowPunct w:val="true"/>
+                              <w:spacing w:lineRule="auto" w:line="240" w:before="0" w:after="0"/>
                               <w:ind w:hanging="0"/>
                               <w:jc w:val="center"/>
                               <w:rPr/>
                             </w:pPr>
                             <w:r>
                               <w:rPr>
+                                <w:rFonts w:eastAsia="Aptos" w:cs="Arial" w:ascii="Aptos" w:hAnsi="Aptos" w:asciiTheme="minorHAnsi" w:cstheme="minorBidi" w:eastAsiaTheme="minorHAnsi" w:hAnsiTheme="minorHAnsi"/>
                                 <w:b/>
                                 <w:bCs/>
                                 <w:sz w:val="24"/>
-                                <w:rFonts w:asciiTheme="minorHAnsi" w:cstheme="minorBidi" w:eastAsiaTheme="minorHAnsi" w:hAnsiTheme="minorHAnsi" w:ascii="Times New Roman" w:hAnsi="Times New Roman"/>
                                 <w14:ligatures w14:val="standardContextual"/>
                               </w:rPr>
                               <w:t>Slika 1:</w:t>
                             </w:r>
                             <w:r>
                               <w:rPr>
+                                <w:rFonts w:eastAsia="Aptos" w:cs="Arial" w:ascii="Aptos" w:hAnsi="Aptos" w:asciiTheme="minorHAnsi" w:cstheme="minorBidi" w:eastAsiaTheme="minorHAnsi" w:hAnsiTheme="minorHAnsi"/>
                                 <w:sz w:val="24"/>
-                                <w:rFonts w:asciiTheme="minorHAnsi" w:cstheme="minorBidi" w:eastAsiaTheme="minorHAnsi" w:hAnsiTheme="minorHAnsi" w:ascii="Times New Roman" w:hAnsi="Times New Roman"/>
                                 <w14:ligatures w14:val="standardContextual"/>
                               </w:rPr>
                               <w:t xml:space="preserve"> NGINX model</w:t>
@@ -3754,7 +3745,7 @@
                           </w:p>
                         </w:txbxContent>
                       </wps:txbx>
-                      <wps:bodyPr wrap="square" lIns="0" rIns="0" tIns="0" bIns="0">
+                      <wps:bodyPr lIns="0" rIns="0" tIns="0" bIns="0">
                         <a:spAutoFit/>
                       </wps:bodyPr>
                     </wps:wsp>
@@ -3765,35 +3756,35 @@
           </mc:Choice>
           <mc:Fallback>
             <w:pict>
-              <v:shapetype id="_x0000_t202" coordsize="21600,21600" o:spt="202" path="m,l,21600l21600,21600l21600,xe">
-                <v:stroke joinstyle="miter"/>
-                <v:path gradientshapeok="t" o:connecttype="rect"/>
-              </v:shapetype>
-              <v:shape id="shape_0" ID="Shape1" stroked="f" style="position:absolute;margin-left:135.1pt;margin-top:271.25pt;width:184.95pt;height:26.95pt" type="shapetype_202">
+              <v:rect id="shape_0" ID="Shape1" stroked="f" style="position:absolute;margin-left:135.1pt;margin-top:271.25pt;width:185pt;height:13.85pt">
+                <w10:wrap type="square"/>
+                <v:fill o:detectmouseclick="t" on="false"/>
+                <v:stroke color="#3465a4" joinstyle="round" endcap="flat"/>
                 <v:textbox>
                   <w:txbxContent>
                     <w:p>
                       <w:pPr>
-                        <w:overflowPunct w:val="false"/>
-                        <w:spacing w:before="0" w:after="0" w:lineRule="auto" w:line="240"/>
+                        <w:pStyle w:val="FrameContents"/>
+                        <w:overflowPunct w:val="true"/>
+                        <w:spacing w:lineRule="auto" w:line="240" w:before="0" w:after="0"/>
                         <w:ind w:hanging="0"/>
                         <w:jc w:val="center"/>
                         <w:rPr/>
                       </w:pPr>
                       <w:r>
                         <w:rPr>
+                          <w:rFonts w:eastAsia="Aptos" w:cs="Arial" w:ascii="Aptos" w:hAnsi="Aptos" w:asciiTheme="minorHAnsi" w:cstheme="minorBidi" w:eastAsiaTheme="minorHAnsi" w:hAnsiTheme="minorHAnsi"/>
                           <w:b/>
                           <w:bCs/>
                           <w:sz w:val="24"/>
-                          <w:rFonts w:asciiTheme="minorHAnsi" w:cstheme="minorBidi" w:eastAsiaTheme="minorHAnsi" w:hAnsiTheme="minorHAnsi" w:ascii="Times New Roman" w:hAnsi="Times New Roman"/>
                           <w14:ligatures w14:val="standardContextual"/>
                         </w:rPr>
                         <w:t>Slika 1:</w:t>
                       </w:r>
                       <w:r>
                         <w:rPr>
+                          <w:rFonts w:eastAsia="Aptos" w:cs="Arial" w:ascii="Aptos" w:hAnsi="Aptos" w:asciiTheme="minorHAnsi" w:cstheme="minorBidi" w:eastAsiaTheme="minorHAnsi" w:hAnsiTheme="minorHAnsi"/>
                           <w:sz w:val="24"/>
-                          <w:rFonts w:asciiTheme="minorHAnsi" w:cstheme="minorBidi" w:eastAsiaTheme="minorHAnsi" w:hAnsiTheme="minorHAnsi" w:ascii="Times New Roman" w:hAnsi="Times New Roman"/>
                           <w14:ligatures w14:val="standardContextual"/>
                         </w:rPr>
                         <w:t xml:space="preserve"> NGINX model</w:t>
@@ -3801,10 +3792,7 @@
                     </w:p>
                   </w:txbxContent>
                 </v:textbox>
-                <w10:wrap type="square"/>
-                <v:fill o:detectmouseclick="t" on="false"/>
-                <v:stroke color="black" joinstyle="round" endcap="flat"/>
-              </v:shape>
+              </v:rect>
             </w:pict>
           </mc:Fallback>
         </mc:AlternateContent>
@@ -3820,7 +3808,7 @@
             <wp:extent cx="2865120" cy="2865120"/>
             <wp:effectExtent l="0" t="0" r="0" b="0"/>
             <wp:wrapSquare wrapText="largest"/>
-            <wp:docPr id="3" name="Image5" descr=""/>
+            <wp:docPr id="4" name="Image5" descr=""/>
             <wp:cNvGraphicFramePr>
               <a:graphicFrameLocks xmlns:a="http://schemas.openxmlformats.org/drawingml/2006/main" noChangeAspect="1"/>
             </wp:cNvGraphicFramePr>
@@ -3828,7 +3816,7 @@
               <a:graphicData uri="http://schemas.openxmlformats.org/drawingml/2006/picture">
                 <pic:pic xmlns:pic="http://schemas.openxmlformats.org/drawingml/2006/picture">
                   <pic:nvPicPr>
-                    <pic:cNvPr id="3" name="Image5" descr=""/>
+                    <pic:cNvPr id="4" name="Image5" descr=""/>
                     <pic:cNvPicPr>
                       <a:picLocks noChangeAspect="1" noChangeArrowheads="1"/>
                     </pic:cNvPicPr>
@@ -3939,7 +3927,7 @@
             <wp:extent cx="5429250" cy="2540000"/>
             <wp:effectExtent l="0" t="0" r="0" b="0"/>
             <wp:wrapSquare wrapText="largest"/>
-            <wp:docPr id="4" name="Image4" descr=""/>
+            <wp:docPr id="5" name="Image4" descr=""/>
             <wp:cNvGraphicFramePr>
               <a:graphicFrameLocks xmlns:a="http://schemas.openxmlformats.org/drawingml/2006/main" noChangeAspect="1"/>
             </wp:cNvGraphicFramePr>
@@ -3947,7 +3935,7 @@
               <a:graphicData uri="http://schemas.openxmlformats.org/drawingml/2006/picture">
                 <pic:pic xmlns:pic="http://schemas.openxmlformats.org/drawingml/2006/picture">
                   <pic:nvPicPr>
-                    <pic:cNvPr id="4" name="Image4" descr=""/>
+                    <pic:cNvPr id="5" name="Image4" descr=""/>
                     <pic:cNvPicPr>
                       <a:picLocks noChangeAspect="1" noChangeArrowheads="1"/>
                     </pic:cNvPicPr>
@@ -3978,15 +3966,18 @@
           <w:b/>
           <w:bCs/>
         </w:rPr>
-        <w:t>Slika 2</w:t>
-      </w:r>
-      <w:r>
-        <w:rPr/>
-        <w:t xml:space="preserve">: </w:t>
-      </w:r>
-      <w:r>
-        <w:rPr/>
-        <w:t>Tradicionalni  model mrezne sigurnosti</w:t>
+        <w:t>S</w:t>
+      </w:r>
+      <w:r>
+        <w:rPr>
+          <w:b/>
+          <w:bCs/>
+        </w:rPr>
+        <w:t>lika 2</w:t>
+      </w:r>
+      <w:r>
+        <w:rPr/>
+        <w:t>: Tradicionalni  model mrezne sigurnosti</w:t>
       </w:r>
     </w:p>
     <w:p>
@@ -3997,15 +3988,7 @@
       </w:pPr>
       <w:r>
         <w:rPr/>
-        <w:t xml:space="preserve">Klasični model mrežne sigurnosti (vidi Sliku </w:t>
-      </w:r>
-      <w:r>
-        <w:rPr/>
-        <w:t>2</w:t>
-      </w:r>
-      <w:r>
-        <w:rPr/>
-        <w:t>) prvenstveno se oslanja na zaštitu granica ili pristupnih točaka mreže. Za pristup zaštićenoj mreži, entitet (bilo korisnik ili sustav) mora pružiti neki oblik autentifikacije. Nakon uspješne autentifikacije, entitetu je omogućeno kretanje kroz sva mrežna područja koja su mu dodijeljena, u skladu s unaprijed definiranom sigurnosnom politikom mreže.</w:t>
+        <w:t>Klasični model mrežne sigurnosti (vidi Sliku 2) prvenstveno se oslanja na zaštitu granica ili pristupnih točaka mreže. Za pristup zaštićenoj mreži, entitet (bilo korisnik ili sustav) mora pružiti neki oblik autentifikacije. Nakon uspješne autentifikacije, entitetu je omogućeno kretanje kroz sva mrežna područja koja su mu dodijeljena, u skladu s unaprijed definiranom sigurnosnom politikom mreže.</w:t>
       </w:r>
     </w:p>
     <w:p>
@@ -4076,7 +4059,7 @@
             <wp:extent cx="3677285" cy="3385820"/>
             <wp:effectExtent l="0" t="0" r="0" b="0"/>
             <wp:wrapNone/>
-            <wp:docPr id="5" name="Image1" descr=""/>
+            <wp:docPr id="6" name="Image1" descr=""/>
             <wp:cNvGraphicFramePr>
               <a:graphicFrameLocks xmlns:a="http://schemas.openxmlformats.org/drawingml/2006/main" noChangeAspect="1"/>
             </wp:cNvGraphicFramePr>
@@ -4084,7 +4067,7 @@
               <a:graphicData uri="http://schemas.openxmlformats.org/drawingml/2006/picture">
                 <pic:pic xmlns:pic="http://schemas.openxmlformats.org/drawingml/2006/picture">
                   <pic:nvPicPr>
-                    <pic:cNvPr id="5" name="Image1" descr=""/>
+                    <pic:cNvPr id="6" name="Image1" descr=""/>
                     <pic:cNvPicPr>
                       <a:picLocks noChangeAspect="1" noChangeArrowheads="1"/>
                     </pic:cNvPicPr>
@@ -4188,11 +4171,7 @@
       </w:r>
       <w:r>
         <w:rPr/>
-        <w:t xml:space="preserve">: </w:t>
-      </w:r>
-      <w:r>
-        <w:rPr/>
-        <w:t>Arhitektura cloud okruženja</w:t>
+        <w:t>: Arhitektura cloud okruženja</w:t>
       </w:r>
     </w:p>
     <w:p>
@@ -4224,7 +4203,7 @@
             <wp:extent cx="5158105" cy="2805430"/>
             <wp:effectExtent l="0" t="0" r="0" b="0"/>
             <wp:wrapSquare wrapText="largest"/>
-            <wp:docPr id="6" name="Image2" descr=""/>
+            <wp:docPr id="7" name="Image2" descr=""/>
             <wp:cNvGraphicFramePr>
               <a:graphicFrameLocks xmlns:a="http://schemas.openxmlformats.org/drawingml/2006/main" noChangeAspect="1"/>
             </wp:cNvGraphicFramePr>
@@ -4232,7 +4211,7 @@
               <a:graphicData uri="http://schemas.openxmlformats.org/drawingml/2006/picture">
                 <pic:pic xmlns:pic="http://schemas.openxmlformats.org/drawingml/2006/picture">
                   <pic:nvPicPr>
-                    <pic:cNvPr id="6" name="Image2" descr=""/>
+                    <pic:cNvPr id="7" name="Image2" descr=""/>
                     <pic:cNvPicPr>
                       <a:picLocks noChangeAspect="1" noChangeArrowheads="1"/>
                     </pic:cNvPicPr>
@@ -4269,48 +4248,21 @@
           <w:b/>
           <w:bCs/>
         </w:rPr>
-        <w:t xml:space="preserve">Slika </w:t>
-      </w:r>
-      <w:r>
-        <w:rPr>
-          <w:b/>
-          <w:bCs/>
-        </w:rPr>
-        <w:t>4</w:t>
-      </w:r>
-      <w:r>
-        <w:rPr/>
-        <w:t xml:space="preserve">: </w:t>
-      </w:r>
-      <w:r>
-        <w:rPr/>
-        <w:t>Mikroservisna arhitektura</w:t>
-      </w:r>
-    </w:p>
-    <w:p>
-      <w:pPr>
-        <w:pStyle w:val="Normal"/>
-        <w:rPr/>
-      </w:pPr>
-      <w:r>
-        <w:rPr/>
-        <w:t>Microservi</w:t>
-      </w:r>
-      <w:r>
-        <w:rPr/>
-        <w:t>sna</w:t>
-      </w:r>
-      <w:r>
-        <w:rPr/>
-        <w:t xml:space="preserve"> </w:t>
-      </w:r>
-      <w:r>
-        <w:rPr/>
-        <w:t>arhitektura</w:t>
-      </w:r>
-      <w:r>
-        <w:rPr/>
-        <w:t xml:space="preserve"> donosi značajne prednosti u pogledu agilnosti razvoja i otpornosti sustava, ali istovremeno povećava kompleksnost mrežne komunikacije i sigurnosnog upravljanja. Za razliku od monolitne arhitekture, gdje je cjelokupna aplikacijska logika implementirana unutar jedinstvenog sustava i izvršava se kao jedna cjelina, mikroservisna arhitektura razdvaja funkcionalnosti u više neovisnih servisa koji komuniciraju putem mreže. Monolitni pristup pojednostavljuje upravljanje sigurnošću jer se komunikacija odvija unutar istog procesa ili kontroliranog okruženja, dok mikroservisna arhitektura uvodi distribuiranu komunikaciju koja zahtijeva dodatne mehanizme zaštite, autentifikacije i nadzora.</w:t>
+        <w:t>Slika 4</w:t>
+      </w:r>
+      <w:r>
+        <w:rPr/>
+        <w:t>: Mikroservisna arhitektura</w:t>
+      </w:r>
+    </w:p>
+    <w:p>
+      <w:pPr>
+        <w:pStyle w:val="Normal"/>
+        <w:rPr/>
+      </w:pPr>
+      <w:r>
+        <w:rPr/>
+        <w:t>Microservisna arhitektura donosi značajne prednosti u pogledu agilnosti razvoja i otpornosti sustava, ali istovremeno povećava kompleksnost mrežne komunikacije i sigurnosnog upravljanja. Za razliku od monolitne arhitekture, gdje je cjelokupna aplikacijska logika implementirana unutar jedinstvenog sustava i izvršava se kao jedna cjelina, mikroservisna arhitektura razdvaja funkcionalnosti u više neovisnih servisa koji komuniciraju putem mreže. Monolitni pristup pojednostavljuje upravljanje sigurnošću jer se komunikacija odvija unutar istog procesa ili kontroliranog okruženja, dok mikroservisna arhitektura uvodi distribuiranu komunikaciju koja zahtijeva dodatne mehanizme zaštite, autentifikacije i nadzora.</w:t>
       </w:r>
     </w:p>
     <w:p>
@@ -4409,15 +4361,7 @@
       </w:pPr>
       <w:r>
         <w:rPr/>
-        <w:t xml:space="preserve">Ovaj proces </w:t>
-      </w:r>
-      <w:r>
-        <w:rPr/>
-        <w:t xml:space="preserve">se </w:t>
-      </w:r>
-      <w:r>
-        <w:rPr/>
-        <w:t>obično odvija kroz tri osnovne faze: izviđanje (reconnaissance, prikupljanje vjerodajnica i eskalaciju privilegija te konačno ostvarivanje pristupa dodatnim računalima unutar mreže.</w:t>
+        <w:t>Ovaj proces se obično odvija kroz tri osnovne faze: izviđanje (reconnaissance, prikupljanje vjerodajnica i eskalaciju privilegija te konačno ostvarivanje pristupa dodatnim računalima unutar mreže.</w:t>
       </w:r>
     </w:p>
     <w:p>
@@ -4443,15 +4387,7 @@
       </w:pPr>
       <w:r>
         <w:rPr/>
-        <w:t xml:space="preserve">U fazi izviđanja napadač analizira mrežno okruženje kako bi prikupio informacije o strukturama sustava, korisnicima i uređajima. Cilj ove faze je razumijevanje topologije mreže, identifikacija kritičnih resursa te prikupljanje tehničkih informacija poput mrežnih konfiguracija, aktivnih veza i dostupnih sustava. U ovoj fazi često se koriste i ugrađeni alati operacijskog sustava, poput mrežnih dijagnostičkih naredbi i administrativnih alata </w:t>
-      </w:r>
-      <w:r>
-        <w:rPr/>
-        <w:t>(kao Netstat, IPConfig/IFConfig, PowerShell)</w:t>
-      </w:r>
-      <w:r>
-        <w:rPr/>
-        <w:t>, kako bi se izbjegla detekcija.</w:t>
+        <w:t>U fazi izviđanja napadač analizira mrežno okruženje kako bi prikupio informacije o strukturama sustava, korisnicima i uređajima. Cilj ove faze je razumijevanje topologije mreže, identifikacija kritičnih resursa te prikupljanje tehničkih informacija poput mrežnih konfiguracija, aktivnih veza i dostupnih sustava. U ovoj fazi često se koriste i ugrađeni alati operacijskog sustava, poput mrežnih dijagnostičkih naredbi i administrativnih alata (kao Netstat, IPConfig/IFConfig, PowerShell), kako bi se izbjegla detekcija.</w:t>
       </w:r>
     </w:p>
     <w:p>
@@ -4530,360 +4466,108 @@
       <w:bookmarkEnd w:id="10"/>
       <w:r>
         <w:rPr/>
-        <w:t>N</w:t>
-      </w:r>
-      <w:r>
-        <w:rPr/>
-        <w:t>astanak Zero Trust modela</w:t>
-      </w:r>
-    </w:p>
-    <w:p>
-      <w:pPr>
-        <w:pStyle w:val="Normal"/>
-        <w:rPr/>
-      </w:pPr>
-      <w:r>
-        <w:rPr/>
-        <w:t>Lorem ipsum dolor sit amet consectetur adipiscing elit. Quisque faucibus ex sapien vitae pellentesque sem placerat. In id cursus mi pretium tellus duis convallis. Tempus leo eu aenean sed diam urna tempor, ispis 2. Pulvinar vivamus fringilla lacus nec metus bibendum egestas. Iaculis massa nisl malesuada lacinia integer nunc posuere. Ut hendrerit semper vel class aptent taciti sociosqu. Ad litora torquent per conubia nostra inceptos himenaeos.</w:t>
-      </w:r>
-    </w:p>
-    <w:p>
-      <w:pPr>
-        <w:pStyle w:val="Ispiskoda"/>
-        <w:rPr/>
-      </w:pPr>
-      <w:r>
-        <w:rPr/>
-        <w:t>main( ) {</w:t>
-      </w:r>
-    </w:p>
-    <w:p>
-      <w:pPr>
-        <w:pStyle w:val="Ispiskoda"/>
-        <w:rPr/>
-      </w:pPr>
-      <w:r>
-        <w:rPr/>
-        <w:t xml:space="preserve">        </w:t>
-      </w:r>
-      <w:r>
-        <w:rPr/>
-        <w:t>printf("hello, world");</w:t>
-      </w:r>
-    </w:p>
-    <w:p>
-      <w:pPr>
-        <w:pStyle w:val="Ispiskoda"/>
-        <w:rPr/>
-      </w:pPr>
-      <w:r>
-        <w:rPr/>
-        <w:t>}</w:t>
-      </w:r>
-    </w:p>
-    <w:p>
-      <w:pPr>
-        <w:pStyle w:val="Ispiscaption"/>
+        <w:t>Nastanak Zero Trust modela</w:t>
+      </w:r>
+    </w:p>
+    <w:p>
+      <w:pPr>
+        <w:pStyle w:val="TextBody"/>
+        <w:spacing w:lineRule="auto" w:line="360"/>
         <w:rPr>
           <w:b w:val="false"/>
           <w:b w:val="false"/>
-          <w:bCs/>
-        </w:rPr>
-      </w:pPr>
-      <w:r>
-        <w:rPr/>
-        <w:t>Ispis 2</w:t>
-      </w:r>
+          <w:bCs w:val="false"/>
+        </w:rPr>
+      </w:pPr>
       <w:r>
         <w:rPr>
           <w:b w:val="false"/>
-          <w:bCs/>
-        </w:rPr>
-        <w:t>: Naziv koda</w:t>
-      </w:r>
-    </w:p>
-    <w:p>
-      <w:pPr>
-        <w:pStyle w:val="Normal"/>
-        <w:rPr/>
-      </w:pPr>
-      <w:r>
-        <w:rPr/>
-        <w:t>Lorem ipsum dolor sit amet consectetur adipiscing elit. Quisque faucibus ex sapien vitae pellentesque sem placerat. In id cursus mi pretium tellus duis convallis. Tempus leo eu aenean sed diam urna tempor. Pulvinar vivamus fringilla lacus nec metus bibendum egestas. Iaculis massa nisl malesuada lacinia integer nunc posuere (tablica 1). Ut hendrerit semper vel class aptent taciti sociosqu. Ad litora torquent per conubia nostra inceptos himenaeos.</w:t>
-      </w:r>
-    </w:p>
-    <w:p>
-      <w:pPr>
-        <w:pStyle w:val="Normal"/>
-        <w:jc w:val="center"/>
-        <w:rPr/>
-      </w:pPr>
-      <w:r>
-        <w:rPr>
-          <w:b/>
-          <w:bCs/>
-        </w:rPr>
-        <w:t>Tablica 1</w:t>
-      </w:r>
-      <w:r>
-        <w:rPr/>
-        <w:t>: Naziv tablice</w:t>
-      </w:r>
-    </w:p>
-    <w:tbl>
-      <w:tblPr>
-        <w:tblStyle w:val="TableGrid"/>
-        <w:tblW w:w="8778" w:type="dxa"/>
-        <w:jc w:val="left"/>
-        <w:tblInd w:w="0" w:type="dxa"/>
-        <w:tblCellMar>
-          <w:top w:w="0" w:type="dxa"/>
-          <w:left w:w="108" w:type="dxa"/>
-          <w:bottom w:w="0" w:type="dxa"/>
-          <w:right w:w="108" w:type="dxa"/>
-        </w:tblCellMar>
-        <w:tblLook w:val="04a0" w:noHBand="0" w:noVBand="1" w:firstColumn="1" w:lastRow="0" w:lastColumn="0" w:firstRow="1"/>
-      </w:tblPr>
-      <w:tblGrid>
-        <w:gridCol w:w="2926"/>
-        <w:gridCol w:w="2926"/>
-        <w:gridCol w:w="2926"/>
-      </w:tblGrid>
-      <w:tr>
-        <w:trPr/>
-        <w:tc>
-          <w:tcPr>
-            <w:tcW w:w="2926" w:type="dxa"/>
-            <w:tcBorders/>
-          </w:tcPr>
-          <w:p>
-            <w:pPr>
-              <w:pStyle w:val="Normal"/>
-              <w:spacing w:before="240" w:after="0"/>
-              <w:ind w:hanging="0"/>
-              <w:rPr/>
-            </w:pPr>
-            <w:r>
-              <w:rPr/>
-            </w:r>
-          </w:p>
-        </w:tc>
-        <w:tc>
-          <w:tcPr>
-            <w:tcW w:w="2926" w:type="dxa"/>
-            <w:tcBorders/>
-          </w:tcPr>
-          <w:p>
-            <w:pPr>
-              <w:pStyle w:val="Normal"/>
-              <w:spacing w:before="240" w:after="0"/>
-              <w:ind w:hanging="0"/>
-              <w:rPr/>
-            </w:pPr>
-            <w:r>
-              <w:rPr/>
-            </w:r>
-          </w:p>
-        </w:tc>
-        <w:tc>
-          <w:tcPr>
-            <w:tcW w:w="2926" w:type="dxa"/>
-            <w:tcBorders/>
-          </w:tcPr>
-          <w:p>
-            <w:pPr>
-              <w:pStyle w:val="Normal"/>
-              <w:spacing w:before="240" w:after="0"/>
-              <w:ind w:hanging="0"/>
-              <w:rPr/>
-            </w:pPr>
-            <w:r>
-              <w:rPr/>
-            </w:r>
-          </w:p>
-        </w:tc>
-      </w:tr>
-      <w:tr>
-        <w:trPr/>
-        <w:tc>
-          <w:tcPr>
-            <w:tcW w:w="2926" w:type="dxa"/>
-            <w:tcBorders/>
-          </w:tcPr>
-          <w:p>
-            <w:pPr>
-              <w:pStyle w:val="Normal"/>
-              <w:spacing w:before="240" w:after="0"/>
-              <w:ind w:hanging="0"/>
-              <w:rPr/>
-            </w:pPr>
-            <w:r>
-              <w:rPr/>
-            </w:r>
-          </w:p>
-        </w:tc>
-        <w:tc>
-          <w:tcPr>
-            <w:tcW w:w="2926" w:type="dxa"/>
-            <w:tcBorders/>
-          </w:tcPr>
-          <w:p>
-            <w:pPr>
-              <w:pStyle w:val="Normal"/>
-              <w:spacing w:before="240" w:after="0"/>
-              <w:ind w:hanging="0"/>
-              <w:rPr/>
-            </w:pPr>
-            <w:r>
-              <w:rPr/>
-            </w:r>
-          </w:p>
-        </w:tc>
-        <w:tc>
-          <w:tcPr>
-            <w:tcW w:w="2926" w:type="dxa"/>
-            <w:tcBorders/>
-          </w:tcPr>
-          <w:p>
-            <w:pPr>
-              <w:pStyle w:val="Normal"/>
-              <w:spacing w:before="240" w:after="0"/>
-              <w:ind w:hanging="0"/>
-              <w:rPr/>
-            </w:pPr>
-            <w:r>
-              <w:rPr/>
-            </w:r>
-          </w:p>
-        </w:tc>
-      </w:tr>
-      <w:tr>
-        <w:trPr/>
-        <w:tc>
-          <w:tcPr>
-            <w:tcW w:w="2926" w:type="dxa"/>
-            <w:tcBorders/>
-          </w:tcPr>
-          <w:p>
-            <w:pPr>
-              <w:pStyle w:val="Normal"/>
-              <w:spacing w:before="240" w:after="0"/>
-              <w:ind w:hanging="0"/>
-              <w:rPr/>
-            </w:pPr>
-            <w:r>
-              <w:rPr/>
-            </w:r>
-          </w:p>
-        </w:tc>
-        <w:tc>
-          <w:tcPr>
-            <w:tcW w:w="2926" w:type="dxa"/>
-            <w:tcBorders/>
-          </w:tcPr>
-          <w:p>
-            <w:pPr>
-              <w:pStyle w:val="Normal"/>
-              <w:spacing w:before="240" w:after="0"/>
-              <w:ind w:hanging="0"/>
-              <w:rPr/>
-            </w:pPr>
-            <w:r>
-              <w:rPr/>
-            </w:r>
-          </w:p>
-        </w:tc>
-        <w:tc>
-          <w:tcPr>
-            <w:tcW w:w="2926" w:type="dxa"/>
-            <w:tcBorders/>
-          </w:tcPr>
-          <w:p>
-            <w:pPr>
-              <w:pStyle w:val="Normal"/>
-              <w:spacing w:before="240" w:after="0"/>
-              <w:ind w:hanging="0"/>
-              <w:rPr/>
-            </w:pPr>
-            <w:r>
-              <w:rPr/>
-            </w:r>
-          </w:p>
-        </w:tc>
-      </w:tr>
-      <w:tr>
-        <w:trPr/>
-        <w:tc>
-          <w:tcPr>
-            <w:tcW w:w="2926" w:type="dxa"/>
-            <w:tcBorders/>
-          </w:tcPr>
-          <w:p>
-            <w:pPr>
-              <w:pStyle w:val="Normal"/>
-              <w:spacing w:before="240" w:after="0"/>
-              <w:ind w:hanging="0"/>
-              <w:rPr/>
-            </w:pPr>
-            <w:r>
-              <w:rPr/>
-            </w:r>
-          </w:p>
-        </w:tc>
-        <w:tc>
-          <w:tcPr>
-            <w:tcW w:w="2926" w:type="dxa"/>
-            <w:tcBorders/>
-          </w:tcPr>
-          <w:p>
-            <w:pPr>
-              <w:pStyle w:val="Normal"/>
-              <w:spacing w:before="240" w:after="0"/>
-              <w:ind w:hanging="0"/>
-              <w:rPr/>
-            </w:pPr>
-            <w:r>
-              <w:rPr/>
-            </w:r>
-          </w:p>
-        </w:tc>
-        <w:tc>
-          <w:tcPr>
-            <w:tcW w:w="2926" w:type="dxa"/>
-            <w:tcBorders/>
-          </w:tcPr>
-          <w:p>
-            <w:pPr>
-              <w:pStyle w:val="Normal"/>
-              <w:spacing w:before="240" w:after="0"/>
-              <w:ind w:hanging="0"/>
-              <w:rPr/>
-            </w:pPr>
-            <w:r>
-              <w:rPr/>
-            </w:r>
-          </w:p>
-        </w:tc>
-      </w:tr>
-    </w:tbl>
-    <w:p>
-      <w:pPr>
-        <w:pStyle w:val="Normal"/>
-        <w:rPr/>
-      </w:pPr>
-      <w:r>
-        <w:rPr/>
-        <w:t>Lorem ipsum dolor sit amet consectetur adipiscing elit. Quisque faucibus ex sapien vitae pellentesque sem placerat. In id cursus mi pretium tellus duis convallis. Tempus leo eu aenean sed diam urna tempor. Pulvinar vivamus fringilla lacus nec metus bibendum egestas. Iaculis massa nisl malesuada lacinia integer nunc posuere. Ut hendrerit semper vel class aptent taciti sociosqu. Ad litora torquent per conubia nostra inceptos himenaeos.</w:t>
-      </w:r>
-    </w:p>
-    <w:p>
-      <w:pPr>
-        <w:pStyle w:val="Normal"/>
-        <w:rPr/>
-      </w:pPr>
-      <w:r>
-        <w:rPr/>
-        <w:t>Lorem ipsum dolor sit amet consectetur adipiscing elit. Quisque faucibus ex sapien vitae pellentesque sem placerat. In id cursus mi pretium tellus duis convallis. Tempus leo eu aenean sed diam urna tempor. Pulvinar vivamus fringilla lacus nec metus bibendum egestas. Iaculis massa nisl malesuada lacinia integer nunc posuere. Ut hendrerit semper vel class aptent taciti sociosqu. Ad litora torquent per conubia nostra inceptos himenaeos.</w:t>
+          <w:bCs w:val="false"/>
+        </w:rPr>
+        <w:t>Zero Trust model nastao je kao odgovor na sve slabosti tradicionalnog sigurnosnog pristupa u računalnim mrežama. Klasični model kibernetičke sigurnosti dugo se temeljio na ideji „povjerenog unutarnjeg okruženja” i „nepovjerenog vanjskog svijeta”. Jednom kada bi korisnik ili uređaj prošao perimetarsku zaštitu, unutar mreže mu se često automatski vjerovalo. S razvojem cloud tehnologija, mobilnih uređaja i distribuiranih sustava, takav pristup postao je nedovoljno siguran.</w:t>
+      </w:r>
+    </w:p>
+    <w:p>
+      <w:pPr>
+        <w:pStyle w:val="TextBody"/>
+        <w:spacing w:lineRule="auto" w:line="360"/>
+        <w:rPr/>
+      </w:pPr>
+      <w:r>
+        <w:rPr>
+          <w:b w:val="false"/>
+          <w:bCs w:val="false"/>
+        </w:rPr>
+        <w:t>Koncept Zero Trust modela prvi je popularizirao John Kindervag, analitičar u tvrtki Forrester Research 2010. godine. Njegova osnovna ideja bila je: „</w:t>
+      </w:r>
+      <w:r>
+        <w:rPr>
+          <w:rStyle w:val="StrongEmphasis"/>
+          <w:b w:val="false"/>
+          <w:bCs w:val="false"/>
+        </w:rPr>
+        <w:t>ne vjeruj nikome, uvijek provjeravaj”</w:t>
+      </w:r>
+      <w:r>
+        <w:rPr>
+          <w:b w:val="false"/>
+          <w:bCs w:val="false"/>
+        </w:rPr>
+        <w:t>. Umjesto implicitnog povjerenja unutar mreže, Zero Trust zahtijeva stalnu verifikaciju svakog korisnika, uređaja i aplikacije, bez obzira na njihovu lokaciju.</w:t>
+      </w:r>
+    </w:p>
+    <w:p>
+      <w:pPr>
+        <w:pStyle w:val="TextBody"/>
+        <w:spacing w:lineRule="auto" w:line="360"/>
+        <w:rPr>
+          <w:b w:val="false"/>
+          <w:b w:val="false"/>
+          <w:bCs w:val="false"/>
+        </w:rPr>
+      </w:pPr>
+      <w:r>
+        <w:rPr>
+          <w:b w:val="false"/>
+          <w:bCs w:val="false"/>
+        </w:rPr>
+        <w:t>Razvoj ovog modela dodatno je ubrzan pojavom cloud servisa poput AWS-a, Microsoft Azurea i Google Clouda, gdje više ne postoji jasno definiran mrežni perimetar. Tradicionalni sigurnosni zidovi više nisu dovoljni jer korisnici i servisi pristupaju resursima s različitih lokacija i uređaja.</w:t>
+      </w:r>
+    </w:p>
+    <w:p>
+      <w:pPr>
+        <w:pStyle w:val="TextBody"/>
+        <w:spacing w:lineRule="auto" w:line="360"/>
+        <w:rPr>
+          <w:b w:val="false"/>
+          <w:b w:val="false"/>
+          <w:bCs w:val="false"/>
+        </w:rPr>
+      </w:pPr>
+      <w:r>
+        <w:rPr>
+          <w:b w:val="false"/>
+          <w:bCs w:val="false"/>
+        </w:rPr>
+        <w:t>Zero Trust model također je evoluirao kroz regulatorne zahtjeve i porast sofisticiranih kibernetičkih napada, uključujući krađu vjerodajnica i lateralno kretanje unutar mreže. Napadači koji uspiju proći perimetar često imaju previše slobode u tradicionalnim sustavima, što Zero Trust nastoji eliminirati kroz principe najmanjih privilegija, segmentacije mreže i kontinuirane autentifikacije.</w:t>
+      </w:r>
+    </w:p>
+    <w:p>
+      <w:pPr>
+        <w:pStyle w:val="TextBody"/>
+        <w:spacing w:lineRule="auto" w:line="360"/>
+        <w:rPr>
+          <w:b w:val="false"/>
+          <w:b w:val="false"/>
+          <w:bCs w:val="false"/>
+        </w:rPr>
+      </w:pPr>
+      <w:r>
+        <w:rPr>
+          <w:b w:val="false"/>
+          <w:bCs w:val="false"/>
+        </w:rPr>
+        <w:t>Danas se Zero Trust primjenjuje kao kombinacija više tehnologija i principa, uključujući upravljanje identitetima i pristupom (IAM), višefaktorsku autentifikaciju (MFA), mikrosegmentaciju te enkripciju komunikacije između servisa. U modernim arhitekturama, poput mikroservisa i Kubernetes okruženja, Zero Trust postaje ključni model za osiguranje internih komunikacija i sprječavanje neovlaštenog pristupa čak i unutar same infrastrukture.</w:t>
       </w:r>
       <w:r>
         <w:br w:type="page"/>
@@ -4913,31 +4597,42 @@
     <w:p>
       <w:pPr>
         <w:pStyle w:val="Normal"/>
-        <w:rPr/>
-      </w:pPr>
-      <w:r>
-        <w:rPr/>
-        <w:t>Lorem ipsum dolor sit amet consectetur adipiscing elit. Quisque faucibus ex sapien vitae pellentesque sem placerat. In id cursus mi pretium tellus duis convallis. Tempus leo eu aenean sed diam urna tempor. Pulvinar vivamus fringilla lacus nec metus bibendum egestas. Iaculis massa nisl malesuada lacinia integer nunc posuere. Ut hendrerit semper vel class aptent taciti sociosqu. Ad litora torquent per conubia nostra inceptos himenaeos.</w:t>
-      </w:r>
-    </w:p>
-    <w:p>
-      <w:pPr>
-        <w:pStyle w:val="Normal"/>
-        <w:rPr/>
-      </w:pPr>
-      <w:r>
-        <w:rPr/>
-        <w:t>Lorem ipsum dolor sit amet consectetur adipiscing elit. Quisque faucibus ex sapien vitae pellentesque sem placerat. In id cursus mi pretium tellus duis convallis. Tempus leo eu aenean sed diam urna tempor. Pulvinar vivamus fringilla lacus nec metus bibendum egestas. Iaculis massa nisl malesuada lacinia integer nunc posuere. Ut hendrerit semper vel class aptent taciti sociosqu. Ad litora torquent per conubia nostra inceptos himenaeos.</w:t>
-      </w:r>
-    </w:p>
-    <w:p>
-      <w:pPr>
-        <w:pStyle w:val="Normal"/>
-        <w:rPr/>
-      </w:pPr>
-      <w:r>
-        <w:rPr/>
-        <w:t>Lorem ipsum dolor sit amet consectetur adipiscing elit. Quisque faucibus ex sapien vitae pellentesque sem placerat. In id cursus mi pretium tellus duis convallis. Tempus leo eu aenean sed diam urna tempor. Pulvinar vivamus fringilla lacus nec metus bibendum egestas. Iaculis massa nisl malesuada lacinia integer nunc posuere. Ut hendrerit semper vel class aptent taciti sociosqu. Ad litora torquent per conubia nostra inceptos himenaeos.</w:t>
+        <w:spacing w:lineRule="auto" w:line="360"/>
+        <w:rPr/>
+      </w:pPr>
+      <w:r>
+        <w:rPr/>
+        <w:t>Kubernetes je otvorena platforma za orkestraciju kontejnera koja omogućuje automatizirano upravljanje, skaliranje i raspoređivanje aplikacija u distribuiranim okruženjima. Osmišljen je kako bi riješio kompleksnost rada s velikim brojem kontejnera u produkciji, gdje ručno upravljanje brzo postaje neodrživo. Njegova glavna svrha je osigurati da aplikacije ostanu dostupne, skalabilne i otporne na greške, bez obzira na infrastrukturu na kojoj se izvode.</w:t>
+      </w:r>
+    </w:p>
+    <w:p>
+      <w:pPr>
+        <w:pStyle w:val="TextBody"/>
+        <w:spacing w:lineRule="auto" w:line="360"/>
+        <w:rPr/>
+      </w:pPr>
+      <w:r>
+        <w:rPr/>
+        <w:t xml:space="preserve">Projekt Kubernetes inicijalno je razvijen u Googleu, temeljen na njihovom internom sustavu Borg, koji je godinama služio za upravljanje velikim brojem servisa u globalnoj infrastrukturi. Google je Kubernetes objavio kao open-source projekt </w:t>
+      </w:r>
+      <w:r>
+        <w:rPr/>
+        <w:t>2014. godine</w:t>
+      </w:r>
+      <w:r>
+        <w:rPr/>
+        <w:t>, nakon čega je brzo postao standard u industriji kontejnerske orkestracije. Kasnije je razvoj preuzela Cloud Native Computing Foundation (CNCF), koja i danas koordinira njegov daljnji razvoj i ekosustav.</w:t>
+      </w:r>
+    </w:p>
+    <w:p>
+      <w:pPr>
+        <w:pStyle w:val="TextBody"/>
+        <w:spacing w:lineRule="auto" w:line="360"/>
+        <w:rPr/>
+      </w:pPr>
+      <w:r>
+        <w:rPr/>
+        <w:t>Kubernetes uvodi apstrakciju infrastrukture kroz koncept klastera, gdje se aplikacije ne pokreću na pojedinačnim serverima, već na skupini čvorova kojima upravlja kontrolni sloj. Time se omogućuje automatsko balansiranje opterećenja, samoispravljanje u slučaju kvara te deklarativno definiranje željenog stanja sustava.</w:t>
       </w:r>
     </w:p>
     <w:p>
@@ -4962,62 +4657,438 @@
     </w:p>
     <w:p>
       <w:pPr>
-        <w:pStyle w:val="Normal"/>
-        <w:rPr/>
-      </w:pPr>
-      <w:r>
-        <w:rPr/>
-        <w:t>Lorem ipsum dolor sit amet consectetur adipiscing elit. Quisque faucibus ex sapien vitae pellentesque sem placerat. In id cursus mi pretium tellus duis convallis. Tempus leo eu aenean sed diam urna tempor. Pulvinar vivamus fringilla lacus nec metus bibendum egestas. Iaculis massa nisl malesuada lacinia integer nunc posuere. Ut hendrerit semper vel class aptent taciti sociosqu. Ad litora torquent per conubia nostra inceptos himenaeos.</w:t>
-      </w:r>
-    </w:p>
-    <w:p>
-      <w:pPr>
-        <w:pStyle w:val="Normal"/>
-        <w:rPr/>
-      </w:pPr>
-      <w:r>
-        <w:rPr/>
-        <w:t>Lorem ipsum dolor sit amet consectetur adipiscing elit. Quisque faucibus ex sapien vitae pellentesque sem placerat. In id cursus mi pretium tellus duis convallis. Tempus leo eu aenean sed diam urna tempor. Pulvinar vivamus fringilla lacus nec metus bibendum egestas. Iaculis massa nisl malesuada lacinia integer nunc posuere. Ut hendrerit semper vel class aptent taciti sociosqu. Ad litora torquent per conubia nostra inceptos himenaeos.</w:t>
-      </w:r>
-    </w:p>
-    <w:p>
-      <w:pPr>
-        <w:pStyle w:val="Normal"/>
-        <w:rPr/>
-      </w:pPr>
-      <w:r>
-        <w:rPr/>
-        <w:t>Lorem ipsum dolor sit amet consectetur adipiscing elit. Quisque faucibus ex sapien vitae pellentesque sem placerat. In id cursus mi pretium tellus duis convallis. Tempus leo eu aenean sed diam urna tempor. Pulvinar vivamus fringilla lacus nec metus bibendum egestas. Iaculis massa nisl malesuada lacinia integer nunc posuere. Ut hendrerit semper vel class aptent taciti sociosqu. Ad litora torquent per conubia nostra inceptos himenaeos.</w:t>
-      </w:r>
-    </w:p>
-    <w:p>
-      <w:pPr>
-        <w:pStyle w:val="Normal"/>
-        <w:rPr/>
-      </w:pPr>
-      <w:r>
-        <w:rPr/>
-        <w:t>Lorem ipsum dolor sit amet consectetur adipiscing elit. Quisque faucibus ex sapien vitae pellentesque sem placerat. In id cursus mi pretium tellus duis convallis. Tempus leo eu aenean sed diam urna tempor. Pulvinar vivamus fringilla lacus nec metus bibendum egestas. Iaculis massa nisl malesuada lacinia integer nunc posuere. Ut hendrerit semper vel class aptent taciti sociosqu. Ad litora torquent per conubia nostra inceptos himenaeos.</w:t>
-      </w:r>
-    </w:p>
-    <w:p>
-      <w:pPr>
-        <w:pStyle w:val="Normal"/>
-        <w:rPr/>
-      </w:pPr>
-      <w:r>
-        <w:rPr/>
-        <w:t>Lorem ipsum dolor sit amet consectetur adipiscing elit. Quisque faucibus ex sapien vitae pellentesque sem placerat. In id cursus mi pretium tellus duis convallis. Tempus leo eu aenean sed diam urna tempor. Pulvinar vivamus fringilla lacus nec metus bibendum egestas. Iaculis massa nisl malesuada lacinia integer nunc posuere. Ut hendrerit semper vel class aptent taciti sociosqu. Ad litora torquent per conubia nostra inceptos himenaeos.</w:t>
-      </w:r>
-    </w:p>
-    <w:p>
-      <w:pPr>
-        <w:pStyle w:val="Normal"/>
-        <w:rPr/>
-      </w:pPr>
-      <w:r>
-        <w:rPr/>
-        <w:t>Lorem ipsum dolor sit amet consectetur adipiscing elit. Quisque faucibus ex sapien vitae pellentesque sem placerat. In id cursus mi pretium tellus duis convallis. Tempus leo eu aenean sed diam urna tempor. Pulvinar vivamus fringilla lacus nec metus bibendum egestas. Iaculis massa nisl malesuada lacinia integer nunc posuere. Ut hendrerit semper vel class aptent taciti sociosqu. Ad litora torquent per conubia nostra inceptos himenaeos.</w:t>
+        <w:pStyle w:val="Slika"/>
+        <w:rPr/>
+      </w:pPr>
+      <w:r>
+        <w:drawing>
+          <wp:anchor behindDoc="0" distT="0" distB="0" distL="0" distR="0" simplePos="0" locked="0" layoutInCell="1" allowOverlap="1" relativeHeight="9">
+            <wp:simplePos x="0" y="0"/>
+            <wp:positionH relativeFrom="column">
+              <wp:posOffset>0</wp:posOffset>
+            </wp:positionH>
+            <wp:positionV relativeFrom="paragraph">
+              <wp:posOffset>304800</wp:posOffset>
+            </wp:positionV>
+            <wp:extent cx="5579745" cy="2678430"/>
+            <wp:effectExtent l="0" t="0" r="0" b="0"/>
+            <wp:wrapTopAndBottom/>
+            <wp:docPr id="8" name="Image6" descr=""/>
+            <wp:cNvGraphicFramePr>
+              <a:graphicFrameLocks xmlns:a="http://schemas.openxmlformats.org/drawingml/2006/main" noChangeAspect="1"/>
+            </wp:cNvGraphicFramePr>
+            <a:graphic xmlns:a="http://schemas.openxmlformats.org/drawingml/2006/main">
+              <a:graphicData uri="http://schemas.openxmlformats.org/drawingml/2006/picture">
+                <pic:pic xmlns:pic="http://schemas.openxmlformats.org/drawingml/2006/picture">
+                  <pic:nvPicPr>
+                    <pic:cNvPr id="8" name="Image6" descr=""/>
+                    <pic:cNvPicPr>
+                      <a:picLocks noChangeAspect="1" noChangeArrowheads="1"/>
+                    </pic:cNvPicPr>
+                  </pic:nvPicPr>
+                  <pic:blipFill>
+                    <a:blip r:embed="rId10"/>
+                    <a:stretch>
+                      <a:fillRect/>
+                    </a:stretch>
+                  </pic:blipFill>
+                  <pic:spPr bwMode="auto">
+                    <a:xfrm>
+                      <a:off x="0" y="0"/>
+                      <a:ext cx="5579745" cy="2678430"/>
+                    </a:xfrm>
+                    <a:prstGeom prst="rect">
+                      <a:avLst/>
+                    </a:prstGeom>
+                  </pic:spPr>
+                </pic:pic>
+              </a:graphicData>
+            </a:graphic>
+          </wp:anchor>
+        </w:drawing>
+      </w:r>
+      <w:r>
+        <w:rPr>
+          <w:b/>
+          <w:bCs/>
+        </w:rPr>
+        <w:t>S</w:t>
+      </w:r>
+      <w:r>
+        <w:rPr>
+          <w:b/>
+          <w:bCs/>
+        </w:rPr>
+        <w:t>lika 5</w:t>
+      </w:r>
+      <w:r>
+        <w:rPr/>
+        <w:t>:  Arhitektura Kubernetes klastera</w:t>
+      </w:r>
+    </w:p>
+    <w:p>
+      <w:pPr>
+        <w:pStyle w:val="Slika"/>
+        <w:rPr/>
+      </w:pPr>
+      <w:r>
+        <w:rPr/>
+      </w:r>
+    </w:p>
+    <w:p>
+      <w:pPr>
+        <w:pStyle w:val="TextBody"/>
+        <w:spacing w:lineRule="auto" w:line="360"/>
+        <w:rPr/>
+      </w:pPr>
+      <w:r>
+        <w:rPr/>
+        <w:t xml:space="preserve">Kubernetes se sastoji od klastera koji predstavlja skup međusobno povezanih računskih resursa na kojima se izvode kontejnerske aplikacije. Klaster je logički podijeljen na upravljački sloj (control plane) i izvršni sloj (worker nodes), pri čemu </w:t>
+      </w:r>
+      <w:r>
+        <w:rPr/>
+        <w:t>upravljački sloj</w:t>
+      </w:r>
+      <w:r>
+        <w:rPr/>
+        <w:t xml:space="preserve"> upravlja cjelokupnim stanjem sustava, dok </w:t>
+      </w:r>
+      <w:r>
+        <w:rPr/>
+        <w:t>izvršni slojevi</w:t>
+      </w:r>
+      <w:r>
+        <w:rPr/>
+        <w:t xml:space="preserve"> izvršavaju aplikacije u kontejnerima. Takva arhitektura omogućuje skalabilnost, otpornost i automatizirano upravljanje aplikacijama u distribuiranom okruženju.</w:t>
+      </w:r>
+    </w:p>
+    <w:p>
+      <w:pPr>
+        <w:pStyle w:val="TextBody"/>
+        <w:spacing w:lineRule="auto" w:line="360"/>
+        <w:rPr/>
+      </w:pPr>
+      <w:r>
+        <w:rPr/>
+        <w:t xml:space="preserve">Upravljački sloj predstavlja središnji dio Kubernetes arhitekture koji donosi odluke o raspoređivanju i stanju resursa unutar klastera. Njegova ključna komponenta je API Server koji služi kao jedinstvena ulazna točka za sve zahtjeve prema klasteru te omogućuje komunikaciju između korisnika, alata i ostalih komponenti sustava. Stanje klastera pohranjuje se u etcd bazi podataka koja osigurava konzistentnost i pouzdanost podataka. Scheduler je komponenta koja odlučuje na kojem će se </w:t>
+      </w:r>
+      <w:r>
+        <w:rPr/>
+        <w:t>izvršnom sloju</w:t>
+      </w:r>
+      <w:r>
+        <w:rPr/>
+        <w:t xml:space="preserve"> pokrenuti pojedini pod, uzimajući u obzir raspoložive resurse i definirane politike. Controller Manager kontinuirano prati stanje klastera i osigurava da se stvarno stanje sustava podudara sa željenim stanjem definiranim u konfiguracijama.</w:t>
+      </w:r>
+    </w:p>
+    <w:p>
+      <w:pPr>
+        <w:pStyle w:val="TextBody"/>
+        <w:spacing w:lineRule="auto" w:line="360"/>
+        <w:rPr/>
+      </w:pPr>
+      <w:r>
+        <w:rPr/>
+        <w:t>Izvršni slojevi</w:t>
+      </w:r>
+      <w:r>
+        <w:rPr/>
+        <w:t xml:space="preserve"> predstavljaju izvršni sloj Kubernetes klastera i na njima se zapravo pokreću aplikacije. Svaki </w:t>
+      </w:r>
+      <w:r>
+        <w:rPr/>
+        <w:t>izvršni sloj</w:t>
+      </w:r>
+      <w:r>
+        <w:rPr/>
+        <w:t xml:space="preserve"> sadrži kubelet koji djeluje kao agent i osigurava da se kontejneri pokreću i održavaju u ispravnom stanju. Uz kubelet, na nodeu se nalazi i container runtime </w:t>
+      </w:r>
+      <w:r>
+        <w:rPr/>
+        <w:t>(</w:t>
+      </w:r>
+      <w:r>
+        <w:rPr/>
+        <w:t>poput containerd-a</w:t>
+      </w:r>
+      <w:r>
+        <w:rPr/>
+        <w:t>)</w:t>
+      </w:r>
+      <w:r>
+        <w:rPr/>
+        <w:t xml:space="preserve"> koji omogućuje izvršavanje kontejnera, te kube-proxy koji upravlja mrežnom komunikacijom između servisa i podova unutar klastera.</w:t>
+      </w:r>
+    </w:p>
+    <w:p>
+      <w:pPr>
+        <w:pStyle w:val="TextBody"/>
+        <w:spacing w:lineRule="auto" w:line="360"/>
+        <w:rPr/>
+      </w:pPr>
+      <w:r>
+        <w:rPr/>
+        <w:t xml:space="preserve">Unutar Kubernetes klastera resursi su organizirani u logičke cjeline koje omogućuju upravljanje i izolaciju aplikacija. </w:t>
+      </w:r>
+    </w:p>
+    <w:p>
+      <w:pPr>
+        <w:pStyle w:val="TextBody"/>
+        <w:spacing w:lineRule="auto" w:line="360"/>
+        <w:rPr/>
+      </w:pPr>
+      <w:r>
+        <w:rPr/>
+        <w:drawing>
+          <wp:anchor behindDoc="0" distT="0" distB="0" distL="0" distR="0" simplePos="0" locked="0" layoutInCell="1" allowOverlap="1" relativeHeight="10">
+            <wp:simplePos x="0" y="0"/>
+            <wp:positionH relativeFrom="column">
+              <wp:posOffset>1256030</wp:posOffset>
+            </wp:positionH>
+            <wp:positionV relativeFrom="paragraph">
+              <wp:posOffset>66040</wp:posOffset>
+            </wp:positionV>
+            <wp:extent cx="3185160" cy="2965450"/>
+            <wp:effectExtent l="0" t="0" r="0" b="0"/>
+            <wp:wrapSquare wrapText="bothSides"/>
+            <wp:docPr id="9" name="Image7" descr=""/>
+            <wp:cNvGraphicFramePr>
+              <a:graphicFrameLocks xmlns:a="http://schemas.openxmlformats.org/drawingml/2006/main" noChangeAspect="1"/>
+            </wp:cNvGraphicFramePr>
+            <a:graphic xmlns:a="http://schemas.openxmlformats.org/drawingml/2006/main">
+              <a:graphicData uri="http://schemas.openxmlformats.org/drawingml/2006/picture">
+                <pic:pic xmlns:pic="http://schemas.openxmlformats.org/drawingml/2006/picture">
+                  <pic:nvPicPr>
+                    <pic:cNvPr id="9" name="Image7" descr=""/>
+                    <pic:cNvPicPr>
+                      <a:picLocks noChangeAspect="1" noChangeArrowheads="1"/>
+                    </pic:cNvPicPr>
+                  </pic:nvPicPr>
+                  <pic:blipFill>
+                    <a:blip r:embed="rId11"/>
+                    <a:stretch>
+                      <a:fillRect/>
+                    </a:stretch>
+                  </pic:blipFill>
+                  <pic:spPr bwMode="auto">
+                    <a:xfrm>
+                      <a:off x="0" y="0"/>
+                      <a:ext cx="3185160" cy="2965450"/>
+                    </a:xfrm>
+                    <a:prstGeom prst="rect">
+                      <a:avLst/>
+                    </a:prstGeom>
+                  </pic:spPr>
+                </pic:pic>
+              </a:graphicData>
+            </a:graphic>
+          </wp:anchor>
+        </w:drawing>
+      </w:r>
+    </w:p>
+    <w:p>
+      <w:pPr>
+        <w:pStyle w:val="TextBody"/>
+        <w:spacing w:lineRule="auto" w:line="360"/>
+        <w:rPr/>
+      </w:pPr>
+      <w:r>
+        <w:rPr/>
+      </w:r>
+    </w:p>
+    <w:p>
+      <w:pPr>
+        <w:pStyle w:val="TextBody"/>
+        <w:spacing w:lineRule="auto" w:line="360"/>
+        <w:rPr/>
+      </w:pPr>
+      <w:r>
+        <w:rPr/>
+      </w:r>
+    </w:p>
+    <w:p>
+      <w:pPr>
+        <w:pStyle w:val="TextBody"/>
+        <w:spacing w:lineRule="auto" w:line="360"/>
+        <w:rPr/>
+      </w:pPr>
+      <w:r>
+        <w:rPr/>
+      </w:r>
+    </w:p>
+    <w:p>
+      <w:pPr>
+        <w:pStyle w:val="TextBody"/>
+        <w:spacing w:lineRule="auto" w:line="360"/>
+        <w:rPr/>
+      </w:pPr>
+      <w:r>
+        <w:rPr/>
+      </w:r>
+    </w:p>
+    <w:p>
+      <w:pPr>
+        <w:pStyle w:val="TextBody"/>
+        <w:spacing w:lineRule="auto" w:line="360"/>
+        <w:rPr/>
+      </w:pPr>
+      <w:r>
+        <w:rPr/>
+      </w:r>
+    </w:p>
+    <w:p>
+      <w:pPr>
+        <w:pStyle w:val="TextBody"/>
+        <w:spacing w:lineRule="auto" w:line="360"/>
+        <w:rPr/>
+      </w:pPr>
+      <w:r>
+        <w:rPr/>
+      </w:r>
+    </w:p>
+    <w:p>
+      <w:pPr>
+        <w:pStyle w:val="TextBody"/>
+        <w:spacing w:lineRule="auto" w:line="360"/>
+        <w:rPr/>
+      </w:pPr>
+      <w:r>
+        <w:rPr/>
+      </w:r>
+    </w:p>
+    <w:p>
+      <w:pPr>
+        <w:pStyle w:val="TextBody"/>
+        <w:spacing w:lineRule="auto" w:line="360"/>
+        <w:rPr/>
+      </w:pPr>
+      <w:r>
+        <w:rPr/>
+      </w:r>
+    </w:p>
+    <w:p>
+      <w:pPr>
+        <w:pStyle w:val="Slika"/>
+        <w:spacing w:lineRule="auto" w:line="360"/>
+        <w:jc w:val="center"/>
+        <w:rPr/>
+      </w:pPr>
+      <w:r>
+        <w:rPr>
+          <w:b/>
+          <w:bCs/>
+        </w:rPr>
+        <w:t>Slika 6</w:t>
+      </w:r>
+      <w:r>
+        <w:rPr/>
+        <w:t>:  Resursi Kubernetes klastera</w:t>
+      </w:r>
+    </w:p>
+    <w:p>
+      <w:pPr>
+        <w:pStyle w:val="Slika"/>
+        <w:spacing w:lineRule="auto" w:line="360"/>
+        <w:jc w:val="center"/>
+        <w:rPr/>
+      </w:pPr>
+      <w:r>
+        <w:rPr/>
+      </w:r>
+    </w:p>
+    <w:p>
+      <w:pPr>
+        <w:pStyle w:val="TextBody"/>
+        <w:spacing w:lineRule="auto" w:line="360"/>
+        <w:rPr/>
+      </w:pPr>
+      <w:r>
+        <w:rPr/>
+        <w:t>Podovi (Pods) predstavljaju najmanju izvršnu jedinicu u Kubernetes arhitekturi te služe kao osnovna apstrakcija nad kontejnerima. Svaki pod može sadržavati jedan ili više kontejnera koji se izvršavaju unutar istog mrežnog i skladišnog okruženja, pri čemu dijele isti IP adresni prostor te mogu međusobno komunicirati putem localhost sučelja.</w:t>
+      </w:r>
+    </w:p>
+    <w:p>
+      <w:pPr>
+        <w:pStyle w:val="TextBody"/>
+        <w:spacing w:lineRule="auto" w:line="360"/>
+        <w:rPr/>
+      </w:pPr>
+      <w:r>
+        <w:rPr/>
+        <w:t xml:space="preserve">Servisi (Services) predstavljaju apstrakcijski sloj koji osigurava stabilnu i konzistentnu mrežnu dostupnost podovima, neovisno o njihovoj dinamičnoj prirodi. Budući da se podovi u Kubernetesu mogu stvarati, brisati ili premještati između </w:t>
+      </w:r>
+      <w:r>
+        <w:rPr/>
+        <w:t>čvorova</w:t>
+      </w:r>
+      <w:r>
+        <w:rPr/>
+        <w:t>, njihov IP adresni prostor nije statičan. Servisi rješavaju ovaj problem dodjeljivanjem stabilne virtualne IP adrese (ClusterIP) te omogućuju load balancing prometa prema trenutno dostupnim podovima koji zadovoljavaju definirane selektore</w:t>
+      </w:r>
+    </w:p>
+    <w:p>
+      <w:pPr>
+        <w:pStyle w:val="TextBody"/>
+        <w:spacing w:lineRule="auto" w:line="360"/>
+        <w:rPr/>
+      </w:pPr>
+      <w:r>
+        <w:rPr/>
+        <w:t xml:space="preserve">Ingress predstavlja mehanizam za upravljanje dolaznim HTTP i HTTPS prometom prema servisima unutar klastera. Za razliku od servisa koji djeluju na razini </w:t>
+      </w:r>
+      <w:r>
+        <w:rPr/>
+        <w:t>t</w:t>
+      </w:r>
+      <w:r>
+        <w:rPr/>
+        <w:t>ransportn</w:t>
+      </w:r>
+      <w:r>
+        <w:rPr/>
+        <w:t>og</w:t>
+      </w:r>
+      <w:r>
+        <w:rPr/>
+        <w:t xml:space="preserve"> sloj</w:t>
+      </w:r>
+      <w:r>
+        <w:rPr/>
+        <w:t>a,</w:t>
+      </w:r>
+      <w:r>
+        <w:rPr/>
+        <w:t xml:space="preserve"> Ingress operira na aplikacijskoj razini, omogućujući napredne funkcionalnosti poput routing pravila temeljenih na URL putanjama, hostovima te TLS terminaciji. Ingress kontroler, kao implementacija ovog mehanizma, osigurava da vanjski promet bude pravilno usmjeren prema odgovarajućim servisima unutar klastera.</w:t>
+      </w:r>
+    </w:p>
+    <w:p>
+      <w:pPr>
+        <w:pStyle w:val="TextBody"/>
+        <w:spacing w:lineRule="auto" w:line="360"/>
+        <w:rPr/>
+      </w:pPr>
+      <w:r>
+        <w:rPr/>
+        <w:t>ConfigMap i Secret objekti koriste se za odvajanje konfiguracijskih podataka od aplikacijskog koda, čime se povećava fleksibilnost i sigurnost sustava. ConfigMap služi za pohranu neosjetljivih konfiguracijskih podataka poput konfiguracijskih datoteka, varijabli okoline ili parametara aplikacije. S druge strane, Secret je namijenjen pohrani osjetljivih podataka kao što su lozinke, API ključevi ili TLS certifikati, pri čemu Kubernetes osigurava osnovnu razinu zaštite kroz enkodiranje i kontrolu pristupa putem RBAC mehanizama.</w:t>
+      </w:r>
+    </w:p>
+    <w:p>
+      <w:pPr>
+        <w:pStyle w:val="TextBody"/>
+        <w:spacing w:lineRule="auto" w:line="360"/>
+        <w:rPr/>
+      </w:pPr>
+      <w:r>
+        <w:rPr/>
+        <w:t>Namespace-</w:t>
+      </w:r>
+      <w:r>
+        <w:rPr/>
+        <w:t>ovi</w:t>
+      </w:r>
+      <w:r>
+        <w:rPr/>
+        <w:t xml:space="preserve"> omogućuju logičku podjelu klastera na izolirana okruženja, primjerice razvojno, testno i produkcijsko, čime se dodatno povećava preglednost i sigurnost sustava.</w:t>
       </w:r>
     </w:p>
     <w:p>
@@ -5047,27 +5118,45 @@
       </w:pPr>
       <w:r>
         <w:rPr/>
-        <w:t>Lorem ipsum dolor sit amet consectetur adipiscing elit. Quisque faucibus ex sapien vitae pellentesque sem placerat. In id cursus mi pretium tellus duis convallis. Tempus leo eu aenean sed diam urna tempor. Pulvinar vivamus fringilla lacus nec metus bibendum egestas. Iaculis massa nisl malesuada lacinia integer nunc posuere. Ut hendrerit semper vel class aptent taciti sociosqu. Ad litora torquent per conubia nostra inceptos himenaeos.</w:t>
-      </w:r>
-    </w:p>
-    <w:p>
-      <w:pPr>
-        <w:pStyle w:val="Normal"/>
-        <w:rPr/>
-      </w:pPr>
-      <w:r>
-        <w:rPr/>
-        <w:t>Lorem ipsum dolor sit amet consectetur adipiscing elit. Quisque faucibus ex sapien vitae pellentesque sem placerat. In id cursus mi pretium tellus duis convallis. Tempus leo eu aenean sed diam urna tempor. Pulvinar vivamus fringilla lacus nec metus bibendum egestas. Iaculis massa nisl malesuada lacinia integer nunc posuere. Ut hendrerit semper vel class aptent taciti sociosqu. Ad litora torquent per conubia nostra inceptos himenaeos.</w:t>
-      </w:r>
-    </w:p>
-    <w:p>
-      <w:pPr>
-        <w:pStyle w:val="Normal"/>
-        <w:rPr/>
-      </w:pPr>
-      <w:r>
-        <w:rPr/>
-        <w:t>Lorem ipsum dolor sit amet consectetur adipiscing elit. Quisque faucibus ex sapien vitae pellentesque sem placerat. In id cursus mi pretium tellus duis convallis. Tempus leo eu aenean sed diam urna tempor. Pulvinar vivamus fringilla lacus nec metus bibendum egestas. Iaculis massa nisl malesuada lacinia integer nunc posuere. Ut hendrerit semper vel class aptent taciti sociosqu. Ad litora torquent per conubia nostra inceptos himenaeos.</w:t>
+        <w:t>Sigurnost u Kubernetes okruženju predstavlja jedan od ključnih izazova zbog distribuirane prirode sustava i velikog broja međusobno povezanih komponenti. Budući da Kubernetes upravlja velikim brojem kontejnera koji se dinamički pokreću i zaustavljaju, površina napada značajno se povećava u usporedbi s tradicionalnim monolitnim sustavima. Zbog toga je nužno primijeniti višeslojni sigurnosni pristup koji obuhvaća kontrolu pristupa, mrežnu segmentaciju te zaštitu osjetljivih podataka.</w:t>
+      </w:r>
+    </w:p>
+    <w:p>
+      <w:pPr>
+        <w:pStyle w:val="Normal"/>
+        <w:rPr/>
+      </w:pPr>
+      <w:r>
+        <w:rPr/>
+        <w:t>Jedan od glavnih sigurnosnih izazova predstavlja kontrola pristupa klasteru, gdje se koristi RBAC (Role-Based Access Control) mehanizam za definiranje dozvola korisnicima i servisima. Neadekvatna konfiguracija RBAC pravila može dovesti do prekomjernih privilegija, što povećava rizik od neovlaštenog pristupa resursima unutar klastera.</w:t>
+      </w:r>
+    </w:p>
+    <w:p>
+      <w:pPr>
+        <w:pStyle w:val="Normal"/>
+        <w:rPr/>
+      </w:pPr>
+      <w:r>
+        <w:rPr/>
+        <w:t xml:space="preserve">Drugi važan aspekt sigurnosti odnosi se na mrežnu komunikaciju između podova i servisa. Budući da su podovi po </w:t>
+      </w:r>
+      <w:r>
+        <w:rPr/>
+        <w:t>osnovi</w:t>
+      </w:r>
+      <w:r>
+        <w:rPr/>
+        <w:t xml:space="preserve"> međusobno dostupni unutar klastera, postoji rizik od lateralnog kretanja napadača u slučaju kompromitacije jednog od servisa. Ovaj problem se rješava primjenom Network Policy mehanizama koji omogućuju granularnu kontrolu prometa između pojedinih komponenti.</w:t>
+      </w:r>
+    </w:p>
+    <w:p>
+      <w:pPr>
+        <w:pStyle w:val="Normal"/>
+        <w:rPr/>
+      </w:pPr>
+      <w:r>
+        <w:rPr/>
+        <w:t>Poseban sigurnosni rizik predstavljaju osjetljivi podaci poput lozinki, API ključeva i certifikata koji se pohranjuju u Kubernetes Secret objektima. Iako su Secrets logički odvojeni od ostalih konfiguracijskih podataka, njihova sigurnost ovisi o dodatnim mehanizmima poput enkripcije u etcd bazi i ograničenja pristupa putem RBAC-a.</w:t>
       </w:r>
     </w:p>
     <w:p>
@@ -5088,6 +5177,25 @@
       <w:r>
         <w:rPr/>
         <w:t>igurnosni mehanizmi</w:t>
+      </w:r>
+    </w:p>
+    <w:p>
+      <w:pPr>
+        <w:pStyle w:val="Normal"/>
+        <w:rPr/>
+      </w:pPr>
+      <w:r>
+        <w:rPr/>
+        <w:t>Sigurnosni mehanizmi u Kubernetes okruženju obuhvaćaju skup kontrola koje osiguravaju zaštitu resursa, podataka i komunikacije unutar klastera. Oni su implementirani kroz više slojeva, uključujući kontrolu pristupa, mrežnu segmentaciju, enkripciju podataka te izolaciju radnih opterećenja. Cilj ovih mehanizama je smanjenje napadne površine sustava i sprječavanje neovlaštenog pristupa resursima.</w:t>
+      </w:r>
+    </w:p>
+    <w:p>
+      <w:pPr>
+        <w:pStyle w:val="Normal"/>
+        <w:rPr/>
+      </w:pPr>
+      <w:r>
+        <w:rPr/>
       </w:r>
     </w:p>
     <w:p>
@@ -5098,7 +5206,7 @@
           <w:numId w:val="2"/>
         </w:numPr>
         <w:spacing w:lineRule="auto" w:line="259" w:before="0" w:after="160"/>
-        <w:ind w:hanging="0"/>
+        <w:ind w:left="397" w:hanging="0"/>
         <w:jc w:val="left"/>
         <w:rPr/>
       </w:pPr>
@@ -5116,241 +5224,50 @@
     <w:p>
       <w:pPr>
         <w:pStyle w:val="Normal"/>
-        <w:spacing w:lineRule="auto" w:line="259" w:before="0" w:after="160"/>
-        <w:ind w:hanging="0"/>
-        <w:jc w:val="left"/>
-        <w:rPr/>
-      </w:pPr>
-      <w:r>
-        <w:rPr/>
-      </w:r>
-    </w:p>
-    <w:p>
-      <w:pPr>
-        <w:pStyle w:val="Normal"/>
-        <w:spacing w:lineRule="auto" w:line="259" w:before="0" w:after="160"/>
-        <w:ind w:hanging="0"/>
-        <w:jc w:val="left"/>
-        <w:rPr/>
-      </w:pPr>
-      <w:r>
-        <w:rPr/>
-      </w:r>
-    </w:p>
-    <w:p>
-      <w:pPr>
-        <w:pStyle w:val="Normal"/>
-        <w:spacing w:lineRule="auto" w:line="259" w:before="0" w:after="160"/>
-        <w:ind w:hanging="0"/>
-        <w:jc w:val="left"/>
-        <w:rPr/>
-      </w:pPr>
-      <w:r>
-        <w:rPr/>
-      </w:r>
-    </w:p>
-    <w:p>
-      <w:pPr>
-        <w:pStyle w:val="Normal"/>
-        <w:spacing w:lineRule="auto" w:line="259" w:before="0" w:after="160"/>
-        <w:ind w:hanging="0"/>
-        <w:jc w:val="left"/>
-        <w:rPr/>
-      </w:pPr>
-      <w:r>
-        <w:rPr/>
-      </w:r>
-    </w:p>
-    <w:p>
-      <w:pPr>
-        <w:pStyle w:val="Normal"/>
-        <w:spacing w:lineRule="auto" w:line="259" w:before="0" w:after="160"/>
-        <w:ind w:hanging="0"/>
-        <w:jc w:val="left"/>
-        <w:rPr/>
-      </w:pPr>
-      <w:r>
-        <w:rPr/>
-      </w:r>
-    </w:p>
-    <w:p>
-      <w:pPr>
-        <w:pStyle w:val="Normal"/>
-        <w:spacing w:lineRule="auto" w:line="259" w:before="0" w:after="160"/>
-        <w:ind w:hanging="0"/>
-        <w:jc w:val="left"/>
-        <w:rPr/>
-      </w:pPr>
-      <w:r>
-        <w:rPr/>
-      </w:r>
-    </w:p>
-    <w:p>
-      <w:pPr>
-        <w:pStyle w:val="Normal"/>
-        <w:spacing w:lineRule="auto" w:line="259" w:before="0" w:after="160"/>
-        <w:ind w:hanging="0"/>
-        <w:jc w:val="left"/>
-        <w:rPr/>
-      </w:pPr>
-      <w:r>
-        <w:rPr/>
-      </w:r>
-    </w:p>
-    <w:p>
-      <w:pPr>
-        <w:pStyle w:val="Normal"/>
-        <w:spacing w:lineRule="auto" w:line="259" w:before="0" w:after="160"/>
-        <w:ind w:hanging="0"/>
-        <w:jc w:val="left"/>
-        <w:rPr/>
-      </w:pPr>
-      <w:r>
-        <w:rPr/>
-      </w:r>
-    </w:p>
-    <w:p>
-      <w:pPr>
-        <w:pStyle w:val="Normal"/>
-        <w:spacing w:lineRule="auto" w:line="259" w:before="0" w:after="160"/>
-        <w:ind w:hanging="0"/>
-        <w:jc w:val="left"/>
-        <w:rPr/>
-      </w:pPr>
-      <w:r>
-        <w:rPr/>
-      </w:r>
-    </w:p>
-    <w:p>
-      <w:pPr>
-        <w:pStyle w:val="Normal"/>
-        <w:spacing w:lineRule="auto" w:line="259" w:before="0" w:after="160"/>
-        <w:ind w:hanging="0"/>
-        <w:jc w:val="left"/>
-        <w:rPr/>
-      </w:pPr>
-      <w:r>
-        <w:rPr/>
-      </w:r>
-    </w:p>
-    <w:p>
-      <w:pPr>
-        <w:pStyle w:val="Normal"/>
-        <w:spacing w:lineRule="auto" w:line="259" w:before="0" w:after="160"/>
-        <w:ind w:hanging="0"/>
-        <w:jc w:val="left"/>
-        <w:rPr/>
-      </w:pPr>
-      <w:r>
-        <w:rPr/>
-      </w:r>
-    </w:p>
-    <w:p>
-      <w:pPr>
-        <w:pStyle w:val="Normal"/>
-        <w:spacing w:lineRule="auto" w:line="259" w:before="0" w:after="160"/>
-        <w:ind w:hanging="0"/>
-        <w:jc w:val="left"/>
-        <w:rPr/>
-      </w:pPr>
-      <w:r>
-        <w:rPr/>
-      </w:r>
-    </w:p>
-    <w:p>
-      <w:pPr>
-        <w:pStyle w:val="Normal"/>
-        <w:spacing w:lineRule="auto" w:line="259" w:before="0" w:after="160"/>
-        <w:ind w:hanging="0"/>
-        <w:jc w:val="left"/>
-        <w:rPr/>
-      </w:pPr>
-      <w:r>
-        <w:rPr/>
-      </w:r>
-    </w:p>
-    <w:p>
-      <w:pPr>
-        <w:pStyle w:val="Normal"/>
-        <w:spacing w:lineRule="auto" w:line="259" w:before="0" w:after="160"/>
-        <w:ind w:hanging="0"/>
-        <w:jc w:val="left"/>
-        <w:rPr/>
-      </w:pPr>
-      <w:r>
-        <w:rPr/>
-      </w:r>
-    </w:p>
-    <w:p>
-      <w:pPr>
-        <w:pStyle w:val="Normal"/>
-        <w:spacing w:lineRule="auto" w:line="259" w:before="0" w:after="160"/>
-        <w:ind w:hanging="0"/>
-        <w:jc w:val="left"/>
-        <w:rPr/>
-      </w:pPr>
-      <w:r>
-        <w:rPr/>
-      </w:r>
-    </w:p>
-    <w:p>
-      <w:pPr>
-        <w:pStyle w:val="Normal"/>
-        <w:spacing w:lineRule="auto" w:line="259" w:before="0" w:after="160"/>
-        <w:ind w:hanging="0"/>
-        <w:jc w:val="left"/>
-        <w:rPr/>
-      </w:pPr>
-      <w:r>
-        <w:rPr/>
-      </w:r>
-    </w:p>
-    <w:p>
-      <w:pPr>
-        <w:pStyle w:val="Normal"/>
-        <w:spacing w:lineRule="auto" w:line="259" w:before="0" w:after="160"/>
-        <w:ind w:hanging="0"/>
-        <w:jc w:val="left"/>
-        <w:rPr/>
-      </w:pPr>
-      <w:r>
-        <w:rPr/>
-      </w:r>
-    </w:p>
-    <w:p>
-      <w:pPr>
-        <w:pStyle w:val="Normal"/>
-        <w:spacing w:lineRule="auto" w:line="259" w:before="0" w:after="160"/>
-        <w:ind w:hanging="0"/>
-        <w:jc w:val="left"/>
-        <w:rPr/>
-      </w:pPr>
-      <w:r>
-        <w:rPr/>
-      </w:r>
-    </w:p>
-    <w:p>
-      <w:pPr>
-        <w:pStyle w:val="Normal"/>
-        <w:spacing w:lineRule="auto" w:line="259" w:before="0" w:after="160"/>
-        <w:ind w:hanging="0"/>
-        <w:jc w:val="left"/>
-        <w:rPr/>
-      </w:pPr>
-      <w:r>
-        <w:rPr/>
-      </w:r>
-    </w:p>
-    <w:p>
-      <w:pPr>
-        <w:pStyle w:val="Normal"/>
-        <w:spacing w:lineRule="auto" w:line="259" w:before="0" w:after="160"/>
-        <w:ind w:hanging="0"/>
-        <w:jc w:val="left"/>
-        <w:rPr/>
-      </w:pPr>
-      <w:r>
-        <w:rPr/>
+        <w:spacing w:lineRule="auto" w:line="360" w:before="0" w:after="160"/>
+        <w:ind w:hanging="0"/>
+        <w:jc w:val="left"/>
+        <w:rPr/>
+      </w:pPr>
+      <w:r>
+        <w:rPr/>
+        <w:tab/>
+        <w:t>Kubernetes se smatra posebno pogodnim za implementaciju Zero Trust sigurnosnog modela zbog svoje arhitekture koja omogućuje detaljnu kontrolu pristupa i mrežnog prometa. Zero Trust model temelji se na pretpostavci da nijedan dio sustava, bilo unutarnji ili vanjski, nije inherentno pouzdan te se svaka komunikacija mora autentificirati i autorizirati.</w:t>
+      </w:r>
+    </w:p>
+    <w:p>
+      <w:pPr>
+        <w:pStyle w:val="TextBody"/>
+        <w:spacing w:lineRule="auto" w:line="360"/>
+        <w:rPr/>
+      </w:pPr>
+      <w:r>
+        <w:rPr/>
+        <w:t>U Kubernetes okruženju ovaj model se ostvaruje kroz kombinaciju RBAC kontrole, Network Policy pravila i mehanizama za upravljanje identitetima servisa. Svaka komunikacija između komponenti mora biti eksplicitno definirana i odobrena, čime se eliminira implicitno povjerenje unutar mreže.</w:t>
+      </w:r>
+    </w:p>
+    <w:p>
+      <w:pPr>
+        <w:pStyle w:val="TextBody"/>
+        <w:spacing w:lineRule="auto" w:line="360"/>
+        <w:rPr/>
+      </w:pPr>
+      <w:r>
+        <w:rPr/>
+        <w:t>Dodatno, korištenjem service mesh tehnologija moguće je proširiti Zero Trust pristup kroz automatsku enkripciju komunikacije između servisa, detaljno praćenje prometa i centralizirano upravljanje sigurnosnim politikama. Na taj način Kubernetes prirodno podržava implementaciju sigurnosnih principa koji su temelj modernih cloud-native sustava.</w:t>
+      </w:r>
+    </w:p>
+    <w:p>
+      <w:pPr>
+        <w:pStyle w:val="Normal"/>
+        <w:spacing w:lineRule="auto" w:line="360" w:before="0" w:after="160"/>
+        <w:ind w:hanging="0"/>
+        <w:jc w:val="left"/>
+        <w:rPr/>
+      </w:pPr>
+      <w:r>
+        <w:rPr/>
+        <w:tab/>
       </w:r>
       <w:r>
         <w:br w:type="page"/>
@@ -5363,18 +5280,26 @@
           <w:ilvl w:val="0"/>
           <w:numId w:val="2"/>
         </w:numPr>
-        <w:spacing w:lineRule="auto" w:line="259" w:before="480" w:after="280"/>
-        <w:ind w:hanging="0"/>
-        <w:jc w:val="left"/>
-        <w:rPr/>
-      </w:pPr>
-      <w:r>
-        <w:rPr/>
-        <w:t>m</w:t>
-      </w:r>
-      <w:r>
-        <w:rPr/>
-        <w:t>TLS protokol</w:t>
+        <w:spacing w:lineRule="auto" w:line="259" w:before="480" w:after="0"/>
+        <w:ind w:left="360" w:hanging="0"/>
+        <w:jc w:val="left"/>
+        <w:rPr/>
+      </w:pPr>
+      <w:r>
+        <w:rPr/>
+        <w:t>mTLS protokol</w:t>
+      </w:r>
+    </w:p>
+    <w:p>
+      <w:pPr>
+        <w:pStyle w:val="Normal"/>
+        <w:spacing w:lineRule="auto" w:line="259" w:before="480" w:after="0"/>
+        <w:ind w:left="360" w:hanging="0"/>
+        <w:jc w:val="left"/>
+        <w:rPr/>
+      </w:pPr>
+      <w:r>
+        <w:rPr/>
       </w:r>
     </w:p>
     <w:p>
@@ -5385,17 +5310,39 @@
           <w:numId w:val="2"/>
         </w:numPr>
         <w:spacing w:lineRule="auto" w:line="259" w:before="0" w:after="160"/>
-        <w:ind w:hanging="0"/>
-        <w:jc w:val="left"/>
-        <w:rPr/>
-      </w:pPr>
-      <w:r>
-        <w:rPr/>
-        <w:t>Š</w:t>
-      </w:r>
-      <w:r>
-        <w:rPr/>
-        <w:t>to je TLS</w:t>
+        <w:ind w:left="397" w:hanging="0"/>
+        <w:jc w:val="left"/>
+        <w:rPr/>
+      </w:pPr>
+      <w:r>
+        <w:rPr/>
+        <w:t>Što je TLS</w:t>
+      </w:r>
+    </w:p>
+    <w:p>
+      <w:pPr>
+        <w:pStyle w:val="Normal"/>
+        <w:spacing w:lineRule="auto" w:line="360" w:before="0" w:after="160"/>
+        <w:ind w:left="397" w:hanging="0"/>
+        <w:jc w:val="left"/>
+        <w:rPr/>
+      </w:pPr>
+      <w:r>
+        <w:rPr/>
+        <w:tab/>
+        <w:t>TLS (Transport Layer Security) je kriptografski protokol koji osigurava sigurnu komunikaciju preko računalne mreže. Njegova osnovna funkcija je omogućiti povjerljivost, integritet i autentifikaciju podataka koji se razmjenjuju između dviju strana. TLS se široko koristi u web komunikaciji, API sustavima i distribuiranim aplikacijama.</w:t>
+      </w:r>
+    </w:p>
+    <w:p>
+      <w:pPr>
+        <w:pStyle w:val="Normal"/>
+        <w:spacing w:lineRule="auto" w:line="259" w:before="0" w:after="160"/>
+        <w:ind w:left="397" w:hanging="0"/>
+        <w:jc w:val="left"/>
+        <w:rPr/>
+      </w:pPr>
+      <w:r>
+        <w:rPr/>
       </w:r>
     </w:p>
     <w:p>
@@ -5406,13 +5353,558 @@
           <w:numId w:val="2"/>
         </w:numPr>
         <w:spacing w:lineRule="auto" w:line="259" w:before="0" w:after="160"/>
-        <w:ind w:hanging="0"/>
-        <w:jc w:val="left"/>
-        <w:rPr/>
-      </w:pPr>
-      <w:r>
-        <w:rPr/>
-        <w:t>TLS vs mTLS</w:t>
+        <w:ind w:left="397" w:hanging="0"/>
+        <w:jc w:val="left"/>
+        <w:rPr/>
+      </w:pPr>
+      <w:r>
+        <w:rPr/>
+        <w:t xml:space="preserve">TLS </w:t>
+      </w:r>
+      <w:r>
+        <w:rPr/>
+        <w:t>vs mTLS</w:t>
+      </w:r>
+      <w:r>
+        <w:rPr/>
+        <w:t xml:space="preserve"> </w:t>
+      </w:r>
+      <w:r>
+        <w:rPr/>
+        <w:t>rukovanje (handshake)</w:t>
+      </w:r>
+    </w:p>
+    <w:p>
+      <w:pPr>
+        <w:pStyle w:val="Normal"/>
+        <w:spacing w:lineRule="auto" w:line="259" w:before="0" w:after="160"/>
+        <w:ind w:hanging="0"/>
+        <w:jc w:val="left"/>
+        <w:rPr/>
+      </w:pPr>
+      <w:r>
+        <w:rPr/>
+        <w:drawing>
+          <wp:anchor behindDoc="0" distT="0" distB="0" distL="0" distR="0" simplePos="0" locked="0" layoutInCell="1" allowOverlap="1" relativeHeight="11">
+            <wp:simplePos x="0" y="0"/>
+            <wp:positionH relativeFrom="column">
+              <wp:posOffset>421005</wp:posOffset>
+            </wp:positionH>
+            <wp:positionV relativeFrom="paragraph">
+              <wp:posOffset>138430</wp:posOffset>
+            </wp:positionV>
+            <wp:extent cx="4873625" cy="3988435"/>
+            <wp:effectExtent l="0" t="0" r="0" b="0"/>
+            <wp:wrapSquare wrapText="largest"/>
+            <wp:docPr id="10" name="Image8" descr=""/>
+            <wp:cNvGraphicFramePr>
+              <a:graphicFrameLocks xmlns:a="http://schemas.openxmlformats.org/drawingml/2006/main" noChangeAspect="1"/>
+            </wp:cNvGraphicFramePr>
+            <a:graphic xmlns:a="http://schemas.openxmlformats.org/drawingml/2006/main">
+              <a:graphicData uri="http://schemas.openxmlformats.org/drawingml/2006/picture">
+                <pic:pic xmlns:pic="http://schemas.openxmlformats.org/drawingml/2006/picture">
+                  <pic:nvPicPr>
+                    <pic:cNvPr id="10" name="Image8" descr=""/>
+                    <pic:cNvPicPr>
+                      <a:picLocks noChangeAspect="1" noChangeArrowheads="1"/>
+                    </pic:cNvPicPr>
+                  </pic:nvPicPr>
+                  <pic:blipFill>
+                    <a:blip r:embed="rId12"/>
+                    <a:stretch>
+                      <a:fillRect/>
+                    </a:stretch>
+                  </pic:blipFill>
+                  <pic:spPr bwMode="auto">
+                    <a:xfrm>
+                      <a:off x="0" y="0"/>
+                      <a:ext cx="4873625" cy="3988435"/>
+                    </a:xfrm>
+                    <a:prstGeom prst="rect">
+                      <a:avLst/>
+                    </a:prstGeom>
+                  </pic:spPr>
+                </pic:pic>
+              </a:graphicData>
+            </a:graphic>
+          </wp:anchor>
+        </w:drawing>
+      </w:r>
+    </w:p>
+    <w:p>
+      <w:pPr>
+        <w:pStyle w:val="TextBody"/>
+        <w:spacing w:lineRule="auto" w:line="259" w:before="0" w:after="160"/>
+        <w:ind w:left="397" w:hanging="0"/>
+        <w:jc w:val="center"/>
+        <w:rPr/>
+      </w:pPr>
+      <w:r>
+        <w:rPr>
+          <w:b/>
+          <w:bCs/>
+        </w:rPr>
+        <w:t>Slika 7:</w:t>
+      </w:r>
+      <w:r>
+        <w:rPr/>
+        <w:t xml:space="preserve">  TLS vs mTLS rukovanje</w:t>
+      </w:r>
+    </w:p>
+    <w:p>
+      <w:pPr>
+        <w:pStyle w:val="TextBody"/>
+        <w:rPr/>
+      </w:pPr>
+      <w:r>
+        <w:rPr/>
+      </w:r>
+    </w:p>
+    <w:p>
+      <w:pPr>
+        <w:pStyle w:val="TextBody"/>
+        <w:rPr/>
+      </w:pPr>
+      <w:r>
+        <w:rPr/>
+        <w:t>TLS handshake predstavlja proces uspostave sigurne komunikacijske sesije između klijenta i poslužitelja. Tijekom TLS handshaka klijent inicira komunikaciju slanjem „Client Hello” poruke koja sadrži informacije o podržanim kriptografskim algoritmima i verzijama TLS protokola. Poslužitelj zatim odgovara „Server Hello” porukom, u kojoj odabire odgovarajući kriptografski skup i šalje svoj digitalni certifikat kako bi dokazao svoj identitet. Klijent provjerava valjanost certifikata pomoću pouzdane certifikacijske ustanove (CA). Nakon uspješne provjere, obje strane dogovaraju zajednički tajni ključ koji se koristi za simetričnu enkripciju daljnje komunikacije.</w:t>
+      </w:r>
+    </w:p>
+    <w:p>
+      <w:pPr>
+        <w:pStyle w:val="TextBody"/>
+        <w:rPr/>
+      </w:pPr>
+      <w:r>
+        <w:rPr/>
+        <w:t>U standardnom TLS modelu autentifikacija je jednosmjerna, što znači da samo klijent provjerava identitet poslužitelja, dok poslužitelj ne zahtijeva provjeru identiteta klijenta. Ovaj model je najčešće korišten u web komunikaciji, primjerice pri pristupu HTTPS web stranicama.</w:t>
+      </w:r>
+    </w:p>
+    <w:p>
+      <w:pPr>
+        <w:pStyle w:val="TextBody"/>
+        <w:rPr/>
+      </w:pPr>
+      <w:r>
+        <w:rPr/>
+        <w:t>Nasuprot tome, mTLS (mutual TLS) proširuje TLS handshake dodatnim korakom u kojem i klijent mora dokazati svoj identitet. Nakon što poslužitelj pošalje svoj certifikat, on također zahtijeva certifikat od klijenta. Klijent tada šalje svoj digitalni certifikat, koji poslužitelj provjerava putem iste ili povezane certifikacijske infrastrukture. Tek nakon što obje strane uspješno potvrde identitet jedna druge, uspostavlja se kriptirani komunikacijski kanal.</w:t>
+      </w:r>
+    </w:p>
+    <w:p>
+      <w:pPr>
+        <w:pStyle w:val="TextBody"/>
+        <w:spacing w:lineRule="auto" w:line="360"/>
+        <w:rPr/>
+      </w:pPr>
+      <w:r>
+        <w:rPr/>
+        <w:t>Glavna razlika između TLS i mTLS handshaka leži u razini autentifikacije. Dok TLS osigurava povjerenje klijenta prema poslužitelju, mTLS uspostavlja uzajamno povjerenje između obje strane. Zbog toga se mTLS smatra sigurnijim modelom, posebno u mikroservisnim arhitekturama i zero trust okruženjima, gdje se svaka komunikacija mora eksplicitno autentificirati bez pretpostavljenog povjerenja unutar mreže.</w:t>
+      </w:r>
+    </w:p>
+    <w:p>
+      <w:pPr>
+        <w:pStyle w:val="TextBody"/>
+        <w:spacing w:lineRule="auto" w:line="360"/>
+        <w:rPr/>
+      </w:pPr>
+      <w:r>
+        <w:rPr/>
+      </w:r>
+    </w:p>
+    <w:p>
+      <w:pPr>
+        <w:pStyle w:val="Heading2"/>
+        <w:numPr>
+          <w:ilvl w:val="1"/>
+          <w:numId w:val="2"/>
+        </w:numPr>
+        <w:spacing w:lineRule="auto" w:line="360" w:before="0" w:after="160"/>
+        <w:ind w:left="397" w:hanging="0"/>
+        <w:jc w:val="left"/>
+        <w:rPr/>
+      </w:pPr>
+      <w:r>
+        <w:rPr/>
+        <w:t>Certifikati</w:t>
+      </w:r>
+    </w:p>
+    <w:p>
+      <w:pPr>
+        <w:pStyle w:val="Normal"/>
+        <w:spacing w:lineRule="auto" w:line="360" w:before="0" w:after="160"/>
+        <w:ind w:left="397" w:hanging="0"/>
+        <w:jc w:val="left"/>
+        <w:rPr/>
+      </w:pPr>
+      <w:r>
+        <w:rPr/>
+        <w:drawing>
+          <wp:anchor behindDoc="0" distT="0" distB="0" distL="0" distR="0" simplePos="0" locked="0" layoutInCell="1" allowOverlap="1" relativeHeight="12">
+            <wp:simplePos x="0" y="0"/>
+            <wp:positionH relativeFrom="column">
+              <wp:posOffset>401955</wp:posOffset>
+            </wp:positionH>
+            <wp:positionV relativeFrom="paragraph">
+              <wp:posOffset>59690</wp:posOffset>
+            </wp:positionV>
+            <wp:extent cx="4760595" cy="2679065"/>
+            <wp:effectExtent l="0" t="0" r="0" b="0"/>
+            <wp:wrapSquare wrapText="bothSides"/>
+            <wp:docPr id="11" name="Image9" descr=""/>
+            <wp:cNvGraphicFramePr>
+              <a:graphicFrameLocks xmlns:a="http://schemas.openxmlformats.org/drawingml/2006/main" noChangeAspect="1"/>
+            </wp:cNvGraphicFramePr>
+            <a:graphic xmlns:a="http://schemas.openxmlformats.org/drawingml/2006/main">
+              <a:graphicData uri="http://schemas.openxmlformats.org/drawingml/2006/picture">
+                <pic:pic xmlns:pic="http://schemas.openxmlformats.org/drawingml/2006/picture">
+                  <pic:nvPicPr>
+                    <pic:cNvPr id="11" name="Image9" descr=""/>
+                    <pic:cNvPicPr>
+                      <a:picLocks noChangeAspect="1" noChangeArrowheads="1"/>
+                    </pic:cNvPicPr>
+                  </pic:nvPicPr>
+                  <pic:blipFill>
+                    <a:blip r:embed="rId13"/>
+                    <a:stretch>
+                      <a:fillRect/>
+                    </a:stretch>
+                  </pic:blipFill>
+                  <pic:spPr bwMode="auto">
+                    <a:xfrm>
+                      <a:off x="0" y="0"/>
+                      <a:ext cx="4760595" cy="2679065"/>
+                    </a:xfrm>
+                    <a:prstGeom prst="rect">
+                      <a:avLst/>
+                    </a:prstGeom>
+                  </pic:spPr>
+                </pic:pic>
+              </a:graphicData>
+            </a:graphic>
+          </wp:anchor>
+        </w:drawing>
+      </w:r>
+    </w:p>
+    <w:p>
+      <w:pPr>
+        <w:pStyle w:val="Normal"/>
+        <w:spacing w:lineRule="auto" w:line="360" w:before="0" w:after="160"/>
+        <w:ind w:left="397" w:hanging="0"/>
+        <w:jc w:val="left"/>
+        <w:rPr/>
+      </w:pPr>
+      <w:r>
+        <w:rPr/>
+      </w:r>
+    </w:p>
+    <w:p>
+      <w:pPr>
+        <w:pStyle w:val="Normal"/>
+        <w:spacing w:lineRule="auto" w:line="360" w:before="0" w:after="160"/>
+        <w:ind w:left="397" w:hanging="0"/>
+        <w:jc w:val="left"/>
+        <w:rPr/>
+      </w:pPr>
+      <w:r>
+        <w:rPr/>
+      </w:r>
+    </w:p>
+    <w:p>
+      <w:pPr>
+        <w:pStyle w:val="Normal"/>
+        <w:spacing w:lineRule="auto" w:line="360" w:before="0" w:after="160"/>
+        <w:ind w:left="397" w:hanging="0"/>
+        <w:jc w:val="left"/>
+        <w:rPr/>
+      </w:pPr>
+      <w:r>
+        <w:rPr/>
+      </w:r>
+    </w:p>
+    <w:p>
+      <w:pPr>
+        <w:pStyle w:val="Normal"/>
+        <w:spacing w:lineRule="auto" w:line="360" w:before="0" w:after="160"/>
+        <w:ind w:left="397" w:hanging="0"/>
+        <w:jc w:val="left"/>
+        <w:rPr/>
+      </w:pPr>
+      <w:r>
+        <w:rPr/>
+      </w:r>
+    </w:p>
+    <w:p>
+      <w:pPr>
+        <w:pStyle w:val="Normal"/>
+        <w:spacing w:lineRule="auto" w:line="360" w:before="0" w:after="160"/>
+        <w:ind w:left="397" w:hanging="0"/>
+        <w:jc w:val="left"/>
+        <w:rPr/>
+      </w:pPr>
+      <w:r>
+        <w:rPr/>
+      </w:r>
+    </w:p>
+    <w:p>
+      <w:pPr>
+        <w:pStyle w:val="Normal"/>
+        <w:spacing w:lineRule="auto" w:line="360" w:before="0" w:after="160"/>
+        <w:ind w:left="397" w:hanging="0"/>
+        <w:jc w:val="left"/>
+        <w:rPr/>
+      </w:pPr>
+      <w:r>
+        <w:rPr/>
+      </w:r>
+    </w:p>
+    <w:p>
+      <w:pPr>
+        <w:pStyle w:val="Normal"/>
+        <w:spacing w:lineRule="auto" w:line="360" w:before="0" w:after="160"/>
+        <w:ind w:hanging="0"/>
+        <w:jc w:val="left"/>
+        <w:rPr/>
+      </w:pPr>
+      <w:r>
+        <w:rPr/>
+        <mc:AlternateContent>
+          <mc:Choice Requires="wps">
+            <w:drawing>
+              <wp:anchor behindDoc="0" distT="0" distB="0" distL="0" distR="0" simplePos="0" locked="0" layoutInCell="1" allowOverlap="1" relativeHeight="13">
+                <wp:simplePos x="0" y="0"/>
+                <wp:positionH relativeFrom="column">
+                  <wp:posOffset>1142365</wp:posOffset>
+                </wp:positionH>
+                <wp:positionV relativeFrom="paragraph">
+                  <wp:posOffset>375920</wp:posOffset>
+                </wp:positionV>
+                <wp:extent cx="3172460" cy="452755"/>
+                <wp:effectExtent l="0" t="0" r="0" b="0"/>
+                <wp:wrapNone/>
+                <wp:docPr id="12" name="Shape2"/>
+                <a:graphic xmlns:a="http://schemas.openxmlformats.org/drawingml/2006/main">
+                  <a:graphicData uri="http://schemas.microsoft.com/office/word/2010/wordprocessingShape">
+                    <wps:wsp>
+                      <wps:cNvSpPr txBox="1"/>
+                      <wps:spPr>
+                        <a:xfrm>
+                          <a:off x="0" y="0"/>
+                          <a:ext cx="3171960" cy="452160"/>
+                        </a:xfrm>
+                        <a:prstGeom prst="rect">
+                          <a:avLst/>
+                        </a:prstGeom>
+                        <a:noFill/>
+                        <a:ln>
+                          <a:noFill/>
+                        </a:ln>
+                      </wps:spPr>
+                      <wps:txbx>
+                        <w:txbxContent>
+                          <w:p>
+                            <w:pPr>
+                              <w:overflowPunct w:val="false"/>
+                              <w:spacing w:before="0" w:after="160" w:lineRule="auto" w:line="256"/>
+                              <w:ind w:left="397" w:right="0" w:hanging="0"/>
+                              <w:jc w:val="center"/>
+                              <w:rPr/>
+                            </w:pPr>
+                            <w:r>
+                              <w:rPr>
+                                <w:b/>
+                                <w:bCs/>
+                                <w:sz w:val="24"/>
+                                <w:rFonts w:asciiTheme="minorHAnsi" w:cstheme="minorBidi" w:eastAsiaTheme="minorHAnsi" w:hAnsiTheme="minorHAnsi" w:ascii="TimesNewRoman" w:hAnsi="TimesNewRoman"/>
+                                <w14:ligatures w14:val="standardContextual"/>
+                              </w:rPr>
+                              <w:t>Slika 8:</w:t>
+                            </w:r>
+                            <w:r>
+                              <w:rPr>
+                                <w:sz w:val="24"/>
+                                <w:rFonts w:asciiTheme="minorHAnsi" w:cstheme="minorBidi" w:eastAsiaTheme="minorHAnsi" w:hAnsiTheme="minorHAnsi" w:ascii="TimesNewRoman" w:hAnsi="TimesNewRoman"/>
+                                <w14:ligatures w14:val="standardContextual"/>
+                              </w:rPr>
+                              <w:t xml:space="preserve">  TLS vs mTLS rukovanje</w:t>
+                            </w:r>
+                          </w:p>
+                        </w:txbxContent>
+                      </wps:txbx>
+                      <wps:bodyPr wrap="square" lIns="0" rIns="0" tIns="0" bIns="0">
+                        <a:spAutoFit/>
+                      </wps:bodyPr>
+                    </wps:wsp>
+                  </a:graphicData>
+                </a:graphic>
+              </wp:anchor>
+            </w:drawing>
+          </mc:Choice>
+          <mc:Fallback>
+            <w:pict>
+              <v:shapetype id="_x0000_t202" coordsize="21600,21600" o:spt="202" path="m,l,21600l21600,21600l21600,xe">
+                <v:stroke joinstyle="miter"/>
+                <v:path gradientshapeok="t" o:connecttype="rect"/>
+              </v:shapetype>
+              <v:shape id="shape_0" ID="Shape2" stroked="f" style="position:absolute;margin-left:89.95pt;margin-top:29.6pt;width:249.7pt;height:35.55pt" type="shapetype_202">
+                <v:textbox>
+                  <w:txbxContent>
+                    <w:p>
+                      <w:pPr>
+                        <w:overflowPunct w:val="false"/>
+                        <w:spacing w:before="0" w:after="160" w:lineRule="auto" w:line="256"/>
+                        <w:ind w:left="397" w:right="0" w:hanging="0"/>
+                        <w:jc w:val="center"/>
+                        <w:rPr/>
+                      </w:pPr>
+                      <w:r>
+                        <w:rPr>
+                          <w:b/>
+                          <w:bCs/>
+                          <w:sz w:val="24"/>
+                          <w:rFonts w:asciiTheme="minorHAnsi" w:cstheme="minorBidi" w:eastAsiaTheme="minorHAnsi" w:hAnsiTheme="minorHAnsi" w:ascii="TimesNewRoman" w:hAnsi="TimesNewRoman"/>
+                          <w14:ligatures w14:val="standardContextual"/>
+                        </w:rPr>
+                        <w:t>Slika 8:</w:t>
+                      </w:r>
+                      <w:r>
+                        <w:rPr>
+                          <w:sz w:val="24"/>
+                          <w:rFonts w:asciiTheme="minorHAnsi" w:cstheme="minorBidi" w:eastAsiaTheme="minorHAnsi" w:hAnsiTheme="minorHAnsi" w:ascii="TimesNewRoman" w:hAnsi="TimesNewRoman"/>
+                          <w14:ligatures w14:val="standardContextual"/>
+                        </w:rPr>
+                        <w:t xml:space="preserve">  TLS vs mTLS rukovanje</w:t>
+                      </w:r>
+                    </w:p>
+                  </w:txbxContent>
+                </v:textbox>
+                <w10:wrap type="square"/>
+                <v:fill o:detectmouseclick="t" on="false"/>
+                <v:stroke color="black" joinstyle="round" endcap="flat"/>
+              </v:shape>
+            </w:pict>
+          </mc:Fallback>
+        </mc:AlternateContent>
+      </w:r>
+    </w:p>
+    <w:p>
+      <w:pPr>
+        <w:pStyle w:val="TextBody"/>
+        <w:spacing w:lineRule="auto" w:line="360" w:before="0" w:after="160"/>
+        <w:ind w:hanging="0"/>
+        <w:jc w:val="left"/>
+        <w:rPr/>
+      </w:pPr>
+      <w:r>
+        <w:rPr/>
+        <w:tab/>
+        <w:t xml:space="preserve">U sustavu digitalnih certifikata koji se temelji na infrastrukturi javnih ključeva (PKI), certifikati se najčešće dijele na korijenske (root), posredne (intermediate), serverske i klijentske certifikate. </w:t>
+      </w:r>
+    </w:p>
+    <w:p>
+      <w:pPr>
+        <w:pStyle w:val="TextBody"/>
+        <w:spacing w:lineRule="auto" w:line="360" w:before="0" w:after="160"/>
+        <w:ind w:hanging="0"/>
+        <w:jc w:val="left"/>
+        <w:rPr/>
+      </w:pPr>
+      <w:r>
+        <w:rPr/>
+        <w:tab/>
+        <w:t>Korijenski certifikat (root certificate) predstavlja najvišu razinu povjerenja u hijerarhiji certifikacijskog sustava. Izdaje ga korijensko certifikacijsko tijelo (Root Certificate Authority) te se obično samopotpisuje. Ovaj certifikat se distribuira unaprije</w:t>
+      </w:r>
+      <w:r>
+        <w:rPr/>
+        <w:t>j</w:t>
+      </w:r>
+      <w:r>
+        <w:rPr/>
+        <w:t>d u pouzdane spremnike (trust store) operacijskih sustava ili aplikacija. Njegova uloga nije izravno izdavanje certifikata krajnjim entitetima, već potpisivanje posrednih certifikata, čime se održava sigurnosni lanac povjerenja.</w:t>
+      </w:r>
+    </w:p>
+    <w:p>
+      <w:pPr>
+        <w:pStyle w:val="TextBody"/>
+        <w:spacing w:lineRule="auto" w:line="360"/>
+        <w:rPr/>
+      </w:pPr>
+      <w:r>
+        <w:rPr/>
+        <w:t>Posredni certifikati (intermediate certificates) nalaze se između korijenskog i krajnjih certifikata u hijerarhiji. Njih izdaje Root CA i koriste se za izdavanje serverskih i klijentskih certifikata. Ovaj sloj omogućuje dodatnu sigurnost jer se kompromitacija posrednog certifikata može izolirati bez ugrožavanja cijelog sustava povjerenja.</w:t>
+      </w:r>
+    </w:p>
+    <w:p>
+      <w:pPr>
+        <w:pStyle w:val="TextBody"/>
+        <w:spacing w:lineRule="auto" w:line="360"/>
+        <w:rPr/>
+      </w:pPr>
+      <w:r>
+        <w:rPr/>
+        <w:t xml:space="preserve">Serverski certifikat (server certificate) koristi se za autentikaciju poslužitelja prema klijentu. Njegova primarna svrha je dokazivanje identiteta servera tijekom TLS procesa </w:t>
+      </w:r>
+      <w:r>
+        <w:rPr/>
+        <w:t>rukovanja</w:t>
+      </w:r>
+      <w:r>
+        <w:rPr/>
+        <w:t xml:space="preserve"> te omogućavanje enkripcije komunikacijskog kanala. Klijent provjerava valjanost serverskog certifikata usporedbom s lancem povjerenja koji vodi do pouzdanog korijenskog certifikata.</w:t>
+      </w:r>
+    </w:p>
+    <w:p>
+      <w:pPr>
+        <w:pStyle w:val="TextBody"/>
+        <w:spacing w:lineRule="auto" w:line="360"/>
+        <w:rPr/>
+      </w:pPr>
+      <w:r>
+        <w:rPr/>
+        <w:t>Klijentski certifikat (client certificate) koristi se za autentikaciju klijenta prema poslužitelju. U standardnom TLS-u ovaj certifikat nije obavezan, dok je u mTLS (mutual TLS) modelu obavezan dio komunikacije. Klijentski certifikat omogućuje poslužitelju da potvrdi identitet klijenta, čime se uspostavlja obostrana autentikacija i dodatno smanjuje mogućnost neautoriziranog pristupa.</w:t>
+      </w:r>
+    </w:p>
+    <w:p>
+      <w:pPr>
+        <w:pStyle w:val="TextBody"/>
+        <w:spacing w:lineRule="auto" w:line="360" w:before="0" w:after="160"/>
+        <w:ind w:hanging="0"/>
+        <w:jc w:val="left"/>
+        <w:rPr/>
+      </w:pPr>
+      <w:r>
+        <w:rPr/>
+      </w:r>
+    </w:p>
+    <w:p>
+      <w:pPr>
+        <w:pStyle w:val="Normal"/>
+        <w:spacing w:lineRule="auto" w:line="259" w:before="0" w:after="160"/>
+        <w:ind w:left="397" w:hanging="0"/>
+        <w:jc w:val="left"/>
+        <w:rPr/>
+      </w:pPr>
+      <w:r>
+        <w:rPr/>
+      </w:r>
+      <w:r>
+        <w:br w:type="page"/>
+      </w:r>
+    </w:p>
+    <w:p>
+      <w:pPr>
+        <w:pStyle w:val="Heading1"/>
+        <w:numPr>
+          <w:ilvl w:val="0"/>
+          <w:numId w:val="2"/>
+        </w:numPr>
+        <w:spacing w:lineRule="auto" w:line="259" w:before="480" w:after="0"/>
+        <w:ind w:left="360" w:hanging="0"/>
+        <w:jc w:val="left"/>
+        <w:rPr/>
+      </w:pPr>
+      <w:r>
+        <w:rPr/>
+        <w:t>PKI infrastruktura</w:t>
       </w:r>
     </w:p>
     <w:p>
@@ -5423,17 +5915,38 @@
           <w:numId w:val="2"/>
         </w:numPr>
         <w:spacing w:lineRule="auto" w:line="259" w:before="0" w:after="160"/>
-        <w:ind w:hanging="0"/>
-        <w:jc w:val="left"/>
-        <w:rPr/>
-      </w:pPr>
-      <w:r>
-        <w:rPr/>
-        <w:t xml:space="preserve">TLS </w:t>
-      </w:r>
-      <w:r>
-        <w:rPr/>
-        <w:t>handshake</w:t>
+        <w:ind w:left="397" w:hanging="0"/>
+        <w:jc w:val="left"/>
+        <w:rPr/>
+      </w:pPr>
+      <w:r>
+        <w:rPr/>
+        <w:t>Što je PKI</w:t>
+      </w:r>
+    </w:p>
+    <w:p>
+      <w:pPr>
+        <w:pStyle w:val="TextBody"/>
+        <w:spacing w:lineRule="auto" w:line="360" w:before="0" w:after="160"/>
+        <w:ind w:hanging="0"/>
+        <w:jc w:val="left"/>
+        <w:rPr/>
+      </w:pPr>
+      <w:r>
+        <w:rPr/>
+        <w:tab/>
+        <w:t>PKI (Public Key Infrastructure) predstavlja skup tehnologija, politika i procesa koji omogućuju upravljanje digitalnim certifikatima i javno-privatnim ključevima. Njegova osnovna svrha je uspostavljanje sigurnog i pouzdanog mehanizma za autentikaciju, enkripciju i provjeru integriteta podataka u digitalnim komunikacijama.</w:t>
+      </w:r>
+    </w:p>
+    <w:p>
+      <w:pPr>
+        <w:pStyle w:val="TextBody"/>
+        <w:spacing w:lineRule="auto" w:line="360"/>
+        <w:rPr/>
+      </w:pPr>
+      <w:r>
+        <w:rPr/>
+        <w:t>PKI se temelji na asimetričnoj kriptografiji, pri čemu se koristi par ključeva: javni ključ koji se može slobodno distribuirati te privatni ključ koji mora ostati tajan. Digitalni certifikati povezuju javni ključ s identitetom subjekta, čime omogućuju provjeru autentičnosti u mrežnim komunikacijama.</w:t>
       </w:r>
     </w:p>
     <w:p>
@@ -5444,33 +5957,74 @@
           <w:numId w:val="2"/>
         </w:numPr>
         <w:spacing w:lineRule="auto" w:line="259" w:before="0" w:after="160"/>
-        <w:ind w:hanging="0"/>
-        <w:jc w:val="left"/>
-        <w:rPr/>
-      </w:pPr>
-      <w:r>
-        <w:rPr/>
-        <w:t>Certifikati</w:t>
-      </w:r>
-      <w:r>
-        <w:br w:type="page"/>
-      </w:r>
-    </w:p>
-    <w:p>
-      <w:pPr>
-        <w:pStyle w:val="Heading1"/>
+        <w:ind w:left="397" w:hanging="0"/>
+        <w:jc w:val="left"/>
+        <w:rPr/>
+      </w:pPr>
+      <w:r>
+        <w:rPr/>
+        <w:t>Certificate Authority</w:t>
+      </w:r>
+    </w:p>
+    <w:p>
+      <w:pPr>
+        <w:pStyle w:val="TextBody"/>
+        <w:spacing w:lineRule="auto" w:line="360" w:before="0" w:after="160"/>
+        <w:ind w:hanging="0"/>
+        <w:jc w:val="left"/>
+        <w:rPr/>
+      </w:pPr>
+      <w:r>
+        <w:rPr/>
+        <w:tab/>
+        <w:t>Certificate Authority (CA) je centralna komponenta PKI sustava koja izdaje, potpisuje i upravlja digitalnim certifikatima. CA potvrđuje identitet subjekta prije izdavanja certifikata te digitalno potpisuje certifikate vlastitim privatnim ključem.CA hijerarhija se najčešće sastoji od:</w:t>
+      </w:r>
+    </w:p>
+    <w:p>
+      <w:pPr>
+        <w:pStyle w:val="TextBody"/>
         <w:numPr>
           <w:ilvl w:val="0"/>
-          <w:numId w:val="2"/>
+          <w:numId w:val="4"/>
         </w:numPr>
-        <w:spacing w:lineRule="auto" w:line="259" w:before="480" w:after="280"/>
-        <w:ind w:hanging="0"/>
-        <w:jc w:val="left"/>
-        <w:rPr/>
-      </w:pPr>
-      <w:r>
-        <w:rPr/>
-        <w:t>PKI infrastruktura</w:t>
+        <w:spacing w:lineRule="auto" w:line="360"/>
+        <w:rPr/>
+      </w:pPr>
+      <w:r>
+        <w:rPr/>
+        <w:t xml:space="preserve">root CA (korijensko certifikacijsko tijelo) </w:t>
+      </w:r>
+    </w:p>
+    <w:p>
+      <w:pPr>
+        <w:pStyle w:val="TextBody"/>
+        <w:numPr>
+          <w:ilvl w:val="0"/>
+          <w:numId w:val="4"/>
+        </w:numPr>
+        <w:spacing w:lineRule="auto" w:line="360"/>
+        <w:rPr/>
+      </w:pPr>
+      <w:r>
+        <w:rPr/>
+        <w:t>i</w:t>
+      </w:r>
+      <w:r>
+        <w:rPr/>
+        <w:t xml:space="preserve">ntermediate CA (posredna certifikacijska tijela) </w:t>
+      </w:r>
+    </w:p>
+    <w:p>
+      <w:pPr>
+        <w:pStyle w:val="TextBody"/>
+        <w:spacing w:lineRule="auto" w:line="360"/>
+        <w:ind w:hanging="0"/>
+        <w:rPr/>
+      </w:pPr>
+      <w:r>
+        <w:rPr/>
+        <w:tab/>
+        <w:t>Root CA predstavlja najvišu razinu povjerenja, dok se intermediate CA koriste za izdavanje krajnjih certifikata, čime se smanjuje rizik kompromitacije root ključa.</w:t>
       </w:r>
     </w:p>
     <w:p>
@@ -5481,21 +6035,61 @@
           <w:numId w:val="2"/>
         </w:numPr>
         <w:spacing w:lineRule="auto" w:line="259" w:before="0" w:after="160"/>
-        <w:ind w:hanging="0"/>
-        <w:jc w:val="left"/>
-        <w:rPr/>
-      </w:pPr>
-      <w:r>
-        <w:rPr/>
-        <w:t>Š</w:t>
-      </w:r>
-      <w:r>
-        <w:rPr/>
-        <w:t xml:space="preserve">to je </w:t>
-      </w:r>
-      <w:r>
-        <w:rPr/>
-        <w:t>PKI</w:t>
+        <w:ind w:left="397" w:hanging="0"/>
+        <w:jc w:val="left"/>
+        <w:rPr/>
+      </w:pPr>
+      <w:r>
+        <w:rPr/>
+        <w:t>Izdavanje i rotacija certifikata</w:t>
+      </w:r>
+    </w:p>
+    <w:p>
+      <w:pPr>
+        <w:pStyle w:val="TextBody"/>
+        <w:spacing w:lineRule="auto" w:line="360" w:before="0" w:after="160"/>
+        <w:ind w:hanging="0"/>
+        <w:jc w:val="left"/>
+        <w:rPr/>
+      </w:pPr>
+      <w:r>
+        <w:rPr/>
+        <w:tab/>
+        <w:t>Proces izdavanja certifikata uključuje generiranje zahtjeva za potpisivanje certifikata (CSR), verifikaciju identiteta te potpisivanje certifikata od strane CA. Nakon izdavanja, certifikat ima definirani rok valjanosti.</w:t>
+      </w:r>
+    </w:p>
+    <w:p>
+      <w:pPr>
+        <w:pStyle w:val="TextBody"/>
+        <w:spacing w:lineRule="auto" w:line="360"/>
+        <w:rPr/>
+      </w:pPr>
+      <w:r>
+        <w:rPr/>
+        <w:t>Rotacija certifikata predstavlja proces zamjene postojećih certifikata novima prije isteka njihove valjanosti. Ovaj proces je ključan za sigurnost jer smanjuje rizik kompromitacije i osigurava kontinuiranu validnost kriptografskih ključeva.</w:t>
+      </w:r>
+    </w:p>
+    <w:p>
+      <w:pPr>
+        <w:pStyle w:val="TextBody"/>
+        <w:spacing w:lineRule="auto" w:line="360"/>
+        <w:rPr/>
+      </w:pPr>
+      <w:r>
+        <w:rPr/>
+        <w:t>U modernim sustavima rotacija je često automatizirana kako bi se izbjegle pogreške uzrokovane ručnim upravljanjem</w:t>
+      </w:r>
+    </w:p>
+    <w:p>
+      <w:pPr>
+        <w:pStyle w:val="Normal"/>
+        <w:spacing w:lineRule="auto" w:line="360" w:before="0" w:after="160"/>
+        <w:ind w:hanging="0"/>
+        <w:jc w:val="left"/>
+        <w:rPr/>
+      </w:pPr>
+      <w:r>
+        <w:rPr/>
       </w:r>
     </w:p>
     <w:p>
@@ -5506,13 +6100,148 @@
           <w:numId w:val="2"/>
         </w:numPr>
         <w:spacing w:lineRule="auto" w:line="259" w:before="0" w:after="160"/>
-        <w:ind w:hanging="0"/>
-        <w:jc w:val="left"/>
-        <w:rPr/>
-      </w:pPr>
-      <w:r>
-        <w:rPr/>
-        <w:t>Certificate Authority</w:t>
+        <w:ind w:left="397" w:hanging="0"/>
+        <w:jc w:val="left"/>
+        <w:rPr/>
+      </w:pPr>
+      <w:r>
+        <w:rPr/>
+        <w:t xml:space="preserve">PKI u Kubernetesu </w:t>
+      </w:r>
+    </w:p>
+    <w:p>
+      <w:pPr>
+        <w:pStyle w:val="Normal"/>
+        <w:spacing w:lineRule="auto" w:line="360" w:before="0" w:after="160"/>
+        <w:ind w:hanging="0"/>
+        <w:jc w:val="left"/>
+        <w:rPr/>
+      </w:pPr>
+      <w:r>
+        <w:rPr/>
+        <w:tab/>
+      </w:r>
+      <w:r>
+        <w:rPr/>
+        <w:t xml:space="preserve">U Kubernetes sustavima, </w:t>
+      </w:r>
+      <w:r>
+        <w:rPr/>
+        <w:t>PKI se koristi za osiguravanje komunikacije između komponenti klastera. Svaki čvor i kontrolna komponenta može posjedovati vlastite certifikate koji se koriste za autentikaciju i enkripciju komunikacije.</w:t>
+      </w:r>
+    </w:p>
+    <w:p>
+      <w:pPr>
+        <w:pStyle w:val="TextBody"/>
+        <w:spacing w:lineRule="auto" w:line="360"/>
+        <w:rPr/>
+      </w:pPr>
+      <w:r>
+        <w:rPr/>
+        <w:t>Kubernetes koristi PKI za:</w:t>
+      </w:r>
+    </w:p>
+    <w:p>
+      <w:pPr>
+        <w:pStyle w:val="TextBody"/>
+        <w:numPr>
+          <w:ilvl w:val="0"/>
+          <w:numId w:val="5"/>
+        </w:numPr>
+        <w:tabs>
+          <w:tab w:val="clear" w:pos="708"/>
+          <w:tab w:val="left" w:pos="0" w:leader="none"/>
+        </w:tabs>
+        <w:spacing w:lineRule="auto" w:line="360" w:before="0" w:after="0"/>
+        <w:ind w:left="707" w:firstLine="284"/>
+        <w:rPr/>
+      </w:pPr>
+      <w:r>
+        <w:rPr/>
+        <w:t xml:space="preserve">autentikaciju API servera i klijenata </w:t>
+      </w:r>
+    </w:p>
+    <w:p>
+      <w:pPr>
+        <w:pStyle w:val="TextBody"/>
+        <w:numPr>
+          <w:ilvl w:val="0"/>
+          <w:numId w:val="5"/>
+        </w:numPr>
+        <w:tabs>
+          <w:tab w:val="clear" w:pos="708"/>
+          <w:tab w:val="left" w:pos="0" w:leader="none"/>
+        </w:tabs>
+        <w:spacing w:lineRule="auto" w:line="360" w:before="0" w:after="0"/>
+        <w:ind w:left="707" w:firstLine="284"/>
+        <w:rPr/>
+      </w:pPr>
+      <w:r>
+        <w:rPr/>
+        <w:t xml:space="preserve">sigurnu komunikaciju između čvorova </w:t>
+      </w:r>
+    </w:p>
+    <w:p>
+      <w:pPr>
+        <w:pStyle w:val="TextBody"/>
+        <w:numPr>
+          <w:ilvl w:val="0"/>
+          <w:numId w:val="5"/>
+        </w:numPr>
+        <w:tabs>
+          <w:tab w:val="clear" w:pos="708"/>
+          <w:tab w:val="left" w:pos="0" w:leader="none"/>
+        </w:tabs>
+        <w:spacing w:lineRule="auto" w:line="360" w:before="0" w:after="0"/>
+        <w:ind w:left="707" w:firstLine="284"/>
+        <w:rPr/>
+      </w:pPr>
+      <w:r>
+        <w:rPr/>
+        <w:t xml:space="preserve">zaštitu etcd baze podataka </w:t>
+      </w:r>
+    </w:p>
+    <w:p>
+      <w:pPr>
+        <w:pStyle w:val="TextBody"/>
+        <w:numPr>
+          <w:ilvl w:val="0"/>
+          <w:numId w:val="5"/>
+        </w:numPr>
+        <w:tabs>
+          <w:tab w:val="clear" w:pos="708"/>
+          <w:tab w:val="left" w:pos="0" w:leader="none"/>
+        </w:tabs>
+        <w:spacing w:lineRule="auto" w:line="360"/>
+        <w:ind w:left="707" w:firstLine="284"/>
+        <w:rPr/>
+      </w:pPr>
+      <w:r>
+        <w:rPr/>
+        <w:t xml:space="preserve">upravljanje TLS certifikatima za servise </w:t>
+      </w:r>
+    </w:p>
+    <w:p>
+      <w:pPr>
+        <w:pStyle w:val="TextBody"/>
+        <w:spacing w:lineRule="auto" w:line="360"/>
+        <w:rPr/>
+      </w:pPr>
+      <w:r>
+        <w:rPr/>
+        <w:t>Upravljanje certifikatima može se provoditi ručno ili putem alata poput cert-managera, koji automatizira izdavanje i obnovu certifikata unutar klastera.</w:t>
+      </w:r>
+    </w:p>
+    <w:p>
+      <w:pPr>
+        <w:pStyle w:val="Normal"/>
+        <w:spacing w:lineRule="auto" w:line="360" w:before="0" w:after="160"/>
+        <w:ind w:hanging="0"/>
+        <w:jc w:val="left"/>
+        <w:rPr/>
+      </w:pPr>
+      <w:r>
+        <w:rPr/>
       </w:r>
     </w:p>
     <w:p>
@@ -5523,13 +6252,321 @@
           <w:numId w:val="2"/>
         </w:numPr>
         <w:spacing w:lineRule="auto" w:line="259" w:before="0" w:after="160"/>
-        <w:ind w:hanging="0"/>
-        <w:jc w:val="left"/>
-        <w:rPr/>
-      </w:pPr>
-      <w:r>
-        <w:rPr/>
-        <w:t>Izdavanje i rotacija certifikata</w:t>
+        <w:ind w:left="397" w:hanging="0"/>
+        <w:jc w:val="left"/>
+        <w:rPr/>
+      </w:pPr>
+      <w:r>
+        <w:rPr/>
+        <w:t>Kako service mesh koristi PKI</w:t>
+      </w:r>
+    </w:p>
+    <w:p>
+      <w:pPr>
+        <w:pStyle w:val="TextBody"/>
+        <w:spacing w:lineRule="auto" w:line="360" w:before="0" w:after="160"/>
+        <w:ind w:hanging="0"/>
+        <w:jc w:val="left"/>
+        <w:rPr/>
+      </w:pPr>
+      <w:r>
+        <w:rPr/>
+        <w:tab/>
+        <w:t>Servisne mreže, poput Istio, koriste PKI kao temelj sigurnosnog modela za komunikaciju između mikroservisa u distribuiranim sustavima. U takvom okruženju svaki servis dobiva jedinstveni kriptografski identitet u obliku digitalnog certifikata, što omogućuje pouzdanu autentikaciju i kontrolu pristupa na razini mrežne komunikacije. Time se uklanja potreba za statičkim vjerodajnicama te se uvodi dinamički i automatizirani model upravljanja identitetima.</w:t>
+      </w:r>
+    </w:p>
+    <w:p>
+      <w:pPr>
+        <w:pStyle w:val="TextBody"/>
+        <w:spacing w:lineRule="auto" w:line="360"/>
+        <w:rPr/>
+      </w:pPr>
+      <w:r>
+        <w:rPr/>
+        <w:t>Primjena PKI-a u service mesh arhitekturi omogućuje automatsko izdavanje certifikata za svaki pojedini workload unutar klastera. Certifikati se generiraju i distribuiraju bez ručne intervencije, što značajno smanjuje operativnu kompleksnost i mogućnost ljudske pogreške. Osim toga, ovakav pristup osigurava da svaki servis ima kriptografski provjeren identitet prije uspostave komunikacije.</w:t>
+      </w:r>
+    </w:p>
+    <w:p>
+      <w:pPr>
+        <w:pStyle w:val="TextBody"/>
+        <w:spacing w:lineRule="auto" w:line="360"/>
+        <w:rPr/>
+      </w:pPr>
+      <w:r>
+        <w:rPr/>
+        <w:t>Jedna od ključnih funkcionalnosti PKI sustava u service mesh okruženju je implementacija mTLS komunikacije između servisa. U ovom modelu i klijent i poslužitelj međusobno verificiraju svoje certifikate, čime se osigurava da komunikacija može biti uspostavljena isključivo između autoriziranih komponenti. Na taj način značajno se povećava sigurnost unutar klastera i smanjuje mogućnost neautoriziranog pristupa ili presretanja prometa.</w:t>
+      </w:r>
+    </w:p>
+    <w:p>
+      <w:pPr>
+        <w:pStyle w:val="Normal"/>
+        <w:spacing w:lineRule="auto" w:line="360" w:before="0" w:after="160"/>
+        <w:ind w:hanging="0"/>
+        <w:jc w:val="left"/>
+        <w:rPr/>
+      </w:pPr>
+      <w:r>
+        <w:rPr/>
+      </w:r>
+    </w:p>
+    <w:p>
+      <w:pPr>
+        <w:pStyle w:val="Normal"/>
+        <w:spacing w:lineRule="auto" w:line="259" w:before="0" w:after="160"/>
+        <w:ind w:hanging="0"/>
+        <w:jc w:val="left"/>
+        <w:rPr/>
+      </w:pPr>
+      <w:r>
+        <w:rPr/>
+      </w:r>
+    </w:p>
+    <w:p>
+      <w:pPr>
+        <w:pStyle w:val="Normal"/>
+        <w:spacing w:lineRule="auto" w:line="259" w:before="0" w:after="160"/>
+        <w:ind w:hanging="0"/>
+        <w:jc w:val="left"/>
+        <w:rPr/>
+      </w:pPr>
+      <w:r>
+        <w:rPr/>
+      </w:r>
+    </w:p>
+    <w:p>
+      <w:pPr>
+        <w:pStyle w:val="Normal"/>
+        <w:spacing w:lineRule="auto" w:line="259" w:before="0" w:after="160"/>
+        <w:ind w:hanging="0"/>
+        <w:jc w:val="left"/>
+        <w:rPr/>
+      </w:pPr>
+      <w:r>
+        <w:rPr/>
+      </w:r>
+    </w:p>
+    <w:p>
+      <w:pPr>
+        <w:pStyle w:val="Normal"/>
+        <w:spacing w:lineRule="auto" w:line="259" w:before="0" w:after="160"/>
+        <w:ind w:hanging="0"/>
+        <w:jc w:val="left"/>
+        <w:rPr/>
+      </w:pPr>
+      <w:r>
+        <w:rPr/>
+      </w:r>
+    </w:p>
+    <w:p>
+      <w:pPr>
+        <w:pStyle w:val="Normal"/>
+        <w:spacing w:lineRule="auto" w:line="259" w:before="0" w:after="160"/>
+        <w:ind w:hanging="0"/>
+        <w:jc w:val="left"/>
+        <w:rPr/>
+      </w:pPr>
+      <w:r>
+        <w:rPr/>
+      </w:r>
+    </w:p>
+    <w:p>
+      <w:pPr>
+        <w:pStyle w:val="Normal"/>
+        <w:spacing w:lineRule="auto" w:line="259" w:before="0" w:after="160"/>
+        <w:ind w:hanging="0"/>
+        <w:jc w:val="left"/>
+        <w:rPr/>
+      </w:pPr>
+      <w:r>
+        <w:rPr/>
+      </w:r>
+    </w:p>
+    <w:p>
+      <w:pPr>
+        <w:pStyle w:val="Normal"/>
+        <w:spacing w:lineRule="auto" w:line="259" w:before="0" w:after="160"/>
+        <w:ind w:hanging="0"/>
+        <w:jc w:val="left"/>
+        <w:rPr/>
+      </w:pPr>
+      <w:r>
+        <w:rPr/>
+      </w:r>
+    </w:p>
+    <w:p>
+      <w:pPr>
+        <w:pStyle w:val="Normal"/>
+        <w:spacing w:lineRule="auto" w:line="259" w:before="0" w:after="160"/>
+        <w:ind w:hanging="0"/>
+        <w:jc w:val="left"/>
+        <w:rPr/>
+      </w:pPr>
+      <w:r>
+        <w:rPr/>
+      </w:r>
+    </w:p>
+    <w:p>
+      <w:pPr>
+        <w:pStyle w:val="Normal"/>
+        <w:spacing w:lineRule="auto" w:line="259" w:before="0" w:after="160"/>
+        <w:ind w:hanging="0"/>
+        <w:jc w:val="left"/>
+        <w:rPr/>
+      </w:pPr>
+      <w:r>
+        <w:rPr/>
+      </w:r>
+    </w:p>
+    <w:p>
+      <w:pPr>
+        <w:pStyle w:val="Normal"/>
+        <w:spacing w:lineRule="auto" w:line="259" w:before="0" w:after="160"/>
+        <w:ind w:hanging="0"/>
+        <w:jc w:val="left"/>
+        <w:rPr/>
+      </w:pPr>
+      <w:r>
+        <w:rPr/>
+      </w:r>
+    </w:p>
+    <w:p>
+      <w:pPr>
+        <w:pStyle w:val="Normal"/>
+        <w:spacing w:lineRule="auto" w:line="259" w:before="0" w:after="160"/>
+        <w:ind w:hanging="0"/>
+        <w:jc w:val="left"/>
+        <w:rPr/>
+      </w:pPr>
+      <w:r>
+        <w:rPr/>
+      </w:r>
+    </w:p>
+    <w:p>
+      <w:pPr>
+        <w:pStyle w:val="Normal"/>
+        <w:spacing w:lineRule="auto" w:line="259" w:before="0" w:after="160"/>
+        <w:ind w:hanging="0"/>
+        <w:jc w:val="left"/>
+        <w:rPr/>
+      </w:pPr>
+      <w:r>
+        <w:rPr/>
+      </w:r>
+    </w:p>
+    <w:p>
+      <w:pPr>
+        <w:pStyle w:val="Normal"/>
+        <w:spacing w:lineRule="auto" w:line="259" w:before="0" w:after="160"/>
+        <w:ind w:hanging="0"/>
+        <w:jc w:val="left"/>
+        <w:rPr/>
+      </w:pPr>
+      <w:r>
+        <w:rPr/>
+      </w:r>
+    </w:p>
+    <w:p>
+      <w:pPr>
+        <w:pStyle w:val="Normal"/>
+        <w:spacing w:lineRule="auto" w:line="259" w:before="0" w:after="160"/>
+        <w:ind w:hanging="0"/>
+        <w:jc w:val="left"/>
+        <w:rPr/>
+      </w:pPr>
+      <w:r>
+        <w:rPr/>
+      </w:r>
+    </w:p>
+    <w:p>
+      <w:pPr>
+        <w:pStyle w:val="Normal"/>
+        <w:spacing w:lineRule="auto" w:line="259" w:before="0" w:after="160"/>
+        <w:ind w:hanging="0"/>
+        <w:jc w:val="left"/>
+        <w:rPr/>
+      </w:pPr>
+      <w:r>
+        <w:rPr/>
+      </w:r>
+    </w:p>
+    <w:p>
+      <w:pPr>
+        <w:pStyle w:val="Normal"/>
+        <w:spacing w:lineRule="auto" w:line="259" w:before="0" w:after="160"/>
+        <w:ind w:hanging="0"/>
+        <w:jc w:val="left"/>
+        <w:rPr/>
+      </w:pPr>
+      <w:r>
+        <w:rPr/>
+      </w:r>
+    </w:p>
+    <w:p>
+      <w:pPr>
+        <w:pStyle w:val="Normal"/>
+        <w:spacing w:lineRule="auto" w:line="259" w:before="0" w:after="160"/>
+        <w:ind w:hanging="0"/>
+        <w:jc w:val="left"/>
+        <w:rPr/>
+      </w:pPr>
+      <w:r>
+        <w:rPr/>
+      </w:r>
+    </w:p>
+    <w:p>
+      <w:pPr>
+        <w:pStyle w:val="Normal"/>
+        <w:spacing w:lineRule="auto" w:line="259" w:before="0" w:after="160"/>
+        <w:ind w:hanging="0"/>
+        <w:jc w:val="left"/>
+        <w:rPr/>
+      </w:pPr>
+      <w:r>
+        <w:rPr/>
+      </w:r>
+    </w:p>
+    <w:p>
+      <w:pPr>
+        <w:pStyle w:val="Normal"/>
+        <w:spacing w:lineRule="auto" w:line="259" w:before="0" w:after="160"/>
+        <w:ind w:hanging="0"/>
+        <w:jc w:val="left"/>
+        <w:rPr/>
+      </w:pPr>
+      <w:r>
+        <w:rPr/>
+      </w:r>
+      <w:r>
+        <w:br w:type="page"/>
+      </w:r>
+    </w:p>
+    <w:p>
+      <w:pPr>
+        <w:pStyle w:val="Heading1"/>
+        <w:numPr>
+          <w:ilvl w:val="0"/>
+          <w:numId w:val="2"/>
+        </w:numPr>
+        <w:spacing w:lineRule="auto" w:line="259" w:before="480" w:after="0"/>
+        <w:ind w:left="360" w:hanging="0"/>
+        <w:jc w:val="left"/>
+        <w:rPr/>
+      </w:pPr>
+      <w:r>
+        <w:rPr/>
+        <w:t>Service mesh</w:t>
+      </w:r>
+    </w:p>
+    <w:p>
+      <w:pPr>
+        <w:pStyle w:val="Normal"/>
+        <w:spacing w:lineRule="auto" w:line="259" w:before="480" w:after="0"/>
+        <w:ind w:left="360" w:hanging="0"/>
+        <w:jc w:val="left"/>
+        <w:rPr/>
+      </w:pPr>
+      <w:r>
+        <w:rPr/>
       </w:r>
     </w:p>
     <w:p>
@@ -5540,13 +6577,27 @@
           <w:numId w:val="2"/>
         </w:numPr>
         <w:spacing w:lineRule="auto" w:line="259" w:before="0" w:after="160"/>
-        <w:ind w:hanging="0"/>
-        <w:jc w:val="left"/>
-        <w:rPr/>
-      </w:pPr>
-      <w:r>
-        <w:rPr/>
-        <w:t xml:space="preserve">PKI u Kubernetesu </w:t>
+        <w:ind w:left="397" w:hanging="0"/>
+        <w:jc w:val="left"/>
+        <w:rPr/>
+      </w:pPr>
+      <w:r>
+        <w:rPr/>
+        <w:t>Što je Service mesh</w:t>
+      </w:r>
+    </w:p>
+    <w:p>
+      <w:pPr>
+        <w:pStyle w:val="Normal"/>
+        <w:spacing w:lineRule="auto" w:line="360" w:before="0" w:after="160"/>
+        <w:ind w:left="397" w:hanging="0"/>
+        <w:jc w:val="left"/>
+        <w:rPr/>
+      </w:pPr>
+      <w:r>
+        <w:rPr/>
+        <w:tab/>
+        <w:t xml:space="preserve">Service mesh je mrežna infrastruktura koja upravlja komunikacijom između servisa u mikroservisnoj arhitekturi. Umjesto da svaki servis pojedinačno implementira logiku za sigurnu komunikaciju, retry mehanizme, load balancing i logging, service mesh preuzima tu odgovornost na infrastrukturnoj razini. Time se postiže standardizacija komunikacije između servisa, neovisno o   programskom jeziku ili implementaciji pojedinog servisa. </w:t>
       </w:r>
     </w:p>
     <w:p>
@@ -5557,317 +6608,56 @@
           <w:numId w:val="2"/>
         </w:numPr>
         <w:spacing w:lineRule="auto" w:line="259" w:before="0" w:after="160"/>
-        <w:ind w:hanging="0"/>
-        <w:jc w:val="left"/>
-        <w:rPr/>
-      </w:pPr>
-      <w:r>
-        <w:rPr/>
-        <w:t>K</w:t>
-      </w:r>
-      <w:r>
-        <w:rPr/>
-        <w:t xml:space="preserve">ako </w:t>
-      </w:r>
-      <w:r>
-        <w:rPr/>
-        <w:t>s</w:t>
-      </w:r>
-      <w:r>
-        <w:rPr/>
-        <w:t>ervic</w:t>
-      </w:r>
-      <w:r>
-        <w:rPr/>
-        <w:t>e</w:t>
-      </w:r>
-      <w:r>
-        <w:rPr/>
-        <w:t xml:space="preserve"> mesh koristi PKI</w:t>
+        <w:ind w:left="397" w:hanging="0"/>
+        <w:jc w:val="left"/>
+        <w:rPr/>
+      </w:pPr>
+      <w:r>
+        <w:rPr/>
+        <w:t>Sidecar proxy</w:t>
+      </w:r>
+    </w:p>
+    <w:p>
+      <w:pPr>
+        <w:pStyle w:val="TextBody"/>
+        <w:spacing w:lineRule="auto" w:line="360" w:before="0" w:after="160"/>
+        <w:ind w:left="397" w:hanging="0"/>
+        <w:jc w:val="left"/>
+        <w:rPr/>
+      </w:pPr>
+      <w:r>
+        <w:rPr/>
+        <w:tab/>
+        <w:t>Sidecar proxy je ključna komponenta service mesh arhitekture. On se implementira kao dodatni proces ili kontejner unutar istog pod-a kao i aplikacijski servis. Njegova uloga je presretanje i upravljanje mrežnim prometom koji ulazi i izlazi iz servisa.</w:t>
+      </w:r>
+    </w:p>
+    <w:p>
+      <w:pPr>
+        <w:pStyle w:val="TextBody"/>
+        <w:spacing w:lineRule="auto" w:line="360" w:before="0" w:after="160"/>
+        <w:ind w:left="397" w:hanging="0"/>
+        <w:jc w:val="left"/>
+        <w:rPr/>
+      </w:pPr>
+      <w:r>
+        <w:rPr/>
+        <w:tab/>
+      </w:r>
+      <w:r>
+        <w:rPr/>
+        <w:t xml:space="preserve">Sidecar proxy omogućuje transparentnu implementaciju funkcionalnosti poput enkripcije, autentikacije, routing logike i observabilnosti bez potrebe za izmjenom aplikacijskog koda. </w:t>
       </w:r>
     </w:p>
     <w:p>
       <w:pPr>
         <w:pStyle w:val="Normal"/>
         <w:spacing w:lineRule="auto" w:line="259" w:before="0" w:after="160"/>
-        <w:ind w:hanging="0"/>
-        <w:jc w:val="left"/>
-        <w:rPr/>
-      </w:pPr>
-      <w:r>
-        <w:rPr/>
-      </w:r>
-    </w:p>
-    <w:p>
-      <w:pPr>
-        <w:pStyle w:val="Normal"/>
-        <w:spacing w:lineRule="auto" w:line="259" w:before="0" w:after="160"/>
-        <w:ind w:hanging="0"/>
-        <w:jc w:val="left"/>
-        <w:rPr/>
-      </w:pPr>
-      <w:r>
-        <w:rPr/>
-      </w:r>
-    </w:p>
-    <w:p>
-      <w:pPr>
-        <w:pStyle w:val="Normal"/>
-        <w:spacing w:lineRule="auto" w:line="259" w:before="0" w:after="160"/>
-        <w:ind w:hanging="0"/>
-        <w:jc w:val="left"/>
-        <w:rPr/>
-      </w:pPr>
-      <w:r>
-        <w:rPr/>
-      </w:r>
-    </w:p>
-    <w:p>
-      <w:pPr>
-        <w:pStyle w:val="Normal"/>
-        <w:spacing w:lineRule="auto" w:line="259" w:before="0" w:after="160"/>
-        <w:ind w:hanging="0"/>
-        <w:jc w:val="left"/>
-        <w:rPr/>
-      </w:pPr>
-      <w:r>
-        <w:rPr/>
-      </w:r>
-    </w:p>
-    <w:p>
-      <w:pPr>
-        <w:pStyle w:val="Normal"/>
-        <w:spacing w:lineRule="auto" w:line="259" w:before="0" w:after="160"/>
-        <w:ind w:hanging="0"/>
-        <w:jc w:val="left"/>
-        <w:rPr/>
-      </w:pPr>
-      <w:r>
-        <w:rPr/>
-      </w:r>
-    </w:p>
-    <w:p>
-      <w:pPr>
-        <w:pStyle w:val="Normal"/>
-        <w:spacing w:lineRule="auto" w:line="259" w:before="0" w:after="160"/>
-        <w:ind w:hanging="0"/>
-        <w:jc w:val="left"/>
-        <w:rPr/>
-      </w:pPr>
-      <w:r>
-        <w:rPr/>
-      </w:r>
-    </w:p>
-    <w:p>
-      <w:pPr>
-        <w:pStyle w:val="Normal"/>
-        <w:spacing w:lineRule="auto" w:line="259" w:before="0" w:after="160"/>
-        <w:ind w:hanging="0"/>
-        <w:jc w:val="left"/>
-        <w:rPr/>
-      </w:pPr>
-      <w:r>
-        <w:rPr/>
-      </w:r>
-    </w:p>
-    <w:p>
-      <w:pPr>
-        <w:pStyle w:val="Normal"/>
-        <w:spacing w:lineRule="auto" w:line="259" w:before="0" w:after="160"/>
-        <w:ind w:hanging="0"/>
-        <w:jc w:val="left"/>
-        <w:rPr/>
-      </w:pPr>
-      <w:r>
-        <w:rPr/>
-      </w:r>
-    </w:p>
-    <w:p>
-      <w:pPr>
-        <w:pStyle w:val="Normal"/>
-        <w:spacing w:lineRule="auto" w:line="259" w:before="0" w:after="160"/>
-        <w:ind w:hanging="0"/>
-        <w:jc w:val="left"/>
-        <w:rPr/>
-      </w:pPr>
-      <w:r>
-        <w:rPr/>
-      </w:r>
-    </w:p>
-    <w:p>
-      <w:pPr>
-        <w:pStyle w:val="Normal"/>
-        <w:spacing w:lineRule="auto" w:line="259" w:before="0" w:after="160"/>
-        <w:ind w:hanging="0"/>
-        <w:jc w:val="left"/>
-        <w:rPr/>
-      </w:pPr>
-      <w:r>
-        <w:rPr/>
-      </w:r>
-    </w:p>
-    <w:p>
-      <w:pPr>
-        <w:pStyle w:val="Normal"/>
-        <w:spacing w:lineRule="auto" w:line="259" w:before="0" w:after="160"/>
-        <w:ind w:hanging="0"/>
-        <w:jc w:val="left"/>
-        <w:rPr/>
-      </w:pPr>
-      <w:r>
-        <w:rPr/>
-      </w:r>
-    </w:p>
-    <w:p>
-      <w:pPr>
-        <w:pStyle w:val="Normal"/>
-        <w:spacing w:lineRule="auto" w:line="259" w:before="0" w:after="160"/>
-        <w:ind w:hanging="0"/>
-        <w:jc w:val="left"/>
-        <w:rPr/>
-      </w:pPr>
-      <w:r>
-        <w:rPr/>
-      </w:r>
-    </w:p>
-    <w:p>
-      <w:pPr>
-        <w:pStyle w:val="Normal"/>
-        <w:spacing w:lineRule="auto" w:line="259" w:before="0" w:after="160"/>
-        <w:ind w:hanging="0"/>
-        <w:jc w:val="left"/>
-        <w:rPr/>
-      </w:pPr>
-      <w:r>
-        <w:rPr/>
-      </w:r>
-    </w:p>
-    <w:p>
-      <w:pPr>
-        <w:pStyle w:val="Normal"/>
-        <w:spacing w:lineRule="auto" w:line="259" w:before="0" w:after="160"/>
-        <w:ind w:hanging="0"/>
-        <w:jc w:val="left"/>
-        <w:rPr/>
-      </w:pPr>
-      <w:r>
-        <w:rPr/>
-      </w:r>
-    </w:p>
-    <w:p>
-      <w:pPr>
-        <w:pStyle w:val="Normal"/>
-        <w:spacing w:lineRule="auto" w:line="259" w:before="0" w:after="160"/>
-        <w:ind w:hanging="0"/>
-        <w:jc w:val="left"/>
-        <w:rPr/>
-      </w:pPr>
-      <w:r>
-        <w:rPr/>
-      </w:r>
-    </w:p>
-    <w:p>
-      <w:pPr>
-        <w:pStyle w:val="Normal"/>
-        <w:spacing w:lineRule="auto" w:line="259" w:before="0" w:after="160"/>
-        <w:ind w:hanging="0"/>
-        <w:jc w:val="left"/>
-        <w:rPr/>
-      </w:pPr>
-      <w:r>
-        <w:rPr/>
-      </w:r>
-    </w:p>
-    <w:p>
-      <w:pPr>
-        <w:pStyle w:val="Normal"/>
-        <w:spacing w:lineRule="auto" w:line="259" w:before="0" w:after="160"/>
-        <w:ind w:hanging="0"/>
-        <w:jc w:val="left"/>
-        <w:rPr/>
-      </w:pPr>
-      <w:r>
-        <w:rPr/>
-      </w:r>
-    </w:p>
-    <w:p>
-      <w:pPr>
-        <w:pStyle w:val="Normal"/>
-        <w:spacing w:lineRule="auto" w:line="259" w:before="0" w:after="160"/>
-        <w:ind w:hanging="0"/>
-        <w:jc w:val="left"/>
-        <w:rPr/>
-      </w:pPr>
-      <w:r>
-        <w:rPr/>
-      </w:r>
-    </w:p>
-    <w:p>
-      <w:pPr>
-        <w:pStyle w:val="Normal"/>
-        <w:spacing w:lineRule="auto" w:line="259" w:before="0" w:after="160"/>
-        <w:ind w:hanging="0"/>
-        <w:jc w:val="left"/>
-        <w:rPr/>
-      </w:pPr>
-      <w:r>
-        <w:rPr/>
-      </w:r>
-    </w:p>
-    <w:p>
-      <w:pPr>
-        <w:pStyle w:val="Normal"/>
-        <w:spacing w:lineRule="auto" w:line="259" w:before="0" w:after="160"/>
-        <w:ind w:hanging="0"/>
-        <w:jc w:val="left"/>
-        <w:rPr/>
-      </w:pPr>
-      <w:r>
-        <w:rPr/>
-      </w:r>
-    </w:p>
-    <w:p>
-      <w:pPr>
-        <w:pStyle w:val="Normal"/>
-        <w:spacing w:lineRule="auto" w:line="259" w:before="0" w:after="160"/>
-        <w:ind w:hanging="0"/>
-        <w:jc w:val="left"/>
-        <w:rPr/>
-      </w:pPr>
-      <w:r>
-        <w:rPr/>
-      </w:r>
-    </w:p>
-    <w:p>
-      <w:pPr>
-        <w:pStyle w:val="Normal"/>
-        <w:spacing w:lineRule="auto" w:line="259" w:before="0" w:after="160"/>
-        <w:ind w:hanging="0"/>
-        <w:jc w:val="left"/>
-        <w:rPr/>
-      </w:pPr>
-      <w:r>
-        <w:rPr/>
-      </w:r>
-      <w:r>
-        <w:br w:type="page"/>
-      </w:r>
-    </w:p>
-    <w:p>
-      <w:pPr>
-        <w:pStyle w:val="Heading1"/>
-        <w:numPr>
-          <w:ilvl w:val="0"/>
-          <w:numId w:val="2"/>
-        </w:numPr>
-        <w:spacing w:lineRule="auto" w:line="259" w:before="480" w:after="280"/>
-        <w:ind w:hanging="0"/>
-        <w:jc w:val="left"/>
-        <w:rPr/>
-      </w:pPr>
-      <w:r>
-        <w:rPr/>
-        <w:t>Service mesh</w:t>
+        <w:ind w:left="397" w:hanging="0"/>
+        <w:jc w:val="left"/>
+        <w:rPr/>
+      </w:pPr>
+      <w:r>
+        <w:rPr/>
       </w:r>
     </w:p>
     <w:p>
@@ -5878,21 +6668,81 @@
           <w:numId w:val="2"/>
         </w:numPr>
         <w:spacing w:lineRule="auto" w:line="259" w:before="0" w:after="160"/>
-        <w:ind w:hanging="0"/>
-        <w:jc w:val="left"/>
-        <w:rPr/>
-      </w:pPr>
-      <w:r>
-        <w:rPr/>
-        <w:t>Š</w:t>
-      </w:r>
-      <w:r>
-        <w:rPr/>
-        <w:t xml:space="preserve">to je </w:t>
-      </w:r>
-      <w:r>
-        <w:rPr/>
-        <w:t>Service mesh</w:t>
+        <w:ind w:left="397" w:hanging="0"/>
+        <w:jc w:val="left"/>
+        <w:rPr/>
+      </w:pPr>
+      <w:r>
+        <w:rPr/>
+        <w:t>Kontrolna i podatkovna ravnina</w:t>
+      </w:r>
+    </w:p>
+    <w:p>
+      <w:pPr>
+        <w:pStyle w:val="TextBody"/>
+        <w:spacing w:lineRule="auto" w:line="360" w:before="0" w:after="160"/>
+        <w:ind w:left="397" w:hanging="0"/>
+        <w:jc w:val="left"/>
+        <w:rPr/>
+      </w:pPr>
+      <w:r>
+        <w:rPr/>
+        <w:tab/>
+        <w:t>Service mesh arhitektura se dijeli na dvije osnovne ravnine: kontrolnu ravninu (control plane) i podatkovnu ravninu (data plane).</w:t>
+      </w:r>
+    </w:p>
+    <w:p>
+      <w:pPr>
+        <w:pStyle w:val="TextBody"/>
+        <w:spacing w:lineRule="auto" w:line="360" w:before="0" w:after="160"/>
+        <w:ind w:left="397" w:hanging="0"/>
+        <w:jc w:val="left"/>
+        <w:rPr/>
+      </w:pPr>
+      <w:r>
+        <w:rPr/>
+        <w:tab/>
+        <w:t>Kontrolna ravnina odgovorna je za upravljanje konfiguracijom, sigurnosnim politikama i distribucijom certifikata prema svim proxyjima u sustavu. Ona definira pravila komunikacije između servisa te osigurava njihovu dosljednu primjenu kroz cijeli sustav.</w:t>
+      </w:r>
+    </w:p>
+    <w:p>
+      <w:pPr>
+        <w:pStyle w:val="TextBody"/>
+        <w:spacing w:lineRule="auto" w:line="360" w:before="0" w:after="160"/>
+        <w:ind w:left="397" w:hanging="0"/>
+        <w:jc w:val="left"/>
+        <w:rPr/>
+      </w:pPr>
+      <w:r>
+        <w:rPr/>
+        <w:tab/>
+        <w:t>Podatkovna ravnina sastoji se od svih sidecar proxyja koji aktivno upravljaju mrežnim prometom između servisa. Oni izvršavaju pravila definirana u kontrolnoj ravnini, uključujući rutiranje, enkripciju i autentikaciju komunikacije.</w:t>
+      </w:r>
+    </w:p>
+    <w:p>
+      <w:pPr>
+        <w:pStyle w:val="TextBody"/>
+        <w:spacing w:lineRule="auto" w:line="360" w:before="0" w:after="160"/>
+        <w:ind w:left="397" w:hanging="0"/>
+        <w:jc w:val="left"/>
+        <w:rPr/>
+      </w:pPr>
+      <w:r>
+        <w:rPr/>
+        <w:tab/>
+        <w:t>Ovakva separacija omogućuje skalabilnost i fleksibilnost, jer se promjene u pravilima mogu implementirati centralno bez potrebe za izmjenom pojedinačnih servisa.</w:t>
+      </w:r>
+    </w:p>
+    <w:p>
+      <w:pPr>
+        <w:pStyle w:val="Normal"/>
+        <w:spacing w:lineRule="auto" w:line="259" w:before="0" w:after="160"/>
+        <w:ind w:left="397" w:hanging="0"/>
+        <w:jc w:val="left"/>
+        <w:rPr/>
+      </w:pPr>
+      <w:r>
+        <w:rPr/>
       </w:r>
     </w:p>
     <w:p>
@@ -5903,85 +6753,33 @@
           <w:numId w:val="2"/>
         </w:numPr>
         <w:spacing w:lineRule="auto" w:line="259" w:before="0" w:after="160"/>
-        <w:ind w:hanging="0"/>
-        <w:jc w:val="left"/>
-        <w:rPr/>
-      </w:pPr>
-      <w:r>
-        <w:rPr/>
-        <w:t>Sidecar proxy</w:t>
-      </w:r>
-    </w:p>
-    <w:p>
-      <w:pPr>
-        <w:pStyle w:val="Heading2"/>
-        <w:numPr>
-          <w:ilvl w:val="1"/>
-          <w:numId w:val="2"/>
-        </w:numPr>
-        <w:spacing w:lineRule="auto" w:line="259" w:before="0" w:after="160"/>
-        <w:ind w:hanging="0"/>
-        <w:jc w:val="left"/>
-        <w:rPr/>
-      </w:pPr>
-      <w:r>
-        <w:rPr/>
-        <w:t>K</w:t>
-      </w:r>
-      <w:r>
-        <w:rPr/>
-        <w:t xml:space="preserve">ontrolna i </w:t>
-      </w:r>
-      <w:r>
-        <w:rPr/>
-        <w:t>p</w:t>
-      </w:r>
-      <w:r>
-        <w:rPr/>
-        <w:t xml:space="preserve">odatkovna </w:t>
-      </w:r>
-      <w:r>
-        <w:rPr/>
-        <w:t>r</w:t>
-      </w:r>
-      <w:r>
-        <w:rPr/>
-        <w:t>avnina</w:t>
-      </w:r>
-    </w:p>
-    <w:p>
-      <w:pPr>
-        <w:pStyle w:val="Heading2"/>
-        <w:numPr>
-          <w:ilvl w:val="1"/>
-          <w:numId w:val="2"/>
-        </w:numPr>
-        <w:spacing w:lineRule="auto" w:line="259" w:before="0" w:after="160"/>
-        <w:ind w:hanging="0"/>
-        <w:jc w:val="left"/>
-        <w:rPr/>
-      </w:pPr>
-      <w:r>
-        <w:rPr/>
-        <w:t>Istio ili Linkerd</w:t>
-      </w:r>
-    </w:p>
-    <w:p>
-      <w:pPr>
-        <w:pStyle w:val="Normal"/>
-        <w:spacing w:lineRule="auto" w:line="259" w:before="0" w:after="160"/>
-        <w:ind w:hanging="0"/>
-        <w:jc w:val="left"/>
-        <w:rPr/>
-      </w:pPr>
-      <w:r>
-        <w:rPr/>
-      </w:r>
-    </w:p>
-    <w:p>
-      <w:pPr>
-        <w:pStyle w:val="Normal"/>
-        <w:spacing w:lineRule="auto" w:line="259" w:before="0" w:after="160"/>
+        <w:ind w:left="397" w:hanging="0"/>
+        <w:jc w:val="left"/>
+        <w:rPr/>
+      </w:pPr>
+      <w:r>
+        <w:rPr/>
+        <w:t>Istio</w:t>
+      </w:r>
+    </w:p>
+    <w:p>
+      <w:pPr>
+        <w:pStyle w:val="Normal"/>
+        <w:spacing w:lineRule="auto" w:line="360" w:before="0" w:after="160"/>
+        <w:ind w:left="397" w:hanging="0"/>
+        <w:jc w:val="left"/>
+        <w:rPr/>
+      </w:pPr>
+      <w:r>
+        <w:rPr/>
+        <w:tab/>
+        <w:t>Istio je jedno od najpoznatijih rješenja za implementaciju service mesh arhitekture u Kubernetes okruženjima. Istio omogućuje upravljanje sigurnošću, prometom i observabilnošću kroz centraliziranu kontrolnu ravninu.</w:t>
+      </w:r>
+    </w:p>
+    <w:p>
+      <w:pPr>
+        <w:pStyle w:val="Normal"/>
+        <w:spacing w:lineRule="auto" w:line="360" w:before="0" w:after="160"/>
         <w:ind w:hanging="0"/>
         <w:jc w:val="left"/>
         <w:rPr/>
@@ -6252,8 +7050,8 @@
           <w:ilvl w:val="0"/>
           <w:numId w:val="2"/>
         </w:numPr>
-        <w:spacing w:lineRule="auto" w:line="259" w:before="480" w:after="280"/>
-        <w:ind w:hanging="0"/>
+        <w:spacing w:lineRule="auto" w:line="259" w:before="480" w:after="0"/>
+        <w:ind w:left="360" w:hanging="0"/>
         <w:jc w:val="left"/>
         <w:rPr/>
       </w:pPr>
@@ -6371,7 +7169,7 @@
         <w:rPr/>
         <w:t xml:space="preserve">cybersecuritymagazine.com, </w:t>
       </w:r>
-      <w:hyperlink r:id="rId10">
+      <w:hyperlink r:id="rId14">
         <w:r>
           <w:rPr>
             <w:rStyle w:val="InternetLink"/>
@@ -6381,11 +7179,7 @@
       </w:hyperlink>
       <w:r>
         <w:rPr/>
-        <w:t xml:space="preserve">, </w:t>
-      </w:r>
-      <w:r>
-        <w:rPr/>
-        <w:t>posjećeno 25.4.2026.</w:t>
+        <w:t>, posjećeno 25.4.2026.</w:t>
       </w:r>
     </w:p>
     <w:p>
@@ -6400,7 +7194,7 @@
         <w:jc w:val="left"/>
         <w:rPr/>
       </w:pPr>
-      <w:hyperlink r:id="rId11">
+      <w:hyperlink r:id="rId15">
         <w:r>
           <w:rPr>
             <w:rStyle w:val="InternetLink"/>
@@ -6412,7 +7206,7 @@
         <w:rPr/>
         <w:t xml:space="preserve">, </w:t>
       </w:r>
-      <w:hyperlink r:id="rId12">
+      <w:hyperlink r:id="rId16">
         <w:r>
           <w:rPr>
             <w:rStyle w:val="InternetLink"/>
@@ -6437,7 +7231,7 @@
         <w:jc w:val="left"/>
         <w:rPr/>
       </w:pPr>
-      <w:hyperlink r:id="rId13">
+      <w:hyperlink r:id="rId17">
         <w:r>
           <w:rPr>
             <w:rStyle w:val="InternetLink"/>
@@ -6449,7 +7243,7 @@
         <w:rPr/>
         <w:t xml:space="preserve">, </w:t>
       </w:r>
-      <w:hyperlink r:id="rId14">
+      <w:hyperlink r:id="rId18">
         <w:r>
           <w:rPr>
             <w:rStyle w:val="InternetLink"/>
@@ -6459,11 +7253,7 @@
       </w:hyperlink>
       <w:r>
         <w:rPr/>
-        <w:t xml:space="preserve">, </w:t>
-      </w:r>
-      <w:r>
-        <w:rPr/>
-        <w:t>posjećeno 26.4.2026.</w:t>
+        <w:t>, posjećeno 26.4.2026.</w:t>
       </w:r>
     </w:p>
     <w:p>
@@ -6478,7 +7268,7 @@
         <w:jc w:val="left"/>
         <w:rPr/>
       </w:pPr>
-      <w:hyperlink r:id="rId15">
+      <w:hyperlink r:id="rId19">
         <w:r>
           <w:rPr>
             <w:rStyle w:val="InternetLink"/>
@@ -6490,7 +7280,7 @@
         <w:rPr/>
         <w:t xml:space="preserve">, </w:t>
       </w:r>
-      <w:hyperlink r:id="rId16">
+      <w:hyperlink r:id="rId20">
         <w:r>
           <w:rPr>
             <w:rStyle w:val="InternetLink"/>
@@ -6500,11 +7290,23 @@
       </w:hyperlink>
       <w:r>
         <w:rPr/>
-        <w:t xml:space="preserve">, </w:t>
-      </w:r>
-      <w:r>
-        <w:rPr/>
-        <w:t>posjećeno 24.6.2026.</w:t>
+        <w:t xml:space="preserve">, posjećeno </w:t>
+      </w:r>
+      <w:r>
+        <w:rPr/>
+        <w:t>2</w:t>
+      </w:r>
+      <w:r>
+        <w:rPr/>
+        <w:t>.</w:t>
+      </w:r>
+      <w:r>
+        <w:rPr/>
+        <w:t>5</w:t>
+      </w:r>
+      <w:r>
+        <w:rPr/>
+        <w:t>.2026.</w:t>
       </w:r>
     </w:p>
     <w:p>
@@ -6523,7 +7325,7 @@
         <w:rPr/>
         <w:t xml:space="preserve">attack.mitre.com, </w:t>
       </w:r>
-      <w:hyperlink r:id="rId17">
+      <w:hyperlink r:id="rId21">
         <w:r>
           <w:rPr>
             <w:rStyle w:val="InternetLink"/>
@@ -6533,11 +7335,23 @@
       </w:hyperlink>
       <w:r>
         <w:rPr/>
-        <w:t xml:space="preserve">, </w:t>
-      </w:r>
-      <w:r>
-        <w:rPr/>
-        <w:t>posjećeno 24.6.2026.</w:t>
+        <w:t xml:space="preserve">, posjećeno </w:t>
+      </w:r>
+      <w:r>
+        <w:rPr/>
+        <w:t>3</w:t>
+      </w:r>
+      <w:r>
+        <w:rPr/>
+        <w:t>.</w:t>
+      </w:r>
+      <w:r>
+        <w:rPr/>
+        <w:t>5</w:t>
+      </w:r>
+      <w:r>
+        <w:rPr/>
+        <w:t>.2026.</w:t>
       </w:r>
     </w:p>
     <w:p>
@@ -6552,7 +7366,7 @@
         <w:jc w:val="left"/>
         <w:rPr/>
       </w:pPr>
-      <w:hyperlink r:id="rId18">
+      <w:hyperlink r:id="rId22">
         <w:r>
           <w:rPr>
             <w:rStyle w:val="InternetLink"/>
@@ -6564,7 +7378,7 @@
         <w:rPr/>
         <w:t xml:space="preserve">, </w:t>
       </w:r>
-      <w:hyperlink r:id="rId19">
+      <w:hyperlink r:id="rId23">
         <w:r>
           <w:rPr>
             <w:rStyle w:val="InternetLink"/>
@@ -6574,11 +7388,799 @@
       </w:hyperlink>
       <w:r>
         <w:rPr/>
+        <w:t xml:space="preserve">, posjećeno </w:t>
+      </w:r>
+      <w:r>
+        <w:rPr/>
+        <w:t>3.5</w:t>
+      </w:r>
+      <w:r>
+        <w:rPr/>
+        <w:t>.2026.</w:t>
+      </w:r>
+    </w:p>
+    <w:p>
+      <w:pPr>
+        <w:pStyle w:val="ListParagraph"/>
+        <w:numPr>
+          <w:ilvl w:val="0"/>
+          <w:numId w:val="3"/>
+        </w:numPr>
+        <w:spacing w:lineRule="auto" w:line="276" w:before="0" w:after="160"/>
+        <w:contextualSpacing/>
+        <w:jc w:val="left"/>
+        <w:rPr/>
+      </w:pPr>
+      <w:r>
+        <w:rPr/>
+        <w:t xml:space="preserve">ibm.com, </w:t>
+      </w:r>
+      <w:hyperlink r:id="rId24">
+        <w:r>
+          <w:rPr>
+            <w:rStyle w:val="InternetLink"/>
+          </w:rPr>
+          <w:t>https://www.ibm.com/think/insights/the-evolution-of-zero-trust-and-the-frameworks-that-guide-it</w:t>
+        </w:r>
+      </w:hyperlink>
+      <w:r>
+        <w:rPr/>
         <w:t xml:space="preserve">, </w:t>
       </w:r>
       <w:r>
         <w:rPr/>
-        <w:t>posjećeno 24.6.2026.</w:t>
+        <w:t>posjećeno 4.5.2024.</w:t>
+      </w:r>
+    </w:p>
+    <w:p>
+      <w:pPr>
+        <w:pStyle w:val="ListParagraph"/>
+        <w:numPr>
+          <w:ilvl w:val="0"/>
+          <w:numId w:val="3"/>
+        </w:numPr>
+        <w:spacing w:lineRule="auto" w:line="276" w:before="0" w:after="160"/>
+        <w:contextualSpacing/>
+        <w:jc w:val="left"/>
+        <w:rPr/>
+      </w:pPr>
+      <w:hyperlink r:id="rId25">
+        <w:r>
+          <w:rPr>
+            <w:rStyle w:val="InternetLink"/>
+          </w:rPr>
+          <w:t>www.techtarget.com</w:t>
+        </w:r>
+      </w:hyperlink>
+      <w:r>
+        <w:rPr/>
+        <w:t xml:space="preserve">, </w:t>
+      </w:r>
+      <w:hyperlink r:id="rId26">
+        <w:r>
+          <w:rPr>
+            <w:rStyle w:val="InternetLink"/>
+          </w:rPr>
+          <w:t>https://www.techtarget.com/whatis/feature/History-and-evolution-of-zero-trust-security</w:t>
+        </w:r>
+      </w:hyperlink>
+      <w:r>
+        <w:rPr/>
+        <w:t xml:space="preserve">, </w:t>
+      </w:r>
+      <w:r>
+        <w:rPr/>
+        <w:t>posjećeno 4.5.2026.</w:t>
+      </w:r>
+    </w:p>
+    <w:p>
+      <w:pPr>
+        <w:pStyle w:val="ListParagraph"/>
+        <w:numPr>
+          <w:ilvl w:val="0"/>
+          <w:numId w:val="3"/>
+        </w:numPr>
+        <w:spacing w:lineRule="auto" w:line="276" w:before="0" w:after="160"/>
+        <w:contextualSpacing/>
+        <w:jc w:val="left"/>
+        <w:rPr/>
+      </w:pPr>
+      <w:r>
+        <w:rPr/>
+        <w:t xml:space="preserve">kubernetes.io, </w:t>
+      </w:r>
+      <w:hyperlink r:id="rId27">
+        <w:r>
+          <w:rPr>
+            <w:rStyle w:val="InternetLink"/>
+          </w:rPr>
+          <w:t>https://kubernetes.io/docs/concepts/overview/</w:t>
+        </w:r>
+      </w:hyperlink>
+      <w:r>
+        <w:rPr/>
+        <w:t xml:space="preserve">, </w:t>
+      </w:r>
+      <w:r>
+        <w:rPr/>
+        <w:t>posjećeno 6.5.2026.</w:t>
+      </w:r>
+    </w:p>
+    <w:p>
+      <w:pPr>
+        <w:pStyle w:val="ListParagraph"/>
+        <w:numPr>
+          <w:ilvl w:val="0"/>
+          <w:numId w:val="3"/>
+        </w:numPr>
+        <w:spacing w:lineRule="auto" w:line="276" w:before="0" w:after="160"/>
+        <w:contextualSpacing/>
+        <w:jc w:val="left"/>
+        <w:rPr/>
+      </w:pPr>
+      <w:r>
+        <w:rPr/>
+        <w:t xml:space="preserve"> </w:t>
+      </w:r>
+      <w:hyperlink r:id="rId28">
+        <w:r>
+          <w:rPr>
+            <w:rStyle w:val="InternetLink"/>
+          </w:rPr>
+          <w:t>www.redhat.com</w:t>
+        </w:r>
+      </w:hyperlink>
+      <w:r>
+        <w:rPr/>
+        <w:t xml:space="preserve">, </w:t>
+      </w:r>
+      <w:hyperlink r:id="rId29">
+        <w:r>
+          <w:rPr>
+            <w:rStyle w:val="InternetLink"/>
+          </w:rPr>
+          <w:t>https://www.redhat.com/en/topics/containers/what-is-kubernetes</w:t>
+        </w:r>
+      </w:hyperlink>
+      <w:r>
+        <w:rPr/>
+        <w:t xml:space="preserve">, </w:t>
+      </w:r>
+      <w:r>
+        <w:rPr/>
+        <w:t>posjećeno 6.5.2026.</w:t>
+      </w:r>
+    </w:p>
+    <w:p>
+      <w:pPr>
+        <w:pStyle w:val="ListParagraph"/>
+        <w:numPr>
+          <w:ilvl w:val="0"/>
+          <w:numId w:val="3"/>
+        </w:numPr>
+        <w:spacing w:lineRule="auto" w:line="276" w:before="0" w:after="160"/>
+        <w:contextualSpacing/>
+        <w:jc w:val="left"/>
+        <w:rPr/>
+      </w:pPr>
+      <w:r>
+        <w:rPr/>
+        <w:t xml:space="preserve">kubernetes.io, </w:t>
+      </w:r>
+      <w:hyperlink r:id="rId30">
+        <w:r>
+          <w:rPr>
+            <w:rStyle w:val="InternetLink"/>
+          </w:rPr>
+          <w:t>https://kubernetes.io/docs/concepts/overview/components/</w:t>
+        </w:r>
+      </w:hyperlink>
+      <w:r>
+        <w:rPr/>
+        <w:t xml:space="preserve">, </w:t>
+      </w:r>
+      <w:r>
+        <w:rPr/>
+        <w:t>posjećeno 6.5.2026.</w:t>
+      </w:r>
+    </w:p>
+    <w:p>
+      <w:pPr>
+        <w:pStyle w:val="ListParagraph"/>
+        <w:numPr>
+          <w:ilvl w:val="0"/>
+          <w:numId w:val="3"/>
+        </w:numPr>
+        <w:spacing w:lineRule="auto" w:line="276" w:before="0" w:after="160"/>
+        <w:contextualSpacing/>
+        <w:jc w:val="left"/>
+        <w:rPr/>
+      </w:pPr>
+      <w:r>
+        <w:rPr/>
+        <w:t xml:space="preserve">kubernetes.io, </w:t>
+      </w:r>
+      <w:hyperlink r:id="rId31">
+        <w:r>
+          <w:rPr>
+            <w:rStyle w:val="InternetLink"/>
+          </w:rPr>
+          <w:t>https://kubernetes.io/docs/concepts/workloads/pods/</w:t>
+        </w:r>
+      </w:hyperlink>
+      <w:r>
+        <w:rPr/>
+        <w:t xml:space="preserve">, </w:t>
+      </w:r>
+      <w:r>
+        <w:rPr/>
+        <w:t>posjećeno 6.5.2026.</w:t>
+      </w:r>
+    </w:p>
+    <w:p>
+      <w:pPr>
+        <w:pStyle w:val="ListParagraph"/>
+        <w:numPr>
+          <w:ilvl w:val="0"/>
+          <w:numId w:val="3"/>
+        </w:numPr>
+        <w:spacing w:lineRule="auto" w:line="276" w:before="0" w:after="160"/>
+        <w:contextualSpacing/>
+        <w:jc w:val="left"/>
+        <w:rPr/>
+      </w:pPr>
+      <w:r>
+        <w:rPr/>
+        <w:t xml:space="preserve">kubernetes.io, </w:t>
+      </w:r>
+      <w:hyperlink r:id="rId32">
+        <w:r>
+          <w:rPr>
+            <w:rStyle w:val="InternetLink"/>
+          </w:rPr>
+          <w:t>https://kubernetes.io/docs/concepts/services-networking/service/</w:t>
+        </w:r>
+      </w:hyperlink>
+      <w:r>
+        <w:rPr/>
+        <w:t xml:space="preserve">, </w:t>
+      </w:r>
+      <w:r>
+        <w:rPr/>
+        <w:t>posjećeno 6.5.2026.</w:t>
+      </w:r>
+    </w:p>
+    <w:p>
+      <w:pPr>
+        <w:pStyle w:val="ListParagraph"/>
+        <w:numPr>
+          <w:ilvl w:val="0"/>
+          <w:numId w:val="3"/>
+        </w:numPr>
+        <w:spacing w:lineRule="auto" w:line="276" w:before="0" w:after="160"/>
+        <w:contextualSpacing/>
+        <w:jc w:val="left"/>
+        <w:rPr/>
+      </w:pPr>
+      <w:r>
+        <w:rPr/>
+        <w:t xml:space="preserve">kubernetes.io, </w:t>
+      </w:r>
+      <w:hyperlink r:id="rId33">
+        <w:r>
+          <w:rPr>
+            <w:rStyle w:val="InternetLink"/>
+          </w:rPr>
+          <w:t>https://kubernetes.io/docs/concepts/services-networking/ingress/</w:t>
+        </w:r>
+      </w:hyperlink>
+      <w:r>
+        <w:rPr/>
+        <w:t xml:space="preserve">, </w:t>
+      </w:r>
+      <w:r>
+        <w:rPr/>
+        <w:t>posjećeno 6.5.2026.</w:t>
+      </w:r>
+    </w:p>
+    <w:p>
+      <w:pPr>
+        <w:pStyle w:val="ListParagraph"/>
+        <w:numPr>
+          <w:ilvl w:val="0"/>
+          <w:numId w:val="3"/>
+        </w:numPr>
+        <w:spacing w:lineRule="auto" w:line="276" w:before="0" w:after="160"/>
+        <w:contextualSpacing/>
+        <w:jc w:val="left"/>
+        <w:rPr/>
+      </w:pPr>
+      <w:r>
+        <w:rPr/>
+        <w:t xml:space="preserve">outshift.cisco.com, </w:t>
+      </w:r>
+      <w:hyperlink r:id="rId34">
+        <w:r>
+          <w:rPr>
+            <w:rStyle w:val="InternetLink"/>
+          </w:rPr>
+          <w:t>https://outshift.cisco.com/blog/in-depth-tech/k8s-ingress</w:t>
+        </w:r>
+      </w:hyperlink>
+      <w:r>
+        <w:rPr/>
+        <w:t xml:space="preserve">, </w:t>
+      </w:r>
+      <w:r>
+        <w:rPr/>
+        <w:t>posjećeno 6.5.2026.</w:t>
+      </w:r>
+    </w:p>
+    <w:p>
+      <w:pPr>
+        <w:pStyle w:val="ListParagraph"/>
+        <w:numPr>
+          <w:ilvl w:val="0"/>
+          <w:numId w:val="3"/>
+        </w:numPr>
+        <w:spacing w:lineRule="auto" w:line="276" w:before="0" w:after="160"/>
+        <w:contextualSpacing/>
+        <w:jc w:val="left"/>
+        <w:rPr/>
+      </w:pPr>
+      <w:r>
+        <w:rPr/>
+        <w:t xml:space="preserve">kubernetes.io, </w:t>
+      </w:r>
+      <w:hyperlink r:id="rId35">
+        <w:r>
+          <w:rPr>
+            <w:rStyle w:val="InternetLink"/>
+          </w:rPr>
+          <w:t>https://kubernetes.io/docs/concepts/security/</w:t>
+        </w:r>
+      </w:hyperlink>
+      <w:r>
+        <w:rPr/>
+        <w:t xml:space="preserve">, </w:t>
+      </w:r>
+      <w:r>
+        <w:rPr/>
+        <w:t>posjećeno 6.5.2026.</w:t>
+      </w:r>
+    </w:p>
+    <w:p>
+      <w:pPr>
+        <w:pStyle w:val="ListParagraph"/>
+        <w:numPr>
+          <w:ilvl w:val="0"/>
+          <w:numId w:val="3"/>
+        </w:numPr>
+        <w:spacing w:lineRule="auto" w:line="276" w:before="0" w:after="160"/>
+        <w:contextualSpacing/>
+        <w:jc w:val="left"/>
+        <w:rPr/>
+      </w:pPr>
+      <w:r>
+        <w:rPr/>
+        <w:t xml:space="preserve">kubernetes.io, </w:t>
+      </w:r>
+      <w:hyperlink r:id="rId36">
+        <w:r>
+          <w:rPr>
+            <w:rStyle w:val="InternetLink"/>
+          </w:rPr>
+          <w:t>https://kubernetes.io/docs/reference/access-authn-authz/rbac/</w:t>
+        </w:r>
+      </w:hyperlink>
+      <w:r>
+        <w:rPr/>
+        <w:t xml:space="preserve">, </w:t>
+      </w:r>
+      <w:r>
+        <w:rPr/>
+        <w:t>posjećeno 6.5.2026.</w:t>
+      </w:r>
+    </w:p>
+    <w:p>
+      <w:pPr>
+        <w:pStyle w:val="ListParagraph"/>
+        <w:numPr>
+          <w:ilvl w:val="0"/>
+          <w:numId w:val="3"/>
+        </w:numPr>
+        <w:spacing w:lineRule="auto" w:line="276" w:before="0" w:after="160"/>
+        <w:contextualSpacing/>
+        <w:jc w:val="left"/>
+        <w:rPr/>
+      </w:pPr>
+      <w:r>
+        <w:rPr/>
+        <w:t xml:space="preserve">mogenius.com, </w:t>
+      </w:r>
+      <w:hyperlink r:id="rId37">
+        <w:r>
+          <w:rPr>
+            <w:rStyle w:val="InternetLink"/>
+          </w:rPr>
+          <w:t>https://mogenius.com/blog-post/enhancing-kubernetes-security-through-rbac-network-policies-and-kubernetes-policies.html</w:t>
+        </w:r>
+      </w:hyperlink>
+      <w:r>
+        <w:rPr/>
+        <w:t xml:space="preserve">, </w:t>
+      </w:r>
+      <w:r>
+        <w:rPr/>
+        <w:t>posjećeno 7.5.2026.</w:t>
+      </w:r>
+    </w:p>
+    <w:p>
+      <w:pPr>
+        <w:pStyle w:val="ListParagraph"/>
+        <w:numPr>
+          <w:ilvl w:val="0"/>
+          <w:numId w:val="3"/>
+        </w:numPr>
+        <w:spacing w:lineRule="auto" w:line="276" w:before="0" w:after="160"/>
+        <w:contextualSpacing/>
+        <w:jc w:val="left"/>
+        <w:rPr/>
+      </w:pPr>
+      <w:r>
+        <w:rPr/>
+        <w:t xml:space="preserve">pinggy.io, </w:t>
+      </w:r>
+      <w:hyperlink r:id="rId38">
+        <w:r>
+          <w:rPr>
+            <w:rStyle w:val="InternetLink"/>
+          </w:rPr>
+          <w:t>https://pinggy.io/blog/transport_layer_security_vs_mutual_transport_layer_security/</w:t>
+        </w:r>
+      </w:hyperlink>
+      <w:r>
+        <w:rPr/>
+        <w:t xml:space="preserve">, </w:t>
+      </w:r>
+      <w:r>
+        <w:rPr/>
+        <w:t>posjećeno 7.5.2026.</w:t>
+      </w:r>
+    </w:p>
+    <w:p>
+      <w:pPr>
+        <w:pStyle w:val="ListParagraph"/>
+        <w:numPr>
+          <w:ilvl w:val="0"/>
+          <w:numId w:val="3"/>
+        </w:numPr>
+        <w:spacing w:lineRule="auto" w:line="276" w:before="0" w:after="160"/>
+        <w:contextualSpacing/>
+        <w:jc w:val="left"/>
+        <w:rPr/>
+      </w:pPr>
+      <w:r>
+        <w:rPr/>
+        <w:t xml:space="preserve">gitguardian.com, </w:t>
+      </w:r>
+      <w:hyperlink r:id="rId39">
+        <w:r>
+          <w:rPr>
+            <w:rStyle w:val="InternetLink"/>
+          </w:rPr>
+          <w:t>https://blog.gitguardian.com/mutual-tls-mtls-authentication/</w:t>
+        </w:r>
+      </w:hyperlink>
+      <w:r>
+        <w:rPr/>
+        <w:t xml:space="preserve">, </w:t>
+      </w:r>
+      <w:r>
+        <w:rPr/>
+        <w:t>posjećeno 8.5.2026.</w:t>
+      </w:r>
+    </w:p>
+    <w:p>
+      <w:pPr>
+        <w:pStyle w:val="ListParagraph"/>
+        <w:numPr>
+          <w:ilvl w:val="0"/>
+          <w:numId w:val="3"/>
+        </w:numPr>
+        <w:spacing w:lineRule="auto" w:line="276" w:before="0" w:after="160"/>
+        <w:contextualSpacing/>
+        <w:jc w:val="left"/>
+        <w:rPr/>
+      </w:pPr>
+      <w:hyperlink r:id="rId40">
+        <w:r>
+          <w:rPr>
+            <w:rStyle w:val="InternetLink"/>
+          </w:rPr>
+          <w:t>www.thesslstore.com</w:t>
+        </w:r>
+      </w:hyperlink>
+      <w:r>
+        <w:rPr/>
+        <w:t xml:space="preserve">, </w:t>
+      </w:r>
+      <w:hyperlink r:id="rId41">
+        <w:r>
+          <w:rPr>
+            <w:rStyle w:val="InternetLink"/>
+          </w:rPr>
+          <w:t>https://www.thesslstore.com/blog/root-certificates-intermediate/</w:t>
+        </w:r>
+      </w:hyperlink>
+      <w:r>
+        <w:rPr/>
+        <w:t xml:space="preserve">, </w:t>
+      </w:r>
+      <w:r>
+        <w:rPr/>
+        <w:t>posjećeno 10.5.2026.</w:t>
+      </w:r>
+    </w:p>
+    <w:p>
+      <w:pPr>
+        <w:pStyle w:val="ListParagraph"/>
+        <w:numPr>
+          <w:ilvl w:val="0"/>
+          <w:numId w:val="3"/>
+        </w:numPr>
+        <w:spacing w:lineRule="auto" w:line="276" w:before="0" w:after="160"/>
+        <w:contextualSpacing/>
+        <w:jc w:val="left"/>
+        <w:rPr/>
+      </w:pPr>
+      <w:hyperlink r:id="rId42">
+        <w:r>
+          <w:rPr>
+            <w:rStyle w:val="InternetLink"/>
+          </w:rPr>
+          <w:t>www.misterpki.com</w:t>
+        </w:r>
+      </w:hyperlink>
+      <w:r>
+        <w:rPr/>
+        <w:t xml:space="preserve">, </w:t>
+      </w:r>
+      <w:hyperlink r:id="rId43">
+        <w:r>
+          <w:rPr>
+            <w:rStyle w:val="InternetLink"/>
+          </w:rPr>
+          <w:t>https://www.misterpki.com/certificate-chain-explained/</w:t>
+        </w:r>
+      </w:hyperlink>
+      <w:r>
+        <w:rPr/>
+        <w:t xml:space="preserve">, </w:t>
+      </w:r>
+      <w:r>
+        <w:rPr/>
+        <w:t>posjećeno 10.5.2026.</w:t>
+      </w:r>
+    </w:p>
+    <w:p>
+      <w:pPr>
+        <w:pStyle w:val="ListParagraph"/>
+        <w:numPr>
+          <w:ilvl w:val="0"/>
+          <w:numId w:val="3"/>
+        </w:numPr>
+        <w:spacing w:lineRule="auto" w:line="276" w:before="0" w:after="160"/>
+        <w:contextualSpacing/>
+        <w:jc w:val="left"/>
+        <w:rPr/>
+      </w:pPr>
+      <w:r>
+        <w:rPr/>
+        <w:t xml:space="preserve">securew2.com, </w:t>
+      </w:r>
+      <w:hyperlink r:id="rId44">
+        <w:r>
+          <w:rPr>
+            <w:rStyle w:val="InternetLink"/>
+          </w:rPr>
+          <w:t>https://securew2.com/blog/a-deep-dive-into-pki-certificates</w:t>
+        </w:r>
+      </w:hyperlink>
+      <w:hyperlink r:id="rId45">
+        <w:r>
+          <w:rPr/>
+          <w:t xml:space="preserve">, </w:t>
+        </w:r>
+      </w:hyperlink>
+      <w:r>
+        <w:rPr/>
+        <w:t>posjećeno 10.5.2026.</w:t>
+      </w:r>
+    </w:p>
+    <w:p>
+      <w:pPr>
+        <w:pStyle w:val="ListParagraph"/>
+        <w:numPr>
+          <w:ilvl w:val="0"/>
+          <w:numId w:val="3"/>
+        </w:numPr>
+        <w:spacing w:lineRule="auto" w:line="276" w:before="0" w:after="160"/>
+        <w:contextualSpacing/>
+        <w:jc w:val="left"/>
+        <w:rPr/>
+      </w:pPr>
+      <w:r>
+        <w:rPr/>
+        <w:t xml:space="preserve">medium.com, </w:t>
+      </w:r>
+      <w:hyperlink r:id="rId46">
+        <w:r>
+          <w:rPr>
+            <w:rStyle w:val="InternetLink"/>
+          </w:rPr>
+          <w:t>https://medium.com/remme/a-deep-dive-into-public-key-infrastructure-df7c08557240</w:t>
+        </w:r>
+      </w:hyperlink>
+      <w:hyperlink r:id="rId47">
+        <w:r>
+          <w:rPr/>
+          <w:t xml:space="preserve">, </w:t>
+        </w:r>
+      </w:hyperlink>
+      <w:r>
+        <w:rPr/>
+        <w:t>posjećeno 11.5.2026.</w:t>
+      </w:r>
+    </w:p>
+    <w:p>
+      <w:pPr>
+        <w:pStyle w:val="ListParagraph"/>
+        <w:numPr>
+          <w:ilvl w:val="0"/>
+          <w:numId w:val="3"/>
+        </w:numPr>
+        <w:spacing w:lineRule="auto" w:line="276" w:before="0" w:after="160"/>
+        <w:contextualSpacing/>
+        <w:jc w:val="left"/>
+        <w:rPr/>
+      </w:pPr>
+      <w:r>
+        <w:rPr/>
+        <w:t xml:space="preserve">istio.io, </w:t>
+      </w:r>
+      <w:hyperlink r:id="rId48">
+        <w:r>
+          <w:rPr>
+            <w:rStyle w:val="InternetLink"/>
+          </w:rPr>
+          <w:t>https://istio.io/latest/docs/concepts/security/</w:t>
+        </w:r>
+      </w:hyperlink>
+      <w:hyperlink r:id="rId49">
+        <w:r>
+          <w:rPr/>
+          <w:t xml:space="preserve">, </w:t>
+        </w:r>
+      </w:hyperlink>
+      <w:r>
+        <w:rPr/>
+        <w:t>posjećeno 20.5.2026.</w:t>
+      </w:r>
+    </w:p>
+    <w:p>
+      <w:pPr>
+        <w:pStyle w:val="ListParagraph"/>
+        <w:numPr>
+          <w:ilvl w:val="0"/>
+          <w:numId w:val="3"/>
+        </w:numPr>
+        <w:spacing w:lineRule="auto" w:line="276" w:before="0" w:after="160"/>
+        <w:contextualSpacing/>
+        <w:jc w:val="left"/>
+        <w:rPr/>
+      </w:pPr>
+      <w:r>
+        <w:rPr/>
+        <w:t xml:space="preserve">istio.io, </w:t>
+      </w:r>
+      <w:hyperlink r:id="rId50">
+        <w:r>
+          <w:rPr>
+            <w:rStyle w:val="InternetLink"/>
+          </w:rPr>
+          <w:t>https://istio.io/latest/docs/tasks/security/cert-management/plugin-ca-cert</w:t>
+        </w:r>
+      </w:hyperlink>
+      <w:hyperlink r:id="rId51">
+        <w:r>
+          <w:rPr/>
+          <w:t xml:space="preserve">, </w:t>
+        </w:r>
+      </w:hyperlink>
+      <w:r>
+        <w:rPr/>
+        <w:t>posjećeno 20.5.2026.</w:t>
+      </w:r>
+    </w:p>
+    <w:p>
+      <w:pPr>
+        <w:pStyle w:val="ListParagraph"/>
+        <w:numPr>
+          <w:ilvl w:val="0"/>
+          <w:numId w:val="3"/>
+        </w:numPr>
+        <w:spacing w:lineRule="auto" w:line="276" w:before="0" w:after="160"/>
+        <w:contextualSpacing/>
+        <w:jc w:val="left"/>
+        <w:rPr/>
+      </w:pPr>
+      <w:r>
+        <w:rPr/>
+        <w:t xml:space="preserve">istio.io, </w:t>
+      </w:r>
+      <w:hyperlink r:id="rId52">
+        <w:r>
+          <w:rPr>
+            <w:rStyle w:val="InternetLink"/>
+          </w:rPr>
+          <w:t>https://istio.io/latest/docs/tasks/security/cert-management/custom-ca-k8s/</w:t>
+        </w:r>
+      </w:hyperlink>
+      <w:r>
+        <w:rPr/>
+        <w:t>, posjećeno 20.5.2026.</w:t>
+      </w:r>
+    </w:p>
+    <w:p>
+      <w:pPr>
+        <w:pStyle w:val="ListParagraph"/>
+        <w:numPr>
+          <w:ilvl w:val="0"/>
+          <w:numId w:val="3"/>
+        </w:numPr>
+        <w:spacing w:lineRule="auto" w:line="276" w:before="0" w:after="160"/>
+        <w:contextualSpacing/>
+        <w:jc w:val="left"/>
+        <w:rPr/>
+      </w:pPr>
+      <w:r>
+        <w:rPr/>
+        <w:t xml:space="preserve">cert-manager.io, </w:t>
+      </w:r>
+      <w:hyperlink r:id="rId53">
+        <w:r>
+          <w:rPr>
+            <w:rStyle w:val="InternetLink"/>
+          </w:rPr>
+          <w:t>https://cert-manager.io/docs</w:t>
+        </w:r>
+      </w:hyperlink>
+      <w:hyperlink r:id="rId54">
+        <w:r>
+          <w:rPr/>
+          <w:t xml:space="preserve">, </w:t>
+        </w:r>
+      </w:hyperlink>
+      <w:r>
+        <w:rPr/>
+        <w:t>posjećeno 20.5.2026.</w:t>
+      </w:r>
+    </w:p>
+    <w:p>
+      <w:pPr>
+        <w:pStyle w:val="ListParagraph"/>
+        <w:numPr>
+          <w:ilvl w:val="0"/>
+          <w:numId w:val="3"/>
+        </w:numPr>
+        <w:spacing w:lineRule="auto" w:line="276" w:before="0" w:after="160"/>
+        <w:contextualSpacing/>
+        <w:jc w:val="left"/>
+        <w:rPr/>
+      </w:pPr>
+      <w:r>
+        <w:rPr/>
       </w:r>
       <w:r>
         <w:br w:type="page"/>
@@ -6815,8 +8417,8 @@
       </w:r>
     </w:p>
     <w:sectPr>
-      <w:headerReference w:type="default" r:id="rId20"/>
-      <w:footerReference w:type="default" r:id="rId21"/>
+      <w:headerReference w:type="default" r:id="rId55"/>
+      <w:footerReference w:type="default" r:id="rId56"/>
       <w:type w:val="nextPage"/>
       <w:pgSz w:w="11906" w:h="16838"/>
       <w:pgMar w:left="1701" w:right="1418" w:header="720" w:top="1418" w:footer="720" w:bottom="1701" w:gutter="0"/>
@@ -6837,7 +8439,7 @@
         <w:docPartGallery w:val="Page Numbers (Bottom of Page)"/>
         <w:docPartUnique w:val="true"/>
       </w:docPartObj>
-      <w:id w:val="1298758564"/>
+      <w:id w:val="1678109277"/>
     </w:sdtPr>
     <w:sdtContent>
       <w:p>
@@ -6872,7 +8474,7 @@
         <w:docPartGallery w:val="Page Numbers (Bottom of Page)"/>
         <w:docPartUnique w:val="true"/>
       </w:docPartObj>
-      <w:id w:val="1579733922"/>
+      <w:id w:val="1317753882"/>
     </w:sdtPr>
     <w:sdtContent>
       <w:p>
@@ -6895,7 +8497,7 @@
         </w:r>
         <w:r>
           <w:rPr/>
-          <w:t>23</w:t>
+          <w:t>31</w:t>
         </w:r>
         <w:r>
           <w:rPr/>
@@ -7005,7 +8607,6 @@
         </w:tabs>
         <w:ind w:left="907" w:hanging="907"/>
       </w:pPr>
-      <w:rPr/>
     </w:lvl>
     <w:lvl w:ilvl="3">
       <w:start w:val="1"/>
@@ -7304,6 +8905,280 @@
         </w:tabs>
         <w:ind w:left="6480" w:hanging="180"/>
       </w:pPr>
+    </w:lvl>
+  </w:abstractNum>
+  <w:abstractNum w:abstractNumId="4">
+    <w:lvl w:ilvl="0">
+      <w:start w:val="1"/>
+      <w:numFmt w:val="bullet"/>
+      <w:lvlText w:val=""/>
+      <w:lvlJc w:val="left"/>
+      <w:pPr>
+        <w:tabs>
+          <w:tab w:val="num" w:pos="720"/>
+        </w:tabs>
+        <w:ind w:left="720" w:hanging="360"/>
+      </w:pPr>
+      <w:rPr>
+        <w:rFonts w:ascii="Symbol" w:hAnsi="Symbol" w:cs="Symbol" w:hint="default"/>
+      </w:rPr>
+    </w:lvl>
+    <w:lvl w:ilvl="1">
+      <w:start w:val="1"/>
+      <w:numFmt w:val="bullet"/>
+      <w:lvlText w:val="◦"/>
+      <w:lvlJc w:val="left"/>
+      <w:pPr>
+        <w:tabs>
+          <w:tab w:val="num" w:pos="1080"/>
+        </w:tabs>
+        <w:ind w:left="1080" w:hanging="360"/>
+      </w:pPr>
+      <w:rPr>
+        <w:rFonts w:ascii="OpenSymbol" w:hAnsi="OpenSymbol" w:cs="OpenSymbol" w:hint="default"/>
+      </w:rPr>
+    </w:lvl>
+    <w:lvl w:ilvl="2">
+      <w:start w:val="1"/>
+      <w:numFmt w:val="bullet"/>
+      <w:lvlText w:val="▪"/>
+      <w:lvlJc w:val="left"/>
+      <w:pPr>
+        <w:tabs>
+          <w:tab w:val="num" w:pos="1440"/>
+        </w:tabs>
+        <w:ind w:left="1440" w:hanging="360"/>
+      </w:pPr>
+      <w:rPr>
+        <w:rFonts w:ascii="OpenSymbol" w:hAnsi="OpenSymbol" w:cs="OpenSymbol" w:hint="default"/>
+      </w:rPr>
+    </w:lvl>
+    <w:lvl w:ilvl="3">
+      <w:start w:val="1"/>
+      <w:numFmt w:val="bullet"/>
+      <w:lvlText w:val=""/>
+      <w:lvlJc w:val="left"/>
+      <w:pPr>
+        <w:tabs>
+          <w:tab w:val="num" w:pos="1800"/>
+        </w:tabs>
+        <w:ind w:left="1800" w:hanging="360"/>
+      </w:pPr>
+      <w:rPr>
+        <w:rFonts w:ascii="Symbol" w:hAnsi="Symbol" w:cs="Symbol" w:hint="default"/>
+      </w:rPr>
+    </w:lvl>
+    <w:lvl w:ilvl="4">
+      <w:start w:val="1"/>
+      <w:numFmt w:val="bullet"/>
+      <w:lvlText w:val="◦"/>
+      <w:lvlJc w:val="left"/>
+      <w:pPr>
+        <w:tabs>
+          <w:tab w:val="num" w:pos="2160"/>
+        </w:tabs>
+        <w:ind w:left="2160" w:hanging="360"/>
+      </w:pPr>
+      <w:rPr>
+        <w:rFonts w:ascii="OpenSymbol" w:hAnsi="OpenSymbol" w:cs="OpenSymbol" w:hint="default"/>
+      </w:rPr>
+    </w:lvl>
+    <w:lvl w:ilvl="5">
+      <w:start w:val="1"/>
+      <w:numFmt w:val="bullet"/>
+      <w:lvlText w:val="▪"/>
+      <w:lvlJc w:val="left"/>
+      <w:pPr>
+        <w:tabs>
+          <w:tab w:val="num" w:pos="2520"/>
+        </w:tabs>
+        <w:ind w:left="2520" w:hanging="360"/>
+      </w:pPr>
+      <w:rPr>
+        <w:rFonts w:ascii="OpenSymbol" w:hAnsi="OpenSymbol" w:cs="OpenSymbol" w:hint="default"/>
+      </w:rPr>
+    </w:lvl>
+    <w:lvl w:ilvl="6">
+      <w:start w:val="1"/>
+      <w:numFmt w:val="bullet"/>
+      <w:lvlText w:val=""/>
+      <w:lvlJc w:val="left"/>
+      <w:pPr>
+        <w:tabs>
+          <w:tab w:val="num" w:pos="2880"/>
+        </w:tabs>
+        <w:ind w:left="2880" w:hanging="360"/>
+      </w:pPr>
+      <w:rPr>
+        <w:rFonts w:ascii="Symbol" w:hAnsi="Symbol" w:cs="Symbol" w:hint="default"/>
+      </w:rPr>
+    </w:lvl>
+    <w:lvl w:ilvl="7">
+      <w:start w:val="1"/>
+      <w:numFmt w:val="bullet"/>
+      <w:lvlText w:val="◦"/>
+      <w:lvlJc w:val="left"/>
+      <w:pPr>
+        <w:tabs>
+          <w:tab w:val="num" w:pos="3240"/>
+        </w:tabs>
+        <w:ind w:left="3240" w:hanging="360"/>
+      </w:pPr>
+      <w:rPr>
+        <w:rFonts w:ascii="OpenSymbol" w:hAnsi="OpenSymbol" w:cs="OpenSymbol" w:hint="default"/>
+      </w:rPr>
+    </w:lvl>
+    <w:lvl w:ilvl="8">
+      <w:start w:val="1"/>
+      <w:numFmt w:val="bullet"/>
+      <w:lvlText w:val="▪"/>
+      <w:lvlJc w:val="left"/>
+      <w:pPr>
+        <w:tabs>
+          <w:tab w:val="num" w:pos="3600"/>
+        </w:tabs>
+        <w:ind w:left="3600" w:hanging="360"/>
+      </w:pPr>
+      <w:rPr>
+        <w:rFonts w:ascii="OpenSymbol" w:hAnsi="OpenSymbol" w:cs="OpenSymbol" w:hint="default"/>
+      </w:rPr>
+    </w:lvl>
+  </w:abstractNum>
+  <w:abstractNum w:abstractNumId="5">
+    <w:lvl w:ilvl="0">
+      <w:start w:val="1"/>
+      <w:numFmt w:val="bullet"/>
+      <w:lvlText w:val=""/>
+      <w:lvlJc w:val="left"/>
+      <w:pPr>
+        <w:tabs>
+          <w:tab w:val="num" w:pos="707"/>
+        </w:tabs>
+        <w:ind w:left="707" w:hanging="283"/>
+      </w:pPr>
+      <w:rPr>
+        <w:rFonts w:ascii="Symbol" w:hAnsi="Symbol" w:cs="Symbol" w:hint="default"/>
+      </w:rPr>
+    </w:lvl>
+    <w:lvl w:ilvl="1">
+      <w:start w:val="1"/>
+      <w:numFmt w:val="bullet"/>
+      <w:lvlText w:val=""/>
+      <w:lvlJc w:val="left"/>
+      <w:pPr>
+        <w:tabs>
+          <w:tab w:val="num" w:pos="1414"/>
+        </w:tabs>
+        <w:ind w:left="1414" w:hanging="283"/>
+      </w:pPr>
+      <w:rPr>
+        <w:rFonts w:ascii="Symbol" w:hAnsi="Symbol" w:cs="Symbol" w:hint="default"/>
+      </w:rPr>
+    </w:lvl>
+    <w:lvl w:ilvl="2">
+      <w:start w:val="1"/>
+      <w:numFmt w:val="bullet"/>
+      <w:lvlText w:val=""/>
+      <w:lvlJc w:val="left"/>
+      <w:pPr>
+        <w:tabs>
+          <w:tab w:val="num" w:pos="2121"/>
+        </w:tabs>
+        <w:ind w:left="2121" w:hanging="283"/>
+      </w:pPr>
+      <w:rPr>
+        <w:rFonts w:ascii="Symbol" w:hAnsi="Symbol" w:cs="Symbol" w:hint="default"/>
+      </w:rPr>
+    </w:lvl>
+    <w:lvl w:ilvl="3">
+      <w:start w:val="1"/>
+      <w:numFmt w:val="bullet"/>
+      <w:lvlText w:val=""/>
+      <w:lvlJc w:val="left"/>
+      <w:pPr>
+        <w:tabs>
+          <w:tab w:val="num" w:pos="2828"/>
+        </w:tabs>
+        <w:ind w:left="2828" w:hanging="283"/>
+      </w:pPr>
+      <w:rPr>
+        <w:rFonts w:ascii="Symbol" w:hAnsi="Symbol" w:cs="Symbol" w:hint="default"/>
+      </w:rPr>
+    </w:lvl>
+    <w:lvl w:ilvl="4">
+      <w:start w:val="1"/>
+      <w:numFmt w:val="bullet"/>
+      <w:lvlText w:val=""/>
+      <w:lvlJc w:val="left"/>
+      <w:pPr>
+        <w:tabs>
+          <w:tab w:val="num" w:pos="3535"/>
+        </w:tabs>
+        <w:ind w:left="3535" w:hanging="283"/>
+      </w:pPr>
+      <w:rPr>
+        <w:rFonts w:ascii="Symbol" w:hAnsi="Symbol" w:cs="Symbol" w:hint="default"/>
+      </w:rPr>
+    </w:lvl>
+    <w:lvl w:ilvl="5">
+      <w:start w:val="1"/>
+      <w:numFmt w:val="bullet"/>
+      <w:lvlText w:val=""/>
+      <w:lvlJc w:val="left"/>
+      <w:pPr>
+        <w:tabs>
+          <w:tab w:val="num" w:pos="4242"/>
+        </w:tabs>
+        <w:ind w:left="4242" w:hanging="283"/>
+      </w:pPr>
+      <w:rPr>
+        <w:rFonts w:ascii="Symbol" w:hAnsi="Symbol" w:cs="Symbol" w:hint="default"/>
+      </w:rPr>
+    </w:lvl>
+    <w:lvl w:ilvl="6">
+      <w:start w:val="1"/>
+      <w:numFmt w:val="bullet"/>
+      <w:lvlText w:val=""/>
+      <w:lvlJc w:val="left"/>
+      <w:pPr>
+        <w:tabs>
+          <w:tab w:val="num" w:pos="4949"/>
+        </w:tabs>
+        <w:ind w:left="4949" w:hanging="283"/>
+      </w:pPr>
+      <w:rPr>
+        <w:rFonts w:ascii="Symbol" w:hAnsi="Symbol" w:cs="Symbol" w:hint="default"/>
+      </w:rPr>
+    </w:lvl>
+    <w:lvl w:ilvl="7">
+      <w:start w:val="1"/>
+      <w:numFmt w:val="bullet"/>
+      <w:lvlText w:val=""/>
+      <w:lvlJc w:val="left"/>
+      <w:pPr>
+        <w:tabs>
+          <w:tab w:val="num" w:pos="5656"/>
+        </w:tabs>
+        <w:ind w:left="5656" w:hanging="283"/>
+      </w:pPr>
+      <w:rPr>
+        <w:rFonts w:ascii="Symbol" w:hAnsi="Symbol" w:cs="Symbol" w:hint="default"/>
+      </w:rPr>
+    </w:lvl>
+    <w:lvl w:ilvl="8">
+      <w:start w:val="1"/>
+      <w:numFmt w:val="bullet"/>
+      <w:lvlText w:val=""/>
+      <w:lvlJc w:val="left"/>
+      <w:pPr>
+        <w:tabs>
+          <w:tab w:val="num" w:pos="6363"/>
+        </w:tabs>
+        <w:ind w:left="6363" w:hanging="283"/>
+      </w:pPr>
+      <w:rPr>
+        <w:rFonts w:ascii="Symbol" w:hAnsi="Symbol" w:cs="Symbol" w:hint="default"/>
+      </w:rPr>
     </w:lvl>
   </w:abstractNum>
   <w:num w:numId="1">
@@ -7314,6 +9189,12 @@
   </w:num>
   <w:num w:numId="3">
     <w:abstractNumId w:val="3"/>
+  </w:num>
+  <w:num w:numId="4">
+    <w:abstractNumId w:val="4"/>
+  </w:num>
+  <w:num w:numId="5">
+    <w:abstractNumId w:val="5"/>
   </w:num>
 </w:numbering>
 </file>
@@ -8406,6 +10287,13 @@
     <w:qFormat/>
     <w:rPr/>
   </w:style>
+  <w:style w:type="character" w:styleId="Bullets">
+    <w:name w:val="Bullets"/>
+    <w:qFormat/>
+    <w:rPr>
+      <w:rFonts w:ascii="OpenSymbol" w:hAnsi="OpenSymbol" w:eastAsia="OpenSymbol" w:cs="OpenSymbol"/>
+    </w:rPr>
+  </w:style>
   <w:style w:type="paragraph" w:styleId="Heading">
     <w:name w:val="Heading"/>
     <w:basedOn w:val="Normal"/>
@@ -8826,6 +10714,13 @@
       <w:sz w:val="12"/>
       <w:szCs w:val="12"/>
     </w:rPr>
+  </w:style>
+  <w:style w:type="paragraph" w:styleId="FrameContents">
+    <w:name w:val="Frame Contents"/>
+    <w:basedOn w:val="Normal"/>
+    <w:qFormat/>
+    <w:pPr/>
+    <w:rPr/>
   </w:style>
   <w:style w:type="numbering" w:styleId="NoList" w:default="1">
     <w:name w:val="No List"/>
